--- a/docs/系统技术方案.docx
+++ b/docs/系统技术方案.docx
@@ -1506,7 +1506,7 @@
       <w:r>
         <w:drawing>
           <wp:inline>
-            <wp:extent cx="5334000" cy="3571875"/>
+            <wp:extent cx="5334000" cy="2572346"/>
             <wp:effectExtent b="0" l="0" r="0" t="0"/>
             <wp:docPr descr="" title="" id="15" name="Picture"/>
             <a:graphic>
@@ -1527,7 +1527,7 @@
                   <pic:spPr bwMode="auto">
                     <a:xfrm>
                       <a:off x="0" y="0"/>
-                      <a:ext cx="5334000" cy="3571875"/>
+                      <a:ext cx="5334000" cy="2572346"/>
                     </a:xfrm>
                     <a:prstGeom prst="rect">
                       <a:avLst/>
@@ -3058,7 +3058,7 @@
       <w:r>
         <w:drawing>
           <wp:inline>
-            <wp:extent cx="2519999" cy="7551818"/>
+            <wp:extent cx="5334000" cy="2765933"/>
             <wp:effectExtent b="0" l="0" r="0" t="0"/>
             <wp:docPr descr="" title="" id="19" name="Picture"/>
             <a:graphic>
@@ -3079,7 +3079,7 @@
                   <pic:spPr bwMode="auto">
                     <a:xfrm>
                       <a:off x="0" y="0"/>
-                      <a:ext cx="2519999" cy="7551818"/>
+                      <a:ext cx="5334000" cy="2765933"/>
                     </a:xfrm>
                     <a:prstGeom prst="rect">
                       <a:avLst/>
@@ -3953,7 +3953,7 @@
       <w:r>
         <w:drawing>
           <wp:inline>
-            <wp:extent cx="5334000" cy="1421946"/>
+            <wp:extent cx="5334000" cy="1567557"/>
             <wp:effectExtent b="0" l="0" r="0" t="0"/>
             <wp:docPr descr="" title="" id="23" name="Picture"/>
             <a:graphic>
@@ -3974,7 +3974,7 @@
                   <pic:spPr bwMode="auto">
                     <a:xfrm>
                       <a:off x="0" y="0"/>
-                      <a:ext cx="5334000" cy="1421946"/>
+                      <a:ext cx="5334000" cy="1567557"/>
                     </a:xfrm>
                     <a:prstGeom prst="rect">
                       <a:avLst/>
@@ -4511,7 +4511,7 @@
       <w:r>
         <w:drawing>
           <wp:inline>
-            <wp:extent cx="5334000" cy="884464"/>
+            <wp:extent cx="5334000" cy="1801456"/>
             <wp:effectExtent b="0" l="0" r="0" t="0"/>
             <wp:docPr descr="" title="" id="26" name="Picture"/>
             <a:graphic>
@@ -4532,7 +4532,7 @@
                   <pic:spPr bwMode="auto">
                     <a:xfrm>
                       <a:off x="0" y="0"/>
-                      <a:ext cx="5334000" cy="884464"/>
+                      <a:ext cx="5334000" cy="1801456"/>
                     </a:xfrm>
                     <a:prstGeom prst="rect">
                       <a:avLst/>
@@ -5215,7 +5215,7 @@
       <w:r>
         <w:drawing>
           <wp:inline>
-            <wp:extent cx="5334000" cy="3912053"/>
+            <wp:extent cx="5334000" cy="2926585"/>
             <wp:effectExtent b="0" l="0" r="0" t="0"/>
             <wp:docPr descr="" title="" id="30" name="Picture"/>
             <a:graphic>
@@ -5236,7 +5236,7 @@
                   <pic:spPr bwMode="auto">
                     <a:xfrm>
                       <a:off x="0" y="0"/>
-                      <a:ext cx="5334000" cy="3912053"/>
+                      <a:ext cx="5334000" cy="2926585"/>
                     </a:xfrm>
                     <a:prstGeom prst="rect">
                       <a:avLst/>
@@ -5292,7 +5292,7 @@
       <w:r>
         <w:drawing>
           <wp:inline>
-            <wp:extent cx="5334000" cy="6633482"/>
+            <wp:extent cx="5334000" cy="3936719"/>
             <wp:effectExtent b="0" l="0" r="0" t="0"/>
             <wp:docPr descr="" title="" id="33" name="Picture"/>
             <a:graphic>
@@ -5313,7 +5313,7 @@
                   <pic:spPr bwMode="auto">
                     <a:xfrm>
                       <a:off x="0" y="0"/>
-                      <a:ext cx="5334000" cy="6633482"/>
+                      <a:ext cx="5334000" cy="3936719"/>
                     </a:xfrm>
                     <a:prstGeom prst="rect">
                       <a:avLst/>
@@ -11817,7 +11817,7 @@
       <w:r>
         <w:drawing>
           <wp:inline>
-            <wp:extent cx="5334000" cy="1435553"/>
+            <wp:extent cx="5334000" cy="1638889"/>
             <wp:effectExtent b="0" l="0" r="0" t="0"/>
             <wp:docPr descr="" title="" id="41" name="Picture"/>
             <a:graphic>
@@ -11838,7 +11838,7 @@
                   <pic:spPr bwMode="auto">
                     <a:xfrm>
                       <a:off x="0" y="0"/>
-                      <a:ext cx="5334000" cy="1435553"/>
+                      <a:ext cx="5334000" cy="1638889"/>
                     </a:xfrm>
                     <a:prstGeom prst="rect">
                       <a:avLst/>
@@ -12263,7 +12263,7 @@
       <w:r>
         <w:drawing>
           <wp:inline>
-            <wp:extent cx="5334000" cy="1299482"/>
+            <wp:extent cx="5334000" cy="2106860"/>
             <wp:effectExtent b="0" l="0" r="0" t="0"/>
             <wp:docPr descr="" title="" id="45" name="Picture"/>
             <a:graphic>
@@ -12284,7 +12284,7 @@
                   <pic:spPr bwMode="auto">
                     <a:xfrm>
                       <a:off x="0" y="0"/>
-                      <a:ext cx="5334000" cy="1299482"/>
+                      <a:ext cx="5334000" cy="2106860"/>
                     </a:xfrm>
                     <a:prstGeom prst="rect">
                       <a:avLst/>
@@ -14922,7 +14922,7 @@
       <w:r>
         <w:drawing>
           <wp:inline>
-            <wp:extent cx="5334000" cy="5810250"/>
+            <wp:extent cx="5334000" cy="5036468"/>
             <wp:effectExtent b="0" l="0" r="0" t="0"/>
             <wp:docPr descr="" title="" id="54" name="Picture"/>
             <a:graphic>
@@ -14943,7 +14943,7 @@
                   <pic:spPr bwMode="auto">
                     <a:xfrm>
                       <a:off x="0" y="0"/>
-                      <a:ext cx="5334000" cy="5810250"/>
+                      <a:ext cx="5334000" cy="5036468"/>
                     </a:xfrm>
                     <a:prstGeom prst="rect">
                       <a:avLst/>

--- a/docs/系统技术方案.docx
+++ b/docs/系统技术方案.docx
@@ -1568,7 +1568,7 @@
           <w:rPr>
             <w:noProof/>
           </w:rPr>
-          <w:t xml:space="preserve">16</w:t>
+          <w:t xml:space="preserve">17</w:t>
         </w:r>
         <w:r>
           <w:fldChar w:fldCharType="end"/>
@@ -1881,7 +1881,7 @@
           <w:rPr>
             <w:noProof/>
           </w:rPr>
-          <w:t xml:space="preserve">18</w:t>
+          <w:t xml:space="preserve">19</w:t>
         </w:r>
         <w:r>
           <w:fldChar w:fldCharType="end"/>
@@ -6287,7 +6287,20 @@
                 <w:rFonts w:hint="eastAsia"/>
                 <w:sz w:val="18"/>
               </w:rPr>
-              <w:t xml:space="preserve">按「工厂</w:t>
+              <w:t xml:space="preserve">按「待领取」「待打印」两个标签列出</w:t>
+            </w:r>
+            <w:r>
+              <w:rPr>
+                <w:sz w:val="18"/>
+              </w:rPr>
+              <w:t xml:space="preserve"> </w:t>
+            </w:r>
+            <w:r>
+              <w:rPr>
+                <w:rFonts w:hint="eastAsia"/>
+                <w:sz w:val="18"/>
+              </w:rPr>
+              <w:t xml:space="preserve">PI，按「工厂</w:t>
             </w:r>
             <w:r>
               <w:rPr>
@@ -6300,7 +6313,20 @@
                 <w:rFonts w:hint="eastAsia"/>
                 <w:sz w:val="18"/>
               </w:rPr>
-              <w:t xml:space="preserve">PI」整批领取，生成打印单并下载打印文件</w:t>
+              <w:t xml:space="preserve">PI」整批领取、打印并下载打印文件；可勾选多张</w:t>
+            </w:r>
+            <w:r>
+              <w:rPr>
+                <w:sz w:val="18"/>
+              </w:rPr>
+              <w:t xml:space="preserve"> PI </w:t>
+            </w:r>
+            <w:r>
+              <w:rPr>
+                <w:rFonts w:hint="eastAsia"/>
+                <w:sz w:val="18"/>
+              </w:rPr>
+              <w:t xml:space="preserve">批量操作</w:t>
             </w:r>
           </w:p>
         </w:tc>
@@ -22506,6 +22532,47 @@
         </w:tc>
       </w:tr>
     </w:tbl>
+    <w:p>
+      <w:pPr>
+        <w:pStyle w:val="BodyText"/>
+      </w:pPr>
+      <w:r>
+        <w:rPr>
+          <w:rFonts w:hint="eastAsia"/>
+        </w:rPr>
+        <w:t xml:space="preserve">页面批量操作：勾选多张</w:t>
+      </w:r>
+      <w:r>
+        <w:t xml:space="preserve"> PI </w:t>
+      </w:r>
+      <w:r>
+        <w:rPr>
+          <w:rFonts w:hint="eastAsia"/>
+        </w:rPr>
+        <w:t xml:space="preserve">时逐张提交，每张</w:t>
+      </w:r>
+      <w:r>
+        <w:t xml:space="preserve"> PI </w:t>
+      </w:r>
+      <w:r>
+        <w:rPr>
+          <w:rFonts w:hint="eastAsia"/>
+        </w:rPr>
+        <w:t xml:space="preserve">使用独立的请求号；某张失败不影响其他</w:t>
+      </w:r>
+      <w:r>
+        <w:t xml:space="preserve"> </w:t>
+      </w:r>
+      <w:r>
+        <w:rPr>
+          <w:rFonts w:hint="eastAsia"/>
+        </w:rPr>
+        <w:t xml:space="preserve">PI，页面汇总列出未完成的</w:t>
+      </w:r>
+      <w:r>
+        <w:t xml:space="preserve"> PI。</w:t>
+      </w:r>
+    </w:p>
     <w:p>
       <w:pPr>
         <w:pStyle w:val="BodyText"/>

--- a/docs/系统技术方案.docx
+++ b/docs/系统技术方案.docx
@@ -179,7 +179,7 @@
               <w:rPr>
                 <w:sz w:val="18"/>
               </w:rPr>
-              <w:t xml:space="preserve">V1.1</w:t>
+              <w:t xml:space="preserve">V1.2</w:t>
             </w:r>
           </w:p>
         </w:tc>
@@ -254,7 +254,7 @@
               <w:rPr>
                 <w:sz w:val="18"/>
               </w:rPr>
-              <w:t xml:space="preserve">2026-09-30</w:t>
+              <w:t xml:space="preserve">2026-10-08</w:t>
             </w:r>
           </w:p>
         </w:tc>
@@ -527,6 +527,93 @@
                 <w:sz w:val="18"/>
               </w:rPr>
               <w:t xml:space="preserve">重绘全部架构图；数据层改为单实例内的数据域划分；系统间关系图不再包含本系统内部组件；补充范围、约束与假设、安全设计、可用性与备份恢复、风险与应对；统一术语并逐项对照代码核实</w:t>
+            </w:r>
+          </w:p>
+        </w:tc>
+      </w:tr>
+      <w:tr>
+        <w:tc>
+          <w:tcPr>
+            <w:tcW w:w="1196" w:type="dxa"/>
+          </w:tcPr>
+          <w:p>
+            <w:pPr>
+              <w:pStyle w:val="Compact"/>
+              <w:spacing w:before="20" w:after="20"/>
+            </w:pPr>
+            <w:r>
+              <w:rPr>
+                <w:sz w:val="18"/>
+              </w:rPr>
+              <w:t xml:space="preserve">V1.2</w:t>
+            </w:r>
+          </w:p>
+        </w:tc>
+        <w:tc>
+          <w:tcPr>
+            <w:tcW w:w="1430" w:type="dxa"/>
+          </w:tcPr>
+          <w:p>
+            <w:pPr>
+              <w:pStyle w:val="Compact"/>
+              <w:spacing w:before="20" w:after="20"/>
+            </w:pPr>
+            <w:r>
+              <w:rPr>
+                <w:sz w:val="18"/>
+              </w:rPr>
+              <w:t xml:space="preserve">2026-10-08</w:t>
+            </w:r>
+          </w:p>
+        </w:tc>
+        <w:tc>
+          <w:tcPr>
+            <w:tcW w:w="6784" w:type="dxa"/>
+          </w:tcPr>
+          <w:p>
+            <w:pPr>
+              <w:pStyle w:val="Compact"/>
+              <w:spacing w:before="20" w:after="20"/>
+            </w:pPr>
+            <w:r>
+              <w:rPr>
+                <w:rFonts w:hint="eastAsia"/>
+                <w:sz w:val="18"/>
+              </w:rPr>
+              <w:t xml:space="preserve">数据库连接改为逐项配置（</w:t>
+            </w:r>
+            <w:r>
+              <w:rPr>
+                <w:rStyle w:val="VerbatimChar"/>
+                <w:sz w:val="18"/>
+              </w:rPr>
+              <w:t xml:space="preserve">DB_HOST</w:t>
+            </w:r>
+            <w:r>
+              <w:rPr>
+                <w:sz w:val="18"/>
+              </w:rPr>
+              <w:t xml:space="preserve"> </w:t>
+            </w:r>
+            <w:r>
+              <w:rPr>
+                <w:rFonts w:hint="eastAsia"/>
+                <w:sz w:val="18"/>
+              </w:rPr>
+              <w:t xml:space="preserve">等）；补充连接池耗尽与锁冲突后的连接复用；附录</w:t>
+            </w:r>
+            <w:r>
+              <w:rPr>
+                <w:sz w:val="18"/>
+              </w:rPr>
+              <w:t xml:space="preserve"> A </w:t>
+            </w:r>
+            <w:r>
+              <w:rPr>
+                <w:rFonts w:hint="eastAsia"/>
+                <w:sz w:val="18"/>
+              </w:rPr>
+              <w:t xml:space="preserve">补齐应急与部署配置项</w:t>
             </w:r>
           </w:p>
         </w:tc>
@@ -26228,7 +26315,16 @@
         <w:rPr>
           <w:rFonts w:hint="eastAsia"/>
         </w:rPr>
-        <w:t xml:space="preserve">死锁、锁等待超时统一返回</w:t>
+        <w:t xml:space="preserve">死锁、锁等待超时、连接池耗尽（等待</w:t>
+      </w:r>
+      <w:r>
+        <w:t xml:space="preserve"> 30 </w:t>
+      </w:r>
+      <w:r>
+        <w:rPr>
+          <w:rFonts w:hint="eastAsia"/>
+        </w:rPr>
+        <w:t xml:space="preserve">秒仍无空闲连接）统一返回</w:t>
       </w:r>
       <w:r>
         <w:t xml:space="preserve"> 409</w:t>
@@ -26246,7 +26342,7 @@
         <w:rPr>
           <w:rFonts w:hint="eastAsia"/>
         </w:rPr>
-        <w:t xml:space="preserve">；调用方使用原请求号重试即可。</w:t>
+        <w:t xml:space="preserve">；调用方使用原请求号重试即可。锁冲突回滚后连接仍可用，直接回池复用；只有断线、读写超时的连接才丢弃重建。</w:t>
       </w:r>
     </w:p>
     <w:bookmarkEnd w:id="70"/>
@@ -26559,6 +26655,19 @@
               <w:rPr>
                 <w:sz w:val="18"/>
               </w:rPr>
+              <w:t xml:space="preserve"> / </w:t>
+            </w:r>
+            <w:r>
+              <w:rPr>
+                <w:rFonts w:hint="eastAsia"/>
+                <w:sz w:val="18"/>
+              </w:rPr>
+              <w:t xml:space="preserve">连接池耗尽</w:t>
+            </w:r>
+            <w:r>
+              <w:rPr>
+                <w:sz w:val="18"/>
+              </w:rPr>
               <w:t xml:space="preserve"> → 409</w:t>
             </w:r>
             <w:r>
@@ -26579,7 +26688,33 @@
                 <w:rFonts w:hint="eastAsia"/>
                 <w:sz w:val="18"/>
               </w:rPr>
-              <w:t xml:space="preserve">；字段超长</w:t>
+              <w:t xml:space="preserve">（连接池耗尽另记</w:t>
+            </w:r>
+            <w:r>
+              <w:rPr>
+                <w:sz w:val="18"/>
+              </w:rPr>
+              <w:t xml:space="preserve"> </w:t>
+            </w:r>
+            <w:r>
+              <w:rPr>
+                <w:rStyle w:val="VerbatimChar"/>
+                <w:sz w:val="18"/>
+              </w:rPr>
+              <w:t xml:space="preserve">db_pool_exhausted</w:t>
+            </w:r>
+            <w:r>
+              <w:rPr>
+                <w:sz w:val="18"/>
+              </w:rPr>
+              <w:t xml:space="preserve"> </w:t>
+            </w:r>
+            <w:r>
+              <w:rPr>
+                <w:rFonts w:hint="eastAsia"/>
+                <w:sz w:val="18"/>
+              </w:rPr>
+              <w:t xml:space="preserve">日志）；字段超长</w:t>
             </w:r>
             <w:r>
               <w:rPr>
@@ -29220,9 +29355,9 @@
         <w:tblLook w:firstRow="1" w:lastRow="0" w:firstColumn="0" w:lastColumn="0" w:noHBand="0" w:noVBand="0" w:val="0020"/>
       </w:tblPr>
       <w:tblGrid>
-        <w:gridCol w:w="4300"/>
-        <w:gridCol w:w="1695"/>
-        <w:gridCol w:w="3416"/>
+        <w:gridCol w:w="3741"/>
+        <w:gridCol w:w="1650"/>
+        <w:gridCol w:w="4019"/>
       </w:tblGrid>
       <w:tr>
         <w:trPr>
@@ -29231,7 +29366,7 @@
         </w:trPr>
         <w:tc>
           <w:tcPr>
-            <w:tcW w:w="4300" w:type="dxa"/>
+            <w:tcW w:w="3741" w:type="dxa"/>
             <w:shd w:val="clear" w:color="auto" w:fill="D9E2F3"/>
           </w:tcPr>
           <w:p>
@@ -29251,7 +29386,7 @@
         </w:tc>
         <w:tc>
           <w:tcPr>
-            <w:tcW w:w="1695" w:type="dxa"/>
+            <w:tcW w:w="1650" w:type="dxa"/>
             <w:shd w:val="clear" w:color="auto" w:fill="D9E2F3"/>
           </w:tcPr>
           <w:p>
@@ -29271,7 +29406,7 @@
         </w:tc>
         <w:tc>
           <w:tcPr>
-            <w:tcW w:w="3416" w:type="dxa"/>
+            <w:tcW w:w="4019" w:type="dxa"/>
             <w:shd w:val="clear" w:color="auto" w:fill="D9E2F3"/>
           </w:tcPr>
           <w:p>
@@ -29293,7 +29428,7 @@
       <w:tr>
         <w:tc>
           <w:tcPr>
-            <w:tcW w:w="4300" w:type="dxa"/>
+            <w:tcW w:w="3741" w:type="dxa"/>
           </w:tcPr>
           <w:p>
             <w:pPr>
@@ -29311,7 +29446,7 @@
         </w:tc>
         <w:tc>
           <w:tcPr>
-            <w:tcW w:w="1695" w:type="dxa"/>
+            <w:tcW w:w="1650" w:type="dxa"/>
           </w:tcPr>
           <w:p>
             <w:pPr>
@@ -29329,7 +29464,7 @@
         </w:tc>
         <w:tc>
           <w:tcPr>
-            <w:tcW w:w="3416" w:type="dxa"/>
+            <w:tcW w:w="4019" w:type="dxa"/>
           </w:tcPr>
           <w:p>
             <w:pPr>
@@ -29375,19 +29510,19 @@
       <w:tr>
         <w:tc>
           <w:tcPr>
-            <w:tcW w:w="4300" w:type="dxa"/>
-          </w:tcPr>
-          <w:p>
-            <w:pPr>
-              <w:pStyle w:val="Compact"/>
-              <w:spacing w:before="20" w:after="20"/>
-            </w:pPr>
-            <w:r>
-              <w:rPr>
-                <w:rStyle w:val="VerbatimChar"/>
-                <w:sz w:val="18"/>
-              </w:rPr>
-              <w:t xml:space="preserve">DB_URL</w:t>
+            <w:tcW w:w="3741" w:type="dxa"/>
+          </w:tcPr>
+          <w:p>
+            <w:pPr>
+              <w:pStyle w:val="Compact"/>
+              <w:spacing w:before="20" w:after="20"/>
+            </w:pPr>
+            <w:r>
+              <w:rPr>
+                <w:rStyle w:val="VerbatimChar"/>
+                <w:sz w:val="18"/>
+              </w:rPr>
+              <w:t xml:space="preserve">DB_HOST</w:t>
             </w:r>
             <w:r>
               <w:rPr>
@@ -29412,7 +29547,7 @@
                 <w:rStyle w:val="VerbatimChar"/>
                 <w:sz w:val="18"/>
               </w:rPr>
-              <w:t xml:space="preserve">DB_USER</w:t>
+              <w:t xml:space="preserve">DB_PORT</w:t>
             </w:r>
             <w:r>
               <w:rPr>
@@ -29437,24 +29572,25 @@
                 <w:rStyle w:val="VerbatimChar"/>
                 <w:sz w:val="18"/>
               </w:rPr>
-              <w:t xml:space="preserve">DB_PASSWORD</w:t>
-            </w:r>
-          </w:p>
-        </w:tc>
-        <w:tc>
-          <w:tcPr>
-            <w:tcW w:w="1695" w:type="dxa"/>
-          </w:tcPr>
-          <w:p>
-            <w:pPr>
-              <w:pStyle w:val="Compact"/>
-              <w:spacing w:before="20" w:after="20"/>
-            </w:pPr>
-            <w:r>
-              <w:rPr>
-                <w:sz w:val="18"/>
-              </w:rPr>
-              <w:t xml:space="preserve">— /</w:t>
+              <w:t xml:space="preserve">DB_NAME</w:t>
+            </w:r>
+          </w:p>
+        </w:tc>
+        <w:tc>
+          <w:tcPr>
+            <w:tcW w:w="1650" w:type="dxa"/>
+          </w:tcPr>
+          <w:p>
+            <w:pPr>
+              <w:pStyle w:val="Compact"/>
+              <w:spacing w:before="20" w:after="20"/>
+            </w:pPr>
+            <w:r>
+              <w:rPr>
+                <w:rStyle w:val="VerbatimChar"/>
+                <w:sz w:val="18"/>
+              </w:rPr>
+              <w:t xml:space="preserve">127.0.0.1</w:t>
             </w:r>
             <w:r>
               <w:rPr>
@@ -29464,10 +29600,9 @@
             </w:r>
             <w:r>
               <w:rPr>
-                <w:rStyle w:val="VerbatimChar"/>
-                <w:sz w:val="18"/>
-              </w:rPr>
-              <w:t xml:space="preserve">appuser</w:t>
+                <w:sz w:val="18"/>
+              </w:rPr>
+              <w:t xml:space="preserve">/ 3306 /</w:t>
             </w:r>
             <w:r>
               <w:rPr>
@@ -29477,27 +29612,28 @@
             </w:r>
             <w:r>
               <w:rPr>
-                <w:sz w:val="18"/>
-              </w:rPr>
-              <w:t xml:space="preserve">/ —</w:t>
-            </w:r>
-          </w:p>
-        </w:tc>
-        <w:tc>
-          <w:tcPr>
-            <w:tcW w:w="3416" w:type="dxa"/>
-          </w:tcPr>
-          <w:p>
-            <w:pPr>
-              <w:pStyle w:val="Compact"/>
-              <w:spacing w:before="20" w:after="20"/>
-            </w:pPr>
-            <w:r>
-              <w:rPr>
-                <w:rFonts w:hint="eastAsia"/>
-                <w:sz w:val="18"/>
-              </w:rPr>
-              <w:t xml:space="preserve">数据库连接</w:t>
+                <w:rStyle w:val="VerbatimChar"/>
+                <w:sz w:val="18"/>
+              </w:rPr>
+              <w:t xml:space="preserve">sndb</w:t>
+            </w:r>
+          </w:p>
+        </w:tc>
+        <w:tc>
+          <w:tcPr>
+            <w:tcW w:w="4019" w:type="dxa"/>
+          </w:tcPr>
+          <w:p>
+            <w:pPr>
+              <w:pStyle w:val="Compact"/>
+              <w:spacing w:before="20" w:after="20"/>
+            </w:pPr>
+            <w:r>
+              <w:rPr>
+                <w:rFonts w:hint="eastAsia"/>
+                <w:sz w:val="18"/>
+              </w:rPr>
+              <w:t xml:space="preserve">数据库地址与库名</w:t>
             </w:r>
           </w:p>
         </w:tc>
@@ -29505,54 +29641,92 @@
       <w:tr>
         <w:tc>
           <w:tcPr>
-            <w:tcW w:w="4300" w:type="dxa"/>
-          </w:tcPr>
-          <w:p>
-            <w:pPr>
-              <w:pStyle w:val="Compact"/>
-              <w:spacing w:before="20" w:after="20"/>
-            </w:pPr>
-            <w:r>
-              <w:rPr>
-                <w:rStyle w:val="VerbatimChar"/>
-                <w:sz w:val="18"/>
-              </w:rPr>
-              <w:t xml:space="preserve">DB_POOL_SIZE</w:t>
-            </w:r>
-          </w:p>
-        </w:tc>
-        <w:tc>
-          <w:tcPr>
-            <w:tcW w:w="1695" w:type="dxa"/>
-          </w:tcPr>
-          <w:p>
-            <w:pPr>
-              <w:pStyle w:val="Compact"/>
-              <w:spacing w:before="20" w:after="20"/>
-            </w:pPr>
-            <w:r>
-              <w:rPr>
-                <w:sz w:val="18"/>
-              </w:rPr>
-              <w:t xml:space="preserve">20</w:t>
-            </w:r>
-          </w:p>
-        </w:tc>
-        <w:tc>
-          <w:tcPr>
-            <w:tcW w:w="3416" w:type="dxa"/>
-          </w:tcPr>
-          <w:p>
-            <w:pPr>
-              <w:pStyle w:val="Compact"/>
-              <w:spacing w:before="20" w:after="20"/>
-            </w:pPr>
-            <w:r>
-              <w:rPr>
-                <w:rFonts w:hint="eastAsia"/>
-                <w:sz w:val="18"/>
-              </w:rPr>
-              <w:t xml:space="preserve">连接池大小</w:t>
+            <w:tcW w:w="3741" w:type="dxa"/>
+          </w:tcPr>
+          <w:p>
+            <w:pPr>
+              <w:pStyle w:val="Compact"/>
+              <w:spacing w:before="20" w:after="20"/>
+            </w:pPr>
+            <w:r>
+              <w:rPr>
+                <w:rStyle w:val="VerbatimChar"/>
+                <w:sz w:val="18"/>
+              </w:rPr>
+              <w:t xml:space="preserve">DB_USER</w:t>
+            </w:r>
+            <w:r>
+              <w:rPr>
+                <w:sz w:val="18"/>
+              </w:rPr>
+              <w:t xml:space="preserve"> </w:t>
+            </w:r>
+            <w:r>
+              <w:rPr>
+                <w:sz w:val="18"/>
+              </w:rPr>
+              <w:t xml:space="preserve">/</w:t>
+            </w:r>
+            <w:r>
+              <w:rPr>
+                <w:sz w:val="18"/>
+              </w:rPr>
+              <w:t xml:space="preserve"> </w:t>
+            </w:r>
+            <w:r>
+              <w:rPr>
+                <w:rStyle w:val="VerbatimChar"/>
+                <w:sz w:val="18"/>
+              </w:rPr>
+              <w:t xml:space="preserve">DB_PASSWORD</w:t>
+            </w:r>
+          </w:p>
+        </w:tc>
+        <w:tc>
+          <w:tcPr>
+            <w:tcW w:w="1650" w:type="dxa"/>
+          </w:tcPr>
+          <w:p>
+            <w:pPr>
+              <w:pStyle w:val="Compact"/>
+              <w:spacing w:before="20" w:after="20"/>
+            </w:pPr>
+            <w:r>
+              <w:rPr>
+                <w:rStyle w:val="VerbatimChar"/>
+                <w:sz w:val="18"/>
+              </w:rPr>
+              <w:t xml:space="preserve">appuser</w:t>
+            </w:r>
+            <w:r>
+              <w:rPr>
+                <w:sz w:val="18"/>
+              </w:rPr>
+              <w:t xml:space="preserve"> </w:t>
+            </w:r>
+            <w:r>
+              <w:rPr>
+                <w:sz w:val="18"/>
+              </w:rPr>
+              <w:t xml:space="preserve">/ —</w:t>
+            </w:r>
+          </w:p>
+        </w:tc>
+        <w:tc>
+          <w:tcPr>
+            <w:tcW w:w="4019" w:type="dxa"/>
+          </w:tcPr>
+          <w:p>
+            <w:pPr>
+              <w:pStyle w:val="Compact"/>
+              <w:spacing w:before="20" w:after="20"/>
+            </w:pPr>
+            <w:r>
+              <w:rPr>
+                <w:rFonts w:hint="eastAsia"/>
+                <w:sz w:val="18"/>
+              </w:rPr>
+              <w:t xml:space="preserve">数据库账户</w:t>
             </w:r>
           </w:p>
         </w:tc>
@@ -29560,105 +29734,67 @@
       <w:tr>
         <w:tc>
           <w:tcPr>
-            <w:tcW w:w="4300" w:type="dxa"/>
-          </w:tcPr>
-          <w:p>
-            <w:pPr>
-              <w:pStyle w:val="Compact"/>
-              <w:spacing w:before="20" w:after="20"/>
-            </w:pPr>
-            <w:r>
-              <w:rPr>
-                <w:rStyle w:val="VerbatimChar"/>
-                <w:sz w:val="18"/>
-              </w:rPr>
-              <w:t xml:space="preserve">DB_BASELINE_ON_MIGRATE</w:t>
-            </w:r>
-            <w:r>
-              <w:rPr>
-                <w:sz w:val="18"/>
-              </w:rPr>
-              <w:t xml:space="preserve"> </w:t>
-            </w:r>
-            <w:r>
-              <w:rPr>
-                <w:sz w:val="18"/>
-              </w:rPr>
-              <w:t xml:space="preserve">/</w:t>
-            </w:r>
-            <w:r>
-              <w:rPr>
-                <w:sz w:val="18"/>
-              </w:rPr>
-              <w:t xml:space="preserve"> </w:t>
-            </w:r>
-            <w:r>
-              <w:rPr>
-                <w:rStyle w:val="VerbatimChar"/>
-                <w:sz w:val="18"/>
-              </w:rPr>
-              <w:t xml:space="preserve">DB_BASELINE_VERSION</w:t>
-            </w:r>
-          </w:p>
-        </w:tc>
-        <w:tc>
-          <w:tcPr>
-            <w:tcW w:w="1695" w:type="dxa"/>
-          </w:tcPr>
-          <w:p>
-            <w:pPr>
-              <w:pStyle w:val="Compact"/>
-              <w:spacing w:before="20" w:after="20"/>
-            </w:pPr>
-            <w:r>
-              <w:rPr>
-                <w:rStyle w:val="VerbatimChar"/>
-                <w:sz w:val="18"/>
-              </w:rPr>
-              <w:t xml:space="preserve">false</w:t>
-            </w:r>
-            <w:r>
-              <w:rPr>
-                <w:sz w:val="18"/>
-              </w:rPr>
-              <w:t xml:space="preserve"> </w:t>
-            </w:r>
-            <w:r>
-              <w:rPr>
-                <w:sz w:val="18"/>
-              </w:rPr>
-              <w:t xml:space="preserve">/</w:t>
-            </w:r>
-            <w:r>
-              <w:rPr>
-                <w:sz w:val="18"/>
-              </w:rPr>
-              <w:t xml:space="preserve"> </w:t>
-            </w:r>
-            <w:r>
-              <w:rPr>
-                <w:rStyle w:val="VerbatimChar"/>
-                <w:sz w:val="18"/>
-              </w:rPr>
-              <w:t xml:space="preserve">1</w:t>
-            </w:r>
-          </w:p>
-        </w:tc>
-        <w:tc>
-          <w:tcPr>
-            <w:tcW w:w="3416" w:type="dxa"/>
-          </w:tcPr>
-          <w:p>
-            <w:pPr>
-              <w:pStyle w:val="Compact"/>
-              <w:spacing w:before="20" w:after="20"/>
-            </w:pPr>
-            <w:r>
-              <w:rPr>
-                <w:rFonts w:hint="eastAsia"/>
-                <w:sz w:val="18"/>
-              </w:rPr>
-              <w:t xml:space="preserve">已有库接入时写入迁移基线</w:t>
+            <w:tcW w:w="3741" w:type="dxa"/>
+          </w:tcPr>
+          <w:p>
+            <w:pPr>
+              <w:pStyle w:val="Compact"/>
+              <w:spacing w:before="20" w:after="20"/>
+            </w:pPr>
+            <w:r>
+              <w:rPr>
+                <w:rStyle w:val="VerbatimChar"/>
+                <w:sz w:val="18"/>
+              </w:rPr>
+              <w:t xml:space="preserve">DB_URL</w:t>
+            </w:r>
+          </w:p>
+        </w:tc>
+        <w:tc>
+          <w:tcPr>
+            <w:tcW w:w="1650" w:type="dxa"/>
+          </w:tcPr>
+          <w:p>
+            <w:pPr>
+              <w:pStyle w:val="Compact"/>
+              <w:spacing w:before="20" w:after="20"/>
+            </w:pPr>
+            <w:r>
+              <w:rPr>
+                <w:sz w:val="18"/>
+              </w:rPr>
+              <w:t xml:space="preserve">—</w:t>
+            </w:r>
+          </w:p>
+        </w:tc>
+        <w:tc>
+          <w:tcPr>
+            <w:tcW w:w="4019" w:type="dxa"/>
+          </w:tcPr>
+          <w:p>
+            <w:pPr>
+              <w:pStyle w:val="Compact"/>
+              <w:spacing w:before="20" w:after="20"/>
+            </w:pPr>
+            <w:r>
+              <w:rPr>
+                <w:rFonts w:hint="eastAsia"/>
+                <w:sz w:val="18"/>
+              </w:rPr>
+              <w:t xml:space="preserve">可选，兼容</w:t>
+            </w:r>
+            <w:r>
+              <w:rPr>
+                <w:sz w:val="18"/>
+              </w:rPr>
+              <w:t xml:space="preserve"> JDBC </w:t>
+            </w:r>
+            <w:r>
+              <w:rPr>
+                <w:rFonts w:hint="eastAsia"/>
+                <w:sz w:val="18"/>
+              </w:rPr>
+              <w:t xml:space="preserve">一行写法；单独配置的项优先</w:t>
             </w:r>
           </w:p>
         </w:tc>
@@ -29666,55 +29802,80 @@
       <w:tr>
         <w:tc>
           <w:tcPr>
-            <w:tcW w:w="4300" w:type="dxa"/>
-          </w:tcPr>
-          <w:p>
-            <w:pPr>
-              <w:pStyle w:val="Compact"/>
-              <w:spacing w:before="20" w:after="20"/>
-            </w:pPr>
-            <w:r>
-              <w:rPr>
-                <w:rStyle w:val="VerbatimChar"/>
-                <w:sz w:val="18"/>
-              </w:rPr>
-              <w:t xml:space="preserve">TZ</w:t>
-            </w:r>
-          </w:p>
-        </w:tc>
-        <w:tc>
-          <w:tcPr>
-            <w:tcW w:w="1695" w:type="dxa"/>
-          </w:tcPr>
-          <w:p>
-            <w:pPr>
-              <w:pStyle w:val="Compact"/>
-              <w:spacing w:before="20" w:after="20"/>
-            </w:pPr>
-            <w:r>
-              <w:rPr>
-                <w:rStyle w:val="VerbatimChar"/>
-                <w:sz w:val="18"/>
-              </w:rPr>
-              <w:t xml:space="preserve">Asia/Shanghai</w:t>
-            </w:r>
-          </w:p>
-        </w:tc>
-        <w:tc>
-          <w:tcPr>
-            <w:tcW w:w="3416" w:type="dxa"/>
-          </w:tcPr>
-          <w:p>
-            <w:pPr>
-              <w:pStyle w:val="Compact"/>
-              <w:spacing w:before="20" w:after="20"/>
-            </w:pPr>
-            <w:r>
-              <w:rPr>
-                <w:rFonts w:hint="eastAsia"/>
-                <w:sz w:val="18"/>
-              </w:rPr>
-              <w:t xml:space="preserve">业务时区</w:t>
+            <w:tcW w:w="3741" w:type="dxa"/>
+          </w:tcPr>
+          <w:p>
+            <w:pPr>
+              <w:pStyle w:val="Compact"/>
+              <w:spacing w:before="20" w:after="20"/>
+            </w:pPr>
+            <w:r>
+              <w:rPr>
+                <w:rStyle w:val="VerbatimChar"/>
+                <w:sz w:val="18"/>
+              </w:rPr>
+              <w:t xml:space="preserve">DB_POOL_SIZE</w:t>
+            </w:r>
+          </w:p>
+        </w:tc>
+        <w:tc>
+          <w:tcPr>
+            <w:tcW w:w="1650" w:type="dxa"/>
+          </w:tcPr>
+          <w:p>
+            <w:pPr>
+              <w:pStyle w:val="Compact"/>
+              <w:spacing w:before="20" w:after="20"/>
+            </w:pPr>
+            <w:r>
+              <w:rPr>
+                <w:sz w:val="18"/>
+              </w:rPr>
+              <w:t xml:space="preserve">20</w:t>
+            </w:r>
+          </w:p>
+        </w:tc>
+        <w:tc>
+          <w:tcPr>
+            <w:tcW w:w="4019" w:type="dxa"/>
+          </w:tcPr>
+          <w:p>
+            <w:pPr>
+              <w:pStyle w:val="Compact"/>
+              <w:spacing w:before="20" w:after="20"/>
+            </w:pPr>
+            <w:r>
+              <w:rPr>
+                <w:rFonts w:hint="eastAsia"/>
+                <w:sz w:val="18"/>
+              </w:rPr>
+              <w:t xml:space="preserve">每个实例的连接池大小；日志出现</w:t>
+            </w:r>
+            <w:r>
+              <w:rPr>
+                <w:sz w:val="18"/>
+              </w:rPr>
+              <w:t xml:space="preserve"> </w:t>
+            </w:r>
+            <w:r>
+              <w:rPr>
+                <w:rStyle w:val="VerbatimChar"/>
+                <w:sz w:val="18"/>
+              </w:rPr>
+              <w:t xml:space="preserve">db_pool_exhausted</w:t>
+            </w:r>
+            <w:r>
+              <w:rPr>
+                <w:sz w:val="18"/>
+              </w:rPr>
+              <w:t xml:space="preserve"> </w:t>
+            </w:r>
+            <w:r>
+              <w:rPr>
+                <w:rFonts w:hint="eastAsia"/>
+                <w:sz w:val="18"/>
+              </w:rPr>
+              <w:t xml:space="preserve">时调大</w:t>
             </w:r>
           </w:p>
         </w:tc>
@@ -29722,19 +29883,19 @@
       <w:tr>
         <w:tc>
           <w:tcPr>
-            <w:tcW w:w="4300" w:type="dxa"/>
-          </w:tcPr>
-          <w:p>
-            <w:pPr>
-              <w:pStyle w:val="Compact"/>
-              <w:spacing w:before="20" w:after="20"/>
-            </w:pPr>
-            <w:r>
-              <w:rPr>
-                <w:rStyle w:val="VerbatimChar"/>
-                <w:sz w:val="18"/>
-              </w:rPr>
-              <w:t xml:space="preserve">SN_HOST</w:t>
+            <w:tcW w:w="3741" w:type="dxa"/>
+          </w:tcPr>
+          <w:p>
+            <w:pPr>
+              <w:pStyle w:val="Compact"/>
+              <w:spacing w:before="20" w:after="20"/>
+            </w:pPr>
+            <w:r>
+              <w:rPr>
+                <w:rStyle w:val="VerbatimChar"/>
+                <w:sz w:val="18"/>
+              </w:rPr>
+              <w:t xml:space="preserve">DB_BASELINE_ON_MIGRATE</w:t>
             </w:r>
             <w:r>
               <w:rPr>
@@ -29759,25 +29920,25 @@
                 <w:rStyle w:val="VerbatimChar"/>
                 <w:sz w:val="18"/>
               </w:rPr>
-              <w:t xml:space="preserve">SN_PORT</w:t>
-            </w:r>
-          </w:p>
-        </w:tc>
-        <w:tc>
-          <w:tcPr>
-            <w:tcW w:w="1695" w:type="dxa"/>
-          </w:tcPr>
-          <w:p>
-            <w:pPr>
-              <w:pStyle w:val="Compact"/>
-              <w:spacing w:before="20" w:after="20"/>
-            </w:pPr>
-            <w:r>
-              <w:rPr>
-                <w:rStyle w:val="VerbatimChar"/>
-                <w:sz w:val="18"/>
-              </w:rPr>
-              <w:t xml:space="preserve">0.0.0.0</w:t>
+              <w:t xml:space="preserve">DB_BASELINE_VERSION</w:t>
+            </w:r>
+          </w:p>
+        </w:tc>
+        <w:tc>
+          <w:tcPr>
+            <w:tcW w:w="1650" w:type="dxa"/>
+          </w:tcPr>
+          <w:p>
+            <w:pPr>
+              <w:pStyle w:val="Compact"/>
+              <w:spacing w:before="20" w:after="20"/>
+            </w:pPr>
+            <w:r>
+              <w:rPr>
+                <w:rStyle w:val="VerbatimChar"/>
+                <w:sz w:val="18"/>
+              </w:rPr>
+              <w:t xml:space="preserve">false</w:t>
             </w:r>
             <w:r>
               <w:rPr>
@@ -29789,25 +29950,38 @@
               <w:rPr>
                 <w:sz w:val="18"/>
               </w:rPr>
-              <w:t xml:space="preserve">/ 8000</w:t>
-            </w:r>
-          </w:p>
-        </w:tc>
-        <w:tc>
-          <w:tcPr>
-            <w:tcW w:w="3416" w:type="dxa"/>
-          </w:tcPr>
-          <w:p>
-            <w:pPr>
-              <w:pStyle w:val="Compact"/>
-              <w:spacing w:before="20" w:after="20"/>
-            </w:pPr>
-            <w:r>
-              <w:rPr>
-                <w:rFonts w:hint="eastAsia"/>
-                <w:sz w:val="18"/>
-              </w:rPr>
-              <w:t xml:space="preserve">监听地址与端口</w:t>
+              <w:t xml:space="preserve">/</w:t>
+            </w:r>
+            <w:r>
+              <w:rPr>
+                <w:sz w:val="18"/>
+              </w:rPr>
+              <w:t xml:space="preserve"> </w:t>
+            </w:r>
+            <w:r>
+              <w:rPr>
+                <w:rStyle w:val="VerbatimChar"/>
+                <w:sz w:val="18"/>
+              </w:rPr>
+              <w:t xml:space="preserve">1</w:t>
+            </w:r>
+          </w:p>
+        </w:tc>
+        <w:tc>
+          <w:tcPr>
+            <w:tcW w:w="4019" w:type="dxa"/>
+          </w:tcPr>
+          <w:p>
+            <w:pPr>
+              <w:pStyle w:val="Compact"/>
+              <w:spacing w:before="20" w:after="20"/>
+            </w:pPr>
+            <w:r>
+              <w:rPr>
+                <w:rFonts w:hint="eastAsia"/>
+                <w:sz w:val="18"/>
+              </w:rPr>
+              <w:t xml:space="preserve">已有库接入时写入迁移基线</w:t>
             </w:r>
           </w:p>
         </w:tc>
@@ -29815,67 +29989,55 @@
       <w:tr>
         <w:tc>
           <w:tcPr>
-            <w:tcW w:w="4300" w:type="dxa"/>
-          </w:tcPr>
-          <w:p>
-            <w:pPr>
-              <w:pStyle w:val="Compact"/>
-              <w:spacing w:before="20" w:after="20"/>
-            </w:pPr>
-            <w:r>
-              <w:rPr>
-                <w:rStyle w:val="VerbatimChar"/>
-                <w:sz w:val="18"/>
-              </w:rPr>
-              <w:t xml:space="preserve">SN_SECRET</w:t>
-            </w:r>
-          </w:p>
-        </w:tc>
-        <w:tc>
-          <w:tcPr>
-            <w:tcW w:w="1695" w:type="dxa"/>
-          </w:tcPr>
-          <w:p>
-            <w:pPr>
-              <w:pStyle w:val="Compact"/>
-              <w:spacing w:before="20" w:after="20"/>
-            </w:pPr>
-            <w:r>
-              <w:rPr>
-                <w:sz w:val="18"/>
-              </w:rPr>
-              <w:t xml:space="preserve">—</w:t>
-            </w:r>
-          </w:p>
-        </w:tc>
-        <w:tc>
-          <w:tcPr>
-            <w:tcW w:w="3416" w:type="dxa"/>
-          </w:tcPr>
-          <w:p>
-            <w:pPr>
-              <w:pStyle w:val="Compact"/>
-              <w:spacing w:before="20" w:after="20"/>
-            </w:pPr>
-            <w:r>
-              <w:rPr>
-                <w:rFonts w:hint="eastAsia"/>
-                <w:sz w:val="18"/>
-              </w:rPr>
-              <w:t xml:space="preserve">令牌签名密钥，生产环境至少</w:t>
-            </w:r>
-            <w:r>
-              <w:rPr>
-                <w:sz w:val="18"/>
-              </w:rPr>
-              <w:t xml:space="preserve"> 32 </w:t>
-            </w:r>
-            <w:r>
-              <w:rPr>
-                <w:rFonts w:hint="eastAsia"/>
-                <w:sz w:val="18"/>
-              </w:rPr>
-              <w:t xml:space="preserve">位</w:t>
+            <w:tcW w:w="3741" w:type="dxa"/>
+          </w:tcPr>
+          <w:p>
+            <w:pPr>
+              <w:pStyle w:val="Compact"/>
+              <w:spacing w:before="20" w:after="20"/>
+            </w:pPr>
+            <w:r>
+              <w:rPr>
+                <w:rStyle w:val="VerbatimChar"/>
+                <w:sz w:val="18"/>
+              </w:rPr>
+              <w:t xml:space="preserve">TZ</w:t>
+            </w:r>
+          </w:p>
+        </w:tc>
+        <w:tc>
+          <w:tcPr>
+            <w:tcW w:w="1650" w:type="dxa"/>
+          </w:tcPr>
+          <w:p>
+            <w:pPr>
+              <w:pStyle w:val="Compact"/>
+              <w:spacing w:before="20" w:after="20"/>
+            </w:pPr>
+            <w:r>
+              <w:rPr>
+                <w:rStyle w:val="VerbatimChar"/>
+                <w:sz w:val="18"/>
+              </w:rPr>
+              <w:t xml:space="preserve">Asia/Shanghai</w:t>
+            </w:r>
+          </w:p>
+        </w:tc>
+        <w:tc>
+          <w:tcPr>
+            <w:tcW w:w="4019" w:type="dxa"/>
+          </w:tcPr>
+          <w:p>
+            <w:pPr>
+              <w:pStyle w:val="Compact"/>
+              <w:spacing w:before="20" w:after="20"/>
+            </w:pPr>
+            <w:r>
+              <w:rPr>
+                <w:rFonts w:hint="eastAsia"/>
+                <w:sz w:val="18"/>
+              </w:rPr>
+              <w:t xml:space="preserve">业务时区</w:t>
             </w:r>
           </w:p>
         </w:tc>
@@ -29883,54 +30045,92 @@
       <w:tr>
         <w:tc>
           <w:tcPr>
-            <w:tcW w:w="4300" w:type="dxa"/>
-          </w:tcPr>
-          <w:p>
-            <w:pPr>
-              <w:pStyle w:val="Compact"/>
-              <w:spacing w:before="20" w:after="20"/>
-            </w:pPr>
-            <w:r>
-              <w:rPr>
-                <w:rStyle w:val="VerbatimChar"/>
-                <w:sz w:val="18"/>
-              </w:rPr>
-              <w:t xml:space="preserve">ACCESS_TOKEN_TTL_SECONDS</w:t>
-            </w:r>
-          </w:p>
-        </w:tc>
-        <w:tc>
-          <w:tcPr>
-            <w:tcW w:w="1695" w:type="dxa"/>
-          </w:tcPr>
-          <w:p>
-            <w:pPr>
-              <w:pStyle w:val="Compact"/>
-              <w:spacing w:before="20" w:after="20"/>
-            </w:pPr>
-            <w:r>
-              <w:rPr>
-                <w:sz w:val="18"/>
-              </w:rPr>
-              <w:t xml:space="preserve">43200</w:t>
-            </w:r>
-          </w:p>
-        </w:tc>
-        <w:tc>
-          <w:tcPr>
-            <w:tcW w:w="3416" w:type="dxa"/>
-          </w:tcPr>
-          <w:p>
-            <w:pPr>
-              <w:pStyle w:val="Compact"/>
-              <w:spacing w:before="20" w:after="20"/>
-            </w:pPr>
-            <w:r>
-              <w:rPr>
-                <w:rFonts w:hint="eastAsia"/>
-                <w:sz w:val="18"/>
-              </w:rPr>
-              <w:t xml:space="preserve">令牌有效期（秒）</w:t>
+            <w:tcW w:w="3741" w:type="dxa"/>
+          </w:tcPr>
+          <w:p>
+            <w:pPr>
+              <w:pStyle w:val="Compact"/>
+              <w:spacing w:before="20" w:after="20"/>
+            </w:pPr>
+            <w:r>
+              <w:rPr>
+                <w:rStyle w:val="VerbatimChar"/>
+                <w:sz w:val="18"/>
+              </w:rPr>
+              <w:t xml:space="preserve">SN_HOST</w:t>
+            </w:r>
+            <w:r>
+              <w:rPr>
+                <w:sz w:val="18"/>
+              </w:rPr>
+              <w:t xml:space="preserve"> </w:t>
+            </w:r>
+            <w:r>
+              <w:rPr>
+                <w:sz w:val="18"/>
+              </w:rPr>
+              <w:t xml:space="preserve">/</w:t>
+            </w:r>
+            <w:r>
+              <w:rPr>
+                <w:sz w:val="18"/>
+              </w:rPr>
+              <w:t xml:space="preserve"> </w:t>
+            </w:r>
+            <w:r>
+              <w:rPr>
+                <w:rStyle w:val="VerbatimChar"/>
+                <w:sz w:val="18"/>
+              </w:rPr>
+              <w:t xml:space="preserve">SN_PORT</w:t>
+            </w:r>
+          </w:p>
+        </w:tc>
+        <w:tc>
+          <w:tcPr>
+            <w:tcW w:w="1650" w:type="dxa"/>
+          </w:tcPr>
+          <w:p>
+            <w:pPr>
+              <w:pStyle w:val="Compact"/>
+              <w:spacing w:before="20" w:after="20"/>
+            </w:pPr>
+            <w:r>
+              <w:rPr>
+                <w:rStyle w:val="VerbatimChar"/>
+                <w:sz w:val="18"/>
+              </w:rPr>
+              <w:t xml:space="preserve">0.0.0.0</w:t>
+            </w:r>
+            <w:r>
+              <w:rPr>
+                <w:sz w:val="18"/>
+              </w:rPr>
+              <w:t xml:space="preserve"> </w:t>
+            </w:r>
+            <w:r>
+              <w:rPr>
+                <w:sz w:val="18"/>
+              </w:rPr>
+              <w:t xml:space="preserve">/ 8000</w:t>
+            </w:r>
+          </w:p>
+        </w:tc>
+        <w:tc>
+          <w:tcPr>
+            <w:tcW w:w="4019" w:type="dxa"/>
+          </w:tcPr>
+          <w:p>
+            <w:pPr>
+              <w:pStyle w:val="Compact"/>
+              <w:spacing w:before="20" w:after="20"/>
+            </w:pPr>
+            <w:r>
+              <w:rPr>
+                <w:rFonts w:hint="eastAsia"/>
+                <w:sz w:val="18"/>
+              </w:rPr>
+              <w:t xml:space="preserve">监听地址与端口</w:t>
             </w:r>
           </w:p>
         </w:tc>
@@ -29938,92 +30138,67 @@
       <w:tr>
         <w:tc>
           <w:tcPr>
-            <w:tcW w:w="4300" w:type="dxa"/>
-          </w:tcPr>
-          <w:p>
-            <w:pPr>
-              <w:pStyle w:val="Compact"/>
-              <w:spacing w:before="20" w:after="20"/>
-            </w:pPr>
-            <w:r>
-              <w:rPr>
-                <w:rStyle w:val="VerbatimChar"/>
-                <w:sz w:val="18"/>
-              </w:rPr>
-              <w:t xml:space="preserve">SN_LOGIN_MAX_FAILURES</w:t>
-            </w:r>
-            <w:r>
-              <w:rPr>
-                <w:sz w:val="18"/>
-              </w:rPr>
-              <w:t xml:space="preserve"> </w:t>
-            </w:r>
-            <w:r>
-              <w:rPr>
-                <w:sz w:val="18"/>
-              </w:rPr>
-              <w:t xml:space="preserve">/</w:t>
-            </w:r>
-            <w:r>
-              <w:rPr>
-                <w:sz w:val="18"/>
-              </w:rPr>
-              <w:t xml:space="preserve"> </w:t>
-            </w:r>
-            <w:r>
-              <w:rPr>
-                <w:rStyle w:val="VerbatimChar"/>
-                <w:sz w:val="18"/>
-              </w:rPr>
-              <w:t xml:space="preserve">SN_LOGIN_LOCK_MINUTES</w:t>
-            </w:r>
-          </w:p>
-        </w:tc>
-        <w:tc>
-          <w:tcPr>
-            <w:tcW w:w="1695" w:type="dxa"/>
-          </w:tcPr>
-          <w:p>
-            <w:pPr>
-              <w:pStyle w:val="Compact"/>
-              <w:spacing w:before="20" w:after="20"/>
-            </w:pPr>
-            <w:r>
-              <w:rPr>
-                <w:sz w:val="18"/>
-              </w:rPr>
-              <w:t xml:space="preserve">5 / 15</w:t>
-            </w:r>
-          </w:p>
-        </w:tc>
-        <w:tc>
-          <w:tcPr>
-            <w:tcW w:w="3416" w:type="dxa"/>
-          </w:tcPr>
-          <w:p>
-            <w:pPr>
-              <w:pStyle w:val="Compact"/>
-              <w:spacing w:before="20" w:after="20"/>
-            </w:pPr>
-            <w:r>
-              <w:rPr>
-                <w:rFonts w:hint="eastAsia"/>
-                <w:sz w:val="18"/>
-              </w:rPr>
-              <w:t xml:space="preserve">登录失败锁定阈值与时长；阈值为</w:t>
-            </w:r>
-            <w:r>
-              <w:rPr>
-                <w:sz w:val="18"/>
-              </w:rPr>
-              <w:t xml:space="preserve"> 0 </w:t>
-            </w:r>
-            <w:r>
-              <w:rPr>
-                <w:rFonts w:hint="eastAsia"/>
-                <w:sz w:val="18"/>
-              </w:rPr>
-              <w:t xml:space="preserve">表示不锁定</w:t>
+            <w:tcW w:w="3741" w:type="dxa"/>
+          </w:tcPr>
+          <w:p>
+            <w:pPr>
+              <w:pStyle w:val="Compact"/>
+              <w:spacing w:before="20" w:after="20"/>
+            </w:pPr>
+            <w:r>
+              <w:rPr>
+                <w:rStyle w:val="VerbatimChar"/>
+                <w:sz w:val="18"/>
+              </w:rPr>
+              <w:t xml:space="preserve">SN_SECRET</w:t>
+            </w:r>
+          </w:p>
+        </w:tc>
+        <w:tc>
+          <w:tcPr>
+            <w:tcW w:w="1650" w:type="dxa"/>
+          </w:tcPr>
+          <w:p>
+            <w:pPr>
+              <w:pStyle w:val="Compact"/>
+              <w:spacing w:before="20" w:after="20"/>
+            </w:pPr>
+            <w:r>
+              <w:rPr>
+                <w:sz w:val="18"/>
+              </w:rPr>
+              <w:t xml:space="preserve">—</w:t>
+            </w:r>
+          </w:p>
+        </w:tc>
+        <w:tc>
+          <w:tcPr>
+            <w:tcW w:w="4019" w:type="dxa"/>
+          </w:tcPr>
+          <w:p>
+            <w:pPr>
+              <w:pStyle w:val="Compact"/>
+              <w:spacing w:before="20" w:after="20"/>
+            </w:pPr>
+            <w:r>
+              <w:rPr>
+                <w:rFonts w:hint="eastAsia"/>
+                <w:sz w:val="18"/>
+              </w:rPr>
+              <w:t xml:space="preserve">令牌签名密钥，生产环境至少</w:t>
+            </w:r>
+            <w:r>
+              <w:rPr>
+                <w:sz w:val="18"/>
+              </w:rPr>
+              <w:t xml:space="preserve"> 32 </w:t>
+            </w:r>
+            <w:r>
+              <w:rPr>
+                <w:rFonts w:hint="eastAsia"/>
+                <w:sz w:val="18"/>
+              </w:rPr>
+              <w:t xml:space="preserve">位</w:t>
             </w:r>
           </w:p>
         </w:tc>
@@ -30031,55 +30206,54 @@
       <w:tr>
         <w:tc>
           <w:tcPr>
-            <w:tcW w:w="4300" w:type="dxa"/>
-          </w:tcPr>
-          <w:p>
-            <w:pPr>
-              <w:pStyle w:val="Compact"/>
-              <w:spacing w:before="20" w:after="20"/>
-            </w:pPr>
-            <w:r>
-              <w:rPr>
-                <w:rStyle w:val="VerbatimChar"/>
-                <w:sz w:val="18"/>
-              </w:rPr>
-              <w:t xml:space="preserve">SN_INIT_ADMIN_PASSWORD</w:t>
-            </w:r>
-          </w:p>
-        </w:tc>
-        <w:tc>
-          <w:tcPr>
-            <w:tcW w:w="1695" w:type="dxa"/>
-          </w:tcPr>
-          <w:p>
-            <w:pPr>
-              <w:pStyle w:val="Compact"/>
-              <w:spacing w:before="20" w:after="20"/>
-            </w:pPr>
-            <w:r>
-              <w:rPr>
-                <w:rStyle w:val="VerbatimChar"/>
-                <w:sz w:val="18"/>
-              </w:rPr>
-              <w:t xml:space="preserve">Admin@123</w:t>
-            </w:r>
-          </w:p>
-        </w:tc>
-        <w:tc>
-          <w:tcPr>
-            <w:tcW w:w="3416" w:type="dxa"/>
-          </w:tcPr>
-          <w:p>
-            <w:pPr>
-              <w:pStyle w:val="Compact"/>
-              <w:spacing w:before="20" w:after="20"/>
-            </w:pPr>
-            <w:r>
-              <w:rPr>
-                <w:rFonts w:hint="eastAsia"/>
-                <w:sz w:val="18"/>
-              </w:rPr>
-              <w:t xml:space="preserve">初始管理员密码，首次登录须修改</w:t>
+            <w:tcW w:w="3741" w:type="dxa"/>
+          </w:tcPr>
+          <w:p>
+            <w:pPr>
+              <w:pStyle w:val="Compact"/>
+              <w:spacing w:before="20" w:after="20"/>
+            </w:pPr>
+            <w:r>
+              <w:rPr>
+                <w:rStyle w:val="VerbatimChar"/>
+                <w:sz w:val="18"/>
+              </w:rPr>
+              <w:t xml:space="preserve">ACCESS_TOKEN_TTL_SECONDS</w:t>
+            </w:r>
+          </w:p>
+        </w:tc>
+        <w:tc>
+          <w:tcPr>
+            <w:tcW w:w="1650" w:type="dxa"/>
+          </w:tcPr>
+          <w:p>
+            <w:pPr>
+              <w:pStyle w:val="Compact"/>
+              <w:spacing w:before="20" w:after="20"/>
+            </w:pPr>
+            <w:r>
+              <w:rPr>
+                <w:sz w:val="18"/>
+              </w:rPr>
+              <w:t xml:space="preserve">43200</w:t>
+            </w:r>
+          </w:p>
+        </w:tc>
+        <w:tc>
+          <w:tcPr>
+            <w:tcW w:w="4019" w:type="dxa"/>
+          </w:tcPr>
+          <w:p>
+            <w:pPr>
+              <w:pStyle w:val="Compact"/>
+              <w:spacing w:before="20" w:after="20"/>
+            </w:pPr>
+            <w:r>
+              <w:rPr>
+                <w:rFonts w:hint="eastAsia"/>
+                <w:sz w:val="18"/>
+              </w:rPr>
+              <w:t xml:space="preserve">令牌有效期（秒）</w:t>
             </w:r>
           </w:p>
         </w:tc>
@@ -30087,19 +30261,19 @@
       <w:tr>
         <w:tc>
           <w:tcPr>
-            <w:tcW w:w="4300" w:type="dxa"/>
-          </w:tcPr>
-          <w:p>
-            <w:pPr>
-              <w:pStyle w:val="Compact"/>
-              <w:spacing w:before="20" w:after="20"/>
-            </w:pPr>
-            <w:r>
-              <w:rPr>
-                <w:rStyle w:val="VerbatimChar"/>
-                <w:sz w:val="18"/>
-              </w:rPr>
-              <w:t xml:space="preserve">CORS_ORIGINS</w:t>
+            <w:tcW w:w="3741" w:type="dxa"/>
+          </w:tcPr>
+          <w:p>
+            <w:pPr>
+              <w:pStyle w:val="Compact"/>
+              <w:spacing w:before="20" w:after="20"/>
+            </w:pPr>
+            <w:r>
+              <w:rPr>
+                <w:rStyle w:val="VerbatimChar"/>
+                <w:sz w:val="18"/>
+              </w:rPr>
+              <w:t xml:space="preserve">SN_LOGIN_MAX_FAILURES</w:t>
             </w:r>
             <w:r>
               <w:rPr>
@@ -30124,62 +30298,55 @@
                 <w:rStyle w:val="VerbatimChar"/>
                 <w:sz w:val="18"/>
               </w:rPr>
-              <w:t xml:space="preserve">CORS_ALLOW_ANY_ORIGIN</w:t>
-            </w:r>
-          </w:p>
-        </w:tc>
-        <w:tc>
-          <w:tcPr>
-            <w:tcW w:w="1695" w:type="dxa"/>
-          </w:tcPr>
-          <w:p>
-            <w:pPr>
-              <w:pStyle w:val="Compact"/>
-              <w:spacing w:before="20" w:after="20"/>
-            </w:pPr>
-            <w:r>
-              <w:rPr>
-                <w:rFonts w:hint="eastAsia"/>
-                <w:sz w:val="18"/>
-              </w:rPr>
-              <w:t xml:space="preserve">本机开发地址</w:t>
-            </w:r>
-            <w:r>
-              <w:rPr>
-                <w:sz w:val="18"/>
-              </w:rPr>
-              <w:t xml:space="preserve"> /</w:t>
-            </w:r>
-            <w:r>
-              <w:rPr>
-                <w:sz w:val="18"/>
-              </w:rPr>
-              <w:t xml:space="preserve"> </w:t>
-            </w:r>
-            <w:r>
-              <w:rPr>
-                <w:rStyle w:val="VerbatimChar"/>
-                <w:sz w:val="18"/>
-              </w:rPr>
-              <w:t xml:space="preserve">false</w:t>
-            </w:r>
-          </w:p>
-        </w:tc>
-        <w:tc>
-          <w:tcPr>
-            <w:tcW w:w="3416" w:type="dxa"/>
-          </w:tcPr>
-          <w:p>
-            <w:pPr>
-              <w:pStyle w:val="Compact"/>
-              <w:spacing w:before="20" w:after="20"/>
-            </w:pPr>
-            <w:r>
-              <w:rPr>
-                <w:rFonts w:hint="eastAsia"/>
-                <w:sz w:val="18"/>
-              </w:rPr>
-              <w:t xml:space="preserve">跨域来源</w:t>
+              <w:t xml:space="preserve">SN_LOGIN_LOCK_MINUTES</w:t>
+            </w:r>
+          </w:p>
+        </w:tc>
+        <w:tc>
+          <w:tcPr>
+            <w:tcW w:w="1650" w:type="dxa"/>
+          </w:tcPr>
+          <w:p>
+            <w:pPr>
+              <w:pStyle w:val="Compact"/>
+              <w:spacing w:before="20" w:after="20"/>
+            </w:pPr>
+            <w:r>
+              <w:rPr>
+                <w:sz w:val="18"/>
+              </w:rPr>
+              <w:t xml:space="preserve">5 / 15</w:t>
+            </w:r>
+          </w:p>
+        </w:tc>
+        <w:tc>
+          <w:tcPr>
+            <w:tcW w:w="4019" w:type="dxa"/>
+          </w:tcPr>
+          <w:p>
+            <w:pPr>
+              <w:pStyle w:val="Compact"/>
+              <w:spacing w:before="20" w:after="20"/>
+            </w:pPr>
+            <w:r>
+              <w:rPr>
+                <w:rFonts w:hint="eastAsia"/>
+                <w:sz w:val="18"/>
+              </w:rPr>
+              <w:t xml:space="preserve">登录失败锁定阈值与时长；阈值为</w:t>
+            </w:r>
+            <w:r>
+              <w:rPr>
+                <w:sz w:val="18"/>
+              </w:rPr>
+              <w:t xml:space="preserve"> 0 </w:t>
+            </w:r>
+            <w:r>
+              <w:rPr>
+                <w:rFonts w:hint="eastAsia"/>
+                <w:sz w:val="18"/>
+              </w:rPr>
+              <w:t xml:space="preserve">表示不锁定</w:t>
             </w:r>
           </w:p>
         </w:tc>
@@ -30187,81 +30354,55 @@
       <w:tr>
         <w:tc>
           <w:tcPr>
-            <w:tcW w:w="4300" w:type="dxa"/>
-          </w:tcPr>
-          <w:p>
-            <w:pPr>
-              <w:pStyle w:val="Compact"/>
-              <w:spacing w:before="20" w:after="20"/>
-            </w:pPr>
-            <w:r>
-              <w:rPr>
-                <w:rStyle w:val="VerbatimChar"/>
-                <w:sz w:val="18"/>
-              </w:rPr>
-              <w:t xml:space="preserve">DOCS_ENABLED</w:t>
-            </w:r>
-          </w:p>
-        </w:tc>
-        <w:tc>
-          <w:tcPr>
-            <w:tcW w:w="1695" w:type="dxa"/>
-          </w:tcPr>
-          <w:p>
-            <w:pPr>
-              <w:pStyle w:val="Compact"/>
-              <w:spacing w:before="20" w:after="20"/>
-            </w:pPr>
-            <w:r>
-              <w:rPr>
-                <w:rStyle w:val="VerbatimChar"/>
-                <w:sz w:val="18"/>
-              </w:rPr>
-              <w:t xml:space="preserve">true</w:t>
-            </w:r>
-          </w:p>
-        </w:tc>
-        <w:tc>
-          <w:tcPr>
-            <w:tcW w:w="3416" w:type="dxa"/>
-          </w:tcPr>
-          <w:p>
-            <w:pPr>
-              <w:pStyle w:val="Compact"/>
-              <w:spacing w:before="20" w:after="20"/>
-            </w:pPr>
-            <w:r>
-              <w:rPr>
-                <w:rFonts w:hint="eastAsia"/>
-                <w:sz w:val="18"/>
-              </w:rPr>
-              <w:t xml:space="preserve">是否开放</w:t>
-            </w:r>
-            <w:r>
-              <w:rPr>
-                <w:sz w:val="18"/>
-              </w:rPr>
-              <w:t xml:space="preserve"> OpenAPI </w:t>
-            </w:r>
-            <w:r>
-              <w:rPr>
-                <w:rFonts w:hint="eastAsia"/>
-                <w:sz w:val="18"/>
-              </w:rPr>
-              <w:t xml:space="preserve">文档；生产环境建议</w:t>
-            </w:r>
-            <w:r>
-              <w:rPr>
-                <w:sz w:val="18"/>
-              </w:rPr>
-              <w:t xml:space="preserve"> </w:t>
-            </w:r>
-            <w:r>
-              <w:rPr>
-                <w:rStyle w:val="VerbatimChar"/>
-                <w:sz w:val="18"/>
-              </w:rPr>
-              <w:t xml:space="preserve">false</w:t>
+            <w:tcW w:w="3741" w:type="dxa"/>
+          </w:tcPr>
+          <w:p>
+            <w:pPr>
+              <w:pStyle w:val="Compact"/>
+              <w:spacing w:before="20" w:after="20"/>
+            </w:pPr>
+            <w:r>
+              <w:rPr>
+                <w:rStyle w:val="VerbatimChar"/>
+                <w:sz w:val="18"/>
+              </w:rPr>
+              <w:t xml:space="preserve">SN_INIT_ADMIN_PASSWORD</w:t>
+            </w:r>
+          </w:p>
+        </w:tc>
+        <w:tc>
+          <w:tcPr>
+            <w:tcW w:w="1650" w:type="dxa"/>
+          </w:tcPr>
+          <w:p>
+            <w:pPr>
+              <w:pStyle w:val="Compact"/>
+              <w:spacing w:before="20" w:after="20"/>
+            </w:pPr>
+            <w:r>
+              <w:rPr>
+                <w:rStyle w:val="VerbatimChar"/>
+                <w:sz w:val="18"/>
+              </w:rPr>
+              <w:t xml:space="preserve">Admin@123</w:t>
+            </w:r>
+          </w:p>
+        </w:tc>
+        <w:tc>
+          <w:tcPr>
+            <w:tcW w:w="4019" w:type="dxa"/>
+          </w:tcPr>
+          <w:p>
+            <w:pPr>
+              <w:pStyle w:val="Compact"/>
+              <w:spacing w:before="20" w:after="20"/>
+            </w:pPr>
+            <w:r>
+              <w:rPr>
+                <w:rFonts w:hint="eastAsia"/>
+                <w:sz w:val="18"/>
+              </w:rPr>
+              <w:t xml:space="preserve">初始管理员密码，首次登录须修改</w:t>
             </w:r>
           </w:p>
         </w:tc>
@@ -30269,54 +30410,107 @@
       <w:tr>
         <w:tc>
           <w:tcPr>
-            <w:tcW w:w="4300" w:type="dxa"/>
-          </w:tcPr>
-          <w:p>
-            <w:pPr>
-              <w:pStyle w:val="Compact"/>
-              <w:spacing w:before="20" w:after="20"/>
-            </w:pPr>
-            <w:r>
-              <w:rPr>
-                <w:rStyle w:val="VerbatimChar"/>
-                <w:sz w:val="18"/>
-              </w:rPr>
-              <w:t xml:space="preserve">SN_GEN_SYNC_THRESHOLD</w:t>
-            </w:r>
-          </w:p>
-        </w:tc>
-        <w:tc>
-          <w:tcPr>
-            <w:tcW w:w="1695" w:type="dxa"/>
-          </w:tcPr>
-          <w:p>
-            <w:pPr>
-              <w:pStyle w:val="Compact"/>
-              <w:spacing w:before="20" w:after="20"/>
-            </w:pPr>
-            <w:r>
-              <w:rPr>
-                <w:sz w:val="18"/>
-              </w:rPr>
-              <w:t xml:space="preserve">5000</w:t>
-            </w:r>
-          </w:p>
-        </w:tc>
-        <w:tc>
-          <w:tcPr>
-            <w:tcW w:w="3416" w:type="dxa"/>
-          </w:tcPr>
-          <w:p>
-            <w:pPr>
-              <w:pStyle w:val="Compact"/>
-              <w:spacing w:before="20" w:after="20"/>
-            </w:pPr>
-            <w:r>
-              <w:rPr>
-                <w:rFonts w:hint="eastAsia"/>
-                <w:sz w:val="18"/>
-              </w:rPr>
-              <w:t xml:space="preserve">超过该数量的生成转为后台任务</w:t>
+            <w:tcW w:w="3741" w:type="dxa"/>
+          </w:tcPr>
+          <w:p>
+            <w:pPr>
+              <w:pStyle w:val="Compact"/>
+              <w:spacing w:before="20" w:after="20"/>
+            </w:pPr>
+            <w:r>
+              <w:rPr>
+                <w:rStyle w:val="VerbatimChar"/>
+                <w:sz w:val="18"/>
+              </w:rPr>
+              <w:t xml:space="preserve">SN_RESET_ADMIN</w:t>
+            </w:r>
+          </w:p>
+        </w:tc>
+        <w:tc>
+          <w:tcPr>
+            <w:tcW w:w="1650" w:type="dxa"/>
+          </w:tcPr>
+          <w:p>
+            <w:pPr>
+              <w:pStyle w:val="Compact"/>
+              <w:spacing w:before="20" w:after="20"/>
+            </w:pPr>
+            <w:r>
+              <w:rPr>
+                <w:rStyle w:val="VerbatimChar"/>
+                <w:sz w:val="18"/>
+              </w:rPr>
+              <w:t xml:space="preserve">false</w:t>
+            </w:r>
+          </w:p>
+        </w:tc>
+        <w:tc>
+          <w:tcPr>
+            <w:tcW w:w="4019" w:type="dxa"/>
+          </w:tcPr>
+          <w:p>
+            <w:pPr>
+              <w:pStyle w:val="Compact"/>
+              <w:spacing w:before="20" w:after="20"/>
+            </w:pPr>
+            <w:r>
+              <w:rPr>
+                <w:rFonts w:hint="eastAsia"/>
+                <w:sz w:val="18"/>
+              </w:rPr>
+              <w:t xml:space="preserve">应急：设为</w:t>
+            </w:r>
+            <w:r>
+              <w:rPr>
+                <w:sz w:val="18"/>
+              </w:rPr>
+              <w:t xml:space="preserve"> </w:t>
+            </w:r>
+            <w:r>
+              <w:rPr>
+                <w:rStyle w:val="VerbatimChar"/>
+                <w:sz w:val="18"/>
+              </w:rPr>
+              <w:t xml:space="preserve">true</w:t>
+            </w:r>
+            <w:r>
+              <w:rPr>
+                <w:sz w:val="18"/>
+              </w:rPr>
+              <w:t xml:space="preserve"> </w:t>
+            </w:r>
+            <w:r>
+              <w:rPr>
+                <w:rFonts w:hint="eastAsia"/>
+                <w:sz w:val="18"/>
+              </w:rPr>
+              <w:t xml:space="preserve">启动一次，把</w:t>
+            </w:r>
+            <w:r>
+              <w:rPr>
+                <w:sz w:val="18"/>
+              </w:rPr>
+              <w:t xml:space="preserve"> </w:t>
+            </w:r>
+            <w:r>
+              <w:rPr>
+                <w:rStyle w:val="VerbatimChar"/>
+                <w:sz w:val="18"/>
+              </w:rPr>
+              <w:t xml:space="preserve">admin</w:t>
+            </w:r>
+            <w:r>
+              <w:rPr>
+                <w:sz w:val="18"/>
+              </w:rPr>
+              <w:t xml:space="preserve"> </w:t>
+            </w:r>
+            <w:r>
+              <w:rPr>
+                <w:rFonts w:hint="eastAsia"/>
+                <w:sz w:val="18"/>
+              </w:rPr>
+              <w:t xml:space="preserve">重置为初始密码、启用并强制改密（留痕）；用完立即删除</w:t>
             </w:r>
           </w:p>
         </w:tc>
@@ -30324,54 +30518,99 @@
       <w:tr>
         <w:tc>
           <w:tcPr>
-            <w:tcW w:w="4300" w:type="dxa"/>
-          </w:tcPr>
-          <w:p>
-            <w:pPr>
-              <w:pStyle w:val="Compact"/>
-              <w:spacing w:before="20" w:after="20"/>
-            </w:pPr>
-            <w:r>
-              <w:rPr>
-                <w:rStyle w:val="VerbatimChar"/>
-                <w:sz w:val="18"/>
-              </w:rPr>
-              <w:t xml:space="preserve">SN_PREVIEW_TTL_MINUTES</w:t>
-            </w:r>
-          </w:p>
-        </w:tc>
-        <w:tc>
-          <w:tcPr>
-            <w:tcW w:w="1695" w:type="dxa"/>
-          </w:tcPr>
-          <w:p>
-            <w:pPr>
-              <w:pStyle w:val="Compact"/>
-              <w:spacing w:before="20" w:after="20"/>
-            </w:pPr>
-            <w:r>
-              <w:rPr>
-                <w:sz w:val="18"/>
-              </w:rPr>
-              <w:t xml:space="preserve">30</w:t>
-            </w:r>
-          </w:p>
-        </w:tc>
-        <w:tc>
-          <w:tcPr>
-            <w:tcW w:w="3416" w:type="dxa"/>
-          </w:tcPr>
-          <w:p>
-            <w:pPr>
-              <w:pStyle w:val="Compact"/>
-              <w:spacing w:before="20" w:after="20"/>
-            </w:pPr>
-            <w:r>
-              <w:rPr>
-                <w:rFonts w:hint="eastAsia"/>
-                <w:sz w:val="18"/>
-              </w:rPr>
-              <w:t xml:space="preserve">预演令牌有效期（分钟）</w:t>
+            <w:tcW w:w="3741" w:type="dxa"/>
+          </w:tcPr>
+          <w:p>
+            <w:pPr>
+              <w:pStyle w:val="Compact"/>
+              <w:spacing w:before="20" w:after="20"/>
+            </w:pPr>
+            <w:r>
+              <w:rPr>
+                <w:rStyle w:val="VerbatimChar"/>
+                <w:sz w:val="18"/>
+              </w:rPr>
+              <w:t xml:space="preserve">CORS_ORIGINS</w:t>
+            </w:r>
+            <w:r>
+              <w:rPr>
+                <w:sz w:val="18"/>
+              </w:rPr>
+              <w:t xml:space="preserve"> </w:t>
+            </w:r>
+            <w:r>
+              <w:rPr>
+                <w:sz w:val="18"/>
+              </w:rPr>
+              <w:t xml:space="preserve">/</w:t>
+            </w:r>
+            <w:r>
+              <w:rPr>
+                <w:sz w:val="18"/>
+              </w:rPr>
+              <w:t xml:space="preserve"> </w:t>
+            </w:r>
+            <w:r>
+              <w:rPr>
+                <w:rStyle w:val="VerbatimChar"/>
+                <w:sz w:val="18"/>
+              </w:rPr>
+              <w:t xml:space="preserve">CORS_ALLOW_ANY_ORIGIN</w:t>
+            </w:r>
+          </w:p>
+        </w:tc>
+        <w:tc>
+          <w:tcPr>
+            <w:tcW w:w="1650" w:type="dxa"/>
+          </w:tcPr>
+          <w:p>
+            <w:pPr>
+              <w:pStyle w:val="Compact"/>
+              <w:spacing w:before="20" w:after="20"/>
+            </w:pPr>
+            <w:r>
+              <w:rPr>
+                <w:rFonts w:hint="eastAsia"/>
+                <w:sz w:val="18"/>
+              </w:rPr>
+              <w:t xml:space="preserve">本机开发地址</w:t>
+            </w:r>
+            <w:r>
+              <w:rPr>
+                <w:sz w:val="18"/>
+              </w:rPr>
+              <w:t xml:space="preserve"> /</w:t>
+            </w:r>
+            <w:r>
+              <w:rPr>
+                <w:sz w:val="18"/>
+              </w:rPr>
+              <w:t xml:space="preserve"> </w:t>
+            </w:r>
+            <w:r>
+              <w:rPr>
+                <w:rStyle w:val="VerbatimChar"/>
+                <w:sz w:val="18"/>
+              </w:rPr>
+              <w:t xml:space="preserve">false</w:t>
+            </w:r>
+          </w:p>
+        </w:tc>
+        <w:tc>
+          <w:tcPr>
+            <w:tcW w:w="4019" w:type="dxa"/>
+          </w:tcPr>
+          <w:p>
+            <w:pPr>
+              <w:pStyle w:val="Compact"/>
+              <w:spacing w:before="20" w:after="20"/>
+            </w:pPr>
+            <w:r>
+              <w:rPr>
+                <w:rFonts w:hint="eastAsia"/>
+                <w:sz w:val="18"/>
+              </w:rPr>
+              <w:t xml:space="preserve">跨域来源</w:t>
             </w:r>
           </w:p>
         </w:tc>
@@ -30379,25 +30618,25 @@
       <w:tr>
         <w:tc>
           <w:tcPr>
-            <w:tcW w:w="4300" w:type="dxa"/>
-          </w:tcPr>
-          <w:p>
-            <w:pPr>
-              <w:pStyle w:val="Compact"/>
-              <w:spacing w:before="20" w:after="20"/>
-            </w:pPr>
-            <w:r>
-              <w:rPr>
-                <w:rStyle w:val="VerbatimChar"/>
-                <w:sz w:val="18"/>
-              </w:rPr>
-              <w:t xml:space="preserve">SN_ACQUIRE_REQUIRE_SNAPSHOT</w:t>
-            </w:r>
-          </w:p>
-        </w:tc>
-        <w:tc>
-          <w:tcPr>
-            <w:tcW w:w="1695" w:type="dxa"/>
+            <w:tcW w:w="3741" w:type="dxa"/>
+          </w:tcPr>
+          <w:p>
+            <w:pPr>
+              <w:pStyle w:val="Compact"/>
+              <w:spacing w:before="20" w:after="20"/>
+            </w:pPr>
+            <w:r>
+              <w:rPr>
+                <w:rStyle w:val="VerbatimChar"/>
+                <w:sz w:val="18"/>
+              </w:rPr>
+              <w:t xml:space="preserve">DOCS_ENABLED</w:t>
+            </w:r>
+          </w:p>
+        </w:tc>
+        <w:tc>
+          <w:tcPr>
+            <w:tcW w:w="1650" w:type="dxa"/>
           </w:tcPr>
           <w:p>
             <w:pPr>
@@ -30415,32 +30654,45 @@
         </w:tc>
         <w:tc>
           <w:tcPr>
-            <w:tcW w:w="3416" w:type="dxa"/>
-          </w:tcPr>
-          <w:p>
-            <w:pPr>
-              <w:pStyle w:val="Compact"/>
-              <w:spacing w:before="20" w:after="20"/>
-            </w:pPr>
-            <w:r>
-              <w:rPr>
-                <w:rFonts w:hint="eastAsia"/>
-                <w:sz w:val="18"/>
-              </w:rPr>
-              <w:t xml:space="preserve">领取时要求</w:t>
-            </w:r>
-            <w:r>
-              <w:rPr>
-                <w:sz w:val="18"/>
-              </w:rPr>
-              <w:t xml:space="preserve"> PI </w:t>
-            </w:r>
-            <w:r>
-              <w:rPr>
-                <w:rFonts w:hint="eastAsia"/>
-                <w:sz w:val="18"/>
-              </w:rPr>
-              <w:t xml:space="preserve">仍在订单快照中</w:t>
+            <w:tcW w:w="4019" w:type="dxa"/>
+          </w:tcPr>
+          <w:p>
+            <w:pPr>
+              <w:pStyle w:val="Compact"/>
+              <w:spacing w:before="20" w:after="20"/>
+            </w:pPr>
+            <w:r>
+              <w:rPr>
+                <w:rFonts w:hint="eastAsia"/>
+                <w:sz w:val="18"/>
+              </w:rPr>
+              <w:t xml:space="preserve">是否开放</w:t>
+            </w:r>
+            <w:r>
+              <w:rPr>
+                <w:sz w:val="18"/>
+              </w:rPr>
+              <w:t xml:space="preserve"> OpenAPI </w:t>
+            </w:r>
+            <w:r>
+              <w:rPr>
+                <w:rFonts w:hint="eastAsia"/>
+                <w:sz w:val="18"/>
+              </w:rPr>
+              <w:t xml:space="preserve">文档；生产环境建议</w:t>
+            </w:r>
+            <w:r>
+              <w:rPr>
+                <w:sz w:val="18"/>
+              </w:rPr>
+              <w:t xml:space="preserve"> </w:t>
+            </w:r>
+            <w:r>
+              <w:rPr>
+                <w:rStyle w:val="VerbatimChar"/>
+                <w:sz w:val="18"/>
+              </w:rPr>
+              <w:t xml:space="preserve">false</w:t>
             </w:r>
           </w:p>
         </w:tc>
@@ -30448,92 +30700,54 @@
       <w:tr>
         <w:tc>
           <w:tcPr>
-            <w:tcW w:w="4300" w:type="dxa"/>
-          </w:tcPr>
-          <w:p>
-            <w:pPr>
-              <w:pStyle w:val="Compact"/>
-              <w:spacing w:before="20" w:after="20"/>
-            </w:pPr>
-            <w:r>
-              <w:rPr>
-                <w:rStyle w:val="VerbatimChar"/>
-                <w:sz w:val="18"/>
-              </w:rPr>
-              <w:t xml:space="preserve">SN_IMPORT_MAX</w:t>
-            </w:r>
-            <w:r>
-              <w:rPr>
-                <w:sz w:val="18"/>
-              </w:rPr>
-              <w:t xml:space="preserve"> </w:t>
-            </w:r>
-            <w:r>
-              <w:rPr>
-                <w:sz w:val="18"/>
-              </w:rPr>
-              <w:t xml:space="preserve">/</w:t>
-            </w:r>
-            <w:r>
-              <w:rPr>
-                <w:sz w:val="18"/>
-              </w:rPr>
-              <w:t xml:space="preserve"> </w:t>
-            </w:r>
-            <w:r>
-              <w:rPr>
-                <w:rStyle w:val="VerbatimChar"/>
-                <w:sz w:val="18"/>
-              </w:rPr>
-              <w:t xml:space="preserve">SN_CALLBACK_MAX</w:t>
-            </w:r>
-          </w:p>
-        </w:tc>
-        <w:tc>
-          <w:tcPr>
-            <w:tcW w:w="1695" w:type="dxa"/>
-          </w:tcPr>
-          <w:p>
-            <w:pPr>
-              <w:pStyle w:val="Compact"/>
-              <w:spacing w:before="20" w:after="20"/>
-            </w:pPr>
-            <w:r>
-              <w:rPr>
-                <w:sz w:val="18"/>
-              </w:rPr>
-              <w:t xml:space="preserve">500000 / 200000</w:t>
-            </w:r>
-          </w:p>
-        </w:tc>
-        <w:tc>
-          <w:tcPr>
-            <w:tcW w:w="3416" w:type="dxa"/>
-          </w:tcPr>
-          <w:p>
-            <w:pPr>
-              <w:pStyle w:val="Compact"/>
-              <w:spacing w:before="20" w:after="20"/>
-            </w:pPr>
-            <w:r>
-              <w:rPr>
-                <w:rFonts w:hint="eastAsia"/>
-                <w:sz w:val="18"/>
-              </w:rPr>
-              <w:t xml:space="preserve">单次历史导入</w:t>
-            </w:r>
-            <w:r>
-              <w:rPr>
-                <w:sz w:val="18"/>
-              </w:rPr>
-              <w:t xml:space="preserve"> / </w:t>
-            </w:r>
-            <w:r>
-              <w:rPr>
-                <w:rFonts w:hint="eastAsia"/>
-                <w:sz w:val="18"/>
-              </w:rPr>
-              <w:t xml:space="preserve">单次回调上限</w:t>
+            <w:tcW w:w="3741" w:type="dxa"/>
+          </w:tcPr>
+          <w:p>
+            <w:pPr>
+              <w:pStyle w:val="Compact"/>
+              <w:spacing w:before="20" w:after="20"/>
+            </w:pPr>
+            <w:r>
+              <w:rPr>
+                <w:rStyle w:val="VerbatimChar"/>
+                <w:sz w:val="18"/>
+              </w:rPr>
+              <w:t xml:space="preserve">SN_GEN_SYNC_THRESHOLD</w:t>
+            </w:r>
+          </w:p>
+        </w:tc>
+        <w:tc>
+          <w:tcPr>
+            <w:tcW w:w="1650" w:type="dxa"/>
+          </w:tcPr>
+          <w:p>
+            <w:pPr>
+              <w:pStyle w:val="Compact"/>
+              <w:spacing w:before="20" w:after="20"/>
+            </w:pPr>
+            <w:r>
+              <w:rPr>
+                <w:sz w:val="18"/>
+              </w:rPr>
+              <w:t xml:space="preserve">5000</w:t>
+            </w:r>
+          </w:p>
+        </w:tc>
+        <w:tc>
+          <w:tcPr>
+            <w:tcW w:w="4019" w:type="dxa"/>
+          </w:tcPr>
+          <w:p>
+            <w:pPr>
+              <w:pStyle w:val="Compact"/>
+              <w:spacing w:before="20" w:after="20"/>
+            </w:pPr>
+            <w:r>
+              <w:rPr>
+                <w:rFonts w:hint="eastAsia"/>
+                <w:sz w:val="18"/>
+              </w:rPr>
+              <w:t xml:space="preserve">超过该数量的生成转为后台任务</w:t>
             </w:r>
           </w:p>
         </w:tc>
@@ -30541,98 +30755,54 @@
       <w:tr>
         <w:tc>
           <w:tcPr>
-            <w:tcW w:w="4300" w:type="dxa"/>
-          </w:tcPr>
-          <w:p>
-            <w:pPr>
-              <w:pStyle w:val="Compact"/>
-              <w:spacing w:before="20" w:after="20"/>
-            </w:pPr>
-            <w:r>
-              <w:rPr>
-                <w:rStyle w:val="VerbatimChar"/>
-                <w:sz w:val="18"/>
-              </w:rPr>
-              <w:t xml:space="preserve">SN_EXPORT_LIMIT</w:t>
-            </w:r>
-            <w:r>
-              <w:rPr>
-                <w:sz w:val="18"/>
-              </w:rPr>
-              <w:t xml:space="preserve"> </w:t>
-            </w:r>
-            <w:r>
-              <w:rPr>
-                <w:sz w:val="18"/>
-              </w:rPr>
-              <w:t xml:space="preserve">/</w:t>
-            </w:r>
-            <w:r>
-              <w:rPr>
-                <w:sz w:val="18"/>
-              </w:rPr>
-              <w:t xml:space="preserve"> </w:t>
-            </w:r>
-            <w:r>
-              <w:rPr>
-                <w:rStyle w:val="VerbatimChar"/>
-                <w:sz w:val="18"/>
-              </w:rPr>
-              <w:t xml:space="preserve">AUDIT_EXPORT_LIMIT</w:t>
-            </w:r>
-          </w:p>
-        </w:tc>
-        <w:tc>
-          <w:tcPr>
-            <w:tcW w:w="1695" w:type="dxa"/>
-          </w:tcPr>
-          <w:p>
-            <w:pPr>
-              <w:pStyle w:val="Compact"/>
-              <w:spacing w:before="20" w:after="20"/>
-            </w:pPr>
-            <w:r>
-              <w:rPr>
-                <w:sz w:val="18"/>
-              </w:rPr>
-              <w:t xml:space="preserve">1000000 / 200000</w:t>
-            </w:r>
-          </w:p>
-        </w:tc>
-        <w:tc>
-          <w:tcPr>
-            <w:tcW w:w="3416" w:type="dxa"/>
-          </w:tcPr>
-          <w:p>
-            <w:pPr>
-              <w:pStyle w:val="Compact"/>
-              <w:spacing w:before="20" w:after="20"/>
-            </w:pPr>
-            <w:r>
-              <w:rPr>
-                <w:sz w:val="18"/>
-              </w:rPr>
-              <w:t xml:space="preserve">SN </w:t>
-            </w:r>
-            <w:r>
-              <w:rPr>
-                <w:rFonts w:hint="eastAsia"/>
-                <w:sz w:val="18"/>
-              </w:rPr>
-              <w:t xml:space="preserve">导出</w:t>
-            </w:r>
-            <w:r>
-              <w:rPr>
-                <w:sz w:val="18"/>
-              </w:rPr>
-              <w:t xml:space="preserve"> / </w:t>
-            </w:r>
-            <w:r>
-              <w:rPr>
-                <w:rFonts w:hint="eastAsia"/>
-                <w:sz w:val="18"/>
-              </w:rPr>
-              <w:t xml:space="preserve">操作日志导出上限</w:t>
+            <w:tcW w:w="3741" w:type="dxa"/>
+          </w:tcPr>
+          <w:p>
+            <w:pPr>
+              <w:pStyle w:val="Compact"/>
+              <w:spacing w:before="20" w:after="20"/>
+            </w:pPr>
+            <w:r>
+              <w:rPr>
+                <w:rStyle w:val="VerbatimChar"/>
+                <w:sz w:val="18"/>
+              </w:rPr>
+              <w:t xml:space="preserve">SN_PREVIEW_TTL_MINUTES</w:t>
+            </w:r>
+          </w:p>
+        </w:tc>
+        <w:tc>
+          <w:tcPr>
+            <w:tcW w:w="1650" w:type="dxa"/>
+          </w:tcPr>
+          <w:p>
+            <w:pPr>
+              <w:pStyle w:val="Compact"/>
+              <w:spacing w:before="20" w:after="20"/>
+            </w:pPr>
+            <w:r>
+              <w:rPr>
+                <w:sz w:val="18"/>
+              </w:rPr>
+              <w:t xml:space="preserve">30</w:t>
+            </w:r>
+          </w:p>
+        </w:tc>
+        <w:tc>
+          <w:tcPr>
+            <w:tcW w:w="4019" w:type="dxa"/>
+          </w:tcPr>
+          <w:p>
+            <w:pPr>
+              <w:pStyle w:val="Compact"/>
+              <w:spacing w:before="20" w:after="20"/>
+            </w:pPr>
+            <w:r>
+              <w:rPr>
+                <w:rFonts w:hint="eastAsia"/>
+                <w:sz w:val="18"/>
+              </w:rPr>
+              <w:t xml:space="preserve">预演令牌有效期（分钟）</w:t>
             </w:r>
           </w:p>
         </w:tc>
@@ -30640,67 +30810,68 @@
       <w:tr>
         <w:tc>
           <w:tcPr>
-            <w:tcW w:w="4300" w:type="dxa"/>
-          </w:tcPr>
-          <w:p>
-            <w:pPr>
-              <w:pStyle w:val="Compact"/>
-              <w:spacing w:before="20" w:after="20"/>
-            </w:pPr>
-            <w:r>
-              <w:rPr>
-                <w:rStyle w:val="VerbatimChar"/>
-                <w:sz w:val="18"/>
-              </w:rPr>
-              <w:t xml:space="preserve">SN_AUDIT_RETENTION_DAYS</w:t>
-            </w:r>
-          </w:p>
-        </w:tc>
-        <w:tc>
-          <w:tcPr>
-            <w:tcW w:w="1695" w:type="dxa"/>
-          </w:tcPr>
-          <w:p>
-            <w:pPr>
-              <w:pStyle w:val="Compact"/>
-              <w:spacing w:before="20" w:after="20"/>
-            </w:pPr>
-            <w:r>
-              <w:rPr>
-                <w:sz w:val="18"/>
-              </w:rPr>
-              <w:t xml:space="preserve">1095</w:t>
-            </w:r>
-          </w:p>
-        </w:tc>
-        <w:tc>
-          <w:tcPr>
-            <w:tcW w:w="3416" w:type="dxa"/>
-          </w:tcPr>
-          <w:p>
-            <w:pPr>
-              <w:pStyle w:val="Compact"/>
-              <w:spacing w:before="20" w:after="20"/>
-            </w:pPr>
-            <w:r>
-              <w:rPr>
-                <w:rFonts w:hint="eastAsia"/>
-                <w:sz w:val="18"/>
-              </w:rPr>
-              <w:t xml:space="preserve">操作日志在线保存天数；0</w:t>
-            </w:r>
-            <w:r>
-              <w:rPr>
-                <w:sz w:val="18"/>
-              </w:rPr>
-              <w:t xml:space="preserve"> </w:t>
-            </w:r>
-            <w:r>
-              <w:rPr>
-                <w:rFonts w:hint="eastAsia"/>
-                <w:sz w:val="18"/>
-              </w:rPr>
-              <w:t xml:space="preserve">表示永久</w:t>
+            <w:tcW w:w="3741" w:type="dxa"/>
+          </w:tcPr>
+          <w:p>
+            <w:pPr>
+              <w:pStyle w:val="Compact"/>
+              <w:spacing w:before="20" w:after="20"/>
+            </w:pPr>
+            <w:r>
+              <w:rPr>
+                <w:rStyle w:val="VerbatimChar"/>
+                <w:sz w:val="18"/>
+              </w:rPr>
+              <w:t xml:space="preserve">SN_ACQUIRE_REQUIRE_SNAPSHOT</w:t>
+            </w:r>
+          </w:p>
+        </w:tc>
+        <w:tc>
+          <w:tcPr>
+            <w:tcW w:w="1650" w:type="dxa"/>
+          </w:tcPr>
+          <w:p>
+            <w:pPr>
+              <w:pStyle w:val="Compact"/>
+              <w:spacing w:before="20" w:after="20"/>
+            </w:pPr>
+            <w:r>
+              <w:rPr>
+                <w:rStyle w:val="VerbatimChar"/>
+                <w:sz w:val="18"/>
+              </w:rPr>
+              <w:t xml:space="preserve">true</w:t>
+            </w:r>
+          </w:p>
+        </w:tc>
+        <w:tc>
+          <w:tcPr>
+            <w:tcW w:w="4019" w:type="dxa"/>
+          </w:tcPr>
+          <w:p>
+            <w:pPr>
+              <w:pStyle w:val="Compact"/>
+              <w:spacing w:before="20" w:after="20"/>
+            </w:pPr>
+            <w:r>
+              <w:rPr>
+                <w:rFonts w:hint="eastAsia"/>
+                <w:sz w:val="18"/>
+              </w:rPr>
+              <w:t xml:space="preserve">领取时要求</w:t>
+            </w:r>
+            <w:r>
+              <w:rPr>
+                <w:sz w:val="18"/>
+              </w:rPr>
+              <w:t xml:space="preserve"> PI </w:t>
+            </w:r>
+            <w:r>
+              <w:rPr>
+                <w:rFonts w:hint="eastAsia"/>
+                <w:sz w:val="18"/>
+              </w:rPr>
+              <w:t xml:space="preserve">仍在订单快照中</w:t>
             </w:r>
           </w:p>
         </w:tc>
@@ -30708,19 +30879,19 @@
       <w:tr>
         <w:tc>
           <w:tcPr>
-            <w:tcW w:w="4300" w:type="dxa"/>
-          </w:tcPr>
-          <w:p>
-            <w:pPr>
-              <w:pStyle w:val="Compact"/>
-              <w:spacing w:before="20" w:after="20"/>
-            </w:pPr>
-            <w:r>
-              <w:rPr>
-                <w:rStyle w:val="VerbatimChar"/>
-                <w:sz w:val="18"/>
-              </w:rPr>
-              <w:t xml:space="preserve">SN_PARTITION_AHEAD_MONTHS</w:t>
+            <w:tcW w:w="3741" w:type="dxa"/>
+          </w:tcPr>
+          <w:p>
+            <w:pPr>
+              <w:pStyle w:val="Compact"/>
+              <w:spacing w:before="20" w:after="20"/>
+            </w:pPr>
+            <w:r>
+              <w:rPr>
+                <w:rStyle w:val="VerbatimChar"/>
+                <w:sz w:val="18"/>
+              </w:rPr>
+              <w:t xml:space="preserve">SN_IMPORT_MAX</w:t>
             </w:r>
             <w:r>
               <w:rPr>
@@ -30745,55 +30916,42 @@
                 <w:rStyle w:val="VerbatimChar"/>
                 <w:sz w:val="18"/>
               </w:rPr>
-              <w:t xml:space="preserve">SN_PARTITION_CRON</w:t>
-            </w:r>
-          </w:p>
-        </w:tc>
-        <w:tc>
-          <w:tcPr>
-            <w:tcW w:w="1695" w:type="dxa"/>
-          </w:tcPr>
-          <w:p>
-            <w:pPr>
-              <w:pStyle w:val="Compact"/>
-              <w:spacing w:before="20" w:after="20"/>
-            </w:pPr>
-            <w:r>
-              <w:rPr>
-                <w:sz w:val="18"/>
-              </w:rPr>
-              <w:t xml:space="preserve">3 /</w:t>
-            </w:r>
-            <w:r>
-              <w:rPr>
-                <w:sz w:val="18"/>
-              </w:rPr>
-              <w:t xml:space="preserve"> </w:t>
-            </w:r>
-            <w:r>
-              <w:rPr>
-                <w:rStyle w:val="VerbatimChar"/>
-                <w:sz w:val="18"/>
-              </w:rPr>
-              <w:t xml:space="preserve">0 10 2 * * *</w:t>
-            </w:r>
-          </w:p>
-        </w:tc>
-        <w:tc>
-          <w:tcPr>
-            <w:tcW w:w="3416" w:type="dxa"/>
-          </w:tcPr>
-          <w:p>
-            <w:pPr>
-              <w:pStyle w:val="Compact"/>
-              <w:spacing w:before="20" w:after="20"/>
-            </w:pPr>
-            <w:r>
-              <w:rPr>
-                <w:rFonts w:hint="eastAsia"/>
-                <w:sz w:val="18"/>
-              </w:rPr>
-              <w:t xml:space="preserve">预建分区月数</w:t>
+              <w:t xml:space="preserve">SN_CALLBACK_MAX</w:t>
+            </w:r>
+          </w:p>
+        </w:tc>
+        <w:tc>
+          <w:tcPr>
+            <w:tcW w:w="1650" w:type="dxa"/>
+          </w:tcPr>
+          <w:p>
+            <w:pPr>
+              <w:pStyle w:val="Compact"/>
+              <w:spacing w:before="20" w:after="20"/>
+            </w:pPr>
+            <w:r>
+              <w:rPr>
+                <w:sz w:val="18"/>
+              </w:rPr>
+              <w:t xml:space="preserve">500000 / 200000</w:t>
+            </w:r>
+          </w:p>
+        </w:tc>
+        <w:tc>
+          <w:tcPr>
+            <w:tcW w:w="4019" w:type="dxa"/>
+          </w:tcPr>
+          <w:p>
+            <w:pPr>
+              <w:pStyle w:val="Compact"/>
+              <w:spacing w:before="20" w:after="20"/>
+            </w:pPr>
+            <w:r>
+              <w:rPr>
+                <w:rFonts w:hint="eastAsia"/>
+                <w:sz w:val="18"/>
+              </w:rPr>
+              <w:t xml:space="preserve">单次历史导入</w:t>
             </w:r>
             <w:r>
               <w:rPr>
@@ -30806,72 +30964,7 @@
                 <w:rFonts w:hint="eastAsia"/>
                 <w:sz w:val="18"/>
               </w:rPr>
-              <w:t xml:space="preserve">分区维护时间（秒</w:t>
-            </w:r>
-            <w:r>
-              <w:rPr>
-                <w:sz w:val="18"/>
-              </w:rPr>
-              <w:t xml:space="preserve"> </w:t>
-            </w:r>
-            <w:r>
-              <w:rPr>
-                <w:rFonts w:hint="eastAsia"/>
-                <w:sz w:val="18"/>
-              </w:rPr>
-              <w:t xml:space="preserve">分</w:t>
-            </w:r>
-            <w:r>
-              <w:rPr>
-                <w:sz w:val="18"/>
-              </w:rPr>
-              <w:t xml:space="preserve"> </w:t>
-            </w:r>
-            <w:r>
-              <w:rPr>
-                <w:rFonts w:hint="eastAsia"/>
-                <w:sz w:val="18"/>
-              </w:rPr>
-              <w:t xml:space="preserve">时</w:t>
-            </w:r>
-            <w:r>
-              <w:rPr>
-                <w:sz w:val="18"/>
-              </w:rPr>
-              <w:t xml:space="preserve"> </w:t>
-            </w:r>
-            <w:r>
-              <w:rPr>
-                <w:rFonts w:hint="eastAsia"/>
-                <w:sz w:val="18"/>
-              </w:rPr>
-              <w:t xml:space="preserve">日</w:t>
-            </w:r>
-            <w:r>
-              <w:rPr>
-                <w:sz w:val="18"/>
-              </w:rPr>
-              <w:t xml:space="preserve"> </w:t>
-            </w:r>
-            <w:r>
-              <w:rPr>
-                <w:rFonts w:hint="eastAsia"/>
-                <w:sz w:val="18"/>
-              </w:rPr>
-              <w:t xml:space="preserve">月</w:t>
-            </w:r>
-            <w:r>
-              <w:rPr>
-                <w:sz w:val="18"/>
-              </w:rPr>
-              <w:t xml:space="preserve"> </w:t>
-            </w:r>
-            <w:r>
-              <w:rPr>
-                <w:rFonts w:hint="eastAsia"/>
-                <w:sz w:val="18"/>
-              </w:rPr>
-              <w:t xml:space="preserve">周）</w:t>
+              <w:t xml:space="preserve">单次回调上限</w:t>
             </w:r>
           </w:p>
         </w:tc>
@@ -30879,55 +30972,98 @@
       <w:tr>
         <w:tc>
           <w:tcPr>
-            <w:tcW w:w="4300" w:type="dxa"/>
-          </w:tcPr>
-          <w:p>
-            <w:pPr>
-              <w:pStyle w:val="Compact"/>
-              <w:spacing w:before="20" w:after="20"/>
-            </w:pPr>
-            <w:r>
-              <w:rPr>
-                <w:rStyle w:val="VerbatimChar"/>
-                <w:sz w:val="18"/>
-              </w:rPr>
-              <w:t xml:space="preserve">SN_DEMO_SEED</w:t>
-            </w:r>
-          </w:p>
-        </w:tc>
-        <w:tc>
-          <w:tcPr>
-            <w:tcW w:w="1695" w:type="dxa"/>
-          </w:tcPr>
-          <w:p>
-            <w:pPr>
-              <w:pStyle w:val="Compact"/>
-              <w:spacing w:before="20" w:after="20"/>
-            </w:pPr>
-            <w:r>
-              <w:rPr>
-                <w:rStyle w:val="VerbatimChar"/>
-                <w:sz w:val="18"/>
-              </w:rPr>
-              <w:t xml:space="preserve">false</w:t>
-            </w:r>
-          </w:p>
-        </w:tc>
-        <w:tc>
-          <w:tcPr>
-            <w:tcW w:w="3416" w:type="dxa"/>
-          </w:tcPr>
-          <w:p>
-            <w:pPr>
-              <w:pStyle w:val="Compact"/>
-              <w:spacing w:before="20" w:after="20"/>
-            </w:pPr>
-            <w:r>
-              <w:rPr>
-                <w:rFonts w:hint="eastAsia"/>
-                <w:sz w:val="18"/>
-              </w:rPr>
-              <w:t xml:space="preserve">是否写入演示数据</w:t>
+            <w:tcW w:w="3741" w:type="dxa"/>
+          </w:tcPr>
+          <w:p>
+            <w:pPr>
+              <w:pStyle w:val="Compact"/>
+              <w:spacing w:before="20" w:after="20"/>
+            </w:pPr>
+            <w:r>
+              <w:rPr>
+                <w:rStyle w:val="VerbatimChar"/>
+                <w:sz w:val="18"/>
+              </w:rPr>
+              <w:t xml:space="preserve">SN_EXPORT_LIMIT</w:t>
+            </w:r>
+            <w:r>
+              <w:rPr>
+                <w:sz w:val="18"/>
+              </w:rPr>
+              <w:t xml:space="preserve"> </w:t>
+            </w:r>
+            <w:r>
+              <w:rPr>
+                <w:sz w:val="18"/>
+              </w:rPr>
+              <w:t xml:space="preserve">/</w:t>
+            </w:r>
+            <w:r>
+              <w:rPr>
+                <w:sz w:val="18"/>
+              </w:rPr>
+              <w:t xml:space="preserve"> </w:t>
+            </w:r>
+            <w:r>
+              <w:rPr>
+                <w:rStyle w:val="VerbatimChar"/>
+                <w:sz w:val="18"/>
+              </w:rPr>
+              <w:t xml:space="preserve">AUDIT_EXPORT_LIMIT</w:t>
+            </w:r>
+          </w:p>
+        </w:tc>
+        <w:tc>
+          <w:tcPr>
+            <w:tcW w:w="1650" w:type="dxa"/>
+          </w:tcPr>
+          <w:p>
+            <w:pPr>
+              <w:pStyle w:val="Compact"/>
+              <w:spacing w:before="20" w:after="20"/>
+            </w:pPr>
+            <w:r>
+              <w:rPr>
+                <w:sz w:val="18"/>
+              </w:rPr>
+              <w:t xml:space="preserve">1000000 / 200000</w:t>
+            </w:r>
+          </w:p>
+        </w:tc>
+        <w:tc>
+          <w:tcPr>
+            <w:tcW w:w="4019" w:type="dxa"/>
+          </w:tcPr>
+          <w:p>
+            <w:pPr>
+              <w:pStyle w:val="Compact"/>
+              <w:spacing w:before="20" w:after="20"/>
+            </w:pPr>
+            <w:r>
+              <w:rPr>
+                <w:sz w:val="18"/>
+              </w:rPr>
+              <w:t xml:space="preserve">SN </w:t>
+            </w:r>
+            <w:r>
+              <w:rPr>
+                <w:rFonts w:hint="eastAsia"/>
+                <w:sz w:val="18"/>
+              </w:rPr>
+              <w:t xml:space="preserve">导出</w:t>
+            </w:r>
+            <w:r>
+              <w:rPr>
+                <w:sz w:val="18"/>
+              </w:rPr>
+              <w:t xml:space="preserve"> / </w:t>
+            </w:r>
+            <w:r>
+              <w:rPr>
+                <w:rFonts w:hint="eastAsia"/>
+                <w:sz w:val="18"/>
+              </w:rPr>
+              <w:t xml:space="preserve">操作日志导出上限</w:t>
             </w:r>
           </w:p>
         </w:tc>
@@ -30935,106 +31071,67 @@
       <w:tr>
         <w:tc>
           <w:tcPr>
-            <w:tcW w:w="4300" w:type="dxa"/>
-          </w:tcPr>
-          <w:p>
-            <w:pPr>
-              <w:pStyle w:val="Compact"/>
-              <w:spacing w:before="20" w:after="20"/>
-            </w:pPr>
-            <w:r>
-              <w:rPr>
-                <w:rStyle w:val="VerbatimChar"/>
-                <w:sz w:val="18"/>
-              </w:rPr>
-              <w:t xml:space="preserve">K3_SERVER_URL</w:t>
-            </w:r>
-            <w:r>
-              <w:rPr>
-                <w:sz w:val="18"/>
-              </w:rPr>
-              <w:t xml:space="preserve">、</w:t>
-            </w:r>
-            <w:r>
-              <w:rPr>
-                <w:rStyle w:val="VerbatimChar"/>
-                <w:sz w:val="18"/>
-              </w:rPr>
-              <w:t xml:space="preserve">K3_ACCT_ID</w:t>
-            </w:r>
-            <w:r>
-              <w:rPr>
-                <w:sz w:val="18"/>
-              </w:rPr>
-              <w:t xml:space="preserve">、</w:t>
-            </w:r>
-            <w:r>
-              <w:rPr>
-                <w:rStyle w:val="VerbatimChar"/>
-                <w:sz w:val="18"/>
-              </w:rPr>
-              <w:t xml:space="preserve">K3_APP_ID</w:t>
-            </w:r>
-            <w:r>
-              <w:rPr>
-                <w:sz w:val="18"/>
-              </w:rPr>
-              <w:t xml:space="preserve">、</w:t>
-            </w:r>
-            <w:r>
-              <w:rPr>
-                <w:rStyle w:val="VerbatimChar"/>
-                <w:sz w:val="18"/>
-              </w:rPr>
-              <w:t xml:space="preserve">K3_APP_SECRET</w:t>
-            </w:r>
-            <w:r>
-              <w:rPr>
-                <w:sz w:val="18"/>
-              </w:rPr>
-              <w:t xml:space="preserve">、</w:t>
-            </w:r>
-            <w:r>
-              <w:rPr>
-                <w:rStyle w:val="VerbatimChar"/>
-                <w:sz w:val="18"/>
-              </w:rPr>
-              <w:t xml:space="preserve">K3_USERNAME</w:t>
-            </w:r>
-          </w:p>
-        </w:tc>
-        <w:tc>
-          <w:tcPr>
-            <w:tcW w:w="1695" w:type="dxa"/>
-          </w:tcPr>
-          <w:p>
-            <w:pPr>
-              <w:pStyle w:val="Compact"/>
-              <w:spacing w:before="20" w:after="20"/>
-            </w:pPr>
-            <w:r>
-              <w:rPr>
-                <w:sz w:val="18"/>
-              </w:rPr>
-              <w:t xml:space="preserve">—</w:t>
-            </w:r>
-          </w:p>
-        </w:tc>
-        <w:tc>
-          <w:tcPr>
-            <w:tcW w:w="3416" w:type="dxa"/>
-          </w:tcPr>
-          <w:p>
-            <w:pPr>
-              <w:pStyle w:val="Compact"/>
-              <w:spacing w:before="20" w:after="20"/>
-            </w:pPr>
-            <w:r>
-              <w:rPr>
-                <w:rFonts w:hint="eastAsia"/>
-                <w:sz w:val="18"/>
-              </w:rPr>
-              <w:t xml:space="preserve">金蝶连接参数（必填）</w:t>
+            <w:tcW w:w="3741" w:type="dxa"/>
+          </w:tcPr>
+          <w:p>
+            <w:pPr>
+              <w:pStyle w:val="Compact"/>
+              <w:spacing w:before="20" w:after="20"/>
+            </w:pPr>
+            <w:r>
+              <w:rPr>
+                <w:rStyle w:val="VerbatimChar"/>
+                <w:sz w:val="18"/>
+              </w:rPr>
+              <w:t xml:space="preserve">SN_AUDIT_RETENTION_DAYS</w:t>
+            </w:r>
+          </w:p>
+        </w:tc>
+        <w:tc>
+          <w:tcPr>
+            <w:tcW w:w="1650" w:type="dxa"/>
+          </w:tcPr>
+          <w:p>
+            <w:pPr>
+              <w:pStyle w:val="Compact"/>
+              <w:spacing w:before="20" w:after="20"/>
+            </w:pPr>
+            <w:r>
+              <w:rPr>
+                <w:sz w:val="18"/>
+              </w:rPr>
+              <w:t xml:space="preserve">1095</w:t>
+            </w:r>
+          </w:p>
+        </w:tc>
+        <w:tc>
+          <w:tcPr>
+            <w:tcW w:w="4019" w:type="dxa"/>
+          </w:tcPr>
+          <w:p>
+            <w:pPr>
+              <w:pStyle w:val="Compact"/>
+              <w:spacing w:before="20" w:after="20"/>
+            </w:pPr>
+            <w:r>
+              <w:rPr>
+                <w:rFonts w:hint="eastAsia"/>
+                <w:sz w:val="18"/>
+              </w:rPr>
+              <w:t xml:space="preserve">操作日志在线保存天数；0</w:t>
+            </w:r>
+            <w:r>
+              <w:rPr>
+                <w:sz w:val="18"/>
+              </w:rPr>
+              <w:t xml:space="preserve"> </w:t>
+            </w:r>
+            <w:r>
+              <w:rPr>
+                <w:rFonts w:hint="eastAsia"/>
+                <w:sz w:val="18"/>
+              </w:rPr>
+              <w:t xml:space="preserve">表示永久</w:t>
             </w:r>
           </w:p>
         </w:tc>
@@ -31042,54 +31139,170 @@
       <w:tr>
         <w:tc>
           <w:tcPr>
-            <w:tcW w:w="4300" w:type="dxa"/>
-          </w:tcPr>
-          <w:p>
-            <w:pPr>
-              <w:pStyle w:val="Compact"/>
-              <w:spacing w:before="20" w:after="20"/>
-            </w:pPr>
-            <w:r>
-              <w:rPr>
-                <w:rStyle w:val="VerbatimChar"/>
-                <w:sz w:val="18"/>
-              </w:rPr>
-              <w:t xml:space="preserve">K3_LCID</w:t>
-            </w:r>
-          </w:p>
-        </w:tc>
-        <w:tc>
-          <w:tcPr>
-            <w:tcW w:w="1695" w:type="dxa"/>
-          </w:tcPr>
-          <w:p>
-            <w:pPr>
-              <w:pStyle w:val="Compact"/>
-              <w:spacing w:before="20" w:after="20"/>
-            </w:pPr>
-            <w:r>
-              <w:rPr>
-                <w:sz w:val="18"/>
-              </w:rPr>
-              <w:t xml:space="preserve">2052</w:t>
-            </w:r>
-          </w:p>
-        </w:tc>
-        <w:tc>
-          <w:tcPr>
-            <w:tcW w:w="3416" w:type="dxa"/>
-          </w:tcPr>
-          <w:p>
-            <w:pPr>
-              <w:pStyle w:val="Compact"/>
-              <w:spacing w:before="20" w:after="20"/>
-            </w:pPr>
-            <w:r>
-              <w:rPr>
-                <w:rFonts w:hint="eastAsia"/>
-                <w:sz w:val="18"/>
-              </w:rPr>
-              <w:t xml:space="preserve">金蝶语言</w:t>
+            <w:tcW w:w="3741" w:type="dxa"/>
+          </w:tcPr>
+          <w:p>
+            <w:pPr>
+              <w:pStyle w:val="Compact"/>
+              <w:spacing w:before="20" w:after="20"/>
+            </w:pPr>
+            <w:r>
+              <w:rPr>
+                <w:rStyle w:val="VerbatimChar"/>
+                <w:sz w:val="18"/>
+              </w:rPr>
+              <w:t xml:space="preserve">SN_PARTITION_AHEAD_MONTHS</w:t>
+            </w:r>
+            <w:r>
+              <w:rPr>
+                <w:sz w:val="18"/>
+              </w:rPr>
+              <w:t xml:space="preserve"> </w:t>
+            </w:r>
+            <w:r>
+              <w:rPr>
+                <w:sz w:val="18"/>
+              </w:rPr>
+              <w:t xml:space="preserve">/</w:t>
+            </w:r>
+            <w:r>
+              <w:rPr>
+                <w:sz w:val="18"/>
+              </w:rPr>
+              <w:t xml:space="preserve"> </w:t>
+            </w:r>
+            <w:r>
+              <w:rPr>
+                <w:rStyle w:val="VerbatimChar"/>
+                <w:sz w:val="18"/>
+              </w:rPr>
+              <w:t xml:space="preserve">SN_PARTITION_CRON</w:t>
+            </w:r>
+          </w:p>
+        </w:tc>
+        <w:tc>
+          <w:tcPr>
+            <w:tcW w:w="1650" w:type="dxa"/>
+          </w:tcPr>
+          <w:p>
+            <w:pPr>
+              <w:pStyle w:val="Compact"/>
+              <w:spacing w:before="20" w:after="20"/>
+            </w:pPr>
+            <w:r>
+              <w:rPr>
+                <w:sz w:val="18"/>
+              </w:rPr>
+              <w:t xml:space="preserve">3 /</w:t>
+            </w:r>
+            <w:r>
+              <w:rPr>
+                <w:sz w:val="18"/>
+              </w:rPr>
+              <w:t xml:space="preserve"> </w:t>
+            </w:r>
+            <w:r>
+              <w:rPr>
+                <w:rStyle w:val="VerbatimChar"/>
+                <w:sz w:val="18"/>
+              </w:rPr>
+              <w:t xml:space="preserve">0 10 2 * * *</w:t>
+            </w:r>
+          </w:p>
+        </w:tc>
+        <w:tc>
+          <w:tcPr>
+            <w:tcW w:w="4019" w:type="dxa"/>
+          </w:tcPr>
+          <w:p>
+            <w:pPr>
+              <w:pStyle w:val="Compact"/>
+              <w:spacing w:before="20" w:after="20"/>
+            </w:pPr>
+            <w:r>
+              <w:rPr>
+                <w:rFonts w:hint="eastAsia"/>
+                <w:sz w:val="18"/>
+              </w:rPr>
+              <w:t xml:space="preserve">预建分区月数</w:t>
+            </w:r>
+            <w:r>
+              <w:rPr>
+                <w:sz w:val="18"/>
+              </w:rPr>
+              <w:t xml:space="preserve"> / </w:t>
+            </w:r>
+            <w:r>
+              <w:rPr>
+                <w:rFonts w:hint="eastAsia"/>
+                <w:sz w:val="18"/>
+              </w:rPr>
+              <w:t xml:space="preserve">分区维护时间（秒</w:t>
+            </w:r>
+            <w:r>
+              <w:rPr>
+                <w:sz w:val="18"/>
+              </w:rPr>
+              <w:t xml:space="preserve"> </w:t>
+            </w:r>
+            <w:r>
+              <w:rPr>
+                <w:rFonts w:hint="eastAsia"/>
+                <w:sz w:val="18"/>
+              </w:rPr>
+              <w:t xml:space="preserve">分</w:t>
+            </w:r>
+            <w:r>
+              <w:rPr>
+                <w:sz w:val="18"/>
+              </w:rPr>
+              <w:t xml:space="preserve"> </w:t>
+            </w:r>
+            <w:r>
+              <w:rPr>
+                <w:rFonts w:hint="eastAsia"/>
+                <w:sz w:val="18"/>
+              </w:rPr>
+              <w:t xml:space="preserve">时</w:t>
+            </w:r>
+            <w:r>
+              <w:rPr>
+                <w:sz w:val="18"/>
+              </w:rPr>
+              <w:t xml:space="preserve"> </w:t>
+            </w:r>
+            <w:r>
+              <w:rPr>
+                <w:rFonts w:hint="eastAsia"/>
+                <w:sz w:val="18"/>
+              </w:rPr>
+              <w:t xml:space="preserve">日</w:t>
+            </w:r>
+            <w:r>
+              <w:rPr>
+                <w:sz w:val="18"/>
+              </w:rPr>
+              <w:t xml:space="preserve"> </w:t>
+            </w:r>
+            <w:r>
+              <w:rPr>
+                <w:rFonts w:hint="eastAsia"/>
+                <w:sz w:val="18"/>
+              </w:rPr>
+              <w:t xml:space="preserve">月</w:t>
+            </w:r>
+            <w:r>
+              <w:rPr>
+                <w:sz w:val="18"/>
+              </w:rPr>
+              <w:t xml:space="preserve"> </w:t>
+            </w:r>
+            <w:r>
+              <w:rPr>
+                <w:rFonts w:hint="eastAsia"/>
+                <w:sz w:val="18"/>
+              </w:rPr>
+              <w:t xml:space="preserve">周）</w:t>
             </w:r>
           </w:p>
         </w:tc>
@@ -31097,7 +31310,375 @@
       <w:tr>
         <w:tc>
           <w:tcPr>
-            <w:tcW w:w="4300" w:type="dxa"/>
+            <w:tcW w:w="3741" w:type="dxa"/>
+          </w:tcPr>
+          <w:p>
+            <w:pPr>
+              <w:pStyle w:val="Compact"/>
+              <w:spacing w:before="20" w:after="20"/>
+            </w:pPr>
+            <w:r>
+              <w:rPr>
+                <w:rStyle w:val="VerbatimChar"/>
+                <w:sz w:val="18"/>
+              </w:rPr>
+              <w:t xml:space="preserve">SN_DEMO_SEED</w:t>
+            </w:r>
+            <w:r>
+              <w:rPr>
+                <w:sz w:val="18"/>
+              </w:rPr>
+              <w:t xml:space="preserve"> </w:t>
+            </w:r>
+            <w:r>
+              <w:rPr>
+                <w:sz w:val="18"/>
+              </w:rPr>
+              <w:t xml:space="preserve">/</w:t>
+            </w:r>
+            <w:r>
+              <w:rPr>
+                <w:sz w:val="18"/>
+              </w:rPr>
+              <w:t xml:space="preserve"> </w:t>
+            </w:r>
+            <w:r>
+              <w:rPr>
+                <w:rStyle w:val="VerbatimChar"/>
+                <w:sz w:val="18"/>
+              </w:rPr>
+              <w:t xml:space="preserve">SN_DEMO_PASSWORD</w:t>
+            </w:r>
+          </w:p>
+        </w:tc>
+        <w:tc>
+          <w:tcPr>
+            <w:tcW w:w="1650" w:type="dxa"/>
+          </w:tcPr>
+          <w:p>
+            <w:pPr>
+              <w:pStyle w:val="Compact"/>
+              <w:spacing w:before="20" w:after="20"/>
+            </w:pPr>
+            <w:r>
+              <w:rPr>
+                <w:rStyle w:val="VerbatimChar"/>
+                <w:sz w:val="18"/>
+              </w:rPr>
+              <w:t xml:space="preserve">false</w:t>
+            </w:r>
+            <w:r>
+              <w:rPr>
+                <w:sz w:val="18"/>
+              </w:rPr>
+              <w:t xml:space="preserve"> </w:t>
+            </w:r>
+            <w:r>
+              <w:rPr>
+                <w:sz w:val="18"/>
+              </w:rPr>
+              <w:t xml:space="preserve">/</w:t>
+            </w:r>
+            <w:r>
+              <w:rPr>
+                <w:sz w:val="18"/>
+              </w:rPr>
+              <w:t xml:space="preserve"> </w:t>
+            </w:r>
+            <w:r>
+              <w:rPr>
+                <w:rStyle w:val="VerbatimChar"/>
+                <w:sz w:val="18"/>
+              </w:rPr>
+              <w:t xml:space="preserve">Demo@1234</w:t>
+            </w:r>
+          </w:p>
+        </w:tc>
+        <w:tc>
+          <w:tcPr>
+            <w:tcW w:w="4019" w:type="dxa"/>
+          </w:tcPr>
+          <w:p>
+            <w:pPr>
+              <w:pStyle w:val="Compact"/>
+              <w:spacing w:before="20" w:after="20"/>
+            </w:pPr>
+            <w:r>
+              <w:rPr>
+                <w:rFonts w:hint="eastAsia"/>
+                <w:sz w:val="18"/>
+              </w:rPr>
+              <w:t xml:space="preserve">是否写入演示数据</w:t>
+            </w:r>
+            <w:r>
+              <w:rPr>
+                <w:sz w:val="18"/>
+              </w:rPr>
+              <w:t xml:space="preserve"> / </w:t>
+            </w:r>
+            <w:r>
+              <w:rPr>
+                <w:rFonts w:hint="eastAsia"/>
+                <w:sz w:val="18"/>
+              </w:rPr>
+              <w:t xml:space="preserve">演示账户密码；连接正式库时必须为</w:t>
+            </w:r>
+            <w:r>
+              <w:rPr>
+                <w:sz w:val="18"/>
+              </w:rPr>
+              <w:t xml:space="preserve"> </w:t>
+            </w:r>
+            <w:r>
+              <w:rPr>
+                <w:rStyle w:val="VerbatimChar"/>
+                <w:sz w:val="18"/>
+              </w:rPr>
+              <w:t xml:space="preserve">false</w:t>
+            </w:r>
+          </w:p>
+        </w:tc>
+      </w:tr>
+      <w:tr>
+        <w:tc>
+          <w:tcPr>
+            <w:tcW w:w="3741" w:type="dxa"/>
+          </w:tcPr>
+          <w:p>
+            <w:pPr>
+              <w:pStyle w:val="Compact"/>
+              <w:spacing w:before="20" w:after="20"/>
+            </w:pPr>
+            <w:r>
+              <w:rPr>
+                <w:rStyle w:val="VerbatimChar"/>
+                <w:sz w:val="18"/>
+              </w:rPr>
+              <w:t xml:space="preserve">WEB_PORT</w:t>
+            </w:r>
+          </w:p>
+        </w:tc>
+        <w:tc>
+          <w:tcPr>
+            <w:tcW w:w="1650" w:type="dxa"/>
+          </w:tcPr>
+          <w:p>
+            <w:pPr>
+              <w:pStyle w:val="Compact"/>
+              <w:spacing w:before="20" w:after="20"/>
+            </w:pPr>
+            <w:r>
+              <w:rPr>
+                <w:sz w:val="18"/>
+              </w:rPr>
+              <w:t xml:space="preserve">80</w:t>
+            </w:r>
+          </w:p>
+        </w:tc>
+        <w:tc>
+          <w:tcPr>
+            <w:tcW w:w="4019" w:type="dxa"/>
+          </w:tcPr>
+          <w:p>
+            <w:pPr>
+              <w:pStyle w:val="Compact"/>
+              <w:spacing w:before="20" w:after="20"/>
+            </w:pPr>
+            <w:r>
+              <w:rPr>
+                <w:sz w:val="18"/>
+              </w:rPr>
+              <w:t xml:space="preserve">Docker </w:t>
+            </w:r>
+            <w:r>
+              <w:rPr>
+                <w:rFonts w:hint="eastAsia"/>
+                <w:sz w:val="18"/>
+              </w:rPr>
+              <w:t xml:space="preserve">方式</w:t>
+            </w:r>
+            <w:r>
+              <w:rPr>
+                <w:sz w:val="18"/>
+              </w:rPr>
+              <w:t xml:space="preserve"> nginx </w:t>
+            </w:r>
+            <w:r>
+              <w:rPr>
+                <w:rFonts w:hint="eastAsia"/>
+                <w:sz w:val="18"/>
+              </w:rPr>
+              <w:t xml:space="preserve">映射到宿主机的端口</w:t>
+            </w:r>
+          </w:p>
+        </w:tc>
+      </w:tr>
+      <w:tr>
+        <w:tc>
+          <w:tcPr>
+            <w:tcW w:w="3741" w:type="dxa"/>
+          </w:tcPr>
+          <w:p>
+            <w:pPr>
+              <w:pStyle w:val="Compact"/>
+              <w:spacing w:before="20" w:after="20"/>
+            </w:pPr>
+            <w:r>
+              <w:rPr>
+                <w:rStyle w:val="VerbatimChar"/>
+                <w:sz w:val="18"/>
+              </w:rPr>
+              <w:t xml:space="preserve">K3_SERVER_URL</w:t>
+            </w:r>
+            <w:r>
+              <w:rPr>
+                <w:sz w:val="18"/>
+              </w:rPr>
+              <w:t xml:space="preserve">、</w:t>
+            </w:r>
+            <w:r>
+              <w:rPr>
+                <w:rStyle w:val="VerbatimChar"/>
+                <w:sz w:val="18"/>
+              </w:rPr>
+              <w:t xml:space="preserve">K3_ACCT_ID</w:t>
+            </w:r>
+            <w:r>
+              <w:rPr>
+                <w:sz w:val="18"/>
+              </w:rPr>
+              <w:t xml:space="preserve">、</w:t>
+            </w:r>
+            <w:r>
+              <w:rPr>
+                <w:rStyle w:val="VerbatimChar"/>
+                <w:sz w:val="18"/>
+              </w:rPr>
+              <w:t xml:space="preserve">K3_APP_ID</w:t>
+            </w:r>
+            <w:r>
+              <w:rPr>
+                <w:sz w:val="18"/>
+              </w:rPr>
+              <w:t xml:space="preserve">、</w:t>
+            </w:r>
+            <w:r>
+              <w:rPr>
+                <w:rStyle w:val="VerbatimChar"/>
+                <w:sz w:val="18"/>
+              </w:rPr>
+              <w:t xml:space="preserve">K3_APP_SECRET</w:t>
+            </w:r>
+            <w:r>
+              <w:rPr>
+                <w:sz w:val="18"/>
+              </w:rPr>
+              <w:t xml:space="preserve">、</w:t>
+            </w:r>
+            <w:r>
+              <w:rPr>
+                <w:rStyle w:val="VerbatimChar"/>
+                <w:sz w:val="18"/>
+              </w:rPr>
+              <w:t xml:space="preserve">K3_USERNAME</w:t>
+            </w:r>
+          </w:p>
+        </w:tc>
+        <w:tc>
+          <w:tcPr>
+            <w:tcW w:w="1650" w:type="dxa"/>
+          </w:tcPr>
+          <w:p>
+            <w:pPr>
+              <w:pStyle w:val="Compact"/>
+              <w:spacing w:before="20" w:after="20"/>
+            </w:pPr>
+            <w:r>
+              <w:rPr>
+                <w:sz w:val="18"/>
+              </w:rPr>
+              <w:t xml:space="preserve">—</w:t>
+            </w:r>
+          </w:p>
+        </w:tc>
+        <w:tc>
+          <w:tcPr>
+            <w:tcW w:w="4019" w:type="dxa"/>
+          </w:tcPr>
+          <w:p>
+            <w:pPr>
+              <w:pStyle w:val="Compact"/>
+              <w:spacing w:before="20" w:after="20"/>
+            </w:pPr>
+            <w:r>
+              <w:rPr>
+                <w:rFonts w:hint="eastAsia"/>
+                <w:sz w:val="18"/>
+              </w:rPr>
+              <w:t xml:space="preserve">金蝶连接参数（必填）</w:t>
+            </w:r>
+          </w:p>
+        </w:tc>
+      </w:tr>
+      <w:tr>
+        <w:tc>
+          <w:tcPr>
+            <w:tcW w:w="3741" w:type="dxa"/>
+          </w:tcPr>
+          <w:p>
+            <w:pPr>
+              <w:pStyle w:val="Compact"/>
+              <w:spacing w:before="20" w:after="20"/>
+            </w:pPr>
+            <w:r>
+              <w:rPr>
+                <w:rStyle w:val="VerbatimChar"/>
+                <w:sz w:val="18"/>
+              </w:rPr>
+              <w:t xml:space="preserve">K3_LCID</w:t>
+            </w:r>
+          </w:p>
+        </w:tc>
+        <w:tc>
+          <w:tcPr>
+            <w:tcW w:w="1650" w:type="dxa"/>
+          </w:tcPr>
+          <w:p>
+            <w:pPr>
+              <w:pStyle w:val="Compact"/>
+              <w:spacing w:before="20" w:after="20"/>
+            </w:pPr>
+            <w:r>
+              <w:rPr>
+                <w:sz w:val="18"/>
+              </w:rPr>
+              <w:t xml:space="preserve">2052</w:t>
+            </w:r>
+          </w:p>
+        </w:tc>
+        <w:tc>
+          <w:tcPr>
+            <w:tcW w:w="4019" w:type="dxa"/>
+          </w:tcPr>
+          <w:p>
+            <w:pPr>
+              <w:pStyle w:val="Compact"/>
+              <w:spacing w:before="20" w:after="20"/>
+            </w:pPr>
+            <w:r>
+              <w:rPr>
+                <w:rFonts w:hint="eastAsia"/>
+                <w:sz w:val="18"/>
+              </w:rPr>
+              <w:t xml:space="preserve">金蝶语言</w:t>
+            </w:r>
+          </w:p>
+        </w:tc>
+      </w:tr>
+      <w:tr>
+        <w:tc>
+          <w:tcPr>
+            <w:tcW w:w="3741" w:type="dxa"/>
           </w:tcPr>
           <w:p>
             <w:pPr>
@@ -31165,7 +31746,7 @@
         </w:tc>
         <w:tc>
           <w:tcPr>
-            <w:tcW w:w="1695" w:type="dxa"/>
+            <w:tcW w:w="1650" w:type="dxa"/>
           </w:tcPr>
           <w:p>
             <w:pPr>
@@ -31182,7 +31763,7 @@
         </w:tc>
         <w:tc>
           <w:tcPr>
-            <w:tcW w:w="3416" w:type="dxa"/>
+            <w:tcW w:w="4019" w:type="dxa"/>
           </w:tcPr>
           <w:p>
             <w:pPr>

--- a/docs/系统技术方案.docx
+++ b/docs/系统技术方案.docx
@@ -179,7 +179,7 @@
               <w:rPr>
                 <w:sz w:val="18"/>
               </w:rPr>
-              <w:t xml:space="preserve">V1.2</w:t>
+              <w:t xml:space="preserve">V1.3</w:t>
             </w:r>
           </w:p>
         </w:tc>
@@ -614,6 +614,73 @@
                 <w:sz w:val="18"/>
               </w:rPr>
               <w:t xml:space="preserve">补齐应急与部署配置项</w:t>
+            </w:r>
+          </w:p>
+        </w:tc>
+      </w:tr>
+      <w:tr>
+        <w:tc>
+          <w:tcPr>
+            <w:tcW w:w="1196" w:type="dxa"/>
+          </w:tcPr>
+          <w:p>
+            <w:pPr>
+              <w:pStyle w:val="Compact"/>
+              <w:spacing w:before="20" w:after="20"/>
+            </w:pPr>
+            <w:r>
+              <w:rPr>
+                <w:sz w:val="18"/>
+              </w:rPr>
+              <w:t xml:space="preserve">V1.3</w:t>
+            </w:r>
+          </w:p>
+        </w:tc>
+        <w:tc>
+          <w:tcPr>
+            <w:tcW w:w="1430" w:type="dxa"/>
+          </w:tcPr>
+          <w:p>
+            <w:pPr>
+              <w:pStyle w:val="Compact"/>
+              <w:spacing w:before="20" w:after="20"/>
+            </w:pPr>
+            <w:r>
+              <w:rPr>
+                <w:sz w:val="18"/>
+              </w:rPr>
+              <w:t xml:space="preserve">2026-10-08</w:t>
+            </w:r>
+          </w:p>
+        </w:tc>
+        <w:tc>
+          <w:tcPr>
+            <w:tcW w:w="6784" w:type="dxa"/>
+          </w:tcPr>
+          <w:p>
+            <w:pPr>
+              <w:pStyle w:val="Compact"/>
+              <w:spacing w:before="20" w:after="20"/>
+            </w:pPr>
+            <w:r>
+              <w:rPr>
+                <w:rFonts w:hint="eastAsia"/>
+                <w:sz w:val="18"/>
+              </w:rPr>
+              <w:t xml:space="preserve">术语统一：「操作日志」改称「操作痕迹」，与页面菜单一致；附录</w:t>
+            </w:r>
+            <w:r>
+              <w:rPr>
+                <w:sz w:val="18"/>
+              </w:rPr>
+              <w:t xml:space="preserve"> A </w:t>
+            </w:r>
+            <w:r>
+              <w:rPr>
+                <w:rFonts w:hint="eastAsia"/>
+                <w:sz w:val="18"/>
+              </w:rPr>
+              <w:t xml:space="preserve">定为配置项的唯一完整清单</w:t>
             </w:r>
           </w:p>
         </w:tc>
@@ -1637,7 +1704,7 @@
           <w:rPr>
             <w:noProof/>
           </w:rPr>
-          <w:t xml:space="preserve">3.9 查询、导出与操作日志</w:t>
+          <w:t xml:space="preserve">3.9 查询、导出与操作痕迹</w:t>
         </w:r>
         <w:r>
           <w:tab/>
@@ -3735,7 +3802,7 @@
                 <w:rFonts w:hint="eastAsia"/>
                 <w:sz w:val="18"/>
               </w:rPr>
-              <w:t xml:space="preserve">操作日志</w:t>
+              <w:t xml:space="preserve">操作痕迹</w:t>
             </w:r>
           </w:p>
         </w:tc>
@@ -3760,7 +3827,7 @@
                 <w:rFonts w:hint="eastAsia"/>
                 <w:sz w:val="18"/>
               </w:rPr>
-              <w:t xml:space="preserve">，记录每次写操作（含被拒绝的操作）。页面菜单名称为「操作痕迹」</w:t>
+              <w:t xml:space="preserve">，记录每次写操作（含被拒绝的操作），页面菜单同名</w:t>
             </w:r>
           </w:p>
         </w:tc>
@@ -4269,7 +4336,7 @@
                 <w:rFonts w:hint="eastAsia"/>
                 <w:sz w:val="18"/>
               </w:rPr>
-              <w:t xml:space="preserve">生成、分配、领取、打印、转厂、账户、规则等写操作均记录操作日志，被拒绝的操作也记录</w:t>
+              <w:t xml:space="preserve">生成、分配、领取、打印、转厂、账户、规则等写操作均记录操作痕迹，被拒绝的操作也记录</w:t>
             </w:r>
           </w:p>
         </w:tc>
@@ -4444,7 +4511,7 @@
                 <w:rFonts w:hint="eastAsia"/>
                 <w:sz w:val="18"/>
               </w:rPr>
-              <w:t xml:space="preserve">亿枚；操作日志在线保存不少于</w:t>
+              <w:t xml:space="preserve">亿枚；操作痕迹在线保存不少于</w:t>
             </w:r>
             <w:r>
               <w:rPr>
@@ -4575,7 +4642,7 @@
         <w:rPr>
           <w:rFonts w:hint="eastAsia"/>
         </w:rPr>
-        <w:t xml:space="preserve">查询与导出、操作日志查询与导出、首页看板；</w:t>
+        <w:t xml:space="preserve">查询与导出、操作痕迹查询与导出、首页看板；</w:t>
       </w:r>
     </w:p>
     <w:p>
@@ -5578,7 +5645,7 @@
                 <w:rFonts w:hint="eastAsia"/>
                 <w:sz w:val="18"/>
               </w:rPr>
-              <w:t xml:space="preserve">），写入日志和响应头；写操作记录操作日志</w:t>
+              <w:t xml:space="preserve">），写入日志和响应头；写操作记录操作痕迹</w:t>
             </w:r>
           </w:p>
         </w:tc>
@@ -6732,7 +6799,7 @@
                 <w:rFonts w:hint="eastAsia"/>
                 <w:sz w:val="18"/>
               </w:rPr>
-              <w:t xml:space="preserve">查询、导出操作日志，含被拒绝的操作</w:t>
+              <w:t xml:space="preserve">查询、导出操作痕迹，含被拒绝的操作</w:t>
             </w:r>
           </w:p>
         </w:tc>
@@ -7135,7 +7202,7 @@
                 <w:rFonts w:hint="eastAsia"/>
                 <w:sz w:val="18"/>
               </w:rPr>
-              <w:t xml:space="preserve">操作日志</w:t>
+              <w:t xml:space="preserve">操作痕迹</w:t>
             </w:r>
           </w:p>
         </w:tc>
@@ -7191,7 +7258,7 @@
                 <w:rFonts w:hint="eastAsia"/>
                 <w:sz w:val="18"/>
               </w:rPr>
-              <w:t xml:space="preserve">进程内调度：分区维护、操作日志归档、过期预演清理、订单定时同步</w:t>
+              <w:t xml:space="preserve">进程内调度：分区维护、操作痕迹归档、过期预演清理、订单定时同步</w:t>
             </w:r>
           </w:p>
         </w:tc>
@@ -8621,7 +8688,7 @@
                 <w:rFonts w:hint="eastAsia"/>
                 <w:sz w:val="18"/>
               </w:rPr>
-              <w:t xml:space="preserve">操作日志</w:t>
+              <w:t xml:space="preserve">操作痕迹</w:t>
             </w:r>
           </w:p>
         </w:tc>
@@ -8942,7 +9009,7 @@
         <w:rPr>
           <w:rFonts w:hint="eastAsia"/>
         </w:rPr>
-        <w:t xml:space="preserve">）。每一步都记录操作日志。</w:t>
+        <w:t xml:space="preserve">）。每一步都记录操作痕迹。</w:t>
       </w:r>
     </w:p>
     <w:bookmarkEnd w:id="29"/>
@@ -12267,7 +12334,7 @@
         <w:rPr>
           <w:rFonts w:hint="eastAsia"/>
         </w:rPr>
-        <w:t xml:space="preserve">与其他表没有引用关系，图中未画出；操作日志通过</w:t>
+        <w:t xml:space="preserve">与其他表没有引用关系，图中未画出；操作痕迹通过</w:t>
       </w:r>
       <w:r>
         <w:t xml:space="preserve"> </w:t>
@@ -14174,7 +14241,7 @@
                 <w:rFonts w:hint="eastAsia"/>
                 <w:sz w:val="18"/>
               </w:rPr>
-              <w:t xml:space="preserve">操作日志</w:t>
+              <w:t xml:space="preserve">操作痕迹</w:t>
             </w:r>
           </w:p>
         </w:tc>
@@ -14279,7 +14346,7 @@
                 <w:rFonts w:hint="eastAsia"/>
                 <w:sz w:val="18"/>
               </w:rPr>
-              <w:t xml:space="preserve">操作日志归档</w:t>
+              <w:t xml:space="preserve">操作痕迹归档</w:t>
             </w:r>
           </w:p>
         </w:tc>
@@ -15791,7 +15858,7 @@
                 <w:rFonts w:hint="eastAsia"/>
                 <w:sz w:val="18"/>
               </w:rPr>
-              <w:t xml:space="preserve">操作日志</w:t>
+              <w:t xml:space="preserve">操作痕迹</w:t>
             </w:r>
           </w:p>
         </w:tc>
@@ -16098,7 +16165,7 @@
         <w:rPr>
           <w:rFonts w:hint="eastAsia"/>
         </w:rPr>
-        <w:t xml:space="preserve">时，归档并删除到期的操作日志分区；</w:t>
+        <w:t xml:space="preserve">时，归档并删除到期的操作痕迹分区；</w:t>
       </w:r>
     </w:p>
     <w:p>
@@ -19092,7 +19159,7 @@
                 <w:rFonts w:hint="eastAsia"/>
                 <w:sz w:val="18"/>
               </w:rPr>
-              <w:t xml:space="preserve">GB，另需预留索引增长、操作日志和备份空间</w:t>
+              <w:t xml:space="preserve">GB，另需预留索引增长、操作痕迹和备份空间</w:t>
             </w:r>
           </w:p>
         </w:tc>
@@ -19632,7 +19699,7 @@
                 <w:rFonts w:hint="eastAsia"/>
                 <w:sz w:val="18"/>
               </w:rPr>
-              <w:t xml:space="preserve">查询、操作日志查询</w:t>
+              <w:t xml:space="preserve">查询、操作痕迹查询</w:t>
             </w:r>
           </w:p>
         </w:tc>
@@ -21877,7 +21944,7 @@
                 <w:rFonts w:hint="eastAsia"/>
                 <w:sz w:val="18"/>
               </w:rPr>
-              <w:t xml:space="preserve">（状态待分配）；最后更新计数器、已生成数量、任务状态并记录操作日志</w:t>
+              <w:t xml:space="preserve">（状态待分配）；最后更新计数器、已生成数量、任务状态并记录操作痕迹</w:t>
             </w:r>
           </w:p>
         </w:tc>
@@ -23740,7 +23807,7 @@
       </w:r>
     </w:p>
     <w:bookmarkEnd w:id="65"/>
-    <w:bookmarkStart w:id="66" w:name="查询导出与操作日志"/>
+    <w:bookmarkStart w:id="66" w:name="查询导出与操作痕迹"/>
     <w:p>
       <w:pPr>
         <w:pStyle w:val="Heading2"/>
@@ -23753,7 +23820,7 @@
         <w:rPr>
           <w:rFonts w:hint="eastAsia"/>
         </w:rPr>
-        <w:t xml:space="preserve">查询、导出与操作日志</w:t>
+        <w:t xml:space="preserve">查询、导出与操作痕迹</w:t>
       </w:r>
       <w:bookmarkEnd w:id="9025"/>
     </w:p>
@@ -23872,7 +23939,7 @@
         <w:rPr>
           <w:rFonts w:hint="eastAsia"/>
         </w:rPr>
-        <w:t xml:space="preserve">），操作日志导出上限</w:t>
+        <w:t xml:space="preserve">），操作痕迹导出上限</w:t>
       </w:r>
       <w:r>
         <w:t xml:space="preserve"> 20 </w:t>
@@ -23993,7 +24060,7 @@
           <w:b/>
           <w:bCs/>
         </w:rPr>
-        <w:t xml:space="preserve">操作日志内容</w:t>
+        <w:t xml:space="preserve">操作痕迹内容</w:t>
       </w:r>
       <w:r>
         <w:rPr>
@@ -24059,7 +24126,7 @@
         <w:rPr>
           <w:rFonts w:hint="eastAsia"/>
         </w:rPr>
-        <w:t xml:space="preserve">，在独立事务中写入，业务回滚后日志仍保留。</w:t>
+        <w:t xml:space="preserve">，在独立事务中写入，业务回滚后痕迹仍保留。</w:t>
       </w:r>
     </w:p>
     <w:bookmarkEnd w:id="66"/>
@@ -24791,7 +24858,7 @@
                 <w:rFonts w:hint="eastAsia"/>
                 <w:sz w:val="18"/>
               </w:rPr>
-              <w:t xml:space="preserve">所有写操作（含失败）记录操作日志，保存不少于</w:t>
+              <w:t xml:space="preserve">所有写操作（含失败）记录操作痕迹，保存不少于</w:t>
             </w:r>
             <w:r>
               <w:rPr>
@@ -26766,7 +26833,7 @@
                 <w:rFonts w:hint="eastAsia"/>
                 <w:sz w:val="18"/>
               </w:rPr>
-              <w:t xml:space="preserve">失败日志</w:t>
+              <w:t xml:space="preserve">失败留痕</w:t>
             </w:r>
           </w:p>
         </w:tc>
@@ -26823,7 +26890,7 @@
                 <w:rFonts w:hint="eastAsia"/>
                 <w:sz w:val="18"/>
               </w:rPr>
-              <w:t xml:space="preserve">操作日志</w:t>
+              <w:t xml:space="preserve">操作痕迹</w:t>
             </w:r>
           </w:p>
         </w:tc>
@@ -31063,7 +31130,7 @@
                 <w:rFonts w:hint="eastAsia"/>
                 <w:sz w:val="18"/>
               </w:rPr>
-              <w:t xml:space="preserve">操作日志导出上限</w:t>
+              <w:t xml:space="preserve">操作痕迹导出上限</w:t>
             </w:r>
           </w:p>
         </w:tc>
@@ -31118,7 +31185,7 @@
                 <w:rFonts w:hint="eastAsia"/>
                 <w:sz w:val="18"/>
               </w:rPr>
-              <w:t xml:space="preserve">操作日志在线保存天数；0</w:t>
+              <w:t xml:space="preserve">操作痕迹在线保存天数；0</w:t>
             </w:r>
             <w:r>
               <w:rPr>

--- a/docs/系统技术方案.docx
+++ b/docs/系统技术方案.docx
@@ -1320,7 +1320,7 @@
           <w:rPr>
             <w:noProof/>
           </w:rPr>
-          <w:t xml:space="preserve">11</w:t>
+          <w:t xml:space="preserve">12</w:t>
         </w:r>
         <w:r>
           <w:fldChar w:fldCharType="end"/>
@@ -1359,7 +1359,7 @@
           <w:rPr>
             <w:noProof/>
           </w:rPr>
-          <w:t xml:space="preserve">12</w:t>
+          <w:t xml:space="preserve">13</w:t>
         </w:r>
         <w:r>
           <w:fldChar w:fldCharType="end"/>
@@ -1438,7 +1438,7 @@
           <w:rPr>
             <w:noProof/>
           </w:rPr>
-          <w:t xml:space="preserve">13</w:t>
+          <w:t xml:space="preserve">14</w:t>
         </w:r>
         <w:r>
           <w:fldChar w:fldCharType="end"/>
@@ -1477,7 +1477,7 @@
           <w:rPr>
             <w:noProof/>
           </w:rPr>
-          <w:t xml:space="preserve">13</w:t>
+          <w:t xml:space="preserve">14</w:t>
         </w:r>
         <w:r>
           <w:fldChar w:fldCharType="end"/>
@@ -1516,7 +1516,7 @@
           <w:rPr>
             <w:noProof/>
           </w:rPr>
-          <w:t xml:space="preserve">13</w:t>
+          <w:t xml:space="preserve">14</w:t>
         </w:r>
         <w:r>
           <w:fldChar w:fldCharType="end"/>
@@ -1711,7 +1711,7 @@
           <w:rPr>
             <w:noProof/>
           </w:rPr>
-          <w:t xml:space="preserve">16</w:t>
+          <w:t xml:space="preserve">17</w:t>
         </w:r>
         <w:r>
           <w:fldChar w:fldCharType="end"/>
@@ -1868,7 +1868,7 @@
           <w:rPr>
             <w:noProof/>
           </w:rPr>
-          <w:t xml:space="preserve">17</w:t>
+          <w:t xml:space="preserve">18</w:t>
         </w:r>
         <w:r>
           <w:fldChar w:fldCharType="end"/>
@@ -1985,7 +1985,7 @@
           <w:rPr>
             <w:noProof/>
           </w:rPr>
-          <w:t xml:space="preserve">18</w:t>
+          <w:t xml:space="preserve">19</w:t>
         </w:r>
         <w:r>
           <w:fldChar w:fldCharType="end"/>
@@ -2222,7 +2222,7 @@
           <w:rPr>
             <w:noProof/>
           </w:rPr>
-          <w:t xml:space="preserve">20</w:t>
+          <w:t xml:space="preserve">21</w:t>
         </w:r>
         <w:r>
           <w:fldChar w:fldCharType="end"/>
@@ -6721,20 +6721,7 @@
                 <w:rFonts w:hint="eastAsia"/>
                 <w:sz w:val="18"/>
               </w:rPr>
-              <w:t xml:space="preserve">明细：按工厂、客户、PI、物料、状态、订单、批次、SN</w:t>
-            </w:r>
-            <w:r>
-              <w:rPr>
-                <w:sz w:val="18"/>
-              </w:rPr>
-              <w:t xml:space="preserve"> </w:t>
-            </w:r>
-            <w:r>
-              <w:rPr>
-                <w:rFonts w:hint="eastAsia"/>
-                <w:sz w:val="18"/>
-              </w:rPr>
-              <w:t xml:space="preserve">查询，导出</w:t>
+              <w:t xml:space="preserve">明细：按工厂、客户、PI、物料、状态、订单、批次、SN、流水号范围查询，导出</w:t>
             </w:r>
             <w:r>
               <w:rPr>
@@ -23728,7 +23715,7 @@
                 <w:rFonts w:hint="eastAsia"/>
                 <w:sz w:val="18"/>
               </w:rPr>
-              <w:t xml:space="preserve">哈希存储；登录失败锁定；首次登录强制改密（见</w:t>
+              <w:t xml:space="preserve">哈希存储；登录失败锁定；管理员重置密码后强制改密（见</w:t>
             </w:r>
             <w:r>
               <w:rPr>
@@ -31568,7 +31555,7 @@
                 <w:rFonts w:hint="eastAsia"/>
                 <w:sz w:val="18"/>
               </w:rPr>
-              <w:t xml:space="preserve">首次登录或密码已重置，须先修改密码</w:t>
+              <w:t xml:space="preserve">密码已被管理员重置，须先修改密码</w:t>
             </w:r>
           </w:p>
         </w:tc>

--- a/docs/系统技术方案.docx
+++ b/docs/系统技术方案.docx
@@ -179,7 +179,7 @@
               <w:rPr>
                 <w:sz w:val="18"/>
               </w:rPr>
-              <w:t xml:space="preserve">V1.4</w:t>
+              <w:t xml:space="preserve">V1.5</w:t>
             </w:r>
           </w:p>
         </w:tc>
@@ -748,6 +748,138 @@
                 <w:sz w:val="18"/>
               </w:rPr>
               <w:t xml:space="preserve">流水排在最后、号全部仍待分配的一次生成，退回最大号与额度</w:t>
+            </w:r>
+          </w:p>
+        </w:tc>
+      </w:tr>
+      <w:tr>
+        <w:tc>
+          <w:tcPr>
+            <w:tcW w:w="1196" w:type="dxa"/>
+          </w:tcPr>
+          <w:p>
+            <w:pPr>
+              <w:pStyle w:val="Compact"/>
+              <w:spacing w:before="20" w:after="20"/>
+            </w:pPr>
+            <w:r>
+              <w:rPr>
+                <w:sz w:val="18"/>
+              </w:rPr>
+              <w:t xml:space="preserve">V1.5</w:t>
+            </w:r>
+          </w:p>
+        </w:tc>
+        <w:tc>
+          <w:tcPr>
+            <w:tcW w:w="1430" w:type="dxa"/>
+          </w:tcPr>
+          <w:p>
+            <w:pPr>
+              <w:pStyle w:val="Compact"/>
+              <w:spacing w:before="20" w:after="20"/>
+            </w:pPr>
+            <w:r>
+              <w:rPr>
+                <w:sz w:val="18"/>
+              </w:rPr>
+              <w:t xml:space="preserve">2026-10-10</w:t>
+            </w:r>
+          </w:p>
+        </w:tc>
+        <w:tc>
+          <w:tcPr>
+            <w:tcW w:w="6784" w:type="dxa"/>
+          </w:tcPr>
+          <w:p>
+            <w:pPr>
+              <w:pStyle w:val="Compact"/>
+              <w:spacing w:before="20" w:after="20"/>
+            </w:pPr>
+            <w:r>
+              <w:rPr>
+                <w:rFonts w:hint="eastAsia"/>
+                <w:sz w:val="18"/>
+              </w:rPr>
+              <w:t xml:space="preserve">按当前代码校对：生成与分配以</w:t>
+            </w:r>
+            <w:r>
+              <w:rPr>
+                <w:sz w:val="18"/>
+              </w:rPr>
+              <w:t xml:space="preserve"> PI </w:t>
+            </w:r>
+            <w:r>
+              <w:rPr>
+                <w:rFonts w:hint="eastAsia"/>
+                <w:sz w:val="18"/>
+              </w:rPr>
+              <w:t xml:space="preserve">为单位（按</w:t>
+            </w:r>
+            <w:r>
+              <w:rPr>
+                <w:sz w:val="18"/>
+              </w:rPr>
+              <w:t xml:space="preserve"> PI </w:t>
+            </w:r>
+            <w:r>
+              <w:rPr>
+                <w:rFonts w:hint="eastAsia"/>
+                <w:sz w:val="18"/>
+              </w:rPr>
+              <w:t xml:space="preserve">预演、整张</w:t>
+            </w:r>
+            <w:r>
+              <w:rPr>
+                <w:sz w:val="18"/>
+              </w:rPr>
+              <w:t xml:space="preserve"> PI </w:t>
+            </w:r>
+            <w:r>
+              <w:rPr>
+                <w:rFonts w:hint="eastAsia"/>
+                <w:sz w:val="18"/>
+              </w:rPr>
+              <w:t xml:space="preserve">一个事务生成、整张</w:t>
+            </w:r>
+            <w:r>
+              <w:rPr>
+                <w:sz w:val="18"/>
+              </w:rPr>
+              <w:t xml:space="preserve"> PI </w:t>
+            </w:r>
+            <w:r>
+              <w:rPr>
+                <w:rFonts w:hint="eastAsia"/>
+                <w:sz w:val="18"/>
+              </w:rPr>
+              <w:t xml:space="preserve">分配）；账户可重新启用、新建账户不强制改密；SN</w:t>
+            </w:r>
+            <w:r>
+              <w:rPr>
+                <w:sz w:val="18"/>
+              </w:rPr>
+              <w:t xml:space="preserve"> </w:t>
+            </w:r>
+            <w:r>
+              <w:rPr>
+                <w:rFonts w:hint="eastAsia"/>
+                <w:sz w:val="18"/>
+              </w:rPr>
+              <w:t xml:space="preserve">查询支持流水号范围；附录</w:t>
+            </w:r>
+            <w:r>
+              <w:rPr>
+                <w:sz w:val="18"/>
+              </w:rPr>
+              <w:t xml:space="preserve"> B </w:t>
+            </w:r>
+            <w:r>
+              <w:rPr>
+                <w:rFonts w:hint="eastAsia"/>
+                <w:sz w:val="18"/>
+              </w:rPr>
+              <w:t xml:space="preserve">补充撤销生成、规则选择、范围查询等错误码</w:t>
             </w:r>
           </w:p>
         </w:tc>
@@ -2142,7 +2274,7 @@
           <w:rPr>
             <w:noProof/>
           </w:rPr>
-          <w:t xml:space="preserve">19</w:t>
+          <w:t xml:space="preserve">20</w:t>
         </w:r>
         <w:r>
           <w:fldChar w:fldCharType="end"/>
@@ -5777,7 +5909,7 @@
       <w:r>
         <w:drawing>
           <wp:inline>
-            <wp:extent cx="5334000" cy="2572346"/>
+            <wp:extent cx="5334000" cy="2485115"/>
             <wp:effectExtent b="0" l="0" r="0" t="0"/>
             <wp:docPr descr="" title="" id="19" name="Picture"/>
             <a:graphic>
@@ -5798,7 +5930,7 @@
                   <pic:spPr bwMode="auto">
                     <a:xfrm>
                       <a:off x="0" y="0"/>
-                      <a:ext cx="5334000" cy="2572346"/>
+                      <a:ext cx="5334000" cy="2485115"/>
                     </a:xfrm>
                     <a:prstGeom prst="rect">
                       <a:avLst/>
@@ -7421,7 +7553,7 @@
       <w:r>
         <w:drawing>
           <wp:inline>
-            <wp:extent cx="5334000" cy="2765933"/>
+            <wp:extent cx="5334000" cy="2673542"/>
             <wp:effectExtent b="0" l="0" r="0" t="0"/>
             <wp:docPr descr="" title="" id="23" name="Picture"/>
             <a:graphic>
@@ -7442,7 +7574,7 @@
                   <pic:spPr bwMode="auto">
                     <a:xfrm>
                       <a:off x="0" y="0"/>
-                      <a:ext cx="5334000" cy="2765933"/>
+                      <a:ext cx="5334000" cy="2673542"/>
                     </a:xfrm>
                     <a:prstGeom prst="rect">
                       <a:avLst/>
@@ -8383,7 +8515,7 @@
       <w:r>
         <w:drawing>
           <wp:inline>
-            <wp:extent cx="5334000" cy="1567557"/>
+            <wp:extent cx="5334000" cy="1452711"/>
             <wp:effectExtent b="0" l="0" r="0" t="0"/>
             <wp:docPr descr="" title="" id="27" name="Picture"/>
             <a:graphic>
@@ -8404,7 +8536,7 @@
                   <pic:spPr bwMode="auto">
                     <a:xfrm>
                       <a:off x="0" y="0"/>
-                      <a:ext cx="5334000" cy="1567557"/>
+                      <a:ext cx="5334000" cy="1452711"/>
                     </a:xfrm>
                     <a:prstGeom prst="rect">
                       <a:avLst/>
@@ -9078,7 +9210,7 @@
       <w:r>
         <w:drawing>
           <wp:inline>
-            <wp:extent cx="5334000" cy="1801456"/>
+            <wp:extent cx="5334000" cy="1478684"/>
             <wp:effectExtent b="0" l="0" r="0" t="0"/>
             <wp:docPr descr="" title="" id="31" name="Picture"/>
             <a:graphic>
@@ -9099,7 +9231,7 @@
                   <pic:spPr bwMode="auto">
                     <a:xfrm>
                       <a:off x="0" y="0"/>
-                      <a:ext cx="5334000" cy="1801456"/>
+                      <a:ext cx="5334000" cy="1478684"/>
                     </a:xfrm>
                     <a:prstGeom prst="rect">
                       <a:avLst/>
@@ -9164,10 +9296,10 @@
         <w:tblLook w:firstRow="1" w:lastRow="0" w:firstColumn="0" w:lastColumn="0" w:noHBand="0" w:noVBand="0" w:val="0020"/>
       </w:tblPr>
       <w:tblGrid>
-        <w:gridCol w:w="917"/>
+        <w:gridCol w:w="865"/>
         <w:gridCol w:w="1715"/>
-        <w:gridCol w:w="3456"/>
-        <w:gridCol w:w="3323"/>
+        <w:gridCol w:w="3262"/>
+        <w:gridCol w:w="3569"/>
       </w:tblGrid>
       <w:tr>
         <w:trPr>
@@ -9176,7 +9308,7 @@
         </w:trPr>
         <w:tc>
           <w:tcPr>
-            <w:tcW w:w="917" w:type="dxa"/>
+            <w:tcW w:w="865" w:type="dxa"/>
             <w:shd w:val="clear" w:color="auto" w:fill="D9E2F3"/>
           </w:tcPr>
           <w:p>
@@ -9216,7 +9348,7 @@
         </w:tc>
         <w:tc>
           <w:tcPr>
-            <w:tcW w:w="3456" w:type="dxa"/>
+            <w:tcW w:w="3262" w:type="dxa"/>
             <w:shd w:val="clear" w:color="auto" w:fill="D9E2F3"/>
           </w:tcPr>
           <w:p>
@@ -9236,7 +9368,7 @@
         </w:tc>
         <w:tc>
           <w:tcPr>
-            <w:tcW w:w="3323" w:type="dxa"/>
+            <w:tcW w:w="3569" w:type="dxa"/>
             <w:shd w:val="clear" w:color="auto" w:fill="D9E2F3"/>
           </w:tcPr>
           <w:p>
@@ -9258,7 +9390,7 @@
       <w:tr>
         <w:tc>
           <w:tcPr>
-            <w:tcW w:w="917" w:type="dxa"/>
+            <w:tcW w:w="865" w:type="dxa"/>
           </w:tcPr>
           <w:p>
             <w:pPr>
@@ -9294,7 +9426,7 @@
         </w:tc>
         <w:tc>
           <w:tcPr>
-            <w:tcW w:w="3456" w:type="dxa"/>
+            <w:tcW w:w="3262" w:type="dxa"/>
           </w:tcPr>
           <w:p>
             <w:pPr>
@@ -9312,19 +9444,45 @@
         </w:tc>
         <w:tc>
           <w:tcPr>
-            <w:tcW w:w="3323" w:type="dxa"/>
-          </w:tcPr>
-          <w:p>
-            <w:pPr>
-              <w:pStyle w:val="Compact"/>
-              <w:spacing w:before="20" w:after="20"/>
-            </w:pPr>
-            <w:r>
-              <w:rPr>
-                <w:rFonts w:hint="eastAsia"/>
-                <w:sz w:val="18"/>
-              </w:rPr>
-              <w:t xml:space="preserve">整单分配</w:t>
+            <w:tcW w:w="3569" w:type="dxa"/>
+          </w:tcPr>
+          <w:p>
+            <w:pPr>
+              <w:pStyle w:val="Compact"/>
+              <w:spacing w:before="20" w:after="20"/>
+            </w:pPr>
+            <w:r>
+              <w:rPr>
+                <w:rFonts w:hint="eastAsia"/>
+                <w:sz w:val="18"/>
+              </w:rPr>
+              <w:t xml:space="preserve">分配（整张</w:t>
+            </w:r>
+            <w:r>
+              <w:rPr>
+                <w:sz w:val="18"/>
+              </w:rPr>
+              <w:t xml:space="preserve"> PI </w:t>
+            </w:r>
+            <w:r>
+              <w:rPr>
+                <w:rFonts w:hint="eastAsia"/>
+                <w:sz w:val="18"/>
+              </w:rPr>
+              <w:t xml:space="preserve">或单张订单）；撤销生成（SN</w:t>
+            </w:r>
+            <w:r>
+              <w:rPr>
+                <w:sz w:val="18"/>
+              </w:rPr>
+              <w:t xml:space="preserve"> </w:t>
+            </w:r>
+            <w:r>
+              <w:rPr>
+                <w:rFonts w:hint="eastAsia"/>
+                <w:sz w:val="18"/>
+              </w:rPr>
+              <w:t xml:space="preserve">删除）</w:t>
             </w:r>
           </w:p>
         </w:tc>
@@ -9332,7 +9490,7 @@
       <w:tr>
         <w:tc>
           <w:tcPr>
-            <w:tcW w:w="917" w:type="dxa"/>
+            <w:tcW w:w="865" w:type="dxa"/>
           </w:tcPr>
           <w:p>
             <w:pPr>
@@ -9368,7 +9526,7 @@
         </w:tc>
         <w:tc>
           <w:tcPr>
-            <w:tcW w:w="3456" w:type="dxa"/>
+            <w:tcW w:w="3262" w:type="dxa"/>
           </w:tcPr>
           <w:p>
             <w:pPr>
@@ -9386,7 +9544,7 @@
         </w:tc>
         <w:tc>
           <w:tcPr>
-            <w:tcW w:w="3323" w:type="dxa"/>
+            <w:tcW w:w="3569" w:type="dxa"/>
           </w:tcPr>
           <w:p>
             <w:pPr>
@@ -9406,7 +9564,7 @@
       <w:tr>
         <w:tc>
           <w:tcPr>
-            <w:tcW w:w="917" w:type="dxa"/>
+            <w:tcW w:w="865" w:type="dxa"/>
           </w:tcPr>
           <w:p>
             <w:pPr>
@@ -9442,7 +9600,7 @@
         </w:tc>
         <w:tc>
           <w:tcPr>
-            <w:tcW w:w="3456" w:type="dxa"/>
+            <w:tcW w:w="3262" w:type="dxa"/>
           </w:tcPr>
           <w:p>
             <w:pPr>
@@ -9473,7 +9631,7 @@
         </w:tc>
         <w:tc>
           <w:tcPr>
-            <w:tcW w:w="3323" w:type="dxa"/>
+            <w:tcW w:w="3569" w:type="dxa"/>
           </w:tcPr>
           <w:p>
             <w:pPr>
@@ -9493,7 +9651,7 @@
       <w:tr>
         <w:tc>
           <w:tcPr>
-            <w:tcW w:w="917" w:type="dxa"/>
+            <w:tcW w:w="865" w:type="dxa"/>
           </w:tcPr>
           <w:p>
             <w:pPr>
@@ -9529,7 +9687,7 @@
         </w:tc>
         <w:tc>
           <w:tcPr>
-            <w:tcW w:w="3456" w:type="dxa"/>
+            <w:tcW w:w="3262" w:type="dxa"/>
           </w:tcPr>
           <w:p>
             <w:pPr>
@@ -9547,7 +9705,7 @@
         </w:tc>
         <w:tc>
           <w:tcPr>
-            <w:tcW w:w="3323" w:type="dxa"/>
+            <w:tcW w:w="3569" w:type="dxa"/>
           </w:tcPr>
           <w:p>
             <w:pPr>
@@ -9567,7 +9725,7 @@
       <w:tr>
         <w:tc>
           <w:tcPr>
-            <w:tcW w:w="917" w:type="dxa"/>
+            <w:tcW w:w="865" w:type="dxa"/>
           </w:tcPr>
           <w:p>
             <w:pPr>
@@ -9603,7 +9761,7 @@
         </w:tc>
         <w:tc>
           <w:tcPr>
-            <w:tcW w:w="3456" w:type="dxa"/>
+            <w:tcW w:w="3262" w:type="dxa"/>
           </w:tcPr>
           <w:p>
             <w:pPr>
@@ -9641,7 +9799,7 @@
         </w:tc>
         <w:tc>
           <w:tcPr>
-            <w:tcW w:w="3323" w:type="dxa"/>
+            <w:tcW w:w="3569" w:type="dxa"/>
           </w:tcPr>
           <w:p>
             <w:pPr>
@@ -9777,7 +9935,7 @@
       <w:r>
         <w:drawing>
           <wp:inline>
-            <wp:extent cx="5334000" cy="2926585"/>
+            <wp:extent cx="5334000" cy="2847712"/>
             <wp:effectExtent b="0" l="0" r="0" t="0"/>
             <wp:docPr descr="" title="" id="35" name="Picture"/>
             <a:graphic>
@@ -9798,7 +9956,7 @@
                   <pic:spPr bwMode="auto">
                     <a:xfrm>
                       <a:off x="0" y="0"/>
-                      <a:ext cx="5334000" cy="2926585"/>
+                      <a:ext cx="5334000" cy="2847712"/>
                     </a:xfrm>
                     <a:prstGeom prst="rect">
                       <a:avLst/>
@@ -20556,7 +20714,7 @@
       <w:r>
         <w:drawing>
           <wp:inline>
-            <wp:extent cx="5334000" cy="5036468"/>
+            <wp:extent cx="5334000" cy="5025495"/>
             <wp:effectExtent b="0" l="0" r="0" t="0"/>
             <wp:docPr descr="" title="" id="59" name="Picture"/>
             <a:graphic>
@@ -20577,7 +20735,7 @@
                   <pic:spPr bwMode="auto">
                     <a:xfrm>
                       <a:off x="0" y="0"/>
-                      <a:ext cx="5334000" cy="5036468"/>
+                      <a:ext cx="5334000" cy="5025495"/>
                     </a:xfrm>
                     <a:prstGeom prst="rect">
                       <a:avLst/>
@@ -20724,7 +20882,47 @@
                 <w:rFonts w:hint="eastAsia"/>
                 <w:sz w:val="18"/>
               </w:rPr>
-              <w:t xml:space="preserve">读取额度、PI</w:t>
+              <w:t xml:space="preserve">以</w:t>
+            </w:r>
+            <w:r>
+              <w:rPr>
+                <w:sz w:val="18"/>
+              </w:rPr>
+              <w:t xml:space="preserve"> PI </w:t>
+            </w:r>
+            <w:r>
+              <w:rPr>
+                <w:rFonts w:hint="eastAsia"/>
+                <w:sz w:val="18"/>
+              </w:rPr>
+              <w:t xml:space="preserve">为单位（</w:t>
+            </w:r>
+            <w:r>
+              <w:rPr>
+                <w:rStyle w:val="VerbatimChar"/>
+                <w:sz w:val="18"/>
+              </w:rPr>
+              <w:t xml:space="preserve">POST /api/generate/pi-preview</w:t>
+            </w:r>
+            <w:r>
+              <w:rPr>
+                <w:rFonts w:hint="eastAsia"/>
+                <w:sz w:val="18"/>
+              </w:rPr>
+              <w:t xml:space="preserve">）：读取该</w:t>
+            </w:r>
+            <w:r>
+              <w:rPr>
+                <w:sz w:val="18"/>
+              </w:rPr>
+              <w:t xml:space="preserve"> PI </w:t>
+            </w:r>
+            <w:r>
+              <w:rPr>
+                <w:rFonts w:hint="eastAsia"/>
+                <w:sz w:val="18"/>
+              </w:rPr>
+              <w:t xml:space="preserve">各订单额度、PI</w:t>
             </w:r>
             <w:r>
               <w:rPr>
@@ -20737,7 +20935,7 @@
                 <w:rFonts w:hint="eastAsia"/>
                 <w:sz w:val="18"/>
               </w:rPr>
-              <w:t xml:space="preserve">最大流水和生效规则，按物料行顺序切分号段并校验流水位数是否足够；保存一次性预演令牌，记录当时的</w:t>
+              <w:t xml:space="preserve">最大流水和生效规则，本次数量按单据号顺序依次占用各订单额度（生产组织未匹配的订单跳过），号段在</w:t>
             </w:r>
             <w:r>
               <w:rPr>
@@ -20750,6 +20948,19 @@
                 <w:rFonts w:hint="eastAsia"/>
                 <w:sz w:val="18"/>
               </w:rPr>
+              <w:t xml:space="preserve">的一套流水上首尾相接；每张订单按物料行顺序切分号段，校验流水位数是否足够，各保存一份一次性预演令牌并记录生成前应有的</w:t>
+            </w:r>
+            <w:r>
+              <w:rPr>
+                <w:sz w:val="18"/>
+              </w:rPr>
+              <w:t xml:space="preserve"> PI </w:t>
+            </w:r>
+            <w:r>
+              <w:rPr>
+                <w:rFonts w:hint="eastAsia"/>
+                <w:sz w:val="18"/>
+              </w:rPr>
               <w:t xml:space="preserve">最大流水（</w:t>
             </w:r>
             <w:r>
@@ -20770,7 +20981,14 @@
               <w:rPr>
                 <w:sz w:val="18"/>
               </w:rPr>
-              <w:t xml:space="preserve"> SN</w:t>
+              <w:t xml:space="preserve"> </w:t>
+            </w:r>
+            <w:r>
+              <w:rPr>
+                <w:rFonts w:hint="eastAsia"/>
+                <w:sz w:val="18"/>
+              </w:rPr>
+              <w:t xml:space="preserve">SN。页面在数量、规则变化后自动重新预演</w:t>
             </w:r>
           </w:p>
         </w:tc>
@@ -20808,7 +21026,21 @@
                 <w:rFonts w:hint="eastAsia"/>
                 <w:sz w:val="18"/>
               </w:rPr>
-              <w:t xml:space="preserve">生成时校验令牌属于当前用户、未使用、未过期（30</w:t>
+              <w:t xml:space="preserve">生成时（</w:t>
+            </w:r>
+            <w:r>
+              <w:rPr>
+                <w:rStyle w:val="VerbatimChar"/>
+                <w:sz w:val="18"/>
+              </w:rPr>
+              <w:t xml:space="preserve">POST /api/generate/pi</w:t>
+            </w:r>
+            <w:r>
+              <w:rPr>
+                <w:rFonts w:hint="eastAsia"/>
+                <w:sz w:val="18"/>
+              </w:rPr>
+              <w:t xml:space="preserve">）逐个校验令牌属于当前用户、未使用、未过期（30</w:t>
             </w:r>
             <w:r>
               <w:rPr>
@@ -20821,7 +21053,20 @@
                 <w:rFonts w:hint="eastAsia"/>
                 <w:sz w:val="18"/>
               </w:rPr>
-              <w:t xml:space="preserve">分钟）、订单与数量等条件未变化，否则返回</w:t>
+              <w:t xml:space="preserve">分钟）、订单与数量未变化，且各令牌属于同一</w:t>
+            </w:r>
+            <w:r>
+              <w:rPr>
+                <w:sz w:val="18"/>
+              </w:rPr>
+              <w:t xml:space="preserve"> </w:t>
+            </w:r>
+            <w:r>
+              <w:rPr>
+                <w:rFonts w:hint="eastAsia"/>
+                <w:sz w:val="18"/>
+              </w:rPr>
+              <w:t xml:space="preserve">PI、同一规则版本、号段首尾相接，否则返回</w:t>
             </w:r>
             <w:r>
               <w:rPr>
@@ -20872,7 +21117,7 @@
                 <w:rFonts w:hint="eastAsia"/>
                 <w:sz w:val="18"/>
               </w:rPr>
-              <w:t xml:space="preserve">插入</w:t>
+              <w:t xml:space="preserve">每张订单插入一个</w:t>
             </w:r>
             <w:r>
               <w:rPr>
@@ -20892,7 +21137,13 @@
                 <w:rFonts w:hint="eastAsia"/>
                 <w:sz w:val="18"/>
               </w:rPr>
-              <w:t xml:space="preserve">，</w:t>
+              <w:t xml:space="preserve">，第一张占用</w:t>
+            </w:r>
+            <w:r>
+              <w:rPr>
+                <w:sz w:val="18"/>
+              </w:rPr>
+              <w:t xml:space="preserve"> </w:t>
             </w:r>
             <w:r>
               <w:rPr>
@@ -20903,16 +21154,10 @@
             </w:r>
             <w:r>
               <w:rPr>
-                <w:sz w:val="18"/>
-              </w:rPr>
-              <w:t xml:space="preserve"> </w:t>
-            </w:r>
-            <w:r>
-              <w:rPr>
-                <w:rFonts w:hint="eastAsia"/>
-                <w:sz w:val="18"/>
-              </w:rPr>
-              <w:t xml:space="preserve">唯一约束保证同一</w:t>
+                <w:rFonts w:hint="eastAsia"/>
+                <w:sz w:val="18"/>
+              </w:rPr>
+              <w:t xml:space="preserve">，唯一约束保证同一</w:t>
             </w:r>
             <w:r>
               <w:rPr>
@@ -20925,7 +21170,7 @@
                 <w:rFonts w:hint="eastAsia"/>
                 <w:sz w:val="18"/>
               </w:rPr>
-              <w:t xml:space="preserve">同时只有一个生成任务，冲突返回</w:t>
+              <w:t xml:space="preserve">同时只有一次生成，冲突返回</w:t>
             </w:r>
             <w:r>
               <w:rPr>
@@ -20976,7 +21221,7 @@
                 <w:rFonts w:hint="eastAsia"/>
                 <w:sz w:val="18"/>
               </w:rPr>
-              <w:t xml:space="preserve">单事务内：对</w:t>
+              <w:t xml:space="preserve">整张</w:t>
             </w:r>
             <w:r>
               <w:rPr>
@@ -20989,6 +21234,19 @@
                 <w:rFonts w:hint="eastAsia"/>
                 <w:sz w:val="18"/>
               </w:rPr>
+              <w:t xml:space="preserve">单事务，各订单依次执行，任何一张失败全部回滚、各任务标为失败。每张订单：对</w:t>
+            </w:r>
+            <w:r>
+              <w:rPr>
+                <w:sz w:val="18"/>
+              </w:rPr>
+              <w:t xml:space="preserve"> PI </w:t>
+            </w:r>
+            <w:r>
+              <w:rPr>
+                <w:rFonts w:hint="eastAsia"/>
+                <w:sz w:val="18"/>
+              </w:rPr>
               <w:t xml:space="preserve">计数器加锁并核对最大流水仍等于</w:t>
             </w:r>
             <w:r>
@@ -21108,7 +21366,7 @@
                 <w:rFonts w:hint="eastAsia"/>
                 <w:sz w:val="18"/>
               </w:rPr>
-              <w:t xml:space="preserve">（状态待分配）；最后更新计数器、已生成数量、任务状态并记录操作痕迹</w:t>
+              <w:t xml:space="preserve">（状态待分配）；最后更新计数器（首次生成时记下所选规则）、已生成数量、任务状态并记录操作痕迹</w:t>
             </w:r>
           </w:p>
         </w:tc>
@@ -21260,7 +21518,37 @@
         <w:rPr>
           <w:rFonts w:hint="eastAsia"/>
         </w:rPr>
-        <w:t xml:space="preserve">：以生产订单为单位，将该订单全部待分配</w:t>
+        <w:t xml:space="preserve">：页面默认整张</w:t>
+      </w:r>
+      <w:r>
+        <w:t xml:space="preserve"> PI </w:t>
+      </w:r>
+      <w:r>
+        <w:rPr>
+          <w:rFonts w:hint="eastAsia"/>
+        </w:rPr>
+        <w:t xml:space="preserve">分配（</w:t>
+      </w:r>
+      <w:r>
+        <w:rPr>
+          <w:rStyle w:val="VerbatimChar"/>
+        </w:rPr>
+        <w:t xml:space="preserve">POST /api/generate/pi-allocate</w:t>
+      </w:r>
+      <w:r>
+        <w:rPr>
+          <w:rFonts w:hint="eastAsia"/>
+        </w:rPr>
+        <w:t xml:space="preserve">）：在一个事务里，把该</w:t>
+      </w:r>
+      <w:r>
+        <w:t xml:space="preserve"> PI </w:t>
+      </w:r>
+      <w:r>
+        <w:rPr>
+          <w:rFonts w:hint="eastAsia"/>
+        </w:rPr>
+        <w:t xml:space="preserve">每张订单的全部待分配</w:t>
       </w:r>
       <w:r>
         <w:t xml:space="preserve"> SN </w:t>
@@ -21269,7 +21557,19 @@
         <w:rPr>
           <w:rFonts w:hint="eastAsia"/>
         </w:rPr>
-        <w:t xml:space="preserve">按十进制流水顺序分配到订单的生产组织，状态变为待领取。分配到其他工厂时返回</w:t>
+        <w:t xml:space="preserve">按十进制流水顺序分配到各自订单的生产组织，状态变为待领取；也可只分配其中一张订单（</w:t>
+      </w:r>
+      <w:r>
+        <w:rPr>
+          <w:rStyle w:val="VerbatimChar"/>
+        </w:rPr>
+        <w:t xml:space="preserve">POST /api/generate/allocate</w:t>
+      </w:r>
+      <w:r>
+        <w:rPr>
+          <w:rFonts w:hint="eastAsia"/>
+        </w:rPr>
+        <w:t xml:space="preserve">）。分配到其他工厂时返回</w:t>
       </w:r>
       <w:r>
         <w:t xml:space="preserve"> </w:t>
@@ -21803,7 +22103,20 @@
                 <w:rFonts w:hint="eastAsia"/>
                 <w:sz w:val="18"/>
               </w:rPr>
-              <w:t xml:space="preserve">生成打印单，将待打印</w:t>
+              <w:t xml:space="preserve">按「工厂</w:t>
+            </w:r>
+            <w:r>
+              <w:rPr>
+                <w:sz w:val="18"/>
+              </w:rPr>
+              <w:t xml:space="preserve"> + </w:t>
+            </w:r>
+            <w:r>
+              <w:rPr>
+                <w:rFonts w:hint="eastAsia"/>
+                <w:sz w:val="18"/>
+              </w:rPr>
+              <w:t xml:space="preserve">PI」生成打印单，将全部待打印</w:t>
             </w:r>
             <w:r>
               <w:rPr>
@@ -21816,7 +22129,33 @@
                 <w:rFonts w:hint="eastAsia"/>
                 <w:sz w:val="18"/>
               </w:rPr>
-              <w:t xml:space="preserve">置为已打印；打印文件（xlsx</w:t>
+              <w:t xml:space="preserve">置为已打印；与领取一样按</w:t>
+            </w:r>
+            <w:r>
+              <w:rPr>
+                <w:sz w:val="18"/>
+              </w:rPr>
+              <w:t xml:space="preserve"> </w:t>
+            </w:r>
+            <w:r>
+              <w:rPr>
+                <w:rStyle w:val="VerbatimChar"/>
+                <w:sz w:val="18"/>
+              </w:rPr>
+              <w:t xml:space="preserve">(factory_code, request_no)</w:t>
+            </w:r>
+            <w:r>
+              <w:rPr>
+                <w:sz w:val="18"/>
+              </w:rPr>
+              <w:t xml:space="preserve"> </w:t>
+            </w:r>
+            <w:r>
+              <w:rPr>
+                <w:rFonts w:hint="eastAsia"/>
+                <w:sz w:val="18"/>
+              </w:rPr>
+              <w:t xml:space="preserve">幂等；打印文件（xlsx</w:t>
             </w:r>
             <w:r>
               <w:rPr>
@@ -21880,7 +22219,7 @@
                 <w:rFonts w:hint="eastAsia"/>
                 <w:sz w:val="18"/>
               </w:rPr>
-              <w:t xml:space="preserve">条，可重复读取</w:t>
+              <w:t xml:space="preserve">条，可重复读取；也可导出为文件（格式同打印文件，只读不改状态）</w:t>
             </w:r>
           </w:p>
         </w:tc>
@@ -23060,7 +23399,7 @@
         <w:rPr>
           <w:rFonts w:hint="eastAsia"/>
         </w:rPr>
-        <w:t xml:space="preserve">：账户只停用、不删除；不能停用自己的账户；系统须保留至少一名启用中的系统管理员。</w:t>
+        <w:t xml:space="preserve">：账户只停用、不删除，停用后可重新启用；可修改姓名、角色和绑定工厂；不能停用自己的账户；系统须保留至少一名启用中的系统管理员（最后一名不能停用或改成其他角色）。</w:t>
       </w:r>
     </w:p>
     <w:p>
@@ -23292,6 +23631,86 @@
           <w:rFonts w:hint="eastAsia"/>
         </w:rPr>
         <w:t xml:space="preserve">），避免大表全量计数。</w:t>
+      </w:r>
+    </w:p>
+    <w:p>
+      <w:pPr>
+        <w:pStyle w:val="Compact"/>
+        <w:numPr>
+          <w:ilvl w:val="0"/>
+          <w:numId w:val="1010"/>
+        </w:numPr>
+      </w:pPr>
+      <w:r>
+        <w:rPr>
+          <w:rFonts w:hint="eastAsia"/>
+          <w:b/>
+          <w:bCs/>
+        </w:rPr>
+        <w:t xml:space="preserve">流水号范围查询</w:t>
+      </w:r>
+      <w:r>
+        <w:rPr>
+          <w:rFonts w:hint="eastAsia"/>
+        </w:rPr>
+        <w:t xml:space="preserve">：须指定</w:t>
+      </w:r>
+      <w:r>
+        <w:t xml:space="preserve"> </w:t>
+      </w:r>
+      <w:r>
+        <w:rPr>
+          <w:rFonts w:hint="eastAsia"/>
+        </w:rPr>
+        <w:t xml:space="preserve">PI；起止可填流水号（左侧补位可省略）或完整</w:t>
+      </w:r>
+      <w:r>
+        <w:t xml:space="preserve"> </w:t>
+      </w:r>
+      <w:r>
+        <w:rPr>
+          <w:rFonts w:hint="eastAsia"/>
+        </w:rPr>
+        <w:t xml:space="preserve">SN，按该</w:t>
+      </w:r>
+      <w:r>
+        <w:t xml:space="preserve"> PI </w:t>
+      </w:r>
+      <w:r>
+        <w:rPr>
+          <w:rFonts w:hint="eastAsia"/>
+        </w:rPr>
+        <w:t xml:space="preserve">用过的规则版本解析为十进制流水，只查流水归属本</w:t>
+      </w:r>
+      <w:r>
+        <w:t xml:space="preserve"> PI </w:t>
+      </w:r>
+      <w:r>
+        <w:rPr>
+          <w:rFonts w:hint="eastAsia"/>
+        </w:rPr>
+        <w:t xml:space="preserve">的</w:t>
+      </w:r>
+      <w:r>
+        <w:t xml:space="preserve"> </w:t>
+      </w:r>
+      <w:r>
+        <w:rPr>
+          <w:rFonts w:hint="eastAsia"/>
+        </w:rPr>
+        <w:t xml:space="preserve">SN（</w:t>
+      </w:r>
+      <w:r>
+        <w:rPr>
+          <w:rStyle w:val="VerbatimChar"/>
+        </w:rPr>
+        <w:t xml:space="preserve">seq_pi_no = PI</w:t>
+      </w:r>
+      <w:r>
+        <w:rPr>
+          <w:rFonts w:hint="eastAsia"/>
+        </w:rPr>
+        <w:t xml:space="preserve">）；返回范围内各状态枚数，两端都填时给出应有枚数，便于发现缺号。</w:t>
       </w:r>
     </w:p>
     <w:p>
@@ -25037,7 +25456,7 @@
                 <w:rFonts w:hint="eastAsia"/>
                 <w:sz w:val="18"/>
               </w:rPr>
-              <w:t xml:space="preserve">MB（历史</w:t>
+              <w:t xml:space="preserve">MB（打印回调的</w:t>
             </w:r>
             <w:r>
               <w:rPr>
@@ -31343,9 +31762,9 @@
         <w:tblLook w:firstRow="1" w:lastRow="0" w:firstColumn="0" w:lastColumn="0" w:noHBand="0" w:noVBand="0" w:val="0020"/>
       </w:tblPr>
       <w:tblGrid>
-        <w:gridCol w:w="4516"/>
-        <w:gridCol w:w="1723"/>
-        <w:gridCol w:w="3171"/>
+        <w:gridCol w:w="4070"/>
+        <w:gridCol w:w="1553"/>
+        <w:gridCol w:w="3788"/>
       </w:tblGrid>
       <w:tr>
         <w:trPr>
@@ -31354,7 +31773,7 @@
         </w:trPr>
         <w:tc>
           <w:tcPr>
-            <w:tcW w:w="4516" w:type="dxa"/>
+            <w:tcW w:w="4070" w:type="dxa"/>
             <w:shd w:val="clear" w:color="auto" w:fill="D9E2F3"/>
           </w:tcPr>
           <w:p>
@@ -31374,7 +31793,7 @@
         </w:tc>
         <w:tc>
           <w:tcPr>
-            <w:tcW w:w="1723" w:type="dxa"/>
+            <w:tcW w:w="1553" w:type="dxa"/>
             <w:shd w:val="clear" w:color="auto" w:fill="D9E2F3"/>
           </w:tcPr>
           <w:p>
@@ -31393,7 +31812,7 @@
         </w:tc>
         <w:tc>
           <w:tcPr>
-            <w:tcW w:w="3171" w:type="dxa"/>
+            <w:tcW w:w="3788" w:type="dxa"/>
             <w:shd w:val="clear" w:color="auto" w:fill="D9E2F3"/>
           </w:tcPr>
           <w:p>
@@ -31415,7 +31834,7 @@
       <w:tr>
         <w:tc>
           <w:tcPr>
-            <w:tcW w:w="4516" w:type="dxa"/>
+            <w:tcW w:w="4070" w:type="dxa"/>
           </w:tcPr>
           <w:p>
             <w:pPr>
@@ -31458,7 +31877,7 @@
         </w:tc>
         <w:tc>
           <w:tcPr>
-            <w:tcW w:w="1723" w:type="dxa"/>
+            <w:tcW w:w="1553" w:type="dxa"/>
           </w:tcPr>
           <w:p>
             <w:pPr>
@@ -31475,7 +31894,7 @@
         </w:tc>
         <w:tc>
           <w:tcPr>
-            <w:tcW w:w="3171" w:type="dxa"/>
+            <w:tcW w:w="3788" w:type="dxa"/>
           </w:tcPr>
           <w:p>
             <w:pPr>
@@ -31508,7 +31927,7 @@
       <w:tr>
         <w:tc>
           <w:tcPr>
-            <w:tcW w:w="4516" w:type="dxa"/>
+            <w:tcW w:w="4070" w:type="dxa"/>
           </w:tcPr>
           <w:p>
             <w:pPr>
@@ -31526,7 +31945,7 @@
         </w:tc>
         <w:tc>
           <w:tcPr>
-            <w:tcW w:w="1723" w:type="dxa"/>
+            <w:tcW w:w="1553" w:type="dxa"/>
           </w:tcPr>
           <w:p>
             <w:pPr>
@@ -31543,7 +31962,7 @@
         </w:tc>
         <w:tc>
           <w:tcPr>
-            <w:tcW w:w="3171" w:type="dxa"/>
+            <w:tcW w:w="3788" w:type="dxa"/>
           </w:tcPr>
           <w:p>
             <w:pPr>
@@ -31563,7 +31982,7 @@
       <w:tr>
         <w:tc>
           <w:tcPr>
-            <w:tcW w:w="4516" w:type="dxa"/>
+            <w:tcW w:w="4070" w:type="dxa"/>
           </w:tcPr>
           <w:p>
             <w:pPr>
@@ -31606,7 +32025,7 @@
         </w:tc>
         <w:tc>
           <w:tcPr>
-            <w:tcW w:w="1723" w:type="dxa"/>
+            <w:tcW w:w="1553" w:type="dxa"/>
           </w:tcPr>
           <w:p>
             <w:pPr>
@@ -31623,7 +32042,7 @@
         </w:tc>
         <w:tc>
           <w:tcPr>
-            <w:tcW w:w="3171" w:type="dxa"/>
+            <w:tcW w:w="3788" w:type="dxa"/>
           </w:tcPr>
           <w:p>
             <w:pPr>
@@ -31656,7 +32075,7 @@
       <w:tr>
         <w:tc>
           <w:tcPr>
-            <w:tcW w:w="4516" w:type="dxa"/>
+            <w:tcW w:w="4070" w:type="dxa"/>
           </w:tcPr>
           <w:p>
             <w:pPr>
@@ -31674,7 +32093,7 @@
         </w:tc>
         <w:tc>
           <w:tcPr>
-            <w:tcW w:w="1723" w:type="dxa"/>
+            <w:tcW w:w="1553" w:type="dxa"/>
           </w:tcPr>
           <w:p>
             <w:pPr>
@@ -31691,7 +32110,7 @@
         </w:tc>
         <w:tc>
           <w:tcPr>
-            <w:tcW w:w="3171" w:type="dxa"/>
+            <w:tcW w:w="3788" w:type="dxa"/>
           </w:tcPr>
           <w:p>
             <w:pPr>
@@ -31711,7 +32130,7 @@
       <w:tr>
         <w:tc>
           <w:tcPr>
-            <w:tcW w:w="4516" w:type="dxa"/>
+            <w:tcW w:w="4070" w:type="dxa"/>
           </w:tcPr>
           <w:p>
             <w:pPr>
@@ -31729,7 +32148,7 @@
         </w:tc>
         <w:tc>
           <w:tcPr>
-            <w:tcW w:w="1723" w:type="dxa"/>
+            <w:tcW w:w="1553" w:type="dxa"/>
           </w:tcPr>
           <w:p>
             <w:pPr>
@@ -31746,7 +32165,7 @@
         </w:tc>
         <w:tc>
           <w:tcPr>
-            <w:tcW w:w="3171" w:type="dxa"/>
+            <w:tcW w:w="3788" w:type="dxa"/>
           </w:tcPr>
           <w:p>
             <w:pPr>
@@ -31766,7 +32185,7 @@
       <w:tr>
         <w:tc>
           <w:tcPr>
-            <w:tcW w:w="4516" w:type="dxa"/>
+            <w:tcW w:w="4070" w:type="dxa"/>
           </w:tcPr>
           <w:p>
             <w:pPr>
@@ -31784,7 +32203,7 @@
         </w:tc>
         <w:tc>
           <w:tcPr>
-            <w:tcW w:w="1723" w:type="dxa"/>
+            <w:tcW w:w="1553" w:type="dxa"/>
           </w:tcPr>
           <w:p>
             <w:pPr>
@@ -31801,7 +32220,7 @@
         </w:tc>
         <w:tc>
           <w:tcPr>
-            <w:tcW w:w="3171" w:type="dxa"/>
+            <w:tcW w:w="3788" w:type="dxa"/>
           </w:tcPr>
           <w:p>
             <w:pPr>
@@ -31821,7 +32240,7 @@
       <w:tr>
         <w:tc>
           <w:tcPr>
-            <w:tcW w:w="4516" w:type="dxa"/>
+            <w:tcW w:w="4070" w:type="dxa"/>
           </w:tcPr>
           <w:p>
             <w:pPr>
@@ -31839,7 +32258,7 @@
         </w:tc>
         <w:tc>
           <w:tcPr>
-            <w:tcW w:w="1723" w:type="dxa"/>
+            <w:tcW w:w="1553" w:type="dxa"/>
           </w:tcPr>
           <w:p>
             <w:pPr>
@@ -31856,7 +32275,7 @@
         </w:tc>
         <w:tc>
           <w:tcPr>
-            <w:tcW w:w="3171" w:type="dxa"/>
+            <w:tcW w:w="3788" w:type="dxa"/>
           </w:tcPr>
           <w:p>
             <w:pPr>
@@ -31876,7 +32295,7 @@
       <w:tr>
         <w:tc>
           <w:tcPr>
-            <w:tcW w:w="4516" w:type="dxa"/>
+            <w:tcW w:w="4070" w:type="dxa"/>
           </w:tcPr>
           <w:p>
             <w:pPr>
@@ -31969,7 +32388,7 @@
         </w:tc>
         <w:tc>
           <w:tcPr>
-            <w:tcW w:w="1723" w:type="dxa"/>
+            <w:tcW w:w="1553" w:type="dxa"/>
           </w:tcPr>
           <w:p>
             <w:pPr>
@@ -31986,7 +32405,7 @@
         </w:tc>
         <w:tc>
           <w:tcPr>
-            <w:tcW w:w="3171" w:type="dxa"/>
+            <w:tcW w:w="3788" w:type="dxa"/>
           </w:tcPr>
           <w:p>
             <w:pPr>
@@ -32045,7 +32464,7 @@
       <w:tr>
         <w:tc>
           <w:tcPr>
-            <w:tcW w:w="4516" w:type="dxa"/>
+            <w:tcW w:w="4070" w:type="dxa"/>
           </w:tcPr>
           <w:p>
             <w:pPr>
@@ -32063,7 +32482,7 @@
         </w:tc>
         <w:tc>
           <w:tcPr>
-            <w:tcW w:w="1723" w:type="dxa"/>
+            <w:tcW w:w="1553" w:type="dxa"/>
           </w:tcPr>
           <w:p>
             <w:pPr>
@@ -32080,7 +32499,7 @@
         </w:tc>
         <w:tc>
           <w:tcPr>
-            <w:tcW w:w="3171" w:type="dxa"/>
+            <w:tcW w:w="3788" w:type="dxa"/>
           </w:tcPr>
           <w:p>
             <w:pPr>
@@ -32113,7 +32532,7 @@
       <w:tr>
         <w:tc>
           <w:tcPr>
-            <w:tcW w:w="4516" w:type="dxa"/>
+            <w:tcW w:w="4070" w:type="dxa"/>
           </w:tcPr>
           <w:p>
             <w:pPr>
@@ -32131,7 +32550,7 @@
         </w:tc>
         <w:tc>
           <w:tcPr>
-            <w:tcW w:w="1723" w:type="dxa"/>
+            <w:tcW w:w="1553" w:type="dxa"/>
           </w:tcPr>
           <w:p>
             <w:pPr>
@@ -32148,7 +32567,7 @@
         </w:tc>
         <w:tc>
           <w:tcPr>
-            <w:tcW w:w="3171" w:type="dxa"/>
+            <w:tcW w:w="3788" w:type="dxa"/>
           </w:tcPr>
           <w:p>
             <w:pPr>
@@ -32207,54 +32626,118 @@
       <w:tr>
         <w:tc>
           <w:tcPr>
-            <w:tcW w:w="4516" w:type="dxa"/>
-          </w:tcPr>
-          <w:p>
-            <w:pPr>
-              <w:pStyle w:val="Compact"/>
-              <w:spacing w:before="20" w:after="20"/>
-            </w:pPr>
-            <w:r>
-              <w:rPr>
-                <w:rStyle w:val="VerbatimChar"/>
-                <w:sz w:val="18"/>
-              </w:rPr>
-              <w:t xml:space="preserve">ALLOC_FACTORY_MISMATCH</w:t>
-            </w:r>
-          </w:p>
-        </w:tc>
-        <w:tc>
-          <w:tcPr>
-            <w:tcW w:w="1723" w:type="dxa"/>
-          </w:tcPr>
-          <w:p>
-            <w:pPr>
-              <w:pStyle w:val="Compact"/>
-              <w:spacing w:before="20" w:after="20"/>
-            </w:pPr>
-            <w:r>
-              <w:rPr>
-                <w:sz w:val="18"/>
-              </w:rPr>
-              <w:t xml:space="preserve">400</w:t>
-            </w:r>
-          </w:p>
-        </w:tc>
-        <w:tc>
-          <w:tcPr>
-            <w:tcW w:w="3171" w:type="dxa"/>
-          </w:tcPr>
-          <w:p>
-            <w:pPr>
-              <w:pStyle w:val="Compact"/>
-              <w:spacing w:before="20" w:after="20"/>
-            </w:pPr>
-            <w:r>
-              <w:rPr>
-                <w:rFonts w:hint="eastAsia"/>
-                <w:sz w:val="18"/>
-              </w:rPr>
-              <w:t xml:space="preserve">只能分配到订单的生产组织</w:t>
+            <w:tcW w:w="4070" w:type="dxa"/>
+          </w:tcPr>
+          <w:p>
+            <w:pPr>
+              <w:pStyle w:val="Compact"/>
+              <w:spacing w:before="20" w:after="20"/>
+            </w:pPr>
+            <w:r>
+              <w:rPr>
+                <w:rStyle w:val="VerbatimChar"/>
+                <w:sz w:val="18"/>
+              </w:rPr>
+              <w:t xml:space="preserve">GEN_REVOKE_NOT_LAST</w:t>
+            </w:r>
+            <w:r>
+              <w:rPr>
+                <w:sz w:val="18"/>
+              </w:rPr>
+              <w:t xml:space="preserve"> </w:t>
+            </w:r>
+            <w:r>
+              <w:rPr>
+                <w:sz w:val="18"/>
+              </w:rPr>
+              <w:t xml:space="preserve">/</w:t>
+            </w:r>
+            <w:r>
+              <w:rPr>
+                <w:sz w:val="18"/>
+              </w:rPr>
+              <w:t xml:space="preserve"> </w:t>
+            </w:r>
+            <w:r>
+              <w:rPr>
+                <w:rStyle w:val="VerbatimChar"/>
+                <w:sz w:val="18"/>
+              </w:rPr>
+              <w:t xml:space="preserve">GEN_REVOKE_ALLOCATED</w:t>
+            </w:r>
+          </w:p>
+        </w:tc>
+        <w:tc>
+          <w:tcPr>
+            <w:tcW w:w="1553" w:type="dxa"/>
+          </w:tcPr>
+          <w:p>
+            <w:pPr>
+              <w:pStyle w:val="Compact"/>
+              <w:spacing w:before="20" w:after="20"/>
+            </w:pPr>
+            <w:r>
+              <w:rPr>
+                <w:sz w:val="18"/>
+              </w:rPr>
+              <w:t xml:space="preserve">409</w:t>
+            </w:r>
+          </w:p>
+        </w:tc>
+        <w:tc>
+          <w:tcPr>
+            <w:tcW w:w="3788" w:type="dxa"/>
+          </w:tcPr>
+          <w:p>
+            <w:pPr>
+              <w:pStyle w:val="Compact"/>
+              <w:spacing w:before="20" w:after="20"/>
+            </w:pPr>
+            <w:r>
+              <w:rPr>
+                <w:rFonts w:hint="eastAsia"/>
+                <w:sz w:val="18"/>
+              </w:rPr>
+              <w:t xml:space="preserve">只能撤销</w:t>
+            </w:r>
+            <w:r>
+              <w:rPr>
+                <w:sz w:val="18"/>
+              </w:rPr>
+              <w:t xml:space="preserve"> PI </w:t>
+            </w:r>
+            <w:r>
+              <w:rPr>
+                <w:rFonts w:hint="eastAsia"/>
+                <w:sz w:val="18"/>
+              </w:rPr>
+              <w:t xml:space="preserve">流水排在最后的一次生成</w:t>
+            </w:r>
+            <w:r>
+              <w:rPr>
+                <w:sz w:val="18"/>
+              </w:rPr>
+              <w:t xml:space="preserve"> / </w:t>
+            </w:r>
+            <w:r>
+              <w:rPr>
+                <w:rFonts w:hint="eastAsia"/>
+                <w:sz w:val="18"/>
+              </w:rPr>
+              <w:t xml:space="preserve">这次的</w:t>
+            </w:r>
+            <w:r>
+              <w:rPr>
+                <w:sz w:val="18"/>
+              </w:rPr>
+              <w:t xml:space="preserve"> SN </w:t>
+            </w:r>
+            <w:r>
+              <w:rPr>
+                <w:rFonts w:hint="eastAsia"/>
+                <w:sz w:val="18"/>
+              </w:rPr>
+              <w:t xml:space="preserve">已有分配出去的</w:t>
             </w:r>
           </w:p>
         </w:tc>
@@ -32262,25 +32745,50 @@
       <w:tr>
         <w:tc>
           <w:tcPr>
-            <w:tcW w:w="4516" w:type="dxa"/>
-          </w:tcPr>
-          <w:p>
-            <w:pPr>
-              <w:pStyle w:val="Compact"/>
-              <w:spacing w:before="20" w:after="20"/>
-            </w:pPr>
-            <w:r>
-              <w:rPr>
-                <w:rStyle w:val="VerbatimChar"/>
-                <w:sz w:val="18"/>
-              </w:rPr>
-              <w:t xml:space="preserve">ACQ_NOTHING</w:t>
-            </w:r>
-          </w:p>
-        </w:tc>
-        <w:tc>
-          <w:tcPr>
-            <w:tcW w:w="1723" w:type="dxa"/>
+            <w:tcW w:w="4070" w:type="dxa"/>
+          </w:tcPr>
+          <w:p>
+            <w:pPr>
+              <w:pStyle w:val="Compact"/>
+              <w:spacing w:before="20" w:after="20"/>
+            </w:pPr>
+            <w:r>
+              <w:rPr>
+                <w:rStyle w:val="VerbatimChar"/>
+                <w:sz w:val="18"/>
+              </w:rPr>
+              <w:t xml:space="preserve">RULE_CHOICE_REQUIRED</w:t>
+            </w:r>
+            <w:r>
+              <w:rPr>
+                <w:sz w:val="18"/>
+              </w:rPr>
+              <w:t xml:space="preserve"> </w:t>
+            </w:r>
+            <w:r>
+              <w:rPr>
+                <w:sz w:val="18"/>
+              </w:rPr>
+              <w:t xml:space="preserve">/</w:t>
+            </w:r>
+            <w:r>
+              <w:rPr>
+                <w:sz w:val="18"/>
+              </w:rPr>
+              <w:t xml:space="preserve"> </w:t>
+            </w:r>
+            <w:r>
+              <w:rPr>
+                <w:rStyle w:val="VerbatimChar"/>
+                <w:sz w:val="18"/>
+              </w:rPr>
+              <w:t xml:space="preserve">RULE_NOT_GENERAL</w:t>
+            </w:r>
+          </w:p>
+        </w:tc>
+        <w:tc>
+          <w:tcPr>
+            <w:tcW w:w="1553" w:type="dxa"/>
           </w:tcPr>
           <w:p>
             <w:pPr>
@@ -32297,25 +32805,51 @@
         </w:tc>
         <w:tc>
           <w:tcPr>
-            <w:tcW w:w="3171" w:type="dxa"/>
-          </w:tcPr>
-          <w:p>
-            <w:pPr>
-              <w:pStyle w:val="Compact"/>
-              <w:spacing w:before="20" w:after="20"/>
-            </w:pPr>
-            <w:r>
-              <w:rPr>
-                <w:rFonts w:hint="eastAsia"/>
-                <w:sz w:val="18"/>
-              </w:rPr>
-              <w:t xml:space="preserve">无待领取</w:t>
-            </w:r>
-            <w:r>
-              <w:rPr>
-                <w:sz w:val="18"/>
-              </w:rPr>
-              <w:t xml:space="preserve"> SN</w:t>
+            <w:tcW w:w="3788" w:type="dxa"/>
+          </w:tcPr>
+          <w:p>
+            <w:pPr>
+              <w:pStyle w:val="Compact"/>
+              <w:spacing w:before="20" w:after="20"/>
+            </w:pPr>
+            <w:r>
+              <w:rPr>
+                <w:sz w:val="18"/>
+              </w:rPr>
+              <w:t xml:space="preserve">PI </w:t>
+            </w:r>
+            <w:r>
+              <w:rPr>
+                <w:rFonts w:hint="eastAsia"/>
+                <w:sz w:val="18"/>
+              </w:rPr>
+              <w:t xml:space="preserve">没有绑定规则，须先选一条通用规则</w:t>
+            </w:r>
+            <w:r>
+              <w:rPr>
+                <w:sz w:val="18"/>
+              </w:rPr>
+              <w:t xml:space="preserve"> / </w:t>
+            </w:r>
+            <w:r>
+              <w:rPr>
+                <w:rFonts w:hint="eastAsia"/>
+                <w:sz w:val="18"/>
+              </w:rPr>
+              <w:t xml:space="preserve">只能给</w:t>
+            </w:r>
+            <w:r>
+              <w:rPr>
+                <w:sz w:val="18"/>
+              </w:rPr>
+              <w:t xml:space="preserve"> PI </w:t>
+            </w:r>
+            <w:r>
+              <w:rPr>
+                <w:rFonts w:hint="eastAsia"/>
+                <w:sz w:val="18"/>
+              </w:rPr>
+              <w:t xml:space="preserve">指定通用规则</w:t>
             </w:r>
           </w:p>
         </w:tc>
@@ -32323,60 +32857,54 @@
       <w:tr>
         <w:tc>
           <w:tcPr>
-            <w:tcW w:w="4516" w:type="dxa"/>
-          </w:tcPr>
-          <w:p>
-            <w:pPr>
-              <w:pStyle w:val="Compact"/>
-              <w:spacing w:before="20" w:after="20"/>
-            </w:pPr>
-            <w:r>
-              <w:rPr>
-                <w:rStyle w:val="VerbatimChar"/>
-                <w:sz w:val="18"/>
-              </w:rPr>
-              <w:t xml:space="preserve">ACQ_REQUEST_CONFLICT</w:t>
-            </w:r>
-          </w:p>
-        </w:tc>
-        <w:tc>
-          <w:tcPr>
-            <w:tcW w:w="1723" w:type="dxa"/>
-          </w:tcPr>
-          <w:p>
-            <w:pPr>
-              <w:pStyle w:val="Compact"/>
-              <w:spacing w:before="20" w:after="20"/>
-            </w:pPr>
-            <w:r>
-              <w:rPr>
-                <w:sz w:val="18"/>
-              </w:rPr>
-              <w:t xml:space="preserve">409</w:t>
-            </w:r>
-          </w:p>
-        </w:tc>
-        <w:tc>
-          <w:tcPr>
-            <w:tcW w:w="3171" w:type="dxa"/>
-          </w:tcPr>
-          <w:p>
-            <w:pPr>
-              <w:pStyle w:val="Compact"/>
-              <w:spacing w:before="20" w:after="20"/>
-            </w:pPr>
-            <w:r>
-              <w:rPr>
-                <w:rFonts w:hint="eastAsia"/>
-                <w:sz w:val="18"/>
-              </w:rPr>
-              <w:t xml:space="preserve">请求号已用于其他</w:t>
-            </w:r>
-            <w:r>
-              <w:rPr>
-                <w:sz w:val="18"/>
-              </w:rPr>
-              <w:t xml:space="preserve"> PI</w:t>
+            <w:tcW w:w="4070" w:type="dxa"/>
+          </w:tcPr>
+          <w:p>
+            <w:pPr>
+              <w:pStyle w:val="Compact"/>
+              <w:spacing w:before="20" w:after="20"/>
+            </w:pPr>
+            <w:r>
+              <w:rPr>
+                <w:rStyle w:val="VerbatimChar"/>
+                <w:sz w:val="18"/>
+              </w:rPr>
+              <w:t xml:space="preserve">ALLOC_FACTORY_MISMATCH</w:t>
+            </w:r>
+          </w:p>
+        </w:tc>
+        <w:tc>
+          <w:tcPr>
+            <w:tcW w:w="1553" w:type="dxa"/>
+          </w:tcPr>
+          <w:p>
+            <w:pPr>
+              <w:pStyle w:val="Compact"/>
+              <w:spacing w:before="20" w:after="20"/>
+            </w:pPr>
+            <w:r>
+              <w:rPr>
+                <w:sz w:val="18"/>
+              </w:rPr>
+              <w:t xml:space="preserve">400</w:t>
+            </w:r>
+          </w:p>
+        </w:tc>
+        <w:tc>
+          <w:tcPr>
+            <w:tcW w:w="3788" w:type="dxa"/>
+          </w:tcPr>
+          <w:p>
+            <w:pPr>
+              <w:pStyle w:val="Compact"/>
+              <w:spacing w:before="20" w:after="20"/>
+            </w:pPr>
+            <w:r>
+              <w:rPr>
+                <w:rFonts w:hint="eastAsia"/>
+                <w:sz w:val="18"/>
+              </w:rPr>
+              <w:t xml:space="preserve">只能分配到订单的生产组织</w:t>
             </w:r>
           </w:p>
         </w:tc>
@@ -32384,25 +32912,25 @@
       <w:tr>
         <w:tc>
           <w:tcPr>
-            <w:tcW w:w="4516" w:type="dxa"/>
-          </w:tcPr>
-          <w:p>
-            <w:pPr>
-              <w:pStyle w:val="Compact"/>
-              <w:spacing w:before="20" w:after="20"/>
-            </w:pPr>
-            <w:r>
-              <w:rPr>
-                <w:rStyle w:val="VerbatimChar"/>
-                <w:sz w:val="18"/>
-              </w:rPr>
-              <w:t xml:space="preserve">ACQ_PI_NOT_IN_ERP</w:t>
-            </w:r>
-          </w:p>
-        </w:tc>
-        <w:tc>
-          <w:tcPr>
-            <w:tcW w:w="1723" w:type="dxa"/>
+            <w:tcW w:w="4070" w:type="dxa"/>
+          </w:tcPr>
+          <w:p>
+            <w:pPr>
+              <w:pStyle w:val="Compact"/>
+              <w:spacing w:before="20" w:after="20"/>
+            </w:pPr>
+            <w:r>
+              <w:rPr>
+                <w:rStyle w:val="VerbatimChar"/>
+                <w:sz w:val="18"/>
+              </w:rPr>
+              <w:t xml:space="preserve">ACQ_NOTHING</w:t>
+            </w:r>
+          </w:p>
+        </w:tc>
+        <w:tc>
+          <w:tcPr>
+            <w:tcW w:w="1553" w:type="dxa"/>
           </w:tcPr>
           <w:p>
             <w:pPr>
@@ -32419,25 +32947,25 @@
         </w:tc>
         <w:tc>
           <w:tcPr>
-            <w:tcW w:w="3171" w:type="dxa"/>
-          </w:tcPr>
-          <w:p>
-            <w:pPr>
-              <w:pStyle w:val="Compact"/>
-              <w:spacing w:before="20" w:after="20"/>
-            </w:pPr>
-            <w:r>
-              <w:rPr>
-                <w:sz w:val="18"/>
-              </w:rPr>
-              <w:t xml:space="preserve">PI </w:t>
-            </w:r>
-            <w:r>
-              <w:rPr>
-                <w:rFonts w:hint="eastAsia"/>
-                <w:sz w:val="18"/>
-              </w:rPr>
-              <w:t xml:space="preserve">不在订单快照中</w:t>
+            <w:tcW w:w="3788" w:type="dxa"/>
+          </w:tcPr>
+          <w:p>
+            <w:pPr>
+              <w:pStyle w:val="Compact"/>
+              <w:spacing w:before="20" w:after="20"/>
+            </w:pPr>
+            <w:r>
+              <w:rPr>
+                <w:rFonts w:hint="eastAsia"/>
+                <w:sz w:val="18"/>
+              </w:rPr>
+              <w:t xml:space="preserve">无待领取</w:t>
+            </w:r>
+            <w:r>
+              <w:rPr>
+                <w:sz w:val="18"/>
+              </w:rPr>
+              <w:t xml:space="preserve"> SN</w:t>
             </w:r>
           </w:p>
         </w:tc>
@@ -32445,92 +32973,60 @@
       <w:tr>
         <w:tc>
           <w:tcPr>
-            <w:tcW w:w="4516" w:type="dxa"/>
-          </w:tcPr>
-          <w:p>
-            <w:pPr>
-              <w:pStyle w:val="Compact"/>
-              <w:spacing w:before="20" w:after="20"/>
-            </w:pPr>
-            <w:r>
-              <w:rPr>
-                <w:rStyle w:val="VerbatimChar"/>
-                <w:sz w:val="18"/>
-              </w:rPr>
-              <w:t xml:space="preserve">CALLBACK_TOO_MANY</w:t>
-            </w:r>
-            <w:r>
-              <w:rPr>
-                <w:sz w:val="18"/>
-              </w:rPr>
-              <w:t xml:space="preserve"> </w:t>
-            </w:r>
-            <w:r>
-              <w:rPr>
-                <w:sz w:val="18"/>
-              </w:rPr>
-              <w:t xml:space="preserve">/</w:t>
-            </w:r>
-            <w:r>
-              <w:rPr>
-                <w:sz w:val="18"/>
-              </w:rPr>
-              <w:t xml:space="preserve"> </w:t>
-            </w:r>
-            <w:r>
-              <w:rPr>
-                <w:rStyle w:val="VerbatimChar"/>
-                <w:sz w:val="18"/>
-              </w:rPr>
-              <w:t xml:space="preserve">CALLBACK_RANGE_INVALID</w:t>
-            </w:r>
-          </w:p>
-        </w:tc>
-        <w:tc>
-          <w:tcPr>
-            <w:tcW w:w="1723" w:type="dxa"/>
-          </w:tcPr>
-          <w:p>
-            <w:pPr>
-              <w:pStyle w:val="Compact"/>
-              <w:spacing w:before="20" w:after="20"/>
-            </w:pPr>
-            <w:r>
-              <w:rPr>
-                <w:sz w:val="18"/>
-              </w:rPr>
-              <w:t xml:space="preserve">400</w:t>
-            </w:r>
-          </w:p>
-        </w:tc>
-        <w:tc>
-          <w:tcPr>
-            <w:tcW w:w="3171" w:type="dxa"/>
-          </w:tcPr>
-          <w:p>
-            <w:pPr>
-              <w:pStyle w:val="Compact"/>
-              <w:spacing w:before="20" w:after="20"/>
-            </w:pPr>
-            <w:r>
-              <w:rPr>
-                <w:rFonts w:hint="eastAsia"/>
-                <w:sz w:val="18"/>
-              </w:rPr>
-              <w:t xml:space="preserve">回调数量超限</w:t>
-            </w:r>
-            <w:r>
-              <w:rPr>
-                <w:sz w:val="18"/>
-              </w:rPr>
-              <w:t xml:space="preserve"> / </w:t>
-            </w:r>
-            <w:r>
-              <w:rPr>
-                <w:rFonts w:hint="eastAsia"/>
-                <w:sz w:val="18"/>
-              </w:rPr>
-              <w:t xml:space="preserve">起止号不属于该批次</w:t>
+            <w:tcW w:w="4070" w:type="dxa"/>
+          </w:tcPr>
+          <w:p>
+            <w:pPr>
+              <w:pStyle w:val="Compact"/>
+              <w:spacing w:before="20" w:after="20"/>
+            </w:pPr>
+            <w:r>
+              <w:rPr>
+                <w:rStyle w:val="VerbatimChar"/>
+                <w:sz w:val="18"/>
+              </w:rPr>
+              <w:t xml:space="preserve">ACQ_REQUEST_CONFLICT</w:t>
+            </w:r>
+          </w:p>
+        </w:tc>
+        <w:tc>
+          <w:tcPr>
+            <w:tcW w:w="1553" w:type="dxa"/>
+          </w:tcPr>
+          <w:p>
+            <w:pPr>
+              <w:pStyle w:val="Compact"/>
+              <w:spacing w:before="20" w:after="20"/>
+            </w:pPr>
+            <w:r>
+              <w:rPr>
+                <w:sz w:val="18"/>
+              </w:rPr>
+              <w:t xml:space="preserve">409</w:t>
+            </w:r>
+          </w:p>
+        </w:tc>
+        <w:tc>
+          <w:tcPr>
+            <w:tcW w:w="3788" w:type="dxa"/>
+          </w:tcPr>
+          <w:p>
+            <w:pPr>
+              <w:pStyle w:val="Compact"/>
+              <w:spacing w:before="20" w:after="20"/>
+            </w:pPr>
+            <w:r>
+              <w:rPr>
+                <w:rFonts w:hint="eastAsia"/>
+                <w:sz w:val="18"/>
+              </w:rPr>
+              <w:t xml:space="preserve">请求号已用于其他</w:t>
+            </w:r>
+            <w:r>
+              <w:rPr>
+                <w:sz w:val="18"/>
+              </w:rPr>
+              <w:t xml:space="preserve"> PI</w:t>
             </w:r>
           </w:p>
         </w:tc>
@@ -32538,80 +33034,60 @@
       <w:tr>
         <w:tc>
           <w:tcPr>
-            <w:tcW w:w="4516" w:type="dxa"/>
-          </w:tcPr>
-          <w:p>
-            <w:pPr>
-              <w:pStyle w:val="Compact"/>
-              <w:spacing w:before="20" w:after="20"/>
-            </w:pPr>
-            <w:r>
-              <w:rPr>
-                <w:rStyle w:val="VerbatimChar"/>
-                <w:sz w:val="18"/>
-              </w:rPr>
-              <w:t xml:space="preserve">TR_DUPLICATE</w:t>
-            </w:r>
-          </w:p>
-        </w:tc>
-        <w:tc>
-          <w:tcPr>
-            <w:tcW w:w="1723" w:type="dxa"/>
-          </w:tcPr>
-          <w:p>
-            <w:pPr>
-              <w:pStyle w:val="Compact"/>
-              <w:spacing w:before="20" w:after="20"/>
-            </w:pPr>
-            <w:r>
-              <w:rPr>
-                <w:sz w:val="18"/>
-              </w:rPr>
-              <w:t xml:space="preserve">409</w:t>
-            </w:r>
-          </w:p>
-        </w:tc>
-        <w:tc>
-          <w:tcPr>
-            <w:tcW w:w="3171" w:type="dxa"/>
-          </w:tcPr>
-          <w:p>
-            <w:pPr>
-              <w:pStyle w:val="Compact"/>
-              <w:spacing w:before="20" w:after="20"/>
-            </w:pPr>
-            <w:r>
-              <w:rPr>
-                <w:rFonts w:hint="eastAsia"/>
-                <w:sz w:val="18"/>
-              </w:rPr>
-              <w:t xml:space="preserve">转入</w:t>
-            </w:r>
-            <w:r>
-              <w:rPr>
-                <w:sz w:val="18"/>
-              </w:rPr>
-              <w:t xml:space="preserve"> PI </w:t>
-            </w:r>
-            <w:r>
-              <w:rPr>
-                <w:rFonts w:hint="eastAsia"/>
-                <w:sz w:val="18"/>
-              </w:rPr>
-              <w:t xml:space="preserve">下已存在相同</w:t>
-            </w:r>
-            <w:r>
-              <w:rPr>
-                <w:sz w:val="18"/>
-              </w:rPr>
-              <w:t xml:space="preserve"> </w:t>
-            </w:r>
-            <w:r>
-              <w:rPr>
-                <w:rFonts w:hint="eastAsia"/>
-                <w:sz w:val="18"/>
-              </w:rPr>
-              <w:t xml:space="preserve">SN，拒绝整次转移</w:t>
+            <w:tcW w:w="4070" w:type="dxa"/>
+          </w:tcPr>
+          <w:p>
+            <w:pPr>
+              <w:pStyle w:val="Compact"/>
+              <w:spacing w:before="20" w:after="20"/>
+            </w:pPr>
+            <w:r>
+              <w:rPr>
+                <w:rStyle w:val="VerbatimChar"/>
+                <w:sz w:val="18"/>
+              </w:rPr>
+              <w:t xml:space="preserve">ACQ_PI_NOT_IN_ERP</w:t>
+            </w:r>
+          </w:p>
+        </w:tc>
+        <w:tc>
+          <w:tcPr>
+            <w:tcW w:w="1553" w:type="dxa"/>
+          </w:tcPr>
+          <w:p>
+            <w:pPr>
+              <w:pStyle w:val="Compact"/>
+              <w:spacing w:before="20" w:after="20"/>
+            </w:pPr>
+            <w:r>
+              <w:rPr>
+                <w:sz w:val="18"/>
+              </w:rPr>
+              <w:t xml:space="preserve">400</w:t>
+            </w:r>
+          </w:p>
+        </w:tc>
+        <w:tc>
+          <w:tcPr>
+            <w:tcW w:w="3788" w:type="dxa"/>
+          </w:tcPr>
+          <w:p>
+            <w:pPr>
+              <w:pStyle w:val="Compact"/>
+              <w:spacing w:before="20" w:after="20"/>
+            </w:pPr>
+            <w:r>
+              <w:rPr>
+                <w:sz w:val="18"/>
+              </w:rPr>
+              <w:t xml:space="preserve">PI </w:t>
+            </w:r>
+            <w:r>
+              <w:rPr>
+                <w:rFonts w:hint="eastAsia"/>
+                <w:sz w:val="18"/>
+              </w:rPr>
+              <w:t xml:space="preserve">不在订单快照中</w:t>
             </w:r>
           </w:p>
         </w:tc>
@@ -32619,19 +33095,19 @@
       <w:tr>
         <w:tc>
           <w:tcPr>
-            <w:tcW w:w="4516" w:type="dxa"/>
-          </w:tcPr>
-          <w:p>
-            <w:pPr>
-              <w:pStyle w:val="Compact"/>
-              <w:spacing w:before="20" w:after="20"/>
-            </w:pPr>
-            <w:r>
-              <w:rPr>
-                <w:rStyle w:val="VerbatimChar"/>
-                <w:sz w:val="18"/>
-              </w:rPr>
-              <w:t xml:space="preserve">TR_NOT_PENDING</w:t>
+            <w:tcW w:w="4070" w:type="dxa"/>
+          </w:tcPr>
+          <w:p>
+            <w:pPr>
+              <w:pStyle w:val="Compact"/>
+              <w:spacing w:before="20" w:after="20"/>
+            </w:pPr>
+            <w:r>
+              <w:rPr>
+                <w:rStyle w:val="VerbatimChar"/>
+                <w:sz w:val="18"/>
+              </w:rPr>
+              <w:t xml:space="preserve">CALLBACK_TOO_MANY</w:t>
             </w:r>
             <w:r>
               <w:rPr>
@@ -32656,55 +33132,55 @@
                 <w:rStyle w:val="VerbatimChar"/>
                 <w:sz w:val="18"/>
               </w:rPr>
-              <w:t xml:space="preserve">TR_CONCURRENT</w:t>
-            </w:r>
-          </w:p>
-        </w:tc>
-        <w:tc>
-          <w:tcPr>
-            <w:tcW w:w="1723" w:type="dxa"/>
-          </w:tcPr>
-          <w:p>
-            <w:pPr>
-              <w:pStyle w:val="Compact"/>
-              <w:spacing w:before="20" w:after="20"/>
-            </w:pPr>
-            <w:r>
-              <w:rPr>
-                <w:sz w:val="18"/>
-              </w:rPr>
-              <w:t xml:space="preserve">409</w:t>
-            </w:r>
-          </w:p>
-        </w:tc>
-        <w:tc>
-          <w:tcPr>
-            <w:tcW w:w="3171" w:type="dxa"/>
-          </w:tcPr>
-          <w:p>
-            <w:pPr>
-              <w:pStyle w:val="Compact"/>
-              <w:spacing w:before="20" w:after="20"/>
-            </w:pPr>
-            <w:r>
-              <w:rPr>
-                <w:rFonts w:hint="eastAsia"/>
-                <w:sz w:val="18"/>
-              </w:rPr>
-              <w:t xml:space="preserve">申请已处理</w:t>
-            </w:r>
-            <w:r>
-              <w:rPr>
-                <w:sz w:val="18"/>
-              </w:rPr>
-              <w:t xml:space="preserve"> / SN </w:t>
-            </w:r>
-            <w:r>
-              <w:rPr>
-                <w:rFonts w:hint="eastAsia"/>
-                <w:sz w:val="18"/>
-              </w:rPr>
-              <w:t xml:space="preserve">状态已变化</w:t>
+              <w:t xml:space="preserve">CALLBACK_RANGE_INVALID</w:t>
+            </w:r>
+          </w:p>
+        </w:tc>
+        <w:tc>
+          <w:tcPr>
+            <w:tcW w:w="1553" w:type="dxa"/>
+          </w:tcPr>
+          <w:p>
+            <w:pPr>
+              <w:pStyle w:val="Compact"/>
+              <w:spacing w:before="20" w:after="20"/>
+            </w:pPr>
+            <w:r>
+              <w:rPr>
+                <w:sz w:val="18"/>
+              </w:rPr>
+              <w:t xml:space="preserve">400</w:t>
+            </w:r>
+          </w:p>
+        </w:tc>
+        <w:tc>
+          <w:tcPr>
+            <w:tcW w:w="3788" w:type="dxa"/>
+          </w:tcPr>
+          <w:p>
+            <w:pPr>
+              <w:pStyle w:val="Compact"/>
+              <w:spacing w:before="20" w:after="20"/>
+            </w:pPr>
+            <w:r>
+              <w:rPr>
+                <w:rFonts w:hint="eastAsia"/>
+                <w:sz w:val="18"/>
+              </w:rPr>
+              <w:t xml:space="preserve">回调数量超限</w:t>
+            </w:r>
+            <w:r>
+              <w:rPr>
+                <w:sz w:val="18"/>
+              </w:rPr>
+              <w:t xml:space="preserve"> / </w:t>
+            </w:r>
+            <w:r>
+              <w:rPr>
+                <w:rFonts w:hint="eastAsia"/>
+                <w:sz w:val="18"/>
+              </w:rPr>
+              <w:t xml:space="preserve">起止号不属于该批次</w:t>
             </w:r>
           </w:p>
         </w:tc>
@@ -32712,7 +33188,380 @@
       <w:tr>
         <w:tc>
           <w:tcPr>
-            <w:tcW w:w="4516" w:type="dxa"/>
+            <w:tcW w:w="4070" w:type="dxa"/>
+          </w:tcPr>
+          <w:p>
+            <w:pPr>
+              <w:pStyle w:val="Compact"/>
+              <w:spacing w:before="20" w:after="20"/>
+            </w:pPr>
+            <w:r>
+              <w:rPr>
+                <w:rStyle w:val="VerbatimChar"/>
+                <w:sz w:val="18"/>
+              </w:rPr>
+              <w:t xml:space="preserve">TR_SAME_TARGET</w:t>
+            </w:r>
+          </w:p>
+        </w:tc>
+        <w:tc>
+          <w:tcPr>
+            <w:tcW w:w="1553" w:type="dxa"/>
+          </w:tcPr>
+          <w:p>
+            <w:pPr>
+              <w:pStyle w:val="Compact"/>
+              <w:spacing w:before="20" w:after="20"/>
+            </w:pPr>
+            <w:r>
+              <w:rPr>
+                <w:sz w:val="18"/>
+              </w:rPr>
+              <w:t xml:space="preserve">400</w:t>
+            </w:r>
+          </w:p>
+        </w:tc>
+        <w:tc>
+          <w:tcPr>
+            <w:tcW w:w="3788" w:type="dxa"/>
+          </w:tcPr>
+          <w:p>
+            <w:pPr>
+              <w:pStyle w:val="Compact"/>
+              <w:spacing w:before="20" w:after="20"/>
+            </w:pPr>
+            <w:r>
+              <w:rPr>
+                <w:rFonts w:hint="eastAsia"/>
+                <w:sz w:val="18"/>
+              </w:rPr>
+              <w:t xml:space="preserve">转入目标与来源完全相同</w:t>
+            </w:r>
+          </w:p>
+        </w:tc>
+      </w:tr>
+      <w:tr>
+        <w:tc>
+          <w:tcPr>
+            <w:tcW w:w="4070" w:type="dxa"/>
+          </w:tcPr>
+          <w:p>
+            <w:pPr>
+              <w:pStyle w:val="Compact"/>
+              <w:spacing w:before="20" w:after="20"/>
+            </w:pPr>
+            <w:r>
+              <w:rPr>
+                <w:rStyle w:val="VerbatimChar"/>
+                <w:sz w:val="18"/>
+              </w:rPr>
+              <w:t xml:space="preserve">TR_DUPLICATE</w:t>
+            </w:r>
+          </w:p>
+        </w:tc>
+        <w:tc>
+          <w:tcPr>
+            <w:tcW w:w="1553" w:type="dxa"/>
+          </w:tcPr>
+          <w:p>
+            <w:pPr>
+              <w:pStyle w:val="Compact"/>
+              <w:spacing w:before="20" w:after="20"/>
+            </w:pPr>
+            <w:r>
+              <w:rPr>
+                <w:sz w:val="18"/>
+              </w:rPr>
+              <w:t xml:space="preserve">409</w:t>
+            </w:r>
+          </w:p>
+        </w:tc>
+        <w:tc>
+          <w:tcPr>
+            <w:tcW w:w="3788" w:type="dxa"/>
+          </w:tcPr>
+          <w:p>
+            <w:pPr>
+              <w:pStyle w:val="Compact"/>
+              <w:spacing w:before="20" w:after="20"/>
+            </w:pPr>
+            <w:r>
+              <w:rPr>
+                <w:rFonts w:hint="eastAsia"/>
+                <w:sz w:val="18"/>
+              </w:rPr>
+              <w:t xml:space="preserve">转入</w:t>
+            </w:r>
+            <w:r>
+              <w:rPr>
+                <w:sz w:val="18"/>
+              </w:rPr>
+              <w:t xml:space="preserve"> PI </w:t>
+            </w:r>
+            <w:r>
+              <w:rPr>
+                <w:rFonts w:hint="eastAsia"/>
+                <w:sz w:val="18"/>
+              </w:rPr>
+              <w:t xml:space="preserve">下已存在相同</w:t>
+            </w:r>
+            <w:r>
+              <w:rPr>
+                <w:sz w:val="18"/>
+              </w:rPr>
+              <w:t xml:space="preserve"> </w:t>
+            </w:r>
+            <w:r>
+              <w:rPr>
+                <w:rFonts w:hint="eastAsia"/>
+                <w:sz w:val="18"/>
+              </w:rPr>
+              <w:t xml:space="preserve">SN，拒绝整次转移</w:t>
+            </w:r>
+          </w:p>
+        </w:tc>
+      </w:tr>
+      <w:tr>
+        <w:tc>
+          <w:tcPr>
+            <w:tcW w:w="4070" w:type="dxa"/>
+          </w:tcPr>
+          <w:p>
+            <w:pPr>
+              <w:pStyle w:val="Compact"/>
+              <w:spacing w:before="20" w:after="20"/>
+            </w:pPr>
+            <w:r>
+              <w:rPr>
+                <w:rStyle w:val="VerbatimChar"/>
+                <w:sz w:val="18"/>
+              </w:rPr>
+              <w:t xml:space="preserve">TR_NOT_PENDING</w:t>
+            </w:r>
+            <w:r>
+              <w:rPr>
+                <w:sz w:val="18"/>
+              </w:rPr>
+              <w:t xml:space="preserve"> </w:t>
+            </w:r>
+            <w:r>
+              <w:rPr>
+                <w:sz w:val="18"/>
+              </w:rPr>
+              <w:t xml:space="preserve">/</w:t>
+            </w:r>
+            <w:r>
+              <w:rPr>
+                <w:sz w:val="18"/>
+              </w:rPr>
+              <w:t xml:space="preserve"> </w:t>
+            </w:r>
+            <w:r>
+              <w:rPr>
+                <w:rStyle w:val="VerbatimChar"/>
+                <w:sz w:val="18"/>
+              </w:rPr>
+              <w:t xml:space="preserve">TR_CONCURRENT</w:t>
+            </w:r>
+          </w:p>
+        </w:tc>
+        <w:tc>
+          <w:tcPr>
+            <w:tcW w:w="1553" w:type="dxa"/>
+          </w:tcPr>
+          <w:p>
+            <w:pPr>
+              <w:pStyle w:val="Compact"/>
+              <w:spacing w:before="20" w:after="20"/>
+            </w:pPr>
+            <w:r>
+              <w:rPr>
+                <w:sz w:val="18"/>
+              </w:rPr>
+              <w:t xml:space="preserve">409</w:t>
+            </w:r>
+          </w:p>
+        </w:tc>
+        <w:tc>
+          <w:tcPr>
+            <w:tcW w:w="3788" w:type="dxa"/>
+          </w:tcPr>
+          <w:p>
+            <w:pPr>
+              <w:pStyle w:val="Compact"/>
+              <w:spacing w:before="20" w:after="20"/>
+            </w:pPr>
+            <w:r>
+              <w:rPr>
+                <w:rFonts w:hint="eastAsia"/>
+                <w:sz w:val="18"/>
+              </w:rPr>
+              <w:t xml:space="preserve">申请已处理</w:t>
+            </w:r>
+            <w:r>
+              <w:rPr>
+                <w:sz w:val="18"/>
+              </w:rPr>
+              <w:t xml:space="preserve"> / SN </w:t>
+            </w:r>
+            <w:r>
+              <w:rPr>
+                <w:rFonts w:hint="eastAsia"/>
+                <w:sz w:val="18"/>
+              </w:rPr>
+              <w:t xml:space="preserve">状态已变化</w:t>
+            </w:r>
+          </w:p>
+        </w:tc>
+      </w:tr>
+      <w:tr>
+        <w:tc>
+          <w:tcPr>
+            <w:tcW w:w="4070" w:type="dxa"/>
+          </w:tcPr>
+          <w:p>
+            <w:pPr>
+              <w:pStyle w:val="Compact"/>
+              <w:spacing w:before="20" w:after="20"/>
+            </w:pPr>
+            <w:r>
+              <w:rPr>
+                <w:rStyle w:val="VerbatimChar"/>
+                <w:sz w:val="18"/>
+              </w:rPr>
+              <w:t xml:space="preserve">QUERY_RANGE_PI_REQUIRED</w:t>
+            </w:r>
+            <w:r>
+              <w:rPr>
+                <w:sz w:val="18"/>
+              </w:rPr>
+              <w:t xml:space="preserve"> </w:t>
+            </w:r>
+            <w:r>
+              <w:rPr>
+                <w:sz w:val="18"/>
+              </w:rPr>
+              <w:t xml:space="preserve">/</w:t>
+            </w:r>
+            <w:r>
+              <w:rPr>
+                <w:sz w:val="18"/>
+              </w:rPr>
+              <w:t xml:space="preserve"> </w:t>
+            </w:r>
+            <w:r>
+              <w:rPr>
+                <w:rStyle w:val="VerbatimChar"/>
+                <w:sz w:val="18"/>
+              </w:rPr>
+              <w:t xml:space="preserve">QUERY_RANGE_INVALID</w:t>
+            </w:r>
+            <w:r>
+              <w:rPr>
+                <w:sz w:val="18"/>
+              </w:rPr>
+              <w:t xml:space="preserve"> </w:t>
+            </w:r>
+            <w:r>
+              <w:rPr>
+                <w:sz w:val="18"/>
+              </w:rPr>
+              <w:t xml:space="preserve">/</w:t>
+            </w:r>
+            <w:r>
+              <w:rPr>
+                <w:sz w:val="18"/>
+              </w:rPr>
+              <w:t xml:space="preserve"> </w:t>
+            </w:r>
+            <w:r>
+              <w:rPr>
+                <w:rStyle w:val="VerbatimChar"/>
+                <w:sz w:val="18"/>
+              </w:rPr>
+              <w:t xml:space="preserve">QUERY_RANGE_REVERSED</w:t>
+            </w:r>
+          </w:p>
+        </w:tc>
+        <w:tc>
+          <w:tcPr>
+            <w:tcW w:w="1553" w:type="dxa"/>
+          </w:tcPr>
+          <w:p>
+            <w:pPr>
+              <w:pStyle w:val="Compact"/>
+              <w:spacing w:before="20" w:after="20"/>
+            </w:pPr>
+            <w:r>
+              <w:rPr>
+                <w:sz w:val="18"/>
+              </w:rPr>
+              <w:t xml:space="preserve">400</w:t>
+            </w:r>
+          </w:p>
+        </w:tc>
+        <w:tc>
+          <w:tcPr>
+            <w:tcW w:w="3788" w:type="dxa"/>
+          </w:tcPr>
+          <w:p>
+            <w:pPr>
+              <w:pStyle w:val="Compact"/>
+              <w:spacing w:before="20" w:after="20"/>
+            </w:pPr>
+            <w:r>
+              <w:rPr>
+                <w:rFonts w:hint="eastAsia"/>
+                <w:sz w:val="18"/>
+              </w:rPr>
+              <w:t xml:space="preserve">流水号范围查询未指定</w:t>
+            </w:r>
+            <w:r>
+              <w:rPr>
+                <w:sz w:val="18"/>
+              </w:rPr>
+              <w:t xml:space="preserve"> PI / </w:t>
+            </w:r>
+            <w:r>
+              <w:rPr>
+                <w:rFonts w:hint="eastAsia"/>
+                <w:sz w:val="18"/>
+              </w:rPr>
+              <w:t xml:space="preserve">起止不是该</w:t>
+            </w:r>
+            <w:r>
+              <w:rPr>
+                <w:sz w:val="18"/>
+              </w:rPr>
+              <w:t xml:space="preserve"> PI </w:t>
+            </w:r>
+            <w:r>
+              <w:rPr>
+                <w:rFonts w:hint="eastAsia"/>
+                <w:sz w:val="18"/>
+              </w:rPr>
+              <w:t xml:space="preserve">的流水号或</w:t>
+            </w:r>
+            <w:r>
+              <w:rPr>
+                <w:sz w:val="18"/>
+              </w:rPr>
+              <w:t xml:space="preserve"> SN / </w:t>
+            </w:r>
+            <w:r>
+              <w:rPr>
+                <w:rFonts w:hint="eastAsia"/>
+                <w:sz w:val="18"/>
+              </w:rPr>
+              <w:t xml:space="preserve">起大于止</w:t>
+            </w:r>
+          </w:p>
+        </w:tc>
+      </w:tr>
+      <w:tr>
+        <w:tc>
+          <w:tcPr>
+            <w:tcW w:w="4070" w:type="dxa"/>
           </w:tcPr>
           <w:p>
             <w:pPr>
@@ -32780,7 +33629,7 @@
         </w:tc>
         <w:tc>
           <w:tcPr>
-            <w:tcW w:w="1723" w:type="dxa"/>
+            <w:tcW w:w="1553" w:type="dxa"/>
           </w:tcPr>
           <w:p>
             <w:pPr>
@@ -32797,7 +33646,7 @@
         </w:tc>
         <w:tc>
           <w:tcPr>
-            <w:tcW w:w="3171" w:type="dxa"/>
+            <w:tcW w:w="3788" w:type="dxa"/>
           </w:tcPr>
           <w:p>
             <w:pPr>

--- a/docs/系统技术方案.docx
+++ b/docs/系统技术方案.docx
@@ -179,7 +179,7 @@
               <w:rPr>
                 <w:sz w:val="18"/>
               </w:rPr>
-              <w:t xml:space="preserve">V1.5</w:t>
+              <w:t xml:space="preserve">V1.6</w:t>
             </w:r>
           </w:p>
         </w:tc>
@@ -254,7 +254,7 @@
               <w:rPr>
                 <w:sz w:val="18"/>
               </w:rPr>
-              <w:t xml:space="preserve">2026-10-10</w:t>
+              <w:t xml:space="preserve">2026-10-12</w:t>
             </w:r>
           </w:p>
         </w:tc>
@@ -880,6 +880,171 @@
                 <w:sz w:val="18"/>
               </w:rPr>
               <w:t xml:space="preserve">补充撤销生成、规则选择、范围查询等错误码</w:t>
+            </w:r>
+          </w:p>
+        </w:tc>
+      </w:tr>
+      <w:tr>
+        <w:tc>
+          <w:tcPr>
+            <w:tcW w:w="1196" w:type="dxa"/>
+          </w:tcPr>
+          <w:p>
+            <w:pPr>
+              <w:pStyle w:val="Compact"/>
+              <w:spacing w:before="20" w:after="20"/>
+            </w:pPr>
+            <w:r>
+              <w:rPr>
+                <w:sz w:val="18"/>
+              </w:rPr>
+              <w:t xml:space="preserve">V1.6</w:t>
+            </w:r>
+          </w:p>
+        </w:tc>
+        <w:tc>
+          <w:tcPr>
+            <w:tcW w:w="1430" w:type="dxa"/>
+          </w:tcPr>
+          <w:p>
+            <w:pPr>
+              <w:pStyle w:val="Compact"/>
+              <w:spacing w:before="20" w:after="20"/>
+            </w:pPr>
+            <w:r>
+              <w:rPr>
+                <w:sz w:val="18"/>
+              </w:rPr>
+              <w:t xml:space="preserve">2026-10-12</w:t>
+            </w:r>
+          </w:p>
+        </w:tc>
+        <w:tc>
+          <w:tcPr>
+            <w:tcW w:w="6784" w:type="dxa"/>
+          </w:tcPr>
+          <w:p>
+            <w:pPr>
+              <w:pStyle w:val="Compact"/>
+              <w:spacing w:before="20" w:after="20"/>
+            </w:pPr>
+            <w:r>
+              <w:rPr>
+                <w:rStyle w:val="VerbatimChar"/>
+                <w:sz w:val="18"/>
+              </w:rPr>
+              <w:t xml:space="preserve">sn_item</w:t>
+            </w:r>
+            <w:r>
+              <w:rPr>
+                <w:sz w:val="18"/>
+              </w:rPr>
+              <w:t xml:space="preserve"> </w:t>
+            </w:r>
+            <w:r>
+              <w:rPr>
+                <w:rFonts w:hint="eastAsia"/>
+                <w:sz w:val="18"/>
+              </w:rPr>
+              <w:t xml:space="preserve">改为不分区，查重唯一键</w:t>
+            </w:r>
+            <w:r>
+              <w:rPr>
+                <w:sz w:val="18"/>
+              </w:rPr>
+              <w:t xml:space="preserve"> </w:t>
+            </w:r>
+            <w:r>
+              <w:rPr>
+                <w:rStyle w:val="VerbatimChar"/>
+                <w:sz w:val="18"/>
+              </w:rPr>
+              <w:t xml:space="preserve">(pi_no, sn)</w:t>
+            </w:r>
+            <w:r>
+              <w:rPr>
+                <w:sz w:val="18"/>
+              </w:rPr>
+              <w:t xml:space="preserve">、</w:t>
+            </w:r>
+            <w:r>
+              <w:rPr>
+                <w:rStyle w:val="VerbatimChar"/>
+                <w:sz w:val="18"/>
+              </w:rPr>
+              <w:t xml:space="preserve">(seq_pi_no, seq_dec)</w:t>
+            </w:r>
+            <w:r>
+              <w:rPr>
+                <w:sz w:val="18"/>
+              </w:rPr>
+              <w:t xml:space="preserve"> </w:t>
+            </w:r>
+            <w:r>
+              <w:rPr>
+                <w:rFonts w:hint="eastAsia"/>
+                <w:sz w:val="18"/>
+              </w:rPr>
+              <w:t xml:space="preserve">直接建在</w:t>
+            </w:r>
+            <w:r>
+              <w:rPr>
+                <w:sz w:val="18"/>
+              </w:rPr>
+              <w:t xml:space="preserve"> </w:t>
+            </w:r>
+            <w:r>
+              <w:rPr>
+                <w:rStyle w:val="VerbatimChar"/>
+                <w:sz w:val="18"/>
+              </w:rPr>
+              <w:t xml:space="preserve">sn_item</w:t>
+            </w:r>
+            <w:r>
+              <w:rPr>
+                <w:sz w:val="18"/>
+              </w:rPr>
+              <w:t xml:space="preserve"> </w:t>
+            </w:r>
+            <w:r>
+              <w:rPr>
+                <w:rFonts w:hint="eastAsia"/>
+                <w:sz w:val="18"/>
+              </w:rPr>
+              <w:t xml:space="preserve">上，删除查重索引表</w:t>
+            </w:r>
+            <w:r>
+              <w:rPr>
+                <w:sz w:val="18"/>
+              </w:rPr>
+              <w:t xml:space="preserve"> </w:t>
+            </w:r>
+            <w:r>
+              <w:rPr>
+                <w:rStyle w:val="VerbatimChar"/>
+                <w:sz w:val="18"/>
+              </w:rPr>
+              <w:t xml:space="preserve">sn_key</w:t>
+            </w:r>
+            <w:r>
+              <w:rPr>
+                <w:rFonts w:hint="eastAsia"/>
+                <w:sz w:val="18"/>
+              </w:rPr>
+              <w:t xml:space="preserve">；同步更新图</w:t>
+            </w:r>
+            <w:r>
+              <w:rPr>
+                <w:sz w:val="18"/>
+              </w:rPr>
+              <w:t xml:space="preserve"> 2-1、2-2、2-3、2-6、3-1 </w:t>
+            </w:r>
+            <w:r>
+              <w:rPr>
+                <w:rFonts w:hint="eastAsia"/>
+                <w:sz w:val="18"/>
+              </w:rPr>
+              <w:t xml:space="preserve">及存储设计、分区与归档、生成、撤销、转厂各节</w:t>
             </w:r>
           </w:p>
         </w:tc>
@@ -1452,7 +1617,7 @@
           <w:rPr>
             <w:noProof/>
           </w:rPr>
-          <w:t xml:space="preserve">12</w:t>
+          <w:t xml:space="preserve">11</w:t>
         </w:r>
         <w:r>
           <w:fldChar w:fldCharType="end"/>
@@ -1491,7 +1656,7 @@
           <w:rPr>
             <w:noProof/>
           </w:rPr>
-          <w:t xml:space="preserve">13</w:t>
+          <w:t xml:space="preserve">12</w:t>
         </w:r>
         <w:r>
           <w:fldChar w:fldCharType="end"/>
@@ -1530,7 +1695,7 @@
           <w:rPr>
             <w:noProof/>
           </w:rPr>
-          <w:t xml:space="preserve">13</w:t>
+          <w:t xml:space="preserve">12</w:t>
         </w:r>
         <w:r>
           <w:fldChar w:fldCharType="end"/>
@@ -1570,7 +1735,7 @@
           <w:rPr>
             <w:noProof/>
           </w:rPr>
-          <w:t xml:space="preserve">14</w:t>
+          <w:t xml:space="preserve">13</w:t>
         </w:r>
         <w:r>
           <w:fldChar w:fldCharType="end"/>
@@ -1609,7 +1774,7 @@
           <w:rPr>
             <w:noProof/>
           </w:rPr>
-          <w:t xml:space="preserve">14</w:t>
+          <w:t xml:space="preserve">13</w:t>
         </w:r>
         <w:r>
           <w:fldChar w:fldCharType="end"/>
@@ -1648,7 +1813,7 @@
           <w:rPr>
             <w:noProof/>
           </w:rPr>
-          <w:t xml:space="preserve">14</w:t>
+          <w:t xml:space="preserve">13</w:t>
         </w:r>
         <w:r>
           <w:fldChar w:fldCharType="end"/>
@@ -1687,7 +1852,7 @@
           <w:rPr>
             <w:noProof/>
           </w:rPr>
-          <w:t xml:space="preserve">14</w:t>
+          <w:t xml:space="preserve">13</w:t>
         </w:r>
         <w:r>
           <w:fldChar w:fldCharType="end"/>
@@ -1765,7 +1930,7 @@
           <w:rPr>
             <w:noProof/>
           </w:rPr>
-          <w:t xml:space="preserve">16</w:t>
+          <w:t xml:space="preserve">15</w:t>
         </w:r>
         <w:r>
           <w:fldChar w:fldCharType="end"/>
@@ -1843,7 +2008,7 @@
           <w:rPr>
             <w:noProof/>
           </w:rPr>
-          <w:t xml:space="preserve">17</w:t>
+          <w:t xml:space="preserve">16</w:t>
         </w:r>
         <w:r>
           <w:fldChar w:fldCharType="end"/>
@@ -1882,7 +2047,7 @@
           <w:rPr>
             <w:noProof/>
           </w:rPr>
-          <w:t xml:space="preserve">17</w:t>
+          <w:t xml:space="preserve">16</w:t>
         </w:r>
         <w:r>
           <w:fldChar w:fldCharType="end"/>
@@ -2000,7 +2165,7 @@
           <w:rPr>
             <w:noProof/>
           </w:rPr>
-          <w:t xml:space="preserve">18</w:t>
+          <w:t xml:space="preserve">17</w:t>
         </w:r>
         <w:r>
           <w:fldChar w:fldCharType="end"/>
@@ -2039,7 +2204,7 @@
           <w:rPr>
             <w:noProof/>
           </w:rPr>
-          <w:t xml:space="preserve">18</w:t>
+          <w:t xml:space="preserve">17</w:t>
         </w:r>
         <w:r>
           <w:fldChar w:fldCharType="end"/>
@@ -2117,7 +2282,7 @@
           <w:rPr>
             <w:noProof/>
           </w:rPr>
-          <w:t xml:space="preserve">19</w:t>
+          <w:t xml:space="preserve">18</w:t>
         </w:r>
         <w:r>
           <w:fldChar w:fldCharType="end"/>
@@ -2156,7 +2321,7 @@
           <w:rPr>
             <w:noProof/>
           </w:rPr>
-          <w:t xml:space="preserve">19</w:t>
+          <w:t xml:space="preserve">18</w:t>
         </w:r>
         <w:r>
           <w:fldChar w:fldCharType="end"/>
@@ -2274,7 +2439,7 @@
           <w:rPr>
             <w:noProof/>
           </w:rPr>
-          <w:t xml:space="preserve">20</w:t>
+          <w:t xml:space="preserve">19</w:t>
         </w:r>
         <w:r>
           <w:fldChar w:fldCharType="end"/>
@@ -2314,7 +2479,7 @@
           <w:rPr>
             <w:noProof/>
           </w:rPr>
-          <w:t xml:space="preserve">20</w:t>
+          <w:t xml:space="preserve">19</w:t>
         </w:r>
         <w:r>
           <w:fldChar w:fldCharType="end"/>
@@ -2354,7 +2519,7 @@
           <w:rPr>
             <w:noProof/>
           </w:rPr>
-          <w:t xml:space="preserve">21</w:t>
+          <w:t xml:space="preserve">20</w:t>
         </w:r>
         <w:r>
           <w:fldChar w:fldCharType="end"/>
@@ -3598,52 +3763,7 @@
                 <w:rFonts w:hint="eastAsia"/>
                 <w:sz w:val="18"/>
               </w:rPr>
-              <w:t xml:space="preserve">一行，记录状态、工厂、批次等</w:t>
-            </w:r>
-          </w:p>
-        </w:tc>
-      </w:tr>
-      <w:tr>
-        <w:tc>
-          <w:tcPr>
-            <w:tcW w:w="2452" w:type="dxa"/>
-          </w:tcPr>
-          <w:p>
-            <w:pPr>
-              <w:pStyle w:val="Compact"/>
-              <w:spacing w:before="20" w:after="20"/>
-            </w:pPr>
-            <w:r>
-              <w:rPr>
-                <w:rFonts w:hint="eastAsia"/>
-                <w:sz w:val="18"/>
-              </w:rPr>
-              <w:t xml:space="preserve">查重索引表</w:t>
-            </w:r>
-          </w:p>
-        </w:tc>
-        <w:tc>
-          <w:tcPr>
-            <w:tcW w:w="6959" w:type="dxa"/>
-          </w:tcPr>
-          <w:p>
-            <w:pPr>
-              <w:pStyle w:val="Compact"/>
-              <w:spacing w:before="20" w:after="20"/>
-            </w:pPr>
-            <w:r>
-              <w:rPr>
-                <w:rStyle w:val="VerbatimChar"/>
-                <w:sz w:val="18"/>
-              </w:rPr>
-              <w:t xml:space="preserve">sn_key</w:t>
-            </w:r>
-            <w:r>
-              <w:rPr>
-                <w:rFonts w:hint="eastAsia"/>
-                <w:sz w:val="18"/>
-              </w:rPr>
-              <w:t xml:space="preserve">，不分区的窄表，承载「同一</w:t>
+              <w:t xml:space="preserve">一行，记录状态、工厂、批次等；表上的两个唯一键承载「同一</w:t>
             </w:r>
             <w:r>
               <w:rPr>
@@ -3682,7 +3802,7 @@
                 <w:rFonts w:hint="eastAsia"/>
                 <w:sz w:val="18"/>
               </w:rPr>
-              <w:t xml:space="preserve">内流水唯一」两个唯一约束</w:t>
+              <w:t xml:space="preserve">内流水唯一」</w:t>
             </w:r>
           </w:p>
         </w:tc>
@@ -7077,7 +7197,7 @@
                 <w:rFonts w:hint="eastAsia"/>
                 <w:sz w:val="18"/>
               </w:rPr>
-              <w:t xml:space="preserve">系统管理员</w:t>
+              <w:t xml:space="preserve">仅内置管理员</w:t>
             </w:r>
           </w:p>
         </w:tc>
@@ -7177,8 +7297,8 @@
         <w:tblLook w:firstRow="1" w:lastRow="0" w:firstColumn="0" w:lastColumn="0" w:noHBand="0" w:noVBand="0" w:val="0020"/>
       </w:tblPr>
       <w:tblGrid>
-        <w:gridCol w:w="2111"/>
-        <w:gridCol w:w="7300"/>
+        <w:gridCol w:w="2016"/>
+        <w:gridCol w:w="7395"/>
       </w:tblGrid>
       <w:tr>
         <w:trPr>
@@ -7187,7 +7307,7 @@
         </w:trPr>
         <w:tc>
           <w:tcPr>
-            <w:tcW w:w="2111" w:type="dxa"/>
+            <w:tcW w:w="2016" w:type="dxa"/>
             <w:shd w:val="clear" w:color="auto" w:fill="D9E2F3"/>
           </w:tcPr>
           <w:p>
@@ -7207,7 +7327,7 @@
         </w:tc>
         <w:tc>
           <w:tcPr>
-            <w:tcW w:w="7300" w:type="dxa"/>
+            <w:tcW w:w="7395" w:type="dxa"/>
             <w:shd w:val="clear" w:color="auto" w:fill="D9E2F3"/>
           </w:tcPr>
           <w:p>
@@ -7229,37 +7349,37 @@
       <w:tr>
         <w:tc>
           <w:tcPr>
-            <w:tcW w:w="2111" w:type="dxa"/>
-          </w:tcPr>
-          <w:p>
-            <w:pPr>
-              <w:pStyle w:val="Compact"/>
-              <w:spacing w:before="20" w:after="20"/>
-            </w:pPr>
-            <w:r>
-              <w:rPr>
-                <w:rFonts w:hint="eastAsia"/>
-                <w:sz w:val="18"/>
-              </w:rPr>
-              <w:t xml:space="preserve">认证与登录防护</w:t>
-            </w:r>
-          </w:p>
-        </w:tc>
-        <w:tc>
-          <w:tcPr>
-            <w:tcW w:w="7300" w:type="dxa"/>
-          </w:tcPr>
-          <w:p>
-            <w:pPr>
-              <w:pStyle w:val="Compact"/>
-              <w:spacing w:before="20" w:after="20"/>
-            </w:pPr>
-            <w:r>
-              <w:rPr>
-                <w:rFonts w:hint="eastAsia"/>
-                <w:sz w:val="18"/>
-              </w:rPr>
-              <w:t xml:space="preserve">密码哈希、令牌签发与校验、连续失败锁定（见</w:t>
+            <w:tcW w:w="2016" w:type="dxa"/>
+          </w:tcPr>
+          <w:p>
+            <w:pPr>
+              <w:pStyle w:val="Compact"/>
+              <w:spacing w:before="20" w:after="20"/>
+            </w:pPr>
+            <w:r>
+              <w:rPr>
+                <w:rFonts w:hint="eastAsia"/>
+                <w:sz w:val="18"/>
+              </w:rPr>
+              <w:t xml:space="preserve">认证</w:t>
+            </w:r>
+          </w:p>
+        </w:tc>
+        <w:tc>
+          <w:tcPr>
+            <w:tcW w:w="7395" w:type="dxa"/>
+          </w:tcPr>
+          <w:p>
+            <w:pPr>
+              <w:pStyle w:val="Compact"/>
+              <w:spacing w:before="20" w:after="20"/>
+            </w:pPr>
+            <w:r>
+              <w:rPr>
+                <w:rFonts w:hint="eastAsia"/>
+                <w:sz w:val="18"/>
+              </w:rPr>
+              <w:t xml:space="preserve">密码哈希、令牌签发与校验（见</w:t>
             </w:r>
             <w:r>
               <w:rPr>
@@ -7280,7 +7400,7 @@
       <w:tr>
         <w:tc>
           <w:tcPr>
-            <w:tcW w:w="2111" w:type="dxa"/>
+            <w:tcW w:w="2016" w:type="dxa"/>
           </w:tcPr>
           <w:p>
             <w:pPr>
@@ -7304,7 +7424,7 @@
         </w:tc>
         <w:tc>
           <w:tcPr>
-            <w:tcW w:w="7300" w:type="dxa"/>
+            <w:tcW w:w="7395" w:type="dxa"/>
           </w:tcPr>
           <w:p>
             <w:pPr>
@@ -7342,7 +7462,7 @@
                 <w:rStyle w:val="VerbatimChar"/>
                 <w:sz w:val="18"/>
               </w:rPr>
-              <w:t xml:space="preserve">sn_key</w:t>
+              <w:t xml:space="preserve">sn_item</w:t>
             </w:r>
             <w:r>
               <w:rPr>
@@ -7355,7 +7475,7 @@
                 <w:rFonts w:hint="eastAsia"/>
                 <w:sz w:val="18"/>
               </w:rPr>
-              <w:t xml:space="preserve">的唯一性校验；生成、转厂共用</w:t>
+              <w:t xml:space="preserve">唯一键的查重；生成、转厂共用</w:t>
             </w:r>
           </w:p>
         </w:tc>
@@ -7363,7 +7483,7 @@
       <w:tr>
         <w:tc>
           <w:tcPr>
-            <w:tcW w:w="2111" w:type="dxa"/>
+            <w:tcW w:w="2016" w:type="dxa"/>
           </w:tcPr>
           <w:p>
             <w:pPr>
@@ -7381,7 +7501,7 @@
         </w:tc>
         <w:tc>
           <w:tcPr>
-            <w:tcW w:w="7300" w:type="dxa"/>
+            <w:tcW w:w="7395" w:type="dxa"/>
           </w:tcPr>
           <w:p>
             <w:pPr>
@@ -7401,7 +7521,7 @@
       <w:tr>
         <w:tc>
           <w:tcPr>
-            <w:tcW w:w="2111" w:type="dxa"/>
+            <w:tcW w:w="2016" w:type="dxa"/>
           </w:tcPr>
           <w:p>
             <w:pPr>
@@ -7419,7 +7539,7 @@
         </w:tc>
         <w:tc>
           <w:tcPr>
-            <w:tcW w:w="7300" w:type="dxa"/>
+            <w:tcW w:w="7395" w:type="dxa"/>
           </w:tcPr>
           <w:p>
             <w:pPr>
@@ -7439,7 +7559,7 @@
       <w:tr>
         <w:tc>
           <w:tcPr>
-            <w:tcW w:w="2111" w:type="dxa"/>
+            <w:tcW w:w="2016" w:type="dxa"/>
           </w:tcPr>
           <w:p>
             <w:pPr>
@@ -7457,7 +7577,7 @@
         </w:tc>
         <w:tc>
           <w:tcPr>
-            <w:tcW w:w="7300" w:type="dxa"/>
+            <w:tcW w:w="7395" w:type="dxa"/>
           </w:tcPr>
           <w:p>
             <w:pPr>
@@ -7477,7 +7597,7 @@
       <w:tr>
         <w:tc>
           <w:tcPr>
-            <w:tcW w:w="2111" w:type="dxa"/>
+            <w:tcW w:w="2016" w:type="dxa"/>
           </w:tcPr>
           <w:p>
             <w:pPr>
@@ -7495,7 +7615,7 @@
         </w:tc>
         <w:tc>
           <w:tcPr>
-            <w:tcW w:w="7300" w:type="dxa"/>
+            <w:tcW w:w="7395" w:type="dxa"/>
           </w:tcPr>
           <w:p>
             <w:pPr>
@@ -8215,19 +8335,6 @@
                 <w:rStyle w:val="VerbatimChar"/>
                 <w:sz w:val="18"/>
               </w:rPr>
-              <w:t xml:space="preserve">sn_item</w:t>
-            </w:r>
-            <w:r>
-              <w:rPr>
-                <w:sz w:val="18"/>
-              </w:rPr>
-              <w:t xml:space="preserve">、</w:t>
-            </w:r>
-            <w:r>
-              <w:rPr>
-                <w:rStyle w:val="VerbatimChar"/>
-                <w:sz w:val="18"/>
-              </w:rPr>
               <w:t xml:space="preserve">sn_audit</w:t>
             </w:r>
             <w:r>
@@ -8601,9 +8708,9 @@
         <w:tblLook w:firstRow="1" w:lastRow="0" w:firstColumn="0" w:lastColumn="0" w:noHBand="0" w:noVBand="0" w:val="0020"/>
       </w:tblPr>
       <w:tblGrid>
-        <w:gridCol w:w="779"/>
-        <w:gridCol w:w="4214"/>
-        <w:gridCol w:w="4418"/>
+        <w:gridCol w:w="834"/>
+        <w:gridCol w:w="3845"/>
+        <w:gridCol w:w="4732"/>
       </w:tblGrid>
       <w:tr>
         <w:trPr>
@@ -8612,7 +8719,7 @@
         </w:trPr>
         <w:tc>
           <w:tcPr>
-            <w:tcW w:w="779" w:type="dxa"/>
+            <w:tcW w:w="834" w:type="dxa"/>
             <w:shd w:val="clear" w:color="auto" w:fill="D9E2F3"/>
           </w:tcPr>
           <w:p>
@@ -8632,7 +8739,7 @@
         </w:tc>
         <w:tc>
           <w:tcPr>
-            <w:tcW w:w="4214" w:type="dxa"/>
+            <w:tcW w:w="3845" w:type="dxa"/>
             <w:shd w:val="clear" w:color="auto" w:fill="D9E2F3"/>
           </w:tcPr>
           <w:p>
@@ -8652,7 +8759,7 @@
         </w:tc>
         <w:tc>
           <w:tcPr>
-            <w:tcW w:w="4418" w:type="dxa"/>
+            <w:tcW w:w="4732" w:type="dxa"/>
             <w:shd w:val="clear" w:color="auto" w:fill="D9E2F3"/>
           </w:tcPr>
           <w:p>
@@ -8674,7 +8781,7 @@
       <w:tr>
         <w:tc>
           <w:tcPr>
-            <w:tcW w:w="779" w:type="dxa"/>
+            <w:tcW w:w="834" w:type="dxa"/>
           </w:tcPr>
           <w:p>
             <w:pPr>
@@ -8692,7 +8799,7 @@
         </w:tc>
         <w:tc>
           <w:tcPr>
-            <w:tcW w:w="4214" w:type="dxa"/>
+            <w:tcW w:w="3845" w:type="dxa"/>
           </w:tcPr>
           <w:p>
             <w:pPr>
@@ -8723,7 +8830,7 @@
         </w:tc>
         <w:tc>
           <w:tcPr>
-            <w:tcW w:w="4418" w:type="dxa"/>
+            <w:tcW w:w="4732" w:type="dxa"/>
           </w:tcPr>
           <w:p>
             <w:pPr>
@@ -8743,7 +8850,7 @@
       <w:tr>
         <w:tc>
           <w:tcPr>
-            <w:tcW w:w="779" w:type="dxa"/>
+            <w:tcW w:w="834" w:type="dxa"/>
           </w:tcPr>
           <w:p>
             <w:pPr>
@@ -8761,7 +8868,7 @@
         </w:tc>
         <w:tc>
           <w:tcPr>
-            <w:tcW w:w="4214" w:type="dxa"/>
+            <w:tcW w:w="3845" w:type="dxa"/>
           </w:tcPr>
           <w:p>
             <w:pPr>
@@ -8792,13 +8899,13 @@
                 <w:rFonts w:hint="eastAsia"/>
                 <w:sz w:val="18"/>
               </w:rPr>
-              <w:t xml:space="preserve">主表、查重索引表、领取批次、打印单、转厂单</w:t>
-            </w:r>
-          </w:p>
-        </w:tc>
-        <w:tc>
-          <w:tcPr>
-            <w:tcW w:w="4418" w:type="dxa"/>
+              <w:t xml:space="preserve">主表、领取批次、打印单、转厂单</w:t>
+            </w:r>
+          </w:p>
+        </w:tc>
+        <w:tc>
+          <w:tcPr>
+            <w:tcW w:w="4732" w:type="dxa"/>
           </w:tcPr>
           <w:p>
             <w:pPr>
@@ -8823,7 +8930,7 @@
                 <w:rFonts w:hint="eastAsia"/>
                 <w:sz w:val="18"/>
               </w:rPr>
-              <w:t xml:space="preserve">仍需参与查重、转厂和追溯；按月分区仅用于维护</w:t>
+              <w:t xml:space="preserve">仍需参与查重、转厂和追溯</w:t>
             </w:r>
           </w:p>
         </w:tc>
@@ -8831,7 +8938,7 @@
       <w:tr>
         <w:tc>
           <w:tcPr>
-            <w:tcW w:w="779" w:type="dxa"/>
+            <w:tcW w:w="834" w:type="dxa"/>
           </w:tcPr>
           <w:p>
             <w:pPr>
@@ -8849,7 +8956,7 @@
         </w:tc>
         <w:tc>
           <w:tcPr>
-            <w:tcW w:w="4214" w:type="dxa"/>
+            <w:tcW w:w="3845" w:type="dxa"/>
           </w:tcPr>
           <w:p>
             <w:pPr>
@@ -8867,7 +8974,7 @@
         </w:tc>
         <w:tc>
           <w:tcPr>
-            <w:tcW w:w="4418" w:type="dxa"/>
+            <w:tcW w:w="4732" w:type="dxa"/>
           </w:tcPr>
           <w:p>
             <w:pPr>
@@ -8927,7 +9034,7 @@
       <w:tr>
         <w:tc>
           <w:tcPr>
-            <w:tcW w:w="779" w:type="dxa"/>
+            <w:tcW w:w="834" w:type="dxa"/>
           </w:tcPr>
           <w:p>
             <w:pPr>
@@ -8945,7 +9052,7 @@
         </w:tc>
         <w:tc>
           <w:tcPr>
-            <w:tcW w:w="4214" w:type="dxa"/>
+            <w:tcW w:w="3845" w:type="dxa"/>
           </w:tcPr>
           <w:p>
             <w:pPr>
@@ -8963,7 +9070,7 @@
         </w:tc>
         <w:tc>
           <w:tcPr>
-            <w:tcW w:w="4418" w:type="dxa"/>
+            <w:tcW w:w="4732" w:type="dxa"/>
           </w:tcPr>
           <w:p>
             <w:pPr>
@@ -9092,28 +9199,55 @@
         <w:t xml:space="preserve">sn_item</w:t>
       </w:r>
       <w:r>
+        <w:rPr>
+          <w:rFonts w:hint="eastAsia"/>
+        </w:rPr>
+        <w:t xml:space="preserve">，更新</w:t>
+      </w:r>
+      <w:r>
+        <w:t xml:space="preserve"> PI </w:t>
+      </w:r>
+      <w:r>
+        <w:rPr>
+          <w:rFonts w:hint="eastAsia"/>
+        </w:rPr>
+        <w:t xml:space="preserve">计数器和订单已生成数量）→</w:t>
+      </w:r>
+      <w:r>
         <w:t xml:space="preserve"> </w:t>
       </w:r>
       <w:r>
         <w:rPr>
           <w:rFonts w:hint="eastAsia"/>
         </w:rPr>
-        <w:t xml:space="preserve">和</w:t>
+        <w:t xml:space="preserve">分配</w:t>
+      </w:r>
+      <w:r>
+        <w:t xml:space="preserve"> → </w:t>
+      </w:r>
+      <w:r>
+        <w:rPr>
+          <w:rFonts w:hint="eastAsia"/>
+        </w:rPr>
+        <w:t xml:space="preserve">领取（生成领取批次）→</w:t>
       </w:r>
       <w:r>
         <w:t xml:space="preserve"> </w:t>
       </w:r>
       <w:r>
         <w:rPr>
-          <w:rStyle w:val="VerbatimChar"/>
-        </w:rPr>
-        <w:t xml:space="preserve">sn_key</w:t>
-      </w:r>
-      <w:r>
-        <w:rPr>
-          <w:rFonts w:hint="eastAsia"/>
-        </w:rPr>
-        <w:t xml:space="preserve">，更新</w:t>
+          <w:rFonts w:hint="eastAsia"/>
+        </w:rPr>
+        <w:t xml:space="preserve">打印或打印回调</w:t>
+      </w:r>
+      <w:r>
+        <w:t xml:space="preserve"> → </w:t>
+      </w:r>
+      <w:r>
+        <w:rPr>
+          <w:rFonts w:hint="eastAsia"/>
+        </w:rPr>
+        <w:t xml:space="preserve">必要时转厂（变更挂靠</w:t>
       </w:r>
       <w:r>
         <w:t xml:space="preserve"> PI </w:t>
@@ -9122,43 +9256,7 @@
         <w:rPr>
           <w:rFonts w:hint="eastAsia"/>
         </w:rPr>
-        <w:t xml:space="preserve">计数器和订单已生成数量）→</w:t>
-      </w:r>
-      <w:r>
-        <w:t xml:space="preserve"> </w:t>
-      </w:r>
-      <w:r>
-        <w:rPr>
-          <w:rFonts w:hint="eastAsia"/>
-        </w:rPr>
-        <w:t xml:space="preserve">分配</w:t>
-      </w:r>
-      <w:r>
-        <w:t xml:space="preserve"> → </w:t>
-      </w:r>
-      <w:r>
-        <w:rPr>
-          <w:rFonts w:hint="eastAsia"/>
-        </w:rPr>
-        <w:t xml:space="preserve">领取（生成领取批次）→</w:t>
-      </w:r>
-      <w:r>
-        <w:t xml:space="preserve"> </w:t>
-      </w:r>
-      <w:r>
-        <w:rPr>
-          <w:rFonts w:hint="eastAsia"/>
-        </w:rPr>
-        <w:t xml:space="preserve">打印或打印回调</w:t>
-      </w:r>
-      <w:r>
-        <w:t xml:space="preserve"> → </w:t>
-      </w:r>
-      <w:r>
-        <w:rPr>
-          <w:rFonts w:hint="eastAsia"/>
-        </w:rPr>
-        <w:t xml:space="preserve">必要时转厂（变更挂靠</w:t>
+        <w:t xml:space="preserve">和工厂，唯一键保证转入</w:t>
       </w:r>
       <w:r>
         <w:t xml:space="preserve"> PI </w:t>
@@ -9167,22 +9265,7 @@
         <w:rPr>
           <w:rFonts w:hint="eastAsia"/>
         </w:rPr>
-        <w:t xml:space="preserve">和工厂，同步迁移</w:t>
-      </w:r>
-      <w:r>
-        <w:t xml:space="preserve"> </w:t>
-      </w:r>
-      <w:r>
-        <w:rPr>
-          <w:rStyle w:val="VerbatimChar"/>
-        </w:rPr>
-        <w:t xml:space="preserve">sn_key</w:t>
-      </w:r>
-      <w:r>
-        <w:rPr>
-          <w:rFonts w:hint="eastAsia"/>
-        </w:rPr>
-        <w:t xml:space="preserve">）。每一步都记录操作痕迹。</w:t>
+        <w:t xml:space="preserve">下不重复）。每一步都记录操作痕迹。</w:t>
       </w:r>
     </w:p>
     <w:bookmarkEnd w:id="29"/>
@@ -10014,7 +10097,7 @@
       <w:r>
         <w:drawing>
           <wp:inline>
-            <wp:extent cx="5334000" cy="3936719"/>
+            <wp:extent cx="5334000" cy="3144491"/>
             <wp:effectExtent b="0" l="0" r="0" t="0"/>
             <wp:docPr descr="" title="" id="38" name="Picture"/>
             <a:graphic>
@@ -10035,7 +10118,7 @@
                   <pic:spPr bwMode="auto">
                     <a:xfrm>
                       <a:off x="0" y="0"/>
-                      <a:ext cx="5334000" cy="3936719"/>
+                      <a:ext cx="5334000" cy="3144491"/>
                     </a:xfrm>
                     <a:prstGeom prst="rect">
                       <a:avLst/>
@@ -10129,10 +10212,10 @@
       </w:tblPr>
       <w:tblGrid>
         <w:gridCol w:w="2060"/>
-        <w:gridCol w:w="1717"/>
-        <w:gridCol w:w="1945"/>
+        <w:gridCol w:w="1808"/>
+        <w:gridCol w:w="1737"/>
         <w:gridCol w:w="1485"/>
-        <w:gridCol w:w="2204"/>
+        <w:gridCol w:w="2320"/>
       </w:tblGrid>
       <w:tr>
         <w:trPr>
@@ -10161,7 +10244,7 @@
         </w:tc>
         <w:tc>
           <w:tcPr>
-            <w:tcW w:w="1717" w:type="dxa"/>
+            <w:tcW w:w="1808" w:type="dxa"/>
             <w:shd w:val="clear" w:color="auto" w:fill="D9E2F3"/>
           </w:tcPr>
           <w:p>
@@ -10181,7 +10264,7 @@
         </w:tc>
         <w:tc>
           <w:tcPr>
-            <w:tcW w:w="1945" w:type="dxa"/>
+            <w:tcW w:w="1737" w:type="dxa"/>
             <w:shd w:val="clear" w:color="auto" w:fill="D9E2F3"/>
           </w:tcPr>
           <w:p>
@@ -10221,7 +10304,7 @@
         </w:tc>
         <w:tc>
           <w:tcPr>
-            <w:tcW w:w="2204" w:type="dxa"/>
+            <w:tcW w:w="2320" w:type="dxa"/>
             <w:shd w:val="clear" w:color="auto" w:fill="D9E2F3"/>
           </w:tcPr>
           <w:p>
@@ -10261,7 +10344,7 @@
         </w:tc>
         <w:tc>
           <w:tcPr>
-            <w:tcW w:w="1717" w:type="dxa"/>
+            <w:tcW w:w="1808" w:type="dxa"/>
           </w:tcPr>
           <w:p>
             <w:pPr>
@@ -10279,7 +10362,7 @@
         </w:tc>
         <w:tc>
           <w:tcPr>
-            <w:tcW w:w="1945" w:type="dxa"/>
+            <w:tcW w:w="1737" w:type="dxa"/>
           </w:tcPr>
           <w:p>
             <w:pPr>
@@ -10314,7 +10397,7 @@
         </w:tc>
         <w:tc>
           <w:tcPr>
-            <w:tcW w:w="2204" w:type="dxa"/>
+            <w:tcW w:w="2320" w:type="dxa"/>
           </w:tcPr>
           <w:p>
             <w:pPr>
@@ -10352,7 +10435,7 @@
         </w:tc>
         <w:tc>
           <w:tcPr>
-            <w:tcW w:w="1717" w:type="dxa"/>
+            <w:tcW w:w="1808" w:type="dxa"/>
           </w:tcPr>
           <w:p>
             <w:pPr>
@@ -10370,7 +10453,7 @@
         </w:tc>
         <w:tc>
           <w:tcPr>
-            <w:tcW w:w="1945" w:type="dxa"/>
+            <w:tcW w:w="1737" w:type="dxa"/>
           </w:tcPr>
           <w:p>
             <w:pPr>
@@ -10430,7 +10513,7 @@
         </w:tc>
         <w:tc>
           <w:tcPr>
-            <w:tcW w:w="2204" w:type="dxa"/>
+            <w:tcW w:w="2320" w:type="dxa"/>
           </w:tcPr>
           <w:p>
             <w:pPr>
@@ -10468,7 +10551,7 @@
         </w:tc>
         <w:tc>
           <w:tcPr>
-            <w:tcW w:w="1717" w:type="dxa"/>
+            <w:tcW w:w="1808" w:type="dxa"/>
           </w:tcPr>
           <w:p>
             <w:pPr>
@@ -10499,7 +10582,7 @@
         </w:tc>
         <w:tc>
           <w:tcPr>
-            <w:tcW w:w="1945" w:type="dxa"/>
+            <w:tcW w:w="1737" w:type="dxa"/>
           </w:tcPr>
           <w:p>
             <w:pPr>
@@ -10534,7 +10617,7 @@
         </w:tc>
         <w:tc>
           <w:tcPr>
-            <w:tcW w:w="2204" w:type="dxa"/>
+            <w:tcW w:w="2320" w:type="dxa"/>
           </w:tcPr>
           <w:p>
             <w:pPr>
@@ -10572,7 +10655,7 @@
         </w:tc>
         <w:tc>
           <w:tcPr>
-            <w:tcW w:w="1717" w:type="dxa"/>
+            <w:tcW w:w="1808" w:type="dxa"/>
           </w:tcPr>
           <w:p>
             <w:pPr>
@@ -10590,7 +10673,7 @@
         </w:tc>
         <w:tc>
           <w:tcPr>
-            <w:tcW w:w="1945" w:type="dxa"/>
+            <w:tcW w:w="1737" w:type="dxa"/>
           </w:tcPr>
           <w:p>
             <w:pPr>
@@ -10625,7 +10708,7 @@
         </w:tc>
         <w:tc>
           <w:tcPr>
-            <w:tcW w:w="2204" w:type="dxa"/>
+            <w:tcW w:w="2320" w:type="dxa"/>
           </w:tcPr>
           <w:p>
             <w:pPr>
@@ -10669,7 +10752,7 @@
         </w:tc>
         <w:tc>
           <w:tcPr>
-            <w:tcW w:w="1717" w:type="dxa"/>
+            <w:tcW w:w="1808" w:type="dxa"/>
           </w:tcPr>
           <w:p>
             <w:pPr>
@@ -10700,7 +10783,7 @@
         </w:tc>
         <w:tc>
           <w:tcPr>
-            <w:tcW w:w="1945" w:type="dxa"/>
+            <w:tcW w:w="1737" w:type="dxa"/>
           </w:tcPr>
           <w:p>
             <w:pPr>
@@ -10735,7 +10818,7 @@
         </w:tc>
         <w:tc>
           <w:tcPr>
-            <w:tcW w:w="2204" w:type="dxa"/>
+            <w:tcW w:w="2320" w:type="dxa"/>
           </w:tcPr>
           <w:p>
             <w:pPr>
@@ -10773,7 +10856,7 @@
         </w:tc>
         <w:tc>
           <w:tcPr>
-            <w:tcW w:w="1717" w:type="dxa"/>
+            <w:tcW w:w="1808" w:type="dxa"/>
           </w:tcPr>
           <w:p>
             <w:pPr>
@@ -10791,7 +10874,7 @@
         </w:tc>
         <w:tc>
           <w:tcPr>
-            <w:tcW w:w="1945" w:type="dxa"/>
+            <w:tcW w:w="1737" w:type="dxa"/>
           </w:tcPr>
           <w:p>
             <w:pPr>
@@ -10839,7 +10922,7 @@
         </w:tc>
         <w:tc>
           <w:tcPr>
-            <w:tcW w:w="2204" w:type="dxa"/>
+            <w:tcW w:w="2320" w:type="dxa"/>
           </w:tcPr>
           <w:p>
             <w:pPr>
@@ -10877,7 +10960,7 @@
         </w:tc>
         <w:tc>
           <w:tcPr>
-            <w:tcW w:w="1717" w:type="dxa"/>
+            <w:tcW w:w="1808" w:type="dxa"/>
           </w:tcPr>
           <w:p>
             <w:pPr>
@@ -10895,7 +10978,7 @@
         </w:tc>
         <w:tc>
           <w:tcPr>
-            <w:tcW w:w="1945" w:type="dxa"/>
+            <w:tcW w:w="1737" w:type="dxa"/>
           </w:tcPr>
           <w:p>
             <w:pPr>
@@ -10930,7 +11013,7 @@
         </w:tc>
         <w:tc>
           <w:tcPr>
-            <w:tcW w:w="2204" w:type="dxa"/>
+            <w:tcW w:w="2320" w:type="dxa"/>
           </w:tcPr>
           <w:p>
             <w:pPr>
@@ -10968,7 +11051,7 @@
         </w:tc>
         <w:tc>
           <w:tcPr>
-            <w:tcW w:w="1717" w:type="dxa"/>
+            <w:tcW w:w="1808" w:type="dxa"/>
           </w:tcPr>
           <w:p>
             <w:pPr>
@@ -10999,7 +11082,7 @@
         </w:tc>
         <w:tc>
           <w:tcPr>
-            <w:tcW w:w="1945" w:type="dxa"/>
+            <w:tcW w:w="1737" w:type="dxa"/>
           </w:tcPr>
           <w:p>
             <w:pPr>
@@ -11034,7 +11117,7 @@
         </w:tc>
         <w:tc>
           <w:tcPr>
-            <w:tcW w:w="2204" w:type="dxa"/>
+            <w:tcW w:w="2320" w:type="dxa"/>
           </w:tcPr>
           <w:p>
             <w:pPr>
@@ -11072,7 +11155,7 @@
         </w:tc>
         <w:tc>
           <w:tcPr>
-            <w:tcW w:w="1717" w:type="dxa"/>
+            <w:tcW w:w="1808" w:type="dxa"/>
           </w:tcPr>
           <w:p>
             <w:pPr>
@@ -11090,7 +11173,7 @@
         </w:tc>
         <w:tc>
           <w:tcPr>
-            <w:tcW w:w="1945" w:type="dxa"/>
+            <w:tcW w:w="1737" w:type="dxa"/>
           </w:tcPr>
           <w:p>
             <w:pPr>
@@ -11125,7 +11208,7 @@
         </w:tc>
         <w:tc>
           <w:tcPr>
-            <w:tcW w:w="2204" w:type="dxa"/>
+            <w:tcW w:w="2320" w:type="dxa"/>
           </w:tcPr>
           <w:p>
             <w:pPr>
@@ -11176,7 +11259,7 @@
         </w:tc>
         <w:tc>
           <w:tcPr>
-            <w:tcW w:w="1717" w:type="dxa"/>
+            <w:tcW w:w="1808" w:type="dxa"/>
           </w:tcPr>
           <w:p>
             <w:pPr>
@@ -11220,7 +11303,7 @@
         </w:tc>
         <w:tc>
           <w:tcPr>
-            <w:tcW w:w="1945" w:type="dxa"/>
+            <w:tcW w:w="1737" w:type="dxa"/>
           </w:tcPr>
           <w:p>
             <w:pPr>
@@ -11255,7 +11338,7 @@
         </w:tc>
         <w:tc>
           <w:tcPr>
-            <w:tcW w:w="2204" w:type="dxa"/>
+            <w:tcW w:w="2320" w:type="dxa"/>
           </w:tcPr>
           <w:p>
             <w:pPr>
@@ -11293,7 +11376,7 @@
         </w:tc>
         <w:tc>
           <w:tcPr>
-            <w:tcW w:w="1717" w:type="dxa"/>
+            <w:tcW w:w="1808" w:type="dxa"/>
           </w:tcPr>
           <w:p>
             <w:pPr>
@@ -11311,7 +11394,7 @@
         </w:tc>
         <w:tc>
           <w:tcPr>
-            <w:tcW w:w="1945" w:type="dxa"/>
+            <w:tcW w:w="1737" w:type="dxa"/>
           </w:tcPr>
           <w:p>
             <w:pPr>
@@ -11346,7 +11429,7 @@
         </w:tc>
         <w:tc>
           <w:tcPr>
-            <w:tcW w:w="2204" w:type="dxa"/>
+            <w:tcW w:w="2320" w:type="dxa"/>
           </w:tcPr>
           <w:p>
             <w:pPr>
@@ -11390,7 +11473,7 @@
         </w:tc>
         <w:tc>
           <w:tcPr>
-            <w:tcW w:w="1717" w:type="dxa"/>
+            <w:tcW w:w="1808" w:type="dxa"/>
           </w:tcPr>
           <w:p>
             <w:pPr>
@@ -11408,7 +11491,7 @@
         </w:tc>
         <w:tc>
           <w:tcPr>
-            <w:tcW w:w="1945" w:type="dxa"/>
+            <w:tcW w:w="1737" w:type="dxa"/>
           </w:tcPr>
           <w:p>
             <w:pPr>
@@ -11443,7 +11526,7 @@
         </w:tc>
         <w:tc>
           <w:tcPr>
-            <w:tcW w:w="2204" w:type="dxa"/>
+            <w:tcW w:w="2320" w:type="dxa"/>
           </w:tcPr>
           <w:p>
             <w:pPr>
@@ -11481,7 +11564,7 @@
         </w:tc>
         <w:tc>
           <w:tcPr>
-            <w:tcW w:w="1717" w:type="dxa"/>
+            <w:tcW w:w="1808" w:type="dxa"/>
           </w:tcPr>
           <w:p>
             <w:pPr>
@@ -11499,19 +11582,51 @@
         </w:tc>
         <w:tc>
           <w:tcPr>
-            <w:tcW w:w="1945" w:type="dxa"/>
-          </w:tcPr>
-          <w:p>
-            <w:pPr>
-              <w:pStyle w:val="Compact"/>
-              <w:spacing w:before="20" w:after="20"/>
-            </w:pPr>
-            <w:r>
-              <w:rPr>
-                <w:rStyle w:val="VerbatimChar"/>
-                <w:sz w:val="18"/>
-              </w:rPr>
-              <w:t xml:space="preserve">job_id</w:t>
+            <w:tcW w:w="1737" w:type="dxa"/>
+          </w:tcPr>
+          <w:p>
+            <w:pPr>
+              <w:pStyle w:val="Compact"/>
+              <w:spacing w:before="20" w:after="20"/>
+            </w:pPr>
+            <w:r>
+              <w:rPr>
+                <w:rStyle w:val="VerbatimChar"/>
+                <w:sz w:val="18"/>
+              </w:rPr>
+              <w:t xml:space="preserve">pi_no</w:t>
+            </w:r>
+            <w:r>
+              <w:rPr>
+                <w:sz w:val="18"/>
+              </w:rPr>
+              <w:t xml:space="preserve"> </w:t>
+            </w:r>
+            <w:r>
+              <w:rPr>
+                <w:sz w:val="18"/>
+              </w:rPr>
+              <w:t xml:space="preserve">=</w:t>
+            </w:r>
+            <w:r>
+              <w:rPr>
+                <w:sz w:val="18"/>
+              </w:rPr>
+              <w:t xml:space="preserve"> </w:t>
+            </w:r>
+            <w:r>
+              <w:rPr>
+                <w:rStyle w:val="VerbatimChar"/>
+                <w:sz w:val="18"/>
+              </w:rPr>
+              <w:t xml:space="preserve">seq_pi_no</w:t>
+            </w:r>
+            <w:r>
+              <w:rPr>
+                <w:rFonts w:hint="eastAsia"/>
+                <w:sz w:val="18"/>
+              </w:rPr>
+              <w:t xml:space="preserve">，流水在任务起止区间内</w:t>
             </w:r>
           </w:p>
         </w:tc>
@@ -11534,7 +11649,7 @@
         </w:tc>
         <w:tc>
           <w:tcPr>
-            <w:tcW w:w="2204" w:type="dxa"/>
+            <w:tcW w:w="2320" w:type="dxa"/>
           </w:tcPr>
           <w:p>
             <w:pPr>
@@ -11578,7 +11693,7 @@
         </w:tc>
         <w:tc>
           <w:tcPr>
-            <w:tcW w:w="1717" w:type="dxa"/>
+            <w:tcW w:w="1808" w:type="dxa"/>
           </w:tcPr>
           <w:p>
             <w:pPr>
@@ -11596,7 +11711,7 @@
         </w:tc>
         <w:tc>
           <w:tcPr>
-            <w:tcW w:w="1945" w:type="dxa"/>
+            <w:tcW w:w="1737" w:type="dxa"/>
           </w:tcPr>
           <w:p>
             <w:pPr>
@@ -11631,7 +11746,7 @@
         </w:tc>
         <w:tc>
           <w:tcPr>
-            <w:tcW w:w="2204" w:type="dxa"/>
+            <w:tcW w:w="2320" w:type="dxa"/>
           </w:tcPr>
           <w:p>
             <w:pPr>
@@ -11682,7 +11797,7 @@
         </w:tc>
         <w:tc>
           <w:tcPr>
-            <w:tcW w:w="1717" w:type="dxa"/>
+            <w:tcW w:w="1808" w:type="dxa"/>
           </w:tcPr>
           <w:p>
             <w:pPr>
@@ -11700,7 +11815,7 @@
         </w:tc>
         <w:tc>
           <w:tcPr>
-            <w:tcW w:w="1945" w:type="dxa"/>
+            <w:tcW w:w="1737" w:type="dxa"/>
           </w:tcPr>
           <w:p>
             <w:pPr>
@@ -11735,7 +11850,7 @@
         </w:tc>
         <w:tc>
           <w:tcPr>
-            <w:tcW w:w="2204" w:type="dxa"/>
+            <w:tcW w:w="2320" w:type="dxa"/>
           </w:tcPr>
           <w:p>
             <w:pPr>
@@ -11780,43 +11895,43 @@
                 <w:rStyle w:val="VerbatimChar"/>
                 <w:sz w:val="18"/>
               </w:rPr>
-              <w:t xml:space="preserve">sn_pi_counter</w:t>
-            </w:r>
-          </w:p>
-        </w:tc>
-        <w:tc>
-          <w:tcPr>
-            <w:tcW w:w="1717" w:type="dxa"/>
-          </w:tcPr>
-          <w:p>
-            <w:pPr>
-              <w:pStyle w:val="Compact"/>
-              <w:spacing w:before="20" w:after="20"/>
-            </w:pPr>
-            <w:r>
-              <w:rPr>
-                <w:rStyle w:val="VerbatimChar"/>
-                <w:sz w:val="18"/>
-              </w:rPr>
-              <w:t xml:space="preserve">sn_key</w:t>
-            </w:r>
-          </w:p>
-        </w:tc>
-        <w:tc>
-          <w:tcPr>
-            <w:tcW w:w="1945" w:type="dxa"/>
-          </w:tcPr>
-          <w:p>
-            <w:pPr>
-              <w:pStyle w:val="Compact"/>
-              <w:spacing w:before="20" w:after="20"/>
-            </w:pPr>
-            <w:r>
-              <w:rPr>
-                <w:rStyle w:val="VerbatimChar"/>
-                <w:sz w:val="18"/>
-              </w:rPr>
-              <w:t xml:space="preserve">pi_no</w:t>
+              <w:t xml:space="preserve">sn_acquire_batch</w:t>
+            </w:r>
+          </w:p>
+        </w:tc>
+        <w:tc>
+          <w:tcPr>
+            <w:tcW w:w="1808" w:type="dxa"/>
+          </w:tcPr>
+          <w:p>
+            <w:pPr>
+              <w:pStyle w:val="Compact"/>
+              <w:spacing w:before="20" w:after="20"/>
+            </w:pPr>
+            <w:r>
+              <w:rPr>
+                <w:rStyle w:val="VerbatimChar"/>
+                <w:sz w:val="18"/>
+              </w:rPr>
+              <w:t xml:space="preserve">sn_item</w:t>
+            </w:r>
+          </w:p>
+        </w:tc>
+        <w:tc>
+          <w:tcPr>
+            <w:tcW w:w="1737" w:type="dxa"/>
+          </w:tcPr>
+          <w:p>
+            <w:pPr>
+              <w:pStyle w:val="Compact"/>
+              <w:spacing w:before="20" w:after="20"/>
+            </w:pPr>
+            <w:r>
+              <w:rPr>
+                <w:rStyle w:val="VerbatimChar"/>
+                <w:sz w:val="18"/>
+              </w:rPr>
+              <w:t xml:space="preserve">batch_no</w:t>
             </w:r>
           </w:p>
         </w:tc>
@@ -11839,25 +11954,19 @@
         </w:tc>
         <w:tc>
           <w:tcPr>
-            <w:tcW w:w="2204" w:type="dxa"/>
-          </w:tcPr>
-          <w:p>
-            <w:pPr>
-              <w:pStyle w:val="Compact"/>
-              <w:spacing w:before="20" w:after="20"/>
-            </w:pPr>
-            <w:r>
-              <w:rPr>
-                <w:rFonts w:hint="eastAsia"/>
-                <w:sz w:val="18"/>
-              </w:rPr>
-              <w:t xml:space="preserve">查重范围为挂靠</w:t>
-            </w:r>
-            <w:r>
-              <w:rPr>
-                <w:sz w:val="18"/>
-              </w:rPr>
-              <w:t xml:space="preserve"> PI</w:t>
+            <w:tcW w:w="2320" w:type="dxa"/>
+          </w:tcPr>
+          <w:p>
+            <w:pPr>
+              <w:pStyle w:val="Compact"/>
+              <w:spacing w:before="20" w:after="20"/>
+            </w:pPr>
+            <w:r>
+              <w:rPr>
+                <w:rFonts w:hint="eastAsia"/>
+                <w:sz w:val="18"/>
+              </w:rPr>
+              <w:t xml:space="preserve">批次明细</w:t>
             </w:r>
           </w:p>
         </w:tc>
@@ -11877,68 +11986,43 @@
                 <w:rStyle w:val="VerbatimChar"/>
                 <w:sz w:val="18"/>
               </w:rPr>
+              <w:t xml:space="preserve">sn_print</w:t>
+            </w:r>
+          </w:p>
+        </w:tc>
+        <w:tc>
+          <w:tcPr>
+            <w:tcW w:w="1808" w:type="dxa"/>
+          </w:tcPr>
+          <w:p>
+            <w:pPr>
+              <w:pStyle w:val="Compact"/>
+              <w:spacing w:before="20" w:after="20"/>
+            </w:pPr>
+            <w:r>
+              <w:rPr>
+                <w:rStyle w:val="VerbatimChar"/>
+                <w:sz w:val="18"/>
+              </w:rPr>
               <w:t xml:space="preserve">sn_item</w:t>
             </w:r>
           </w:p>
         </w:tc>
         <w:tc>
           <w:tcPr>
-            <w:tcW w:w="1717" w:type="dxa"/>
-          </w:tcPr>
-          <w:p>
-            <w:pPr>
-              <w:pStyle w:val="Compact"/>
-              <w:spacing w:before="20" w:after="20"/>
-            </w:pPr>
-            <w:r>
-              <w:rPr>
-                <w:rStyle w:val="VerbatimChar"/>
-                <w:sz w:val="18"/>
-              </w:rPr>
-              <w:t xml:space="preserve">sn_key</w:t>
-            </w:r>
-          </w:p>
-        </w:tc>
-        <w:tc>
-          <w:tcPr>
-            <w:tcW w:w="1945" w:type="dxa"/>
-          </w:tcPr>
-          <w:p>
-            <w:pPr>
-              <w:pStyle w:val="Compact"/>
-              <w:spacing w:before="20" w:after="20"/>
-            </w:pPr>
-            <w:r>
-              <w:rPr>
-                <w:rStyle w:val="VerbatimChar"/>
-                <w:sz w:val="18"/>
-              </w:rPr>
-              <w:t xml:space="preserve">pi_no</w:t>
-            </w:r>
-            <w:r>
-              <w:rPr>
-                <w:sz w:val="18"/>
-              </w:rPr>
-              <w:t xml:space="preserve"> </w:t>
-            </w:r>
-            <w:r>
-              <w:rPr>
-                <w:sz w:val="18"/>
-              </w:rPr>
-              <w:t xml:space="preserve">+</w:t>
-            </w:r>
-            <w:r>
-              <w:rPr>
-                <w:sz w:val="18"/>
-              </w:rPr>
-              <w:t xml:space="preserve"> </w:t>
-            </w:r>
-            <w:r>
-              <w:rPr>
-                <w:rStyle w:val="VerbatimChar"/>
-                <w:sz w:val="18"/>
-              </w:rPr>
-              <w:t xml:space="preserve">sn</w:t>
+            <w:tcW w:w="1737" w:type="dxa"/>
+          </w:tcPr>
+          <w:p>
+            <w:pPr>
+              <w:pStyle w:val="Compact"/>
+              <w:spacing w:before="20" w:after="20"/>
+            </w:pPr>
+            <w:r>
+              <w:rPr>
+                <w:rStyle w:val="VerbatimChar"/>
+                <w:sz w:val="18"/>
+              </w:rPr>
+              <w:t xml:space="preserve">print_no</w:t>
             </w:r>
           </w:p>
         </w:tc>
@@ -11955,25 +12039,25 @@
               <w:rPr>
                 <w:sz w:val="18"/>
               </w:rPr>
-              <w:t xml:space="preserve">1 : 1</w:t>
-            </w:r>
-          </w:p>
-        </w:tc>
-        <w:tc>
-          <w:tcPr>
-            <w:tcW w:w="2204" w:type="dxa"/>
-          </w:tcPr>
-          <w:p>
-            <w:pPr>
-              <w:pStyle w:val="Compact"/>
-              <w:spacing w:before="20" w:after="20"/>
-            </w:pPr>
-            <w:r>
-              <w:rPr>
-                <w:rFonts w:hint="eastAsia"/>
-                <w:sz w:val="18"/>
-              </w:rPr>
-              <w:t xml:space="preserve">同一事务内写入和迁移</w:t>
+              <w:t xml:space="preserve">1 : 0..N</w:t>
+            </w:r>
+          </w:p>
+        </w:tc>
+        <w:tc>
+          <w:tcPr>
+            <w:tcW w:w="2320" w:type="dxa"/>
+          </w:tcPr>
+          <w:p>
+            <w:pPr>
+              <w:pStyle w:val="Compact"/>
+              <w:spacing w:before="20" w:after="20"/>
+            </w:pPr>
+            <w:r>
+              <w:rPr>
+                <w:rFonts w:hint="eastAsia"/>
+                <w:sz w:val="18"/>
+              </w:rPr>
+              <w:t xml:space="preserve">打印单明细</w:t>
             </w:r>
           </w:p>
         </w:tc>
@@ -11993,43 +12077,43 @@
                 <w:rStyle w:val="VerbatimChar"/>
                 <w:sz w:val="18"/>
               </w:rPr>
-              <w:t xml:space="preserve">sn_acquire_batch</w:t>
-            </w:r>
-          </w:p>
-        </w:tc>
-        <w:tc>
-          <w:tcPr>
-            <w:tcW w:w="1717" w:type="dxa"/>
-          </w:tcPr>
-          <w:p>
-            <w:pPr>
-              <w:pStyle w:val="Compact"/>
-              <w:spacing w:before="20" w:after="20"/>
-            </w:pPr>
-            <w:r>
-              <w:rPr>
-                <w:rStyle w:val="VerbatimChar"/>
-                <w:sz w:val="18"/>
-              </w:rPr>
-              <w:t xml:space="preserve">sn_item</w:t>
-            </w:r>
-          </w:p>
-        </w:tc>
-        <w:tc>
-          <w:tcPr>
-            <w:tcW w:w="1945" w:type="dxa"/>
-          </w:tcPr>
-          <w:p>
-            <w:pPr>
-              <w:pStyle w:val="Compact"/>
-              <w:spacing w:before="20" w:after="20"/>
-            </w:pPr>
-            <w:r>
-              <w:rPr>
-                <w:rStyle w:val="VerbatimChar"/>
-                <w:sz w:val="18"/>
-              </w:rPr>
-              <w:t xml:space="preserve">batch_no</w:t>
+              <w:t xml:space="preserve">sn_transfer</w:t>
+            </w:r>
+          </w:p>
+        </w:tc>
+        <w:tc>
+          <w:tcPr>
+            <w:tcW w:w="1808" w:type="dxa"/>
+          </w:tcPr>
+          <w:p>
+            <w:pPr>
+              <w:pStyle w:val="Compact"/>
+              <w:spacing w:before="20" w:after="20"/>
+            </w:pPr>
+            <w:r>
+              <w:rPr>
+                <w:rStyle w:val="VerbatimChar"/>
+                <w:sz w:val="18"/>
+              </w:rPr>
+              <w:t xml:space="preserve">sn_transfer_item</w:t>
+            </w:r>
+          </w:p>
+        </w:tc>
+        <w:tc>
+          <w:tcPr>
+            <w:tcW w:w="1737" w:type="dxa"/>
+          </w:tcPr>
+          <w:p>
+            <w:pPr>
+              <w:pStyle w:val="Compact"/>
+              <w:spacing w:before="20" w:after="20"/>
+            </w:pPr>
+            <w:r>
+              <w:rPr>
+                <w:rStyle w:val="VerbatimChar"/>
+                <w:sz w:val="18"/>
+              </w:rPr>
+              <w:t xml:space="preserve">transfer_id</w:t>
             </w:r>
           </w:p>
         </w:tc>
@@ -12046,25 +12130,25 @@
               <w:rPr>
                 <w:sz w:val="18"/>
               </w:rPr>
-              <w:t xml:space="preserve">1 : 0..N</w:t>
-            </w:r>
-          </w:p>
-        </w:tc>
-        <w:tc>
-          <w:tcPr>
-            <w:tcW w:w="2204" w:type="dxa"/>
-          </w:tcPr>
-          <w:p>
-            <w:pPr>
-              <w:pStyle w:val="Compact"/>
-              <w:spacing w:before="20" w:after="20"/>
-            </w:pPr>
-            <w:r>
-              <w:rPr>
-                <w:rFonts w:hint="eastAsia"/>
-                <w:sz w:val="18"/>
-              </w:rPr>
-              <w:t xml:space="preserve">批次明细</w:t>
+              <w:t xml:space="preserve">1 : 1..N</w:t>
+            </w:r>
+          </w:p>
+        </w:tc>
+        <w:tc>
+          <w:tcPr>
+            <w:tcW w:w="2320" w:type="dxa"/>
+          </w:tcPr>
+          <w:p>
+            <w:pPr>
+              <w:pStyle w:val="Compact"/>
+              <w:spacing w:before="20" w:after="20"/>
+            </w:pPr>
+            <w:r>
+              <w:rPr>
+                <w:rFonts w:hint="eastAsia"/>
+                <w:sz w:val="18"/>
+              </w:rPr>
+              <w:t xml:space="preserve">转厂单明细</w:t>
             </w:r>
           </w:p>
         </w:tc>
@@ -12084,43 +12168,43 @@
                 <w:rStyle w:val="VerbatimChar"/>
                 <w:sz w:val="18"/>
               </w:rPr>
-              <w:t xml:space="preserve">sn_print</w:t>
-            </w:r>
-          </w:p>
-        </w:tc>
-        <w:tc>
-          <w:tcPr>
-            <w:tcW w:w="1717" w:type="dxa"/>
-          </w:tcPr>
-          <w:p>
-            <w:pPr>
-              <w:pStyle w:val="Compact"/>
-              <w:spacing w:before="20" w:after="20"/>
-            </w:pPr>
-            <w:r>
-              <w:rPr>
-                <w:rStyle w:val="VerbatimChar"/>
-                <w:sz w:val="18"/>
-              </w:rPr>
               <w:t xml:space="preserve">sn_item</w:t>
             </w:r>
           </w:p>
         </w:tc>
         <w:tc>
           <w:tcPr>
-            <w:tcW w:w="1945" w:type="dxa"/>
-          </w:tcPr>
-          <w:p>
-            <w:pPr>
-              <w:pStyle w:val="Compact"/>
-              <w:spacing w:before="20" w:after="20"/>
-            </w:pPr>
-            <w:r>
-              <w:rPr>
-                <w:rStyle w:val="VerbatimChar"/>
-                <w:sz w:val="18"/>
-              </w:rPr>
-              <w:t xml:space="preserve">print_no</w:t>
+            <w:tcW w:w="1808" w:type="dxa"/>
+          </w:tcPr>
+          <w:p>
+            <w:pPr>
+              <w:pStyle w:val="Compact"/>
+              <w:spacing w:before="20" w:after="20"/>
+            </w:pPr>
+            <w:r>
+              <w:rPr>
+                <w:rStyle w:val="VerbatimChar"/>
+                <w:sz w:val="18"/>
+              </w:rPr>
+              <w:t xml:space="preserve">sn_transfer_item</w:t>
+            </w:r>
+          </w:p>
+        </w:tc>
+        <w:tc>
+          <w:tcPr>
+            <w:tcW w:w="1737" w:type="dxa"/>
+          </w:tcPr>
+          <w:p>
+            <w:pPr>
+              <w:pStyle w:val="Compact"/>
+              <w:spacing w:before="20" w:after="20"/>
+            </w:pPr>
+            <w:r>
+              <w:rPr>
+                <w:rStyle w:val="VerbatimChar"/>
+                <w:sz w:val="18"/>
+              </w:rPr>
+              <w:t xml:space="preserve">item_id</w:t>
             </w:r>
           </w:p>
         </w:tc>
@@ -12143,214 +12227,7 @@
         </w:tc>
         <w:tc>
           <w:tcPr>
-            <w:tcW w:w="2204" w:type="dxa"/>
-          </w:tcPr>
-          <w:p>
-            <w:pPr>
-              <w:pStyle w:val="Compact"/>
-              <w:spacing w:before="20" w:after="20"/>
-            </w:pPr>
-            <w:r>
-              <w:rPr>
-                <w:rFonts w:hint="eastAsia"/>
-                <w:sz w:val="18"/>
-              </w:rPr>
-              <w:t xml:space="preserve">打印单明细</w:t>
-            </w:r>
-          </w:p>
-        </w:tc>
-      </w:tr>
-      <w:tr>
-        <w:tc>
-          <w:tcPr>
-            <w:tcW w:w="2060" w:type="dxa"/>
-          </w:tcPr>
-          <w:p>
-            <w:pPr>
-              <w:pStyle w:val="Compact"/>
-              <w:spacing w:before="20" w:after="20"/>
-            </w:pPr>
-            <w:r>
-              <w:rPr>
-                <w:rStyle w:val="VerbatimChar"/>
-                <w:sz w:val="18"/>
-              </w:rPr>
-              <w:t xml:space="preserve">sn_transfer</w:t>
-            </w:r>
-          </w:p>
-        </w:tc>
-        <w:tc>
-          <w:tcPr>
-            <w:tcW w:w="1717" w:type="dxa"/>
-          </w:tcPr>
-          <w:p>
-            <w:pPr>
-              <w:pStyle w:val="Compact"/>
-              <w:spacing w:before="20" w:after="20"/>
-            </w:pPr>
-            <w:r>
-              <w:rPr>
-                <w:rStyle w:val="VerbatimChar"/>
-                <w:sz w:val="18"/>
-              </w:rPr>
-              <w:t xml:space="preserve">sn_transfer_item</w:t>
-            </w:r>
-          </w:p>
-        </w:tc>
-        <w:tc>
-          <w:tcPr>
-            <w:tcW w:w="1945" w:type="dxa"/>
-          </w:tcPr>
-          <w:p>
-            <w:pPr>
-              <w:pStyle w:val="Compact"/>
-              <w:spacing w:before="20" w:after="20"/>
-            </w:pPr>
-            <w:r>
-              <w:rPr>
-                <w:rStyle w:val="VerbatimChar"/>
-                <w:sz w:val="18"/>
-              </w:rPr>
-              <w:t xml:space="preserve">transfer_id</w:t>
-            </w:r>
-          </w:p>
-        </w:tc>
-        <w:tc>
-          <w:tcPr>
-            <w:tcW w:w="1485" w:type="dxa"/>
-          </w:tcPr>
-          <w:p>
-            <w:pPr>
-              <w:pStyle w:val="Compact"/>
-              <w:spacing w:before="20" w:after="20"/>
-            </w:pPr>
-            <w:r>
-              <w:rPr>
-                <w:sz w:val="18"/>
-              </w:rPr>
-              <w:t xml:space="preserve">1 : 1..N</w:t>
-            </w:r>
-          </w:p>
-        </w:tc>
-        <w:tc>
-          <w:tcPr>
-            <w:tcW w:w="2204" w:type="dxa"/>
-          </w:tcPr>
-          <w:p>
-            <w:pPr>
-              <w:pStyle w:val="Compact"/>
-              <w:spacing w:before="20" w:after="20"/>
-            </w:pPr>
-            <w:r>
-              <w:rPr>
-                <w:rFonts w:hint="eastAsia"/>
-                <w:sz w:val="18"/>
-              </w:rPr>
-              <w:t xml:space="preserve">转厂单明细</w:t>
-            </w:r>
-          </w:p>
-        </w:tc>
-      </w:tr>
-      <w:tr>
-        <w:tc>
-          <w:tcPr>
-            <w:tcW w:w="2060" w:type="dxa"/>
-          </w:tcPr>
-          <w:p>
-            <w:pPr>
-              <w:pStyle w:val="Compact"/>
-              <w:spacing w:before="20" w:after="20"/>
-            </w:pPr>
-            <w:r>
-              <w:rPr>
-                <w:rStyle w:val="VerbatimChar"/>
-                <w:sz w:val="18"/>
-              </w:rPr>
-              <w:t xml:space="preserve">sn_item</w:t>
-            </w:r>
-          </w:p>
-        </w:tc>
-        <w:tc>
-          <w:tcPr>
-            <w:tcW w:w="1717" w:type="dxa"/>
-          </w:tcPr>
-          <w:p>
-            <w:pPr>
-              <w:pStyle w:val="Compact"/>
-              <w:spacing w:before="20" w:after="20"/>
-            </w:pPr>
-            <w:r>
-              <w:rPr>
-                <w:rStyle w:val="VerbatimChar"/>
-                <w:sz w:val="18"/>
-              </w:rPr>
-              <w:t xml:space="preserve">sn_transfer_item</w:t>
-            </w:r>
-          </w:p>
-        </w:tc>
-        <w:tc>
-          <w:tcPr>
-            <w:tcW w:w="1945" w:type="dxa"/>
-          </w:tcPr>
-          <w:p>
-            <w:pPr>
-              <w:pStyle w:val="Compact"/>
-              <w:spacing w:before="20" w:after="20"/>
-            </w:pPr>
-            <w:r>
-              <w:rPr>
-                <w:rStyle w:val="VerbatimChar"/>
-                <w:sz w:val="18"/>
-              </w:rPr>
-              <w:t xml:space="preserve">item_id</w:t>
-            </w:r>
-            <w:r>
-              <w:rPr>
-                <w:sz w:val="18"/>
-              </w:rPr>
-              <w:t xml:space="preserve"> </w:t>
-            </w:r>
-            <w:r>
-              <w:rPr>
-                <w:sz w:val="18"/>
-              </w:rPr>
-              <w:t xml:space="preserve">+</w:t>
-            </w:r>
-            <w:r>
-              <w:rPr>
-                <w:sz w:val="18"/>
-              </w:rPr>
-              <w:t xml:space="preserve"> </w:t>
-            </w:r>
-            <w:r>
-              <w:rPr>
-                <w:rStyle w:val="VerbatimChar"/>
-                <w:sz w:val="18"/>
-              </w:rPr>
-              <w:t xml:space="preserve">gen_month</w:t>
-            </w:r>
-          </w:p>
-        </w:tc>
-        <w:tc>
-          <w:tcPr>
-            <w:tcW w:w="1485" w:type="dxa"/>
-          </w:tcPr>
-          <w:p>
-            <w:pPr>
-              <w:pStyle w:val="Compact"/>
-              <w:spacing w:before="20" w:after="20"/>
-            </w:pPr>
-            <w:r>
-              <w:rPr>
-                <w:sz w:val="18"/>
-              </w:rPr>
-              <w:t xml:space="preserve">1 : 0..N</w:t>
-            </w:r>
-          </w:p>
-        </w:tc>
-        <w:tc>
-          <w:tcPr>
-            <w:tcW w:w="2204" w:type="dxa"/>
+            <w:tcW w:w="2320" w:type="dxa"/>
           </w:tcPr>
           <w:p>
             <w:pPr>
@@ -12463,16 +12340,7 @@
         <w:rPr>
           <w:rFonts w:hint="eastAsia"/>
         </w:rPr>
-        <w:t xml:space="preserve">表之间不建立外键（MySQL</w:t>
-      </w:r>
-      <w:r>
-        <w:t xml:space="preserve"> </w:t>
-      </w:r>
-      <w:r>
-        <w:rPr>
-          <w:rFonts w:hint="eastAsia"/>
-        </w:rPr>
-        <w:t xml:space="preserve">分区表不支持外键），以上关联由业务服务在事务内保证。</w:t>
+        <w:t xml:space="preserve">表之间不建立外键（号池写入量大，痕迹表分区不支持外键），以上关联由业务服务在事务内保证。</w:t>
       </w:r>
     </w:p>
     <w:bookmarkEnd w:id="40"/>
@@ -13639,7 +13507,7 @@
                 <w:rFonts w:hint="eastAsia"/>
                 <w:sz w:val="18"/>
               </w:rPr>
-              <w:t xml:space="preserve">按月</w:t>
+              <w:t xml:space="preserve">否</w:t>
             </w:r>
           </w:p>
         </w:tc>
@@ -13670,63 +13538,14 @@
                 <w:rStyle w:val="VerbatimChar"/>
                 <w:sz w:val="18"/>
               </w:rPr>
-              <w:t xml:space="preserve">(id, gen_month)</w:t>
-            </w:r>
-          </w:p>
-        </w:tc>
-      </w:tr>
-      <w:tr>
-        <w:tc>
-          <w:tcPr>
-            <w:tcW w:w="2750" w:type="dxa"/>
-          </w:tcPr>
-          <w:p>
-            <w:pPr>
-              <w:pStyle w:val="Compact"/>
-              <w:spacing w:before="20" w:after="20"/>
-            </w:pPr>
-            <w:r>
-              <w:rPr>
-                <w:rStyle w:val="VerbatimChar"/>
-                <w:sz w:val="18"/>
-              </w:rPr>
-              <w:t xml:space="preserve">sn_key</w:t>
-            </w:r>
-          </w:p>
-        </w:tc>
-        <w:tc>
-          <w:tcPr>
-            <w:tcW w:w="1950" w:type="dxa"/>
-          </w:tcPr>
-          <w:p>
-            <w:pPr>
-              <w:pStyle w:val="Compact"/>
-              <w:spacing w:before="20" w:after="20"/>
-            </w:pPr>
-            <w:r>
-              <w:rPr>
-                <w:rFonts w:hint="eastAsia"/>
-                <w:sz w:val="18"/>
-              </w:rPr>
-              <w:t xml:space="preserve">查重索引表</w:t>
-            </w:r>
-          </w:p>
-        </w:tc>
-        <w:tc>
-          <w:tcPr>
-            <w:tcW w:w="1275" w:type="dxa"/>
-          </w:tcPr>
-          <w:p>
-            <w:pPr>
-              <w:pStyle w:val="Compact"/>
-              <w:spacing w:before="20" w:after="20"/>
-            </w:pPr>
-            <w:r>
-              <w:rPr>
-                <w:rFonts w:hint="eastAsia"/>
-                <w:sz w:val="18"/>
-              </w:rPr>
-              <w:t xml:space="preserve">与</w:t>
+              <w:t xml:space="preserve">id</w:t>
+            </w:r>
+            <w:r>
+              <w:rPr>
+                <w:rFonts w:hint="eastAsia"/>
+                <w:sz w:val="18"/>
+              </w:rPr>
+              <w:t xml:space="preserve">；唯一键</w:t>
             </w:r>
             <w:r>
               <w:rPr>
@@ -13739,82 +13558,13 @@
                 <w:rStyle w:val="VerbatimChar"/>
                 <w:sz w:val="18"/>
               </w:rPr>
-              <w:t xml:space="preserve">sn_item</w:t>
-            </w:r>
-            <w:r>
-              <w:rPr>
-                <w:sz w:val="18"/>
-              </w:rPr>
-              <w:t xml:space="preserve"> </w:t>
-            </w:r>
-            <w:r>
-              <w:rPr>
-                <w:rFonts w:hint="eastAsia"/>
-                <w:sz w:val="18"/>
-              </w:rPr>
-              <w:t xml:space="preserve">相同</w:t>
-            </w:r>
-          </w:p>
-        </w:tc>
-        <w:tc>
-          <w:tcPr>
-            <w:tcW w:w="612" w:type="dxa"/>
-          </w:tcPr>
-          <w:p>
-            <w:pPr>
-              <w:pStyle w:val="Compact"/>
-              <w:spacing w:before="20" w:after="20"/>
-            </w:pPr>
-            <w:r>
-              <w:rPr>
-                <w:rFonts w:hint="eastAsia"/>
-                <w:sz w:val="18"/>
-              </w:rPr>
-              <w:t xml:space="preserve">否</w:t>
-            </w:r>
-          </w:p>
-        </w:tc>
-        <w:tc>
-          <w:tcPr>
-            <w:tcW w:w="2823" w:type="dxa"/>
-          </w:tcPr>
-          <w:p>
-            <w:pPr>
-              <w:pStyle w:val="Compact"/>
-              <w:spacing w:before="20" w:after="20"/>
-            </w:pPr>
-            <w:r>
-              <w:rPr>
-                <w:rFonts w:hint="eastAsia"/>
-                <w:sz w:val="18"/>
-              </w:rPr>
-              <w:t xml:space="preserve">主键</w:t>
-            </w:r>
-            <w:r>
-              <w:rPr>
-                <w:sz w:val="18"/>
-              </w:rPr>
-              <w:t xml:space="preserve"> </w:t>
-            </w:r>
-            <w:r>
-              <w:rPr>
-                <w:rStyle w:val="VerbatimChar"/>
-                <w:sz w:val="18"/>
-              </w:rPr>
               <w:t xml:space="preserve">(pi_no, sn)</w:t>
             </w:r>
             <w:r>
               <w:rPr>
-                <w:rFonts w:hint="eastAsia"/>
-                <w:sz w:val="18"/>
-              </w:rPr>
-              <w:t xml:space="preserve">；唯一键</w:t>
-            </w:r>
-            <w:r>
-              <w:rPr>
-                <w:sz w:val="18"/>
-              </w:rPr>
-              <w:t xml:space="preserve"> </w:t>
+                <w:sz w:val="18"/>
+              </w:rPr>
+              <w:t xml:space="preserve">、</w:t>
             </w:r>
             <w:r>
               <w:rPr>
@@ -14391,26 +14141,11 @@
       </w:pPr>
       <w:r>
         <w:rPr>
-          <w:rFonts w:hint="eastAsia"/>
-          <w:b/>
-          <w:bCs/>
-        </w:rPr>
-        <w:t xml:space="preserve">设立</w:t>
-      </w:r>
-      <w:r>
-        <w:rPr>
-          <w:b/>
-          <w:bCs/>
-        </w:rPr>
-        <w:t xml:space="preserve"> </w:t>
-      </w:r>
-      <w:r>
-        <w:rPr>
           <w:rStyle w:val="VerbatimChar"/>
           <w:b/>
           <w:bCs/>
         </w:rPr>
-        <w:t xml:space="preserve">sn_key</w:t>
+        <w:t xml:space="preserve">sn_item</w:t>
       </w:r>
       <w:r>
         <w:rPr>
@@ -14425,13 +14160,13 @@
           <w:b/>
           <w:bCs/>
         </w:rPr>
-        <w:t xml:space="preserve">的原因</w:t>
-      </w:r>
-      <w:r>
-        <w:rPr>
-          <w:rFonts w:hint="eastAsia"/>
-        </w:rPr>
-        <w:t xml:space="preserve">：MySQL</w:t>
+        <w:t xml:space="preserve">不分区的原因</w:t>
+      </w:r>
+      <w:r>
+        <w:rPr>
+          <w:rFonts w:hint="eastAsia"/>
+        </w:rPr>
+        <w:t xml:space="preserve">：分区的用处是按整月删除数据，以及查询带分区列时只扫相关分区。SN</w:t>
       </w:r>
       <w:r>
         <w:t xml:space="preserve"> </w:t>
@@ -14440,7 +14175,37 @@
         <w:rPr>
           <w:rFonts w:hint="eastAsia"/>
         </w:rPr>
-        <w:t xml:space="preserve">要求分区表的每个唯一键都包含分区列。</w:t>
+        <w:t xml:space="preserve">是业务主数据，不删除、不归档；查询按</w:t>
+      </w:r>
+      <w:r>
+        <w:t xml:space="preserve"> </w:t>
+      </w:r>
+      <w:r>
+        <w:rPr>
+          <w:rFonts w:hint="eastAsia"/>
+        </w:rPr>
+        <w:t xml:space="preserve">SN、PI、批次、订单号，不按月份，分区裁剪不起作用。反而</w:t>
+      </w:r>
+      <w:r>
+        <w:t xml:space="preserve"> MySQL </w:t>
+      </w:r>
+      <w:r>
+        <w:rPr>
+          <w:rFonts w:hint="eastAsia"/>
+        </w:rPr>
+        <w:t xml:space="preserve">要求分区表的每个唯一键都包含分区列，分区后查重唯一键只能另放一张表、每枚</w:t>
+      </w:r>
+      <w:r>
+        <w:t xml:space="preserve"> SN </w:t>
+      </w:r>
+      <w:r>
+        <w:rPr>
+          <w:rFonts w:hint="eastAsia"/>
+        </w:rPr>
+        <w:t xml:space="preserve">写两次。因此</w:t>
+      </w:r>
+      <w:r>
+        <w:t xml:space="preserve"> </w:t>
       </w:r>
       <w:r>
         <w:rPr>
@@ -14455,7 +14220,34 @@
         <w:rPr>
           <w:rFonts w:hint="eastAsia"/>
         </w:rPr>
-        <w:t xml:space="preserve">按生成月份分区后，无法直接建立「同一</w:t>
+        <w:t xml:space="preserve">不分区，两个唯一约束直接建在表上：生成时批量写入，任一冲突即回滚整批；转厂确认时把</w:t>
+      </w:r>
+      <w:r>
+        <w:t xml:space="preserve"> </w:t>
+      </w:r>
+      <w:r>
+        <w:rPr>
+          <w:rStyle w:val="VerbatimChar"/>
+        </w:rPr>
+        <w:t xml:space="preserve">pi_no</w:t>
+      </w:r>
+      <w:r>
+        <w:t xml:space="preserve"> </w:t>
+      </w:r>
+      <w:r>
+        <w:rPr>
+          <w:rFonts w:hint="eastAsia"/>
+        </w:rPr>
+        <w:t xml:space="preserve">改为转入</w:t>
+      </w:r>
+      <w:r>
+        <w:t xml:space="preserve"> </w:t>
+      </w:r>
+      <w:r>
+        <w:rPr>
+          <w:rFonts w:hint="eastAsia"/>
+        </w:rPr>
+        <w:t xml:space="preserve">PI，转入</w:t>
       </w:r>
       <w:r>
         <w:t xml:space="preserve"> PI </w:t>
@@ -14464,91 +14256,7 @@
         <w:rPr>
           <w:rFonts w:hint="eastAsia"/>
         </w:rPr>
-        <w:t xml:space="preserve">内</w:t>
-      </w:r>
-      <w:r>
-        <w:t xml:space="preserve"> SN </w:t>
-      </w:r>
-      <w:r>
-        <w:rPr>
-          <w:rFonts w:hint="eastAsia"/>
-        </w:rPr>
-        <w:t xml:space="preserve">唯一」这类跨月份的唯一键。因此把两个唯一约束放到不分区的窄表</w:t>
-      </w:r>
-      <w:r>
-        <w:t xml:space="preserve"> </w:t>
-      </w:r>
-      <w:r>
-        <w:rPr>
-          <w:rStyle w:val="VerbatimChar"/>
-        </w:rPr>
-        <w:t xml:space="preserve">sn_key</w:t>
-      </w:r>
-      <w:r>
-        <w:rPr>
-          <w:rFonts w:hint="eastAsia"/>
-        </w:rPr>
-        <w:t xml:space="preserve">：生成时先写</w:t>
-      </w:r>
-      <w:r>
-        <w:t xml:space="preserve"> </w:t>
-      </w:r>
-      <w:r>
-        <w:rPr>
-          <w:rStyle w:val="VerbatimChar"/>
-        </w:rPr>
-        <w:t xml:space="preserve">sn_key</w:t>
-      </w:r>
-      <w:r>
-        <w:rPr>
-          <w:rFonts w:hint="eastAsia"/>
-        </w:rPr>
-        <w:t xml:space="preserve">，再写</w:t>
-      </w:r>
-      <w:r>
-        <w:t xml:space="preserve"> </w:t>
-      </w:r>
-      <w:r>
-        <w:rPr>
-          <w:rStyle w:val="VerbatimChar"/>
-        </w:rPr>
-        <w:t xml:space="preserve">sn_item</w:t>
-      </w:r>
-      <w:r>
-        <w:rPr>
-          <w:rFonts w:hint="eastAsia"/>
-        </w:rPr>
-        <w:t xml:space="preserve">，任一冲突即回滚整批；转厂确认时把相应记录的</w:t>
-      </w:r>
-      <w:r>
-        <w:t xml:space="preserve"> </w:t>
-      </w:r>
-      <w:r>
-        <w:rPr>
-          <w:rStyle w:val="VerbatimChar"/>
-        </w:rPr>
-        <w:t xml:space="preserve">pi_no</w:t>
-      </w:r>
-      <w:r>
-        <w:t xml:space="preserve"> </w:t>
-      </w:r>
-      <w:r>
-        <w:rPr>
-          <w:rFonts w:hint="eastAsia"/>
-        </w:rPr>
-        <w:t xml:space="preserve">由来源</w:t>
-      </w:r>
-      <w:r>
-        <w:t xml:space="preserve"> PI </w:t>
-      </w:r>
-      <w:r>
-        <w:rPr>
-          <w:rFonts w:hint="eastAsia"/>
-        </w:rPr>
-        <w:t xml:space="preserve">改为转入</w:t>
-      </w:r>
-      <w:r>
-        <w:t xml:space="preserve"> PI。</w:t>
+        <w:t xml:space="preserve">已有同串时整次拒绝。</w:t>
       </w:r>
     </w:p>
     <w:p>
@@ -14582,7 +14290,7 @@
         <w:rPr>
           <w:rFonts w:hint="eastAsia"/>
         </w:rPr>
-        <w:t xml:space="preserve">（均为分区本地索引）：</w:t>
+        <w:t xml:space="preserve">：</w:t>
       </w:r>
     </w:p>
     <w:tbl>
@@ -14601,9 +14309,9 @@
         <w:tblLook w:firstRow="1" w:lastRow="0" w:firstColumn="0" w:lastColumn="0" w:noHBand="0" w:noVBand="0" w:val="0020"/>
       </w:tblPr>
       <w:tblGrid>
-        <w:gridCol w:w="3329"/>
-        <w:gridCol w:w="3511"/>
-        <w:gridCol w:w="2571"/>
+        <w:gridCol w:w="2736"/>
+        <w:gridCol w:w="3885"/>
+        <w:gridCol w:w="2790"/>
       </w:tblGrid>
       <w:tr>
         <w:trPr>
@@ -14612,7 +14320,7 @@
         </w:trPr>
         <w:tc>
           <w:tcPr>
-            <w:tcW w:w="3329" w:type="dxa"/>
+            <w:tcW w:w="2736" w:type="dxa"/>
             <w:shd w:val="clear" w:color="auto" w:fill="D9E2F3"/>
           </w:tcPr>
           <w:p>
@@ -14632,7 +14340,7 @@
         </w:tc>
         <w:tc>
           <w:tcPr>
-            <w:tcW w:w="3511" w:type="dxa"/>
+            <w:tcW w:w="3885" w:type="dxa"/>
             <w:shd w:val="clear" w:color="auto" w:fill="D9E2F3"/>
           </w:tcPr>
           <w:p>
@@ -14652,7 +14360,7 @@
         </w:tc>
         <w:tc>
           <w:tcPr>
-            <w:tcW w:w="2571" w:type="dxa"/>
+            <w:tcW w:w="2790" w:type="dxa"/>
             <w:shd w:val="clear" w:color="auto" w:fill="D9E2F3"/>
           </w:tcPr>
           <w:p>
@@ -14674,67 +14382,61 @@
       <w:tr>
         <w:tc>
           <w:tcPr>
-            <w:tcW w:w="3329" w:type="dxa"/>
-          </w:tcPr>
-          <w:p>
-            <w:pPr>
-              <w:pStyle w:val="Compact"/>
-              <w:spacing w:before="20" w:after="20"/>
-            </w:pPr>
-            <w:r>
-              <w:rPr>
-                <w:rStyle w:val="VerbatimChar"/>
-                <w:sz w:val="18"/>
-              </w:rPr>
-              <w:t xml:space="preserve">ix_item_fac</w:t>
-            </w:r>
-          </w:p>
-        </w:tc>
-        <w:tc>
-          <w:tcPr>
-            <w:tcW w:w="3511" w:type="dxa"/>
-          </w:tcPr>
-          <w:p>
-            <w:pPr>
-              <w:pStyle w:val="Compact"/>
-              <w:spacing w:before="20" w:after="20"/>
-            </w:pPr>
-            <w:r>
-              <w:rPr>
-                <w:sz w:val="18"/>
-              </w:rPr>
-              <w:t xml:space="preserve">factory_code, status, pi_no, material_code, seq_pi_no, seq_dec</w:t>
-            </w:r>
-          </w:p>
-        </w:tc>
-        <w:tc>
-          <w:tcPr>
-            <w:tcW w:w="2571" w:type="dxa"/>
-          </w:tcPr>
-          <w:p>
-            <w:pPr>
-              <w:pStyle w:val="Compact"/>
-              <w:spacing w:before="20" w:after="20"/>
-            </w:pPr>
-            <w:r>
-              <w:rPr>
-                <w:rFonts w:hint="eastAsia"/>
-                <w:sz w:val="18"/>
-              </w:rPr>
-              <w:t xml:space="preserve">按「工厂</w:t>
-            </w:r>
-            <w:r>
-              <w:rPr>
-                <w:sz w:val="18"/>
-              </w:rPr>
-              <w:t xml:space="preserve"> + </w:t>
-            </w:r>
-            <w:r>
-              <w:rPr>
-                <w:rFonts w:hint="eastAsia"/>
-                <w:sz w:val="18"/>
-              </w:rPr>
-              <w:t xml:space="preserve">PI」领取、打印；领取页号段统计</w:t>
+            <w:tcW w:w="2736" w:type="dxa"/>
+          </w:tcPr>
+          <w:p>
+            <w:pPr>
+              <w:pStyle w:val="Compact"/>
+              <w:spacing w:before="20" w:after="20"/>
+            </w:pPr>
+            <w:r>
+              <w:rPr>
+                <w:rStyle w:val="VerbatimChar"/>
+                <w:sz w:val="18"/>
+              </w:rPr>
+              <w:t xml:space="preserve">ux_item_pi_sn</w:t>
+            </w:r>
+          </w:p>
+        </w:tc>
+        <w:tc>
+          <w:tcPr>
+            <w:tcW w:w="3885" w:type="dxa"/>
+          </w:tcPr>
+          <w:p>
+            <w:pPr>
+              <w:pStyle w:val="Compact"/>
+              <w:spacing w:before="20" w:after="20"/>
+            </w:pPr>
+            <w:r>
+              <w:rPr>
+                <w:sz w:val="18"/>
+              </w:rPr>
+              <w:t xml:space="preserve">pi_no, </w:t>
+            </w:r>
+            <w:r>
+              <w:rPr>
+                <w:rFonts w:hint="eastAsia"/>
+                <w:sz w:val="18"/>
+              </w:rPr>
+              <w:t xml:space="preserve">sn（唯一）</w:t>
+            </w:r>
+          </w:p>
+        </w:tc>
+        <w:tc>
+          <w:tcPr>
+            <w:tcW w:w="2790" w:type="dxa"/>
+          </w:tcPr>
+          <w:p>
+            <w:pPr>
+              <w:pStyle w:val="Compact"/>
+              <w:spacing w:before="20" w:after="20"/>
+            </w:pPr>
+            <w:r>
+              <w:rPr>
+                <w:rFonts w:hint="eastAsia"/>
+                <w:sz w:val="18"/>
+              </w:rPr>
+              <w:t xml:space="preserve">生成、转厂查重</w:t>
             </w:r>
           </w:p>
         </w:tc>
@@ -14742,67 +14444,61 @@
       <w:tr>
         <w:tc>
           <w:tcPr>
-            <w:tcW w:w="3329" w:type="dxa"/>
-          </w:tcPr>
-          <w:p>
-            <w:pPr>
-              <w:pStyle w:val="Compact"/>
-              <w:spacing w:before="20" w:after="20"/>
-            </w:pPr>
-            <w:r>
-              <w:rPr>
-                <w:rStyle w:val="VerbatimChar"/>
-                <w:sz w:val="18"/>
-              </w:rPr>
-              <w:t xml:space="preserve">ix_item_bill</w:t>
-            </w:r>
-          </w:p>
-        </w:tc>
-        <w:tc>
-          <w:tcPr>
-            <w:tcW w:w="3511" w:type="dxa"/>
-          </w:tcPr>
-          <w:p>
-            <w:pPr>
-              <w:pStyle w:val="Compact"/>
-              <w:spacing w:before="20" w:after="20"/>
-            </w:pPr>
-            <w:r>
-              <w:rPr>
-                <w:sz w:val="18"/>
-              </w:rPr>
-              <w:t xml:space="preserve">bill_no, status, seq_dec</w:t>
-            </w:r>
-          </w:p>
-        </w:tc>
-        <w:tc>
-          <w:tcPr>
-            <w:tcW w:w="2571" w:type="dxa"/>
-          </w:tcPr>
-          <w:p>
-            <w:pPr>
-              <w:pStyle w:val="Compact"/>
-              <w:spacing w:before="20" w:after="20"/>
-            </w:pPr>
-            <w:r>
-              <w:rPr>
-                <w:rFonts w:hint="eastAsia"/>
-                <w:sz w:val="18"/>
-              </w:rPr>
-              <w:t xml:space="preserve">分配（按订单取待分配</w:t>
-            </w:r>
-            <w:r>
-              <w:rPr>
-                <w:sz w:val="18"/>
-              </w:rPr>
-              <w:t xml:space="preserve"> SN </w:t>
-            </w:r>
-            <w:r>
-              <w:rPr>
-                <w:rFonts w:hint="eastAsia"/>
-                <w:sz w:val="18"/>
-              </w:rPr>
-              <w:t xml:space="preserve">并按流水排序）</w:t>
+            <w:tcW w:w="2736" w:type="dxa"/>
+          </w:tcPr>
+          <w:p>
+            <w:pPr>
+              <w:pStyle w:val="Compact"/>
+              <w:spacing w:before="20" w:after="20"/>
+            </w:pPr>
+            <w:r>
+              <w:rPr>
+                <w:rStyle w:val="VerbatimChar"/>
+                <w:sz w:val="18"/>
+              </w:rPr>
+              <w:t xml:space="preserve">ux_item_seq</w:t>
+            </w:r>
+          </w:p>
+        </w:tc>
+        <w:tc>
+          <w:tcPr>
+            <w:tcW w:w="3885" w:type="dxa"/>
+          </w:tcPr>
+          <w:p>
+            <w:pPr>
+              <w:pStyle w:val="Compact"/>
+              <w:spacing w:before="20" w:after="20"/>
+            </w:pPr>
+            <w:r>
+              <w:rPr>
+                <w:sz w:val="18"/>
+              </w:rPr>
+              <w:t xml:space="preserve">seq_pi_no, </w:t>
+            </w:r>
+            <w:r>
+              <w:rPr>
+                <w:rFonts w:hint="eastAsia"/>
+                <w:sz w:val="18"/>
+              </w:rPr>
+              <w:t xml:space="preserve">seq_dec（唯一）</w:t>
+            </w:r>
+          </w:p>
+        </w:tc>
+        <w:tc>
+          <w:tcPr>
+            <w:tcW w:w="2790" w:type="dxa"/>
+          </w:tcPr>
+          <w:p>
+            <w:pPr>
+              <w:pStyle w:val="Compact"/>
+              <w:spacing w:before="20" w:after="20"/>
+            </w:pPr>
+            <w:r>
+              <w:rPr>
+                <w:rFonts w:hint="eastAsia"/>
+                <w:sz w:val="18"/>
+              </w:rPr>
+              <w:t xml:space="preserve">流水唯一；撤销生成按流水区间定位</w:t>
             </w:r>
           </w:p>
         </w:tc>
@@ -14810,67 +14506,67 @@
       <w:tr>
         <w:tc>
           <w:tcPr>
-            <w:tcW w:w="3329" w:type="dxa"/>
-          </w:tcPr>
-          <w:p>
-            <w:pPr>
-              <w:pStyle w:val="Compact"/>
-              <w:spacing w:before="20" w:after="20"/>
-            </w:pPr>
-            <w:r>
-              <w:rPr>
-                <w:rStyle w:val="VerbatimChar"/>
-                <w:sz w:val="18"/>
-              </w:rPr>
-              <w:t xml:space="preserve">ix_item_pi</w:t>
-            </w:r>
-          </w:p>
-        </w:tc>
-        <w:tc>
-          <w:tcPr>
-            <w:tcW w:w="3511" w:type="dxa"/>
-          </w:tcPr>
-          <w:p>
-            <w:pPr>
-              <w:pStyle w:val="Compact"/>
-              <w:spacing w:before="20" w:after="20"/>
-            </w:pPr>
-            <w:r>
-              <w:rPr>
-                <w:sz w:val="18"/>
-              </w:rPr>
-              <w:t xml:space="preserve">pi_no, status, factory_code</w:t>
-            </w:r>
-          </w:p>
-        </w:tc>
-        <w:tc>
-          <w:tcPr>
-            <w:tcW w:w="2571" w:type="dxa"/>
-          </w:tcPr>
-          <w:p>
-            <w:pPr>
-              <w:pStyle w:val="Compact"/>
-              <w:spacing w:before="20" w:after="20"/>
-            </w:pPr>
-            <w:r>
-              <w:rPr>
-                <w:rFonts w:hint="eastAsia"/>
-                <w:sz w:val="18"/>
-              </w:rPr>
-              <w:t xml:space="preserve">按</w:t>
-            </w:r>
-            <w:r>
-              <w:rPr>
-                <w:sz w:val="18"/>
-              </w:rPr>
-              <w:t xml:space="preserve"> PI </w:t>
-            </w:r>
-            <w:r>
-              <w:rPr>
-                <w:rFonts w:hint="eastAsia"/>
-                <w:sz w:val="18"/>
-              </w:rPr>
-              <w:t xml:space="preserve">查询；确定转厂范围</w:t>
+            <w:tcW w:w="2736" w:type="dxa"/>
+          </w:tcPr>
+          <w:p>
+            <w:pPr>
+              <w:pStyle w:val="Compact"/>
+              <w:spacing w:before="20" w:after="20"/>
+            </w:pPr>
+            <w:r>
+              <w:rPr>
+                <w:rStyle w:val="VerbatimChar"/>
+                <w:sz w:val="18"/>
+              </w:rPr>
+              <w:t xml:space="preserve">ix_item_fac</w:t>
+            </w:r>
+          </w:p>
+        </w:tc>
+        <w:tc>
+          <w:tcPr>
+            <w:tcW w:w="3885" w:type="dxa"/>
+          </w:tcPr>
+          <w:p>
+            <w:pPr>
+              <w:pStyle w:val="Compact"/>
+              <w:spacing w:before="20" w:after="20"/>
+            </w:pPr>
+            <w:r>
+              <w:rPr>
+                <w:sz w:val="18"/>
+              </w:rPr>
+              <w:t xml:space="preserve">factory_code, status, pi_no, material_code, seq_pi_no, seq_dec</w:t>
+            </w:r>
+          </w:p>
+        </w:tc>
+        <w:tc>
+          <w:tcPr>
+            <w:tcW w:w="2790" w:type="dxa"/>
+          </w:tcPr>
+          <w:p>
+            <w:pPr>
+              <w:pStyle w:val="Compact"/>
+              <w:spacing w:before="20" w:after="20"/>
+            </w:pPr>
+            <w:r>
+              <w:rPr>
+                <w:rFonts w:hint="eastAsia"/>
+                <w:sz w:val="18"/>
+              </w:rPr>
+              <w:t xml:space="preserve">按「工厂</w:t>
+            </w:r>
+            <w:r>
+              <w:rPr>
+                <w:sz w:val="18"/>
+              </w:rPr>
+              <w:t xml:space="preserve"> + </w:t>
+            </w:r>
+            <w:r>
+              <w:rPr>
+                <w:rFonts w:hint="eastAsia"/>
+                <w:sz w:val="18"/>
+              </w:rPr>
+              <w:t xml:space="preserve">PI」领取、打印；领取页号段统计</w:t>
             </w:r>
           </w:p>
         </w:tc>
@@ -14878,54 +14574,67 @@
       <w:tr>
         <w:tc>
           <w:tcPr>
-            <w:tcW w:w="3329" w:type="dxa"/>
-          </w:tcPr>
-          <w:p>
-            <w:pPr>
-              <w:pStyle w:val="Compact"/>
-              <w:spacing w:before="20" w:after="20"/>
-            </w:pPr>
-            <w:r>
-              <w:rPr>
-                <w:rStyle w:val="VerbatimChar"/>
-                <w:sz w:val="18"/>
-              </w:rPr>
-              <w:t xml:space="preserve">ix_item_status</w:t>
-            </w:r>
-          </w:p>
-        </w:tc>
-        <w:tc>
-          <w:tcPr>
-            <w:tcW w:w="3511" w:type="dxa"/>
-          </w:tcPr>
-          <w:p>
-            <w:pPr>
-              <w:pStyle w:val="Compact"/>
-              <w:spacing w:before="20" w:after="20"/>
-            </w:pPr>
-            <w:r>
-              <w:rPr>
-                <w:sz w:val="18"/>
-              </w:rPr>
-              <w:t xml:space="preserve">status, factory_code</w:t>
-            </w:r>
-          </w:p>
-        </w:tc>
-        <w:tc>
-          <w:tcPr>
-            <w:tcW w:w="2571" w:type="dxa"/>
-          </w:tcPr>
-          <w:p>
-            <w:pPr>
-              <w:pStyle w:val="Compact"/>
-              <w:spacing w:before="20" w:after="20"/>
-            </w:pPr>
-            <w:r>
-              <w:rPr>
-                <w:rFonts w:hint="eastAsia"/>
-                <w:sz w:val="18"/>
-              </w:rPr>
-              <w:t xml:space="preserve">首页在途数量统计</w:t>
+            <w:tcW w:w="2736" w:type="dxa"/>
+          </w:tcPr>
+          <w:p>
+            <w:pPr>
+              <w:pStyle w:val="Compact"/>
+              <w:spacing w:before="20" w:after="20"/>
+            </w:pPr>
+            <w:r>
+              <w:rPr>
+                <w:rStyle w:val="VerbatimChar"/>
+                <w:sz w:val="18"/>
+              </w:rPr>
+              <w:t xml:space="preserve">ix_item_bill</w:t>
+            </w:r>
+          </w:p>
+        </w:tc>
+        <w:tc>
+          <w:tcPr>
+            <w:tcW w:w="3885" w:type="dxa"/>
+          </w:tcPr>
+          <w:p>
+            <w:pPr>
+              <w:pStyle w:val="Compact"/>
+              <w:spacing w:before="20" w:after="20"/>
+            </w:pPr>
+            <w:r>
+              <w:rPr>
+                <w:sz w:val="18"/>
+              </w:rPr>
+              <w:t xml:space="preserve">bill_no, status, seq_dec</w:t>
+            </w:r>
+          </w:p>
+        </w:tc>
+        <w:tc>
+          <w:tcPr>
+            <w:tcW w:w="2790" w:type="dxa"/>
+          </w:tcPr>
+          <w:p>
+            <w:pPr>
+              <w:pStyle w:val="Compact"/>
+              <w:spacing w:before="20" w:after="20"/>
+            </w:pPr>
+            <w:r>
+              <w:rPr>
+                <w:rFonts w:hint="eastAsia"/>
+                <w:sz w:val="18"/>
+              </w:rPr>
+              <w:t xml:space="preserve">分配（按订单取待分配</w:t>
+            </w:r>
+            <w:r>
+              <w:rPr>
+                <w:sz w:val="18"/>
+              </w:rPr>
+              <w:t xml:space="preserve"> SN </w:t>
+            </w:r>
+            <w:r>
+              <w:rPr>
+                <w:rFonts w:hint="eastAsia"/>
+                <w:sz w:val="18"/>
+              </w:rPr>
+              <w:t xml:space="preserve">并按流水排序）</w:t>
             </w:r>
           </w:p>
         </w:tc>
@@ -14933,7 +14642,130 @@
       <w:tr>
         <w:tc>
           <w:tcPr>
-            <w:tcW w:w="3329" w:type="dxa"/>
+            <w:tcW w:w="2736" w:type="dxa"/>
+          </w:tcPr>
+          <w:p>
+            <w:pPr>
+              <w:pStyle w:val="Compact"/>
+              <w:spacing w:before="20" w:after="20"/>
+            </w:pPr>
+            <w:r>
+              <w:rPr>
+                <w:rStyle w:val="VerbatimChar"/>
+                <w:sz w:val="18"/>
+              </w:rPr>
+              <w:t xml:space="preserve">ix_item_pi</w:t>
+            </w:r>
+          </w:p>
+        </w:tc>
+        <w:tc>
+          <w:tcPr>
+            <w:tcW w:w="3885" w:type="dxa"/>
+          </w:tcPr>
+          <w:p>
+            <w:pPr>
+              <w:pStyle w:val="Compact"/>
+              <w:spacing w:before="20" w:after="20"/>
+            </w:pPr>
+            <w:r>
+              <w:rPr>
+                <w:sz w:val="18"/>
+              </w:rPr>
+              <w:t xml:space="preserve">pi_no, status, factory_code</w:t>
+            </w:r>
+          </w:p>
+        </w:tc>
+        <w:tc>
+          <w:tcPr>
+            <w:tcW w:w="2790" w:type="dxa"/>
+          </w:tcPr>
+          <w:p>
+            <w:pPr>
+              <w:pStyle w:val="Compact"/>
+              <w:spacing w:before="20" w:after="20"/>
+            </w:pPr>
+            <w:r>
+              <w:rPr>
+                <w:rFonts w:hint="eastAsia"/>
+                <w:sz w:val="18"/>
+              </w:rPr>
+              <w:t xml:space="preserve">按</w:t>
+            </w:r>
+            <w:r>
+              <w:rPr>
+                <w:sz w:val="18"/>
+              </w:rPr>
+              <w:t xml:space="preserve"> PI </w:t>
+            </w:r>
+            <w:r>
+              <w:rPr>
+                <w:rFonts w:hint="eastAsia"/>
+                <w:sz w:val="18"/>
+              </w:rPr>
+              <w:t xml:space="preserve">查询；确定转厂范围</w:t>
+            </w:r>
+          </w:p>
+        </w:tc>
+      </w:tr>
+      <w:tr>
+        <w:tc>
+          <w:tcPr>
+            <w:tcW w:w="2736" w:type="dxa"/>
+          </w:tcPr>
+          <w:p>
+            <w:pPr>
+              <w:pStyle w:val="Compact"/>
+              <w:spacing w:before="20" w:after="20"/>
+            </w:pPr>
+            <w:r>
+              <w:rPr>
+                <w:rStyle w:val="VerbatimChar"/>
+                <w:sz w:val="18"/>
+              </w:rPr>
+              <w:t xml:space="preserve">ix_item_status</w:t>
+            </w:r>
+          </w:p>
+        </w:tc>
+        <w:tc>
+          <w:tcPr>
+            <w:tcW w:w="3885" w:type="dxa"/>
+          </w:tcPr>
+          <w:p>
+            <w:pPr>
+              <w:pStyle w:val="Compact"/>
+              <w:spacing w:before="20" w:after="20"/>
+            </w:pPr>
+            <w:r>
+              <w:rPr>
+                <w:sz w:val="18"/>
+              </w:rPr>
+              <w:t xml:space="preserve">status, factory_code</w:t>
+            </w:r>
+          </w:p>
+        </w:tc>
+        <w:tc>
+          <w:tcPr>
+            <w:tcW w:w="2790" w:type="dxa"/>
+          </w:tcPr>
+          <w:p>
+            <w:pPr>
+              <w:pStyle w:val="Compact"/>
+              <w:spacing w:before="20" w:after="20"/>
+            </w:pPr>
+            <w:r>
+              <w:rPr>
+                <w:rFonts w:hint="eastAsia"/>
+                <w:sz w:val="18"/>
+              </w:rPr>
+              <w:t xml:space="preserve">首页在途数量统计</w:t>
+            </w:r>
+          </w:p>
+        </w:tc>
+      </w:tr>
+      <w:tr>
+        <w:tc>
+          <w:tcPr>
+            <w:tcW w:w="2736" w:type="dxa"/>
           </w:tcPr>
           <w:p>
             <w:pPr>
@@ -14971,26 +14803,13 @@
                 <w:rStyle w:val="VerbatimChar"/>
                 <w:sz w:val="18"/>
               </w:rPr>
-              <w:t xml:space="preserve">ix_item_transfer</w:t>
-            </w:r>
-            <w:r>
-              <w:rPr>
-                <w:sz w:val="18"/>
-              </w:rPr>
-              <w:t xml:space="preserve">、</w:t>
-            </w:r>
-            <w:r>
-              <w:rPr>
-                <w:rStyle w:val="VerbatimChar"/>
-                <w:sz w:val="18"/>
-              </w:rPr>
               <w:t xml:space="preserve">ix_item_sn</w:t>
             </w:r>
           </w:p>
         </w:tc>
         <w:tc>
           <w:tcPr>
-            <w:tcW w:w="3511" w:type="dxa"/>
+            <w:tcW w:w="3885" w:type="dxa"/>
           </w:tcPr>
           <w:p>
             <w:pPr>
@@ -15008,19 +14827,19 @@
         </w:tc>
         <w:tc>
           <w:tcPr>
-            <w:tcW w:w="2571" w:type="dxa"/>
-          </w:tcPr>
-          <w:p>
-            <w:pPr>
-              <w:pStyle w:val="Compact"/>
-              <w:spacing w:before="20" w:after="20"/>
-            </w:pPr>
-            <w:r>
-              <w:rPr>
-                <w:rFonts w:hint="eastAsia"/>
-                <w:sz w:val="18"/>
-              </w:rPr>
-              <w:t xml:space="preserve">批次明细与回调、打印文件、转厂、按</w:t>
+            <w:tcW w:w="2790" w:type="dxa"/>
+          </w:tcPr>
+          <w:p>
+            <w:pPr>
+              <w:pStyle w:val="Compact"/>
+              <w:spacing w:before="20" w:after="20"/>
+            </w:pPr>
+            <w:r>
+              <w:rPr>
+                <w:rFonts w:hint="eastAsia"/>
+                <w:sz w:val="18"/>
+              </w:rPr>
+              <w:t xml:space="preserve">批次明细与回调、打印文件、按</w:t>
             </w:r>
             <w:r>
               <w:rPr>
@@ -15110,9 +14929,9 @@
         <w:tblLook w:firstRow="1" w:lastRow="0" w:firstColumn="0" w:lastColumn="0" w:noHBand="0" w:noVBand="0" w:val="0020"/>
       </w:tblPr>
       <w:tblGrid>
-        <w:gridCol w:w="1254"/>
-        <w:gridCol w:w="3611"/>
-        <w:gridCol w:w="4546"/>
+        <w:gridCol w:w="1601"/>
+        <w:gridCol w:w="4610"/>
+        <w:gridCol w:w="3199"/>
       </w:tblGrid>
       <w:tr>
         <w:trPr>
@@ -15121,7 +14940,7 @@
         </w:trPr>
         <w:tc>
           <w:tcPr>
-            <w:tcW w:w="1254" w:type="dxa"/>
+            <w:tcW w:w="1601" w:type="dxa"/>
             <w:shd w:val="clear" w:color="auto" w:fill="D9E2F3"/>
           </w:tcPr>
           <w:p>
@@ -15141,7 +14960,7 @@
         </w:tc>
         <w:tc>
           <w:tcPr>
-            <w:tcW w:w="3611" w:type="dxa"/>
+            <w:tcW w:w="4610" w:type="dxa"/>
             <w:shd w:val="clear" w:color="auto" w:fill="D9E2F3"/>
           </w:tcPr>
           <w:p>
@@ -15161,7 +14980,7 @@
         </w:tc>
         <w:tc>
           <w:tcPr>
-            <w:tcW w:w="4546" w:type="dxa"/>
+            <w:tcW w:w="3199" w:type="dxa"/>
             <w:shd w:val="clear" w:color="auto" w:fill="D9E2F3"/>
           </w:tcPr>
           <w:p>
@@ -15190,7 +15009,7 @@
       <w:tr>
         <w:tc>
           <w:tcPr>
-            <w:tcW w:w="1254" w:type="dxa"/>
+            <w:tcW w:w="1601" w:type="dxa"/>
           </w:tcPr>
           <w:p>
             <w:pPr>
@@ -15208,7 +15027,7 @@
         </w:tc>
         <w:tc>
           <w:tcPr>
-            <w:tcW w:w="3611" w:type="dxa"/>
+            <w:tcW w:w="4610" w:type="dxa"/>
           </w:tcPr>
           <w:p>
             <w:pPr>
@@ -15226,13 +15045,20 @@
               <w:rPr>
                 <w:sz w:val="18"/>
               </w:rPr>
-              <w:t xml:space="preserve"> 600–800 B</w:t>
-            </w:r>
-          </w:p>
-        </w:tc>
-        <w:tc>
-          <w:tcPr>
-            <w:tcW w:w="4546" w:type="dxa"/>
+              <w:t xml:space="preserve"> 650–850 </w:t>
+            </w:r>
+            <w:r>
+              <w:rPr>
+                <w:rFonts w:hint="eastAsia"/>
+                <w:sz w:val="18"/>
+              </w:rPr>
+              <w:t xml:space="preserve">B（含两个唯一键）</w:t>
+            </w:r>
+          </w:p>
+        </w:tc>
+        <w:tc>
+          <w:tcPr>
+            <w:tcW w:w="3199" w:type="dxa"/>
           </w:tcPr>
           <w:p>
             <w:pPr>
@@ -15250,33 +15076,14 @@
               <w:rPr>
                 <w:sz w:val="18"/>
               </w:rPr>
-              <w:t xml:space="preserve"> 90–120 </w:t>
-            </w:r>
-            <w:r>
-              <w:rPr>
-                <w:rFonts w:hint="eastAsia"/>
-                <w:sz w:val="18"/>
-              </w:rPr>
-              <w:t xml:space="preserve">GB，36</w:t>
-            </w:r>
-            <w:r>
-              <w:rPr>
-                <w:sz w:val="18"/>
-              </w:rPr>
-              <w:t xml:space="preserve"> </w:t>
-            </w:r>
-            <w:r>
-              <w:rPr>
-                <w:rFonts w:hint="eastAsia"/>
-                <w:sz w:val="18"/>
-              </w:rPr>
-              <w:t xml:space="preserve">个分区，每个分区约</w:t>
-            </w:r>
-            <w:r>
-              <w:rPr>
-                <w:sz w:val="18"/>
-              </w:rPr>
-              <w:t xml:space="preserve"> 3 GB</w:t>
+              <w:t xml:space="preserve"> 100–130 </w:t>
+            </w:r>
+            <w:r>
+              <w:rPr>
+                <w:rFonts w:hint="eastAsia"/>
+                <w:sz w:val="18"/>
+              </w:rPr>
+              <w:t xml:space="preserve">GB，单表</w:t>
             </w:r>
           </w:p>
         </w:tc>
@@ -15284,75 +15091,7 @@
       <w:tr>
         <w:tc>
           <w:tcPr>
-            <w:tcW w:w="1254" w:type="dxa"/>
-          </w:tcPr>
-          <w:p>
-            <w:pPr>
-              <w:pStyle w:val="Compact"/>
-              <w:spacing w:before="20" w:after="20"/>
-            </w:pPr>
-            <w:r>
-              <w:rPr>
-                <w:rStyle w:val="VerbatimChar"/>
-                <w:sz w:val="18"/>
-              </w:rPr>
-              <w:t xml:space="preserve">sn_key</w:t>
-            </w:r>
-          </w:p>
-        </w:tc>
-        <w:tc>
-          <w:tcPr>
-            <w:tcW w:w="3611" w:type="dxa"/>
-          </w:tcPr>
-          <w:p>
-            <w:pPr>
-              <w:pStyle w:val="Compact"/>
-              <w:spacing w:before="20" w:after="20"/>
-            </w:pPr>
-            <w:r>
-              <w:rPr>
-                <w:rFonts w:hint="eastAsia"/>
-                <w:sz w:val="18"/>
-              </w:rPr>
-              <w:t xml:space="preserve">约</w:t>
-            </w:r>
-            <w:r>
-              <w:rPr>
-                <w:sz w:val="18"/>
-              </w:rPr>
-              <w:t xml:space="preserve"> 120–160 B</w:t>
-            </w:r>
-          </w:p>
-        </w:tc>
-        <w:tc>
-          <w:tcPr>
-            <w:tcW w:w="4546" w:type="dxa"/>
-          </w:tcPr>
-          <w:p>
-            <w:pPr>
-              <w:pStyle w:val="Compact"/>
-              <w:spacing w:before="20" w:after="20"/>
-            </w:pPr>
-            <w:r>
-              <w:rPr>
-                <w:rFonts w:hint="eastAsia"/>
-                <w:sz w:val="18"/>
-              </w:rPr>
-              <w:t xml:space="preserve">约</w:t>
-            </w:r>
-            <w:r>
-              <w:rPr>
-                <w:sz w:val="18"/>
-              </w:rPr>
-              <w:t xml:space="preserve"> 18–24 GB</w:t>
-            </w:r>
-          </w:p>
-        </w:tc>
-      </w:tr>
-      <w:tr>
-        <w:tc>
-          <w:tcPr>
-            <w:tcW w:w="1254" w:type="dxa"/>
+            <w:tcW w:w="1601" w:type="dxa"/>
           </w:tcPr>
           <w:p>
             <w:pPr>
@@ -15370,7 +15109,7 @@
         </w:tc>
         <w:tc>
           <w:tcPr>
-            <w:tcW w:w="3611" w:type="dxa"/>
+            <w:tcW w:w="4610" w:type="dxa"/>
           </w:tcPr>
           <w:p>
             <w:pPr>
@@ -15401,7 +15140,7 @@
         </w:tc>
         <w:tc>
           <w:tcPr>
-            <w:tcW w:w="4546" w:type="dxa"/>
+            <w:tcW w:w="3199" w:type="dxa"/>
           </w:tcPr>
           <w:p>
             <w:pPr>
@@ -15557,80 +15296,7 @@
                 <w:rFonts w:hint="eastAsia"/>
                 <w:sz w:val="18"/>
               </w:rPr>
-              <w:t xml:space="preserve">按生成月份</w:t>
-            </w:r>
-            <w:r>
-              <w:rPr>
-                <w:sz w:val="18"/>
-              </w:rPr>
-              <w:t xml:space="preserve"> </w:t>
-            </w:r>
-            <w:r>
-              <w:rPr>
-                <w:rStyle w:val="VerbatimChar"/>
-                <w:sz w:val="18"/>
-              </w:rPr>
-              <w:t xml:space="preserve">gen_month</w:t>
-            </w:r>
-            <w:r>
-              <w:rPr>
-                <w:sz w:val="18"/>
-              </w:rPr>
-              <w:t xml:space="preserve"> </w:t>
-            </w:r>
-            <w:r>
-              <w:rPr>
-                <w:rFonts w:hint="eastAsia"/>
-                <w:sz w:val="18"/>
-              </w:rPr>
-              <w:t xml:space="preserve">做</w:t>
-            </w:r>
-            <w:r>
-              <w:rPr>
-                <w:sz w:val="18"/>
-              </w:rPr>
-              <w:t xml:space="preserve"> RANGE </w:t>
-            </w:r>
-            <w:r>
-              <w:rPr>
-                <w:rFonts w:hint="eastAsia"/>
-                <w:sz w:val="18"/>
-              </w:rPr>
-              <w:t xml:space="preserve">分区（</w:t>
-            </w:r>
-            <w:r>
-              <w:rPr>
-                <w:rStyle w:val="VerbatimChar"/>
-                <w:sz w:val="18"/>
-              </w:rPr>
-              <w:t xml:space="preserve">pYYYYMM</w:t>
-            </w:r>
-            <w:r>
-              <w:rPr>
-                <w:rFonts w:hint="eastAsia"/>
-                <w:sz w:val="18"/>
-              </w:rPr>
-              <w:t xml:space="preserve">，另设兜底分区</w:t>
-            </w:r>
-            <w:r>
-              <w:rPr>
-                <w:sz w:val="18"/>
-              </w:rPr>
-              <w:t xml:space="preserve"> </w:t>
-            </w:r>
-            <w:r>
-              <w:rPr>
-                <w:rStyle w:val="VerbatimChar"/>
-                <w:sz w:val="18"/>
-              </w:rPr>
-              <w:t xml:space="preserve">pmax</w:t>
-            </w:r>
-            <w:r>
-              <w:rPr>
-                <w:rFonts w:hint="eastAsia"/>
-                <w:sz w:val="18"/>
-              </w:rPr>
-              <w:t xml:space="preserve">）。不归档、不删除：已打印的</w:t>
+              <w:t xml:space="preserve">不分区、不归档、不删除：已打印的</w:t>
             </w:r>
             <w:r>
               <w:rPr>
@@ -15643,58 +15309,7 @@
                 <w:rFonts w:hint="eastAsia"/>
                 <w:sz w:val="18"/>
               </w:rPr>
-              <w:t xml:space="preserve">仍需参与查重、转厂、回调和追溯。分区用于按月备份、统计和冷热分离</w:t>
-            </w:r>
-          </w:p>
-        </w:tc>
-      </w:tr>
-      <w:tr>
-        <w:tc>
-          <w:tcPr>
-            <w:tcW w:w="2211" w:type="dxa"/>
-          </w:tcPr>
-          <w:p>
-            <w:pPr>
-              <w:pStyle w:val="Compact"/>
-              <w:spacing w:before="20" w:after="20"/>
-            </w:pPr>
-            <w:r>
-              <w:rPr>
-                <w:rStyle w:val="VerbatimChar"/>
-                <w:sz w:val="18"/>
-              </w:rPr>
-              <w:t xml:space="preserve">sn_key</w:t>
-            </w:r>
-          </w:p>
-        </w:tc>
-        <w:tc>
-          <w:tcPr>
-            <w:tcW w:w="7200" w:type="dxa"/>
-          </w:tcPr>
-          <w:p>
-            <w:pPr>
-              <w:pStyle w:val="Compact"/>
-              <w:spacing w:before="20" w:after="20"/>
-            </w:pPr>
-            <w:r>
-              <w:rPr>
-                <w:rFonts w:hint="eastAsia"/>
-                <w:sz w:val="18"/>
-              </w:rPr>
-              <w:t xml:space="preserve">不分区、不归档：查重范围是整张</w:t>
-            </w:r>
-            <w:r>
-              <w:rPr>
-                <w:sz w:val="18"/>
-              </w:rPr>
-              <w:t xml:space="preserve"> </w:t>
-            </w:r>
-            <w:r>
-              <w:rPr>
-                <w:rFonts w:hint="eastAsia"/>
-                <w:sz w:val="18"/>
-              </w:rPr>
-              <w:t xml:space="preserve">PI，与月份无关</w:t>
+              <w:t xml:space="preserve">仍需参与查重、转厂、回调和追溯</w:t>
             </w:r>
           </w:p>
         </w:tc>
@@ -16067,6 +15682,24 @@
           <w:rFonts w:hint="eastAsia"/>
         </w:rPr>
         <w:t xml:space="preserve">将</w:t>
+      </w:r>
+      <w:r>
+        <w:t xml:space="preserve"> </w:t>
+      </w:r>
+      <w:r>
+        <w:rPr>
+          <w:rStyle w:val="VerbatimChar"/>
+        </w:rPr>
+        <w:t xml:space="preserve">sn_audit</w:t>
+      </w:r>
+      <w:r>
+        <w:t xml:space="preserve"> </w:t>
+      </w:r>
+      <w:r>
+        <w:rPr>
+          <w:rFonts w:hint="eastAsia"/>
+        </w:rPr>
+        <w:t xml:space="preserve">的</w:t>
       </w:r>
       <w:r>
         <w:t xml:space="preserve"> </w:t>
@@ -16633,70 +16266,6 @@
         </w:tc>
       </w:tr>
     </w:tbl>
-    <w:p>
-      <w:pPr>
-        <w:pStyle w:val="BodyText"/>
-      </w:pPr>
-      <w:r>
-        <w:rPr>
-          <w:rFonts w:hint="eastAsia"/>
-          <w:b/>
-          <w:bCs/>
-        </w:rPr>
-        <w:t xml:space="preserve">冷数据迁移</w:t>
-      </w:r>
-      <w:r>
-        <w:rPr>
-          <w:rFonts w:hint="eastAsia"/>
-        </w:rPr>
-        <w:t xml:space="preserve">（运维操作，按需执行）：早期月份的</w:t>
-      </w:r>
-      <w:r>
-        <w:t xml:space="preserve"> </w:t>
-      </w:r>
-      <w:r>
-        <w:rPr>
-          <w:rStyle w:val="VerbatimChar"/>
-        </w:rPr>
-        <w:t xml:space="preserve">sn_item</w:t>
-      </w:r>
-      <w:r>
-        <w:t xml:space="preserve"> </w:t>
-      </w:r>
-      <w:r>
-        <w:rPr>
-          <w:rFonts w:hint="eastAsia"/>
-        </w:rPr>
-        <w:t xml:space="preserve">分区可通过</w:t>
-      </w:r>
-      <w:r>
-        <w:t xml:space="preserve"> </w:t>
-      </w:r>
-      <w:r>
-        <w:rPr>
-          <w:rStyle w:val="VerbatimChar"/>
-        </w:rPr>
-        <w:t xml:space="preserve">EXCHANGE PARTITION</w:t>
-      </w:r>
-      <w:r>
-        <w:t xml:space="preserve"> </w:t>
-      </w:r>
-      <w:r>
-        <w:rPr>
-          <w:rFonts w:hint="eastAsia"/>
-        </w:rPr>
-        <w:t xml:space="preserve">整月迁出到归档库，不影响在线分区。迁出前须评估这些</w:t>
-      </w:r>
-      <w:r>
-        <w:t xml:space="preserve"> SN </w:t>
-      </w:r>
-      <w:r>
-        <w:rPr>
-          <w:rFonts w:hint="eastAsia"/>
-        </w:rPr>
-        <w:t xml:space="preserve">是否仍可能被查询、转厂或回调。</w:t>
-      </w:r>
-    </w:p>
     <w:bookmarkEnd w:id="43"/>
     <w:bookmarkEnd w:id="44"/>
     <w:bookmarkStart w:id="48" w:name="系统间关系"/>
@@ -19871,6 +19440,15 @@
         <w:rPr>
           <w:rStyle w:val="VerbatimChar"/>
         </w:rPr>
+        <w:t xml:space="preserve">USER_MANAGE_FORBIDDEN</w:t>
+      </w:r>
+      <w:r>
+        <w:t xml:space="preserve">、</w:t>
+      </w:r>
+      <w:r>
+        <w:rPr>
+          <w:rStyle w:val="VerbatimChar"/>
+        </w:rPr>
         <w:t xml:space="preserve">FACTORY_FORBIDDEN</w:t>
       </w:r>
       <w:r>
@@ -20935,7 +20513,7 @@
                 <w:rFonts w:hint="eastAsia"/>
                 <w:sz w:val="18"/>
               </w:rPr>
-              <w:t xml:space="preserve">最大流水和生效规则，本次数量按单据号顺序依次占用各订单额度（生产组织未匹配的订单跳过），号段在</w:t>
+              <w:t xml:space="preserve">最大流水和生效规则，本次数量按单据号顺序依次占用各订单额度（有还有额度的订单生产组织未匹配时整张</w:t>
             </w:r>
             <w:r>
               <w:rPr>
@@ -20948,6 +20526,79 @@
                 <w:rFonts w:hint="eastAsia"/>
                 <w:sz w:val="18"/>
               </w:rPr>
+              <w:t xml:space="preserve">不能预演，</w:t>
+            </w:r>
+            <w:r>
+              <w:rPr>
+                <w:rStyle w:val="VerbatimChar"/>
+                <w:sz w:val="18"/>
+              </w:rPr>
+              <w:t xml:space="preserve">FACTORY_UNMAPPED</w:t>
+            </w:r>
+            <w:r>
+              <w:rPr>
+                <w:rFonts w:hint="eastAsia"/>
+                <w:sz w:val="18"/>
+              </w:rPr>
+              <w:t xml:space="preserve">；数量超过</w:t>
+            </w:r>
+            <w:r>
+              <w:rPr>
+                <w:sz w:val="18"/>
+              </w:rPr>
+              <w:t xml:space="preserve"> </w:t>
+            </w:r>
+            <w:r>
+              <w:rPr>
+                <w:rStyle w:val="VerbatimChar"/>
+                <w:sz w:val="18"/>
+              </w:rPr>
+              <w:t xml:space="preserve">SN_GEN_MAX_PER_RUN</w:t>
+            </w:r>
+            <w:r>
+              <w:rPr>
+                <w:sz w:val="18"/>
+              </w:rPr>
+              <w:t xml:space="preserve"> </w:t>
+            </w:r>
+            <w:r>
+              <w:rPr>
+                <w:rFonts w:hint="eastAsia"/>
+                <w:sz w:val="18"/>
+              </w:rPr>
+              <w:t xml:space="preserve">返回</w:t>
+            </w:r>
+            <w:r>
+              <w:rPr>
+                <w:sz w:val="18"/>
+              </w:rPr>
+              <w:t xml:space="preserve"> </w:t>
+            </w:r>
+            <w:r>
+              <w:rPr>
+                <w:rStyle w:val="VerbatimChar"/>
+                <w:sz w:val="18"/>
+              </w:rPr>
+              <w:t xml:space="preserve">GEN_QTY_OVER_MAX</w:t>
+            </w:r>
+            <w:r>
+              <w:rPr>
+                <w:rFonts w:hint="eastAsia"/>
+                <w:sz w:val="18"/>
+              </w:rPr>
+              <w:t xml:space="preserve">），号段在</w:t>
+            </w:r>
+            <w:r>
+              <w:rPr>
+                <w:sz w:val="18"/>
+              </w:rPr>
+              <w:t xml:space="preserve"> PI </w:t>
+            </w:r>
+            <w:r>
+              <w:rPr>
+                <w:rFonts w:hint="eastAsia"/>
+                <w:sz w:val="18"/>
+              </w:rPr>
               <w:t xml:space="preserve">的一套流水上首尾相接；每张订单按物料行顺序切分号段，校验流水位数是否足够，各保存一份一次性预演令牌并记录生成前应有的</w:t>
             </w:r>
             <w:r>
@@ -20988,7 +20639,33 @@
                 <w:rFonts w:hint="eastAsia"/>
                 <w:sz w:val="18"/>
               </w:rPr>
-              <w:t xml:space="preserve">SN。页面在数量、规则变化后自动重新预演</w:t>
+              <w:t xml:space="preserve">SN。页面在生成窗口打开、数量变化后自动重新预演；窗口数量默认填满额度，额度超过</w:t>
+            </w:r>
+            <w:r>
+              <w:rPr>
+                <w:sz w:val="18"/>
+              </w:rPr>
+              <w:t xml:space="preserve"> </w:t>
+            </w:r>
+            <w:r>
+              <w:rPr>
+                <w:rStyle w:val="VerbatimChar"/>
+                <w:sz w:val="18"/>
+              </w:rPr>
+              <w:t xml:space="preserve">SN_GEN_DEFAULT_LIMIT</w:t>
+            </w:r>
+            <w:r>
+              <w:rPr>
+                <w:sz w:val="18"/>
+              </w:rPr>
+              <w:t xml:space="preserve"> </w:t>
+            </w:r>
+            <w:r>
+              <w:rPr>
+                <w:rFonts w:hint="eastAsia"/>
+                <w:sz w:val="18"/>
+              </w:rPr>
+              <w:t xml:space="preserve">时默认填该上限，勾选「解除限制」后可填到额度，超过上限自动纠正</w:t>
             </w:r>
           </w:p>
         </w:tc>
@@ -21137,6 +20814,26 @@
                 <w:rFonts w:hint="eastAsia"/>
                 <w:sz w:val="18"/>
               </w:rPr>
+              <w:t xml:space="preserve">，同一次生成共用一个生成批次</w:t>
+            </w:r>
+            <w:r>
+              <w:rPr>
+                <w:sz w:val="18"/>
+              </w:rPr>
+              <w:t xml:space="preserve"> </w:t>
+            </w:r>
+            <w:r>
+              <w:rPr>
+                <w:rStyle w:val="VerbatimChar"/>
+                <w:sz w:val="18"/>
+              </w:rPr>
+              <w:t xml:space="preserve">gen_batch</w:t>
+            </w:r>
+            <w:r>
+              <w:rPr>
+                <w:rFonts w:hint="eastAsia"/>
+                <w:sz w:val="18"/>
+              </w:rPr>
               <w:t xml:space="preserve">，第一张占用</w:t>
             </w:r>
             <w:r>
@@ -21300,7 +20997,7 @@
                 <w:rFonts w:hint="eastAsia"/>
                 <w:sz w:val="18"/>
               </w:rPr>
-              <w:t xml:space="preserve">枚为一块，先查</w:t>
+              <w:t xml:space="preserve">枚为一块，先按</w:t>
             </w:r>
             <w:r>
               <w:rPr>
@@ -21313,14 +21010,7 @@
                 <w:rStyle w:val="VerbatimChar"/>
                 <w:sz w:val="18"/>
               </w:rPr>
-              <w:t xml:space="preserve">sn_key</w:t>
-            </w:r>
-            <w:r>
-              <w:rPr>
-                <w:rFonts w:hint="eastAsia"/>
-                <w:sz w:val="18"/>
-              </w:rPr>
-              <w:t xml:space="preserve">，再批量写入</w:t>
+              <w:t xml:space="preserve">(pi_no, sn)</w:t>
             </w:r>
             <w:r>
               <w:rPr>
@@ -21330,10 +21020,10 @@
             </w:r>
             <w:r>
               <w:rPr>
-                <w:rStyle w:val="VerbatimChar"/>
-                <w:sz w:val="18"/>
-              </w:rPr>
-              <w:t xml:space="preserve">sn_key</w:t>
+                <w:rFonts w:hint="eastAsia"/>
+                <w:sz w:val="18"/>
+              </w:rPr>
+              <w:t xml:space="preserve">查重，再批量写入</w:t>
             </w:r>
             <w:r>
               <w:rPr>
@@ -21343,19 +21033,6 @@
             </w:r>
             <w:r>
               <w:rPr>
-                <w:rFonts w:hint="eastAsia"/>
-                <w:sz w:val="18"/>
-              </w:rPr>
-              <w:t xml:space="preserve">和</w:t>
-            </w:r>
-            <w:r>
-              <w:rPr>
-                <w:sz w:val="18"/>
-              </w:rPr>
-              <w:t xml:space="preserve"> </w:t>
-            </w:r>
-            <w:r>
-              <w:rPr>
                 <w:rStyle w:val="VerbatimChar"/>
                 <w:sz w:val="18"/>
               </w:rPr>
@@ -21366,7 +21043,7 @@
                 <w:rFonts w:hint="eastAsia"/>
                 <w:sz w:val="18"/>
               </w:rPr>
-              <w:t xml:space="preserve">（状态待分配）；最后更新计数器（首次生成时记下所选规则）、已生成数量、任务状态并记录操作痕迹</w:t>
+              <w:t xml:space="preserve">（状态待分配，唯一键兜底）；最后更新计数器（首次生成时记下所选规则）、已生成数量、任务状态并记录操作痕迹</w:t>
             </w:r>
           </w:p>
         </w:tc>
@@ -21431,7 +21108,139 @@
                 <w:rFonts w:hint="eastAsia"/>
                 <w:sz w:val="18"/>
               </w:rPr>
-              <w:t xml:space="preserve">）时转为后台任务，页面每秒查询进度；进度在独立事务中提交</w:t>
+              <w:t xml:space="preserve">）时转为后台任务，页面每秒查询整次生成的进度（</w:t>
+            </w:r>
+            <w:r>
+              <w:rPr>
+                <w:rStyle w:val="VerbatimChar"/>
+                <w:sz w:val="18"/>
+              </w:rPr>
+              <w:t xml:space="preserve">GET /api/generate/batches/{batch}</w:t>
+            </w:r>
+            <w:r>
+              <w:rPr>
+                <w:rFonts w:hint="eastAsia"/>
+                <w:sz w:val="18"/>
+              </w:rPr>
+              <w:t xml:space="preserve">）；进度在独立事务中提交</w:t>
+            </w:r>
+          </w:p>
+        </w:tc>
+      </w:tr>
+      <w:tr>
+        <w:tc>
+          <w:tcPr>
+            <w:tcW w:w="1411" w:type="dxa"/>
+          </w:tcPr>
+          <w:p>
+            <w:pPr>
+              <w:pStyle w:val="Compact"/>
+              <w:spacing w:before="20" w:after="20"/>
+            </w:pPr>
+            <w:r>
+              <w:rPr>
+                <w:rFonts w:hint="eastAsia"/>
+                <w:sz w:val="18"/>
+              </w:rPr>
+              <w:t xml:space="preserve">取消</w:t>
+            </w:r>
+          </w:p>
+        </w:tc>
+        <w:tc>
+          <w:tcPr>
+            <w:tcW w:w="8000" w:type="dxa"/>
+          </w:tcPr>
+          <w:p>
+            <w:pPr>
+              <w:pStyle w:val="Compact"/>
+              <w:spacing w:before="20" w:after="20"/>
+            </w:pPr>
+            <w:r>
+              <w:rPr>
+                <w:rFonts w:hint="eastAsia"/>
+                <w:sz w:val="18"/>
+              </w:rPr>
+              <w:t xml:space="preserve">生成中可取消（</w:t>
+            </w:r>
+            <w:r>
+              <w:rPr>
+                <w:rStyle w:val="VerbatimChar"/>
+                <w:sz w:val="18"/>
+              </w:rPr>
+              <w:t xml:space="preserve">POST /api/generate/batches/{batch}/cancel</w:t>
+            </w:r>
+            <w:r>
+              <w:rPr>
+                <w:rFonts w:hint="eastAsia"/>
+                <w:sz w:val="18"/>
+              </w:rPr>
+              <w:t xml:space="preserve">）：写入取消标记并留痕</w:t>
+            </w:r>
+            <w:r>
+              <w:rPr>
+                <w:sz w:val="18"/>
+              </w:rPr>
+              <w:t xml:space="preserve"> </w:t>
+            </w:r>
+            <w:r>
+              <w:rPr>
+                <w:rStyle w:val="VerbatimChar"/>
+                <w:sz w:val="18"/>
+              </w:rPr>
+              <w:t xml:space="preserve">SN_GEN_CANCEL</w:t>
+            </w:r>
+            <w:r>
+              <w:rPr>
+                <w:rFonts w:hint="eastAsia"/>
+                <w:sz w:val="18"/>
+              </w:rPr>
+              <w:t xml:space="preserve">；生成线程每写完一块在独立连接中检查标记，看到后整批回滚（号、计数器、已生成数、规则使用标记都不保留），任务置为</w:t>
+            </w:r>
+            <w:r>
+              <w:rPr>
+                <w:sz w:val="18"/>
+              </w:rPr>
+              <w:t xml:space="preserve"> </w:t>
+            </w:r>
+            <w:r>
+              <w:rPr>
+                <w:rStyle w:val="VerbatimChar"/>
+                <w:sz w:val="18"/>
+              </w:rPr>
+              <w:t xml:space="preserve">CANCELED</w:t>
+            </w:r>
+            <w:r>
+              <w:rPr>
+                <w:rFonts w:hint="eastAsia"/>
+                <w:sz w:val="18"/>
+              </w:rPr>
+              <w:t xml:space="preserve">；最后一步提交以</w:t>
+            </w:r>
+            <w:r>
+              <w:rPr>
+                <w:sz w:val="18"/>
+              </w:rPr>
+              <w:t xml:space="preserve"> </w:t>
+            </w:r>
+            <w:r>
+              <w:rPr>
+                <w:rStyle w:val="VerbatimChar"/>
+                <w:sz w:val="18"/>
+              </w:rPr>
+              <w:t xml:space="preserve">cancel_at IS NULL</w:t>
+            </w:r>
+            <w:r>
+              <w:rPr>
+                <w:sz w:val="18"/>
+              </w:rPr>
+              <w:t xml:space="preserve"> </w:t>
+            </w:r>
+            <w:r>
+              <w:rPr>
+                <w:rFonts w:hint="eastAsia"/>
+                <w:sz w:val="18"/>
+              </w:rPr>
+              <w:t xml:space="preserve">为条件，取消与完成不会交错</w:t>
             </w:r>
           </w:p>
         </w:tc>
@@ -21557,7 +21366,10 @@
         <w:rPr>
           <w:rFonts w:hint="eastAsia"/>
         </w:rPr>
-        <w:t xml:space="preserve">按十进制流水顺序分配到各自订单的生产组织，状态变为待领取；也可只分配其中一张订单（</w:t>
+        <w:t xml:space="preserve">按十进制流水顺序分配到各自订单的生产组织，状态变为待领取。页面不再提供只分配其中一张订单；接口</w:t>
+      </w:r>
+      <w:r>
+        <w:t xml:space="preserve"> </w:t>
       </w:r>
       <w:r>
         <w:rPr>
@@ -21566,10 +21378,49 @@
         <w:t xml:space="preserve">POST /api/generate/allocate</w:t>
       </w:r>
       <w:r>
-        <w:rPr>
-          <w:rFonts w:hint="eastAsia"/>
-        </w:rPr>
-        <w:t xml:space="preserve">）。分配到其他工厂时返回</w:t>
+        <w:t xml:space="preserve"> </w:t>
+      </w:r>
+      <w:r>
+        <w:rPr>
+          <w:rFonts w:hint="eastAsia"/>
+        </w:rPr>
+        <w:t xml:space="preserve">按单据整单分配，不接受数量。生成只能按整张</w:t>
+      </w:r>
+      <w:r>
+        <w:t xml:space="preserve"> </w:t>
+      </w:r>
+      <w:r>
+        <w:rPr>
+          <w:rFonts w:hint="eastAsia"/>
+        </w:rPr>
+        <w:t xml:space="preserve">PI（</w:t>
+      </w:r>
+      <w:r>
+        <w:rPr>
+          <w:rStyle w:val="VerbatimChar"/>
+        </w:rPr>
+        <w:t xml:space="preserve">pi-preview</w:t>
+      </w:r>
+      <w:r>
+        <w:t xml:space="preserve"> </w:t>
+      </w:r>
+      <w:r>
+        <w:t xml:space="preserve">→</w:t>
+      </w:r>
+      <w:r>
+        <w:t xml:space="preserve"> </w:t>
+      </w:r>
+      <w:r>
+        <w:rPr>
+          <w:rStyle w:val="VerbatimChar"/>
+        </w:rPr>
+        <w:t xml:space="preserve">pi</w:t>
+      </w:r>
+      <w:r>
+        <w:rPr>
+          <w:rFonts w:hint="eastAsia"/>
+        </w:rPr>
+        <w:t xml:space="preserve">），不提供按单张订单生成的接口。分配到其他工厂时返回</w:t>
       </w:r>
       <w:r>
         <w:t xml:space="preserve"> </w:t>
@@ -21600,19 +21451,37 @@
         <w:rPr>
           <w:rFonts w:hint="eastAsia"/>
         </w:rPr>
-        <w:t xml:space="preserve">：生成点错时，总部可撤销一次生成后重新预演、生成（</w:t>
+        <w:t xml:space="preserve">：生成点错时，总部可整次撤销一次生成后重新预演、生成（</w:t>
       </w:r>
       <w:r>
         <w:rPr>
           <w:rStyle w:val="VerbatimChar"/>
         </w:rPr>
-        <w:t xml:space="preserve">POST /api/generate/jobs/{id}/revoke</w:t>
-      </w:r>
-      <w:r>
-        <w:rPr>
-          <w:rFonts w:hint="eastAsia"/>
-        </w:rPr>
-        <w:t xml:space="preserve">，原因必填）。只允许撤销该</w:t>
+        <w:t xml:space="preserve">POST /api/generate/batches/{batch}/revoke</w:t>
+      </w:r>
+      <w:r>
+        <w:rPr>
+          <w:rFonts w:hint="eastAsia"/>
+        </w:rPr>
+        <w:t xml:space="preserve">，原因必填；按任务号调用</w:t>
+      </w:r>
+      <w:r>
+        <w:t xml:space="preserve"> </w:t>
+      </w:r>
+      <w:r>
+        <w:rPr>
+          <w:rStyle w:val="VerbatimChar"/>
+        </w:rPr>
+        <w:t xml:space="preserve">/jobs/{id}/revoke</w:t>
+      </w:r>
+      <w:r>
+        <w:t xml:space="preserve"> </w:t>
+      </w:r>
+      <w:r>
+        <w:rPr>
+          <w:rFonts w:hint="eastAsia"/>
+        </w:rPr>
+        <w:t xml:space="preserve">也撤销它所属的整次）。只允许撤销该</w:t>
       </w:r>
       <w:r>
         <w:t xml:space="preserve"> PI </w:t>
@@ -21621,7 +21490,7 @@
         <w:rPr>
           <w:rFonts w:hint="eastAsia"/>
         </w:rPr>
-        <w:t xml:space="preserve">流水排在最后的一次成功生成（任务终点等于</w:t>
+        <w:t xml:space="preserve">流水排在最后的一次成功生成（批次终点等于</w:t>
       </w:r>
       <w:r>
         <w:t xml:space="preserve"> PI </w:t>
@@ -21678,7 +21547,7 @@
         <w:rPr>
           <w:rFonts w:hint="eastAsia"/>
         </w:rPr>
-        <w:t xml:space="preserve">计数器和订单已生成数，删除这次的</w:t>
+        <w:t xml:space="preserve">计数器、批次各任务和各订单已生成数，按流水区间删除这次各订单的</w:t>
       </w:r>
       <w:r>
         <w:t xml:space="preserve"> </w:t>
@@ -21690,55 +21559,34 @@
         <w:t xml:space="preserve">sn_item</w:t>
       </w:r>
       <w:r>
+        <w:rPr>
+          <w:rFonts w:hint="eastAsia"/>
+        </w:rPr>
+        <w:t xml:space="preserve">，把</w:t>
+      </w:r>
+      <w:r>
+        <w:t xml:space="preserve"> PI </w:t>
+      </w:r>
+      <w:r>
+        <w:rPr>
+          <w:rFonts w:hint="eastAsia"/>
+        </w:rPr>
+        <w:t xml:space="preserve">最大流水退回其余批次成功任务的最大终点、各订单已生成数量相应扣减，批次各任务置为</w:t>
+      </w:r>
+      <w:r>
         <w:t xml:space="preserve"> </w:t>
       </w:r>
       <w:r>
         <w:rPr>
-          <w:rFonts w:hint="eastAsia"/>
-        </w:rPr>
-        <w:t xml:space="preserve">与</w:t>
-      </w:r>
-      <w:r>
-        <w:t xml:space="preserve"> </w:t>
-      </w:r>
-      <w:r>
-        <w:rPr>
           <w:rStyle w:val="VerbatimChar"/>
         </w:rPr>
-        <w:t xml:space="preserve">sn_key</w:t>
-      </w:r>
-      <w:r>
-        <w:rPr>
-          <w:rFonts w:hint="eastAsia"/>
-        </w:rPr>
-        <w:t xml:space="preserve">，把</w:t>
-      </w:r>
-      <w:r>
-        <w:t xml:space="preserve"> PI </w:t>
-      </w:r>
-      <w:r>
-        <w:rPr>
-          <w:rFonts w:hint="eastAsia"/>
-        </w:rPr>
-        <w:t xml:space="preserve">最大流水退回其余成功任务的最大终点、已生成数量相应扣减，任务置为</w:t>
-      </w:r>
-      <w:r>
-        <w:t xml:space="preserve"> </w:t>
-      </w:r>
-      <w:r>
-        <w:rPr>
-          <w:rStyle w:val="VerbatimChar"/>
-        </w:rPr>
         <w:t xml:space="preserve">REVOKED</w:t>
       </w:r>
       <w:r>
-        <w:t xml:space="preserve"> </w:t>
-      </w:r>
-      <w:r>
-        <w:rPr>
-          <w:rFonts w:hint="eastAsia"/>
-        </w:rPr>
-        <w:t xml:space="preserve">并记录</w:t>
+        <w:rPr>
+          <w:rFonts w:hint="eastAsia"/>
+        </w:rPr>
+        <w:t xml:space="preserve">，每张订单记录</w:t>
       </w:r>
       <w:r>
         <w:t xml:space="preserve"> </w:t>
@@ -22985,7 +22833,7 @@
                 <w:rFonts w:hint="eastAsia"/>
                 <w:sz w:val="18"/>
               </w:rPr>
-              <w:t xml:space="preserve">的生成互斥），再次查重，迁移</w:t>
+              <w:t xml:space="preserve">的生成互斥），再次查重；SN</w:t>
             </w:r>
             <w:r>
               <w:rPr>
@@ -22995,26 +22843,6 @@
             </w:r>
             <w:r>
               <w:rPr>
-                <w:rStyle w:val="VerbatimChar"/>
-                <w:sz w:val="18"/>
-              </w:rPr>
-              <w:t xml:space="preserve">sn_key</w:t>
-            </w:r>
-            <w:r>
-              <w:rPr>
-                <w:rFonts w:hint="eastAsia"/>
-                <w:sz w:val="18"/>
-              </w:rPr>
-              <w:t xml:space="preserve">；SN</w:t>
-            </w:r>
-            <w:r>
-              <w:rPr>
-                <w:sz w:val="18"/>
-              </w:rPr>
-              <w:t xml:space="preserve"> </w:t>
-            </w:r>
-            <w:r>
-              <w:rPr>
                 <w:rFonts w:hint="eastAsia"/>
                 <w:sz w:val="18"/>
               </w:rPr>
@@ -23031,7 +22859,7 @@
                 <w:rFonts w:hint="eastAsia"/>
                 <w:sz w:val="18"/>
               </w:rPr>
-              <w:t xml:space="preserve">和工厂，状态置为待领取，清空批次号和打印单号</w:t>
+              <w:t xml:space="preserve">和工厂（唯一键兜底），状态置为待领取，清空批次号和打印单号</w:t>
             </w:r>
           </w:p>
         </w:tc>
@@ -23393,13 +23221,13 @@
           <w:b/>
           <w:bCs/>
         </w:rPr>
-        <w:t xml:space="preserve">账户管理</w:t>
-      </w:r>
-      <w:r>
-        <w:rPr>
-          <w:rFonts w:hint="eastAsia"/>
-        </w:rPr>
-        <w:t xml:space="preserve">：账户只停用、不删除，停用后可重新启用；可修改姓名、角色和绑定工厂；不能停用自己的账户；系统须保留至少一名启用中的系统管理员（最后一名不能停用或改成其他角色）。</w:t>
+        <w:t xml:space="preserve">同机多账户</w:t>
+      </w:r>
+      <w:r>
+        <w:rPr>
+          <w:rFonts w:hint="eastAsia"/>
+        </w:rPr>
+        <w:t xml:space="preserve">：前端登录令牌按浏览器标签页保存（sessionStorage），同一台机器可在不同标签页同时登录不同账户，新开标签页须自己登录。</w:t>
       </w:r>
     </w:p>
     <w:p>
@@ -23416,58 +23244,40 @@
           <w:b/>
           <w:bCs/>
         </w:rPr>
-        <w:t xml:space="preserve">登录防护</w:t>
-      </w:r>
-      <w:r>
-        <w:rPr>
-          <w:rFonts w:hint="eastAsia"/>
-        </w:rPr>
-        <w:t xml:space="preserve">：同一工号连续失败</w:t>
-      </w:r>
-      <w:r>
-        <w:t xml:space="preserve"> 5 </w:t>
-      </w:r>
-      <w:r>
-        <w:rPr>
-          <w:rFonts w:hint="eastAsia"/>
-        </w:rPr>
-        <w:t xml:space="preserve">次（</w:t>
+        <w:t xml:space="preserve">一个账户只在一个页面有效（只管页面）</w:t>
+      </w:r>
+      <w:r>
+        <w:rPr>
+          <w:rFonts w:hint="eastAsia"/>
+        </w:rPr>
+        <w:t xml:space="preserve">：前端登录请求带</w:t>
+      </w:r>
+      <w:r>
+        <w:t xml:space="preserve"> </w:t>
       </w:r>
       <w:r>
         <w:rPr>
           <w:rStyle w:val="VerbatimChar"/>
         </w:rPr>
-        <w:t xml:space="preserve">SN_LOGIN_MAX_FAILURES</w:t>
-      </w:r>
-      <w:r>
-        <w:rPr>
-          <w:rFonts w:hint="eastAsia"/>
-        </w:rPr>
-        <w:t xml:space="preserve">）锁定</w:t>
-      </w:r>
-      <w:r>
-        <w:t xml:space="preserve"> 15 </w:t>
-      </w:r>
-      <w:r>
-        <w:rPr>
-          <w:rFonts w:hint="eastAsia"/>
-        </w:rPr>
-        <w:t xml:space="preserve">分钟（</w:t>
+        <w:t xml:space="preserve">X-SN-Client: web</w:t>
+      </w:r>
+      <w:r>
+        <w:rPr>
+          <w:rFonts w:hint="eastAsia"/>
+        </w:rPr>
+        <w:t xml:space="preserve">，这样的登录才更新登录版本（</w:t>
       </w:r>
       <w:r>
         <w:rPr>
           <w:rStyle w:val="VerbatimChar"/>
         </w:rPr>
-        <w:t xml:space="preserve">SN_LOGIN_LOCK_MINUTES</w:t>
-      </w:r>
-      <w:r>
-        <w:rPr>
-          <w:rFonts w:hint="eastAsia"/>
-        </w:rPr>
-        <w:t xml:space="preserve">），返回</w:t>
-      </w:r>
-      <w:r>
-        <w:t xml:space="preserve"> 429</w:t>
+        <w:t xml:space="preserve">last_login_at</w:t>
+      </w:r>
+      <w:r>
+        <w:rPr>
+          <w:rFonts w:hint="eastAsia"/>
+        </w:rPr>
+        <w:t xml:space="preserve">，同一秒内再登录顺延一秒），签发的令牌带</w:t>
       </w:r>
       <w:r>
         <w:t xml:space="preserve"> </w:t>
@@ -23476,13 +23286,158 @@
         <w:rPr>
           <w:rStyle w:val="VerbatimChar"/>
         </w:rPr>
-        <w:t xml:space="preserve">LOGIN_LOCKED</w:t>
-      </w:r>
-      <w:r>
-        <w:rPr>
-          <w:rFonts w:hint="eastAsia"/>
-        </w:rPr>
-        <w:t xml:space="preserve">；工号不存在时同样执行一次密码计算，避免通过响应时间判断工号是否存在。</w:t>
+        <w:t xml:space="preserve">sv</w:t>
+      </w:r>
+      <w:r>
+        <w:rPr>
+          <w:rFonts w:hint="eastAsia"/>
+        </w:rPr>
+        <w:t xml:space="preserve">；页面上再次登录后，之前页面令牌返回</w:t>
+      </w:r>
+      <w:r>
+        <w:t xml:space="preserve"> </w:t>
+      </w:r>
+      <w:r>
+        <w:rPr>
+          <w:rStyle w:val="VerbatimChar"/>
+        </w:rPr>
+        <w:t xml:space="preserve">401 SESSION_REPLACED</w:t>
+      </w:r>
+      <w:r>
+        <w:t xml:space="preserve">。MES </w:t>
+      </w:r>
+      <w:r>
+        <w:rPr>
+          <w:rFonts w:hint="eastAsia"/>
+        </w:rPr>
+        <w:t xml:space="preserve">等对接方登录不带该头：令牌没有</w:t>
+      </w:r>
+      <w:r>
+        <w:t xml:space="preserve"> </w:t>
+      </w:r>
+      <w:r>
+        <w:rPr>
+          <w:rStyle w:val="VerbatimChar"/>
+        </w:rPr>
+        <w:t xml:space="preserve">sv</w:t>
+      </w:r>
+      <w:r>
+        <w:rPr>
+          <w:rFonts w:hint="eastAsia"/>
+        </w:rPr>
+        <w:t xml:space="preserve">，不做此校验，也不更新</w:t>
+      </w:r>
+      <w:r>
+        <w:t xml:space="preserve"> </w:t>
+      </w:r>
+      <w:r>
+        <w:rPr>
+          <w:rStyle w:val="VerbatimChar"/>
+        </w:rPr>
+        <w:t xml:space="preserve">last_login_at</w:t>
+      </w:r>
+      <w:r>
+        <w:rPr>
+          <w:rFonts w:hint="eastAsia"/>
+        </w:rPr>
+        <w:t xml:space="preserve">（「最近登录」指页面登录），所以对接方与页面互不影响。同一浏览器内另用</w:t>
+      </w:r>
+      <w:r>
+        <w:t xml:space="preserve"> BroadcastChannel </w:t>
+      </w:r>
+      <w:r>
+        <w:rPr>
+          <w:rFonts w:hint="eastAsia"/>
+        </w:rPr>
+        <w:t xml:space="preserve">广播，复制标签页、刷新或另一页登录同一账户时，其他页面上的该账户立即退出并在登录页提示。改密返回的新令牌沿用当前登录版本。</w:t>
+      </w:r>
+    </w:p>
+    <w:p>
+      <w:pPr>
+        <w:pStyle w:val="Compact"/>
+        <w:numPr>
+          <w:ilvl w:val="0"/>
+          <w:numId w:val="1009"/>
+        </w:numPr>
+      </w:pPr>
+      <w:r>
+        <w:rPr>
+          <w:rFonts w:hint="eastAsia"/>
+          <w:b/>
+          <w:bCs/>
+        </w:rPr>
+        <w:t xml:space="preserve">账户管理</w:t>
+      </w:r>
+      <w:r>
+        <w:rPr>
+          <w:rFonts w:hint="eastAsia"/>
+        </w:rPr>
+        <w:t xml:space="preserve">：只有内置管理员（工号</w:t>
+      </w:r>
+      <w:r>
+        <w:t xml:space="preserve"> </w:t>
+      </w:r>
+      <w:r>
+        <w:rPr>
+          <w:rStyle w:val="VerbatimChar"/>
+        </w:rPr>
+        <w:t xml:space="preserve">SN_INIT_ADMIN_EMP_NO</w:t>
+      </w:r>
+      <w:r>
+        <w:rPr>
+          <w:rFonts w:hint="eastAsia"/>
+        </w:rPr>
+        <w:t xml:space="preserve">）能管理账户，可建任一角色；它建的系统管理员不能再建、改账户（403</w:t>
+      </w:r>
+      <w:r>
+        <w:t xml:space="preserve"> </w:t>
+      </w:r>
+      <w:r>
+        <w:rPr>
+          <w:rStyle w:val="VerbatimChar"/>
+        </w:rPr>
+        <w:t xml:space="preserve">USER_MANAGE_FORBIDDEN</w:t>
+      </w:r>
+      <w:r>
+        <w:rPr>
+          <w:rFonts w:hint="eastAsia"/>
+        </w:rPr>
+        <w:t xml:space="preserve">）；内置管理员不能改角色、不能被停用（</w:t>
+      </w:r>
+      <w:r>
+        <w:rPr>
+          <w:rStyle w:val="VerbatimChar"/>
+        </w:rPr>
+        <w:t xml:space="preserve">USER_SUPER_ADMIN_FIXED</w:t>
+      </w:r>
+      <w:r>
+        <w:rPr>
+          <w:rFonts w:hint="eastAsia"/>
+        </w:rPr>
+        <w:t xml:space="preserve">）。账户只停用、不删除，停用后可重新启用；可修改姓名、角色和绑定工厂；不能停用自己的账户；系统须保留至少一名启用中的系统管理员（最后一名不能停用或改成其他角色）。</w:t>
+      </w:r>
+    </w:p>
+    <w:p>
+      <w:pPr>
+        <w:pStyle w:val="Compact"/>
+        <w:numPr>
+          <w:ilvl w:val="0"/>
+          <w:numId w:val="1009"/>
+        </w:numPr>
+      </w:pPr>
+      <w:r>
+        <w:rPr>
+          <w:rFonts w:hint="eastAsia"/>
+          <w:b/>
+          <w:bCs/>
+        </w:rPr>
+        <w:t xml:space="preserve">登录</w:t>
+      </w:r>
+      <w:r>
+        <w:rPr>
+          <w:rFonts w:hint="eastAsia"/>
+        </w:rPr>
+        <w:t xml:space="preserve">：不做失败次数锁定；工号不存在时同样执行一次密码计算，避免通过响应时间判断工号是否存在。</w:t>
       </w:r>
     </w:p>
     <w:p>
@@ -23944,7 +23899,7 @@
         <w:rPr>
           <w:rFonts w:hint="eastAsia"/>
         </w:rPr>
-        <w:t xml:space="preserve">ID。被拒绝的写操作记为</w:t>
+        <w:t xml:space="preserve">ID。被拒绝或失败的写操作（业务拒绝、参数不合法、操作冲突、系统错误）记为</w:t>
       </w:r>
       <w:r>
         <w:t xml:space="preserve"> </w:t>
@@ -24134,7 +24089,7 @@
                 <w:rFonts w:hint="eastAsia"/>
                 <w:sz w:val="18"/>
               </w:rPr>
-              <w:t xml:space="preserve">哈希存储；登录失败锁定；管理员重置密码后强制改密（见</w:t>
+              <w:t xml:space="preserve">哈希存储；管理员重置密码后强制改密（见</w:t>
             </w:r>
             <w:r>
               <w:rPr>
@@ -25688,7 +25643,7 @@
                 <w:rStyle w:val="VerbatimChar"/>
                 <w:sz w:val="18"/>
               </w:rPr>
-              <w:t xml:space="preserve">sn_key</w:t>
+              <w:t xml:space="preserve">sn_item</w:t>
             </w:r>
             <w:r>
               <w:rPr>
@@ -25701,7 +25656,7 @@
                 <w:rFonts w:hint="eastAsia"/>
                 <w:sz w:val="18"/>
               </w:rPr>
-              <w:t xml:space="preserve">主键</w:t>
+              <w:t xml:space="preserve">唯一键</w:t>
             </w:r>
             <w:r>
               <w:rPr>
@@ -25727,7 +25682,7 @@
                 <w:rFonts w:hint="eastAsia"/>
                 <w:sz w:val="18"/>
               </w:rPr>
-              <w:t xml:space="preserve">与唯一键</w:t>
+              <w:t xml:space="preserve">与</w:t>
             </w:r>
             <w:r>
               <w:rPr>
@@ -25747,7 +25702,7 @@
                 <w:rFonts w:hint="eastAsia"/>
                 <w:sz w:val="18"/>
               </w:rPr>
-              <w:t xml:space="preserve">；生成、转厂确认均在事务内写入</w:t>
+              <w:t xml:space="preserve">；生成、转厂确认均在事务内完成</w:t>
             </w:r>
           </w:p>
         </w:tc>
@@ -27153,27 +27108,7 @@
                 <w:rFonts w:hint="eastAsia"/>
                 <w:sz w:val="18"/>
               </w:rPr>
-              <w:t xml:space="preserve">或物理备份；</w:t>
-            </w:r>
-            <w:r>
-              <w:rPr>
-                <w:rStyle w:val="VerbatimChar"/>
-                <w:sz w:val="18"/>
-              </w:rPr>
-              <w:t xml:space="preserve">sn_item</w:t>
-            </w:r>
-            <w:r>
-              <w:rPr>
-                <w:sz w:val="18"/>
-              </w:rPr>
-              <w:t xml:space="preserve"> </w:t>
-            </w:r>
-            <w:r>
-              <w:rPr>
-                <w:rFonts w:hint="eastAsia"/>
-                <w:sz w:val="18"/>
-              </w:rPr>
-              <w:t xml:space="preserve">可按月分区单独备份历史分区</w:t>
+              <w:t xml:space="preserve">或物理备份</w:t>
             </w:r>
           </w:p>
         </w:tc>
@@ -28488,10 +28423,10 @@
         <w:tblLook w:firstRow="1" w:lastRow="0" w:firstColumn="0" w:lastColumn="0" w:noHBand="0" w:noVBand="0" w:val="0020"/>
       </w:tblPr>
       <w:tblGrid>
-        <w:gridCol w:w="597"/>
-        <w:gridCol w:w="2035"/>
-        <w:gridCol w:w="3389"/>
-        <w:gridCol w:w="3389"/>
+        <w:gridCol w:w="702"/>
+        <w:gridCol w:w="2390"/>
+        <w:gridCol w:w="2338"/>
+        <w:gridCol w:w="3980"/>
       </w:tblGrid>
       <w:tr>
         <w:trPr>
@@ -28500,7 +28435,7 @@
         </w:trPr>
         <w:tc>
           <w:tcPr>
-            <w:tcW w:w="597" w:type="dxa"/>
+            <w:tcW w:w="702" w:type="dxa"/>
             <w:shd w:val="clear" w:color="auto" w:fill="D9E2F3"/>
           </w:tcPr>
           <w:p>
@@ -28520,7 +28455,7 @@
         </w:tc>
         <w:tc>
           <w:tcPr>
-            <w:tcW w:w="2035" w:type="dxa"/>
+            <w:tcW w:w="2390" w:type="dxa"/>
             <w:shd w:val="clear" w:color="auto" w:fill="D9E2F3"/>
           </w:tcPr>
           <w:p>
@@ -28540,7 +28475,7 @@
         </w:tc>
         <w:tc>
           <w:tcPr>
-            <w:tcW w:w="3389" w:type="dxa"/>
+            <w:tcW w:w="2338" w:type="dxa"/>
             <w:shd w:val="clear" w:color="auto" w:fill="D9E2F3"/>
           </w:tcPr>
           <w:p>
@@ -28560,7 +28495,7 @@
         </w:tc>
         <w:tc>
           <w:tcPr>
-            <w:tcW w:w="3389" w:type="dxa"/>
+            <w:tcW w:w="3980" w:type="dxa"/>
             <w:shd w:val="clear" w:color="auto" w:fill="D9E2F3"/>
           </w:tcPr>
           <w:p>
@@ -28582,7 +28517,7 @@
       <w:tr>
         <w:tc>
           <w:tcPr>
-            <w:tcW w:w="597" w:type="dxa"/>
+            <w:tcW w:w="702" w:type="dxa"/>
           </w:tcPr>
           <w:p>
             <w:pPr>
@@ -28599,7 +28534,7 @@
         </w:tc>
         <w:tc>
           <w:tcPr>
-            <w:tcW w:w="2035" w:type="dxa"/>
+            <w:tcW w:w="2390" w:type="dxa"/>
           </w:tcPr>
           <w:p>
             <w:pPr>
@@ -28617,7 +28552,7 @@
         </w:tc>
         <w:tc>
           <w:tcPr>
-            <w:tcW w:w="3389" w:type="dxa"/>
+            <w:tcW w:w="2338" w:type="dxa"/>
           </w:tcPr>
           <w:p>
             <w:pPr>
@@ -28635,7 +28570,7 @@
         </w:tc>
         <w:tc>
           <w:tcPr>
-            <w:tcW w:w="3389" w:type="dxa"/>
+            <w:tcW w:w="3980" w:type="dxa"/>
           </w:tcPr>
           <w:p>
             <w:pPr>
@@ -28655,7 +28590,7 @@
       <w:tr>
         <w:tc>
           <w:tcPr>
-            <w:tcW w:w="597" w:type="dxa"/>
+            <w:tcW w:w="702" w:type="dxa"/>
           </w:tcPr>
           <w:p>
             <w:pPr>
@@ -28672,68 +28607,68 @@
         </w:tc>
         <w:tc>
           <w:tcPr>
-            <w:tcW w:w="2035" w:type="dxa"/>
-          </w:tcPr>
-          <w:p>
-            <w:pPr>
-              <w:pStyle w:val="Compact"/>
-              <w:spacing w:before="20" w:after="20"/>
-            </w:pPr>
-            <w:r>
-              <w:rPr>
-                <w:rFonts w:hint="eastAsia"/>
-                <w:sz w:val="18"/>
-              </w:rPr>
-              <w:t xml:space="preserve">登录失败计数保存在进程内存</w:t>
-            </w:r>
-          </w:p>
-        </w:tc>
-        <w:tc>
-          <w:tcPr>
-            <w:tcW w:w="3389" w:type="dxa"/>
-          </w:tcPr>
-          <w:p>
-            <w:pPr>
-              <w:pStyle w:val="Compact"/>
-              <w:spacing w:before="20" w:after="20"/>
-            </w:pPr>
-            <w:r>
-              <w:rPr>
-                <w:rFonts w:hint="eastAsia"/>
-                <w:sz w:val="18"/>
-              </w:rPr>
-              <w:t xml:space="preserve">多实例部署时，锁定阈值按实例分别计算，实际允许的尝试次数为阈值</w:t>
-            </w:r>
-            <w:r>
-              <w:rPr>
-                <w:sz w:val="18"/>
-              </w:rPr>
-              <w:t xml:space="preserve"> × </w:t>
-            </w:r>
-            <w:r>
-              <w:rPr>
-                <w:rFonts w:hint="eastAsia"/>
-                <w:sz w:val="18"/>
-              </w:rPr>
-              <w:t xml:space="preserve">实例数；实例重启后计数清零</w:t>
-            </w:r>
-          </w:p>
-        </w:tc>
-        <w:tc>
-          <w:tcPr>
-            <w:tcW w:w="3389" w:type="dxa"/>
-          </w:tcPr>
-          <w:p>
-            <w:pPr>
-              <w:pStyle w:val="Compact"/>
-              <w:spacing w:before="20" w:after="20"/>
-            </w:pPr>
-            <w:r>
-              <w:rPr>
-                <w:rFonts w:hint="eastAsia"/>
-                <w:sz w:val="18"/>
-              </w:rPr>
-              <w:t xml:space="preserve">实例数较少时影响有限；如需严格控制，可将计数改存数据库</w:t>
+            <w:tcW w:w="2390" w:type="dxa"/>
+          </w:tcPr>
+          <w:p>
+            <w:pPr>
+              <w:pStyle w:val="Compact"/>
+              <w:spacing w:before="20" w:after="20"/>
+            </w:pPr>
+            <w:r>
+              <w:rPr>
+                <w:rFonts w:hint="eastAsia"/>
+                <w:sz w:val="18"/>
+              </w:rPr>
+              <w:t xml:space="preserve">登录不做失败次数锁定</w:t>
+            </w:r>
+          </w:p>
+        </w:tc>
+        <w:tc>
+          <w:tcPr>
+            <w:tcW w:w="2338" w:type="dxa"/>
+          </w:tcPr>
+          <w:p>
+            <w:pPr>
+              <w:pStyle w:val="Compact"/>
+              <w:spacing w:before="20" w:after="20"/>
+            </w:pPr>
+            <w:r>
+              <w:rPr>
+                <w:rFonts w:hint="eastAsia"/>
+                <w:sz w:val="18"/>
+              </w:rPr>
+              <w:t xml:space="preserve">知道工号的人可以反复尝试密码</w:t>
+            </w:r>
+          </w:p>
+        </w:tc>
+        <w:tc>
+          <w:tcPr>
+            <w:tcW w:w="3980" w:type="dxa"/>
+          </w:tcPr>
+          <w:p>
+            <w:pPr>
+              <w:pStyle w:val="Compact"/>
+              <w:spacing w:before="20" w:after="20"/>
+            </w:pPr>
+            <w:r>
+              <w:rPr>
+                <w:rFonts w:hint="eastAsia"/>
+                <w:sz w:val="18"/>
+              </w:rPr>
+              <w:t xml:space="preserve">系统只部署在内网；密码须</w:t>
+            </w:r>
+            <w:r>
+              <w:rPr>
+                <w:sz w:val="18"/>
+              </w:rPr>
+              <w:t xml:space="preserve"> 8–64 </w:t>
+            </w:r>
+            <w:r>
+              <w:rPr>
+                <w:rFonts w:hint="eastAsia"/>
+                <w:sz w:val="18"/>
+              </w:rPr>
+              <w:t xml:space="preserve">位且含字母和数字；登录失败全部记入操作痕迹，可按工号排查</w:t>
             </w:r>
           </w:p>
         </w:tc>
@@ -28741,7 +28676,7 @@
       <w:tr>
         <w:tc>
           <w:tcPr>
-            <w:tcW w:w="597" w:type="dxa"/>
+            <w:tcW w:w="702" w:type="dxa"/>
           </w:tcPr>
           <w:p>
             <w:pPr>
@@ -28758,7 +28693,7 @@
         </w:tc>
         <w:tc>
           <w:tcPr>
-            <w:tcW w:w="2035" w:type="dxa"/>
+            <w:tcW w:w="2390" w:type="dxa"/>
           </w:tcPr>
           <w:p>
             <w:pPr>
@@ -28776,7 +28711,7 @@
         </w:tc>
         <w:tc>
           <w:tcPr>
-            <w:tcW w:w="3389" w:type="dxa"/>
+            <w:tcW w:w="2338" w:type="dxa"/>
           </w:tcPr>
           <w:p>
             <w:pPr>
@@ -28794,7 +28729,7 @@
         </w:tc>
         <w:tc>
           <w:tcPr>
-            <w:tcW w:w="3389" w:type="dxa"/>
+            <w:tcW w:w="3980" w:type="dxa"/>
           </w:tcPr>
           <w:p>
             <w:pPr>
@@ -28814,7 +28749,7 @@
       <w:tr>
         <w:tc>
           <w:tcPr>
-            <w:tcW w:w="597" w:type="dxa"/>
+            <w:tcW w:w="702" w:type="dxa"/>
           </w:tcPr>
           <w:p>
             <w:pPr>
@@ -28831,7 +28766,7 @@
         </w:tc>
         <w:tc>
           <w:tcPr>
-            <w:tcW w:w="2035" w:type="dxa"/>
+            <w:tcW w:w="2390" w:type="dxa"/>
           </w:tcPr>
           <w:p>
             <w:pPr>
@@ -28849,7 +28784,7 @@
         </w:tc>
         <w:tc>
           <w:tcPr>
-            <w:tcW w:w="3389" w:type="dxa"/>
+            <w:tcW w:w="2338" w:type="dxa"/>
           </w:tcPr>
           <w:p>
             <w:pPr>
@@ -28867,7 +28802,7 @@
         </w:tc>
         <w:tc>
           <w:tcPr>
-            <w:tcW w:w="3389" w:type="dxa"/>
+            <w:tcW w:w="3980" w:type="dxa"/>
           </w:tcPr>
           <w:p>
             <w:pPr>
@@ -28913,7 +28848,7 @@
       <w:tr>
         <w:tc>
           <w:tcPr>
-            <w:tcW w:w="597" w:type="dxa"/>
+            <w:tcW w:w="702" w:type="dxa"/>
           </w:tcPr>
           <w:p>
             <w:pPr>
@@ -28930,7 +28865,7 @@
         </w:tc>
         <w:tc>
           <w:tcPr>
-            <w:tcW w:w="2035" w:type="dxa"/>
+            <w:tcW w:w="2390" w:type="dxa"/>
           </w:tcPr>
           <w:p>
             <w:pPr>
@@ -28948,7 +28883,7 @@
         </w:tc>
         <w:tc>
           <w:tcPr>
-            <w:tcW w:w="3389" w:type="dxa"/>
+            <w:tcW w:w="2338" w:type="dxa"/>
           </w:tcPr>
           <w:p>
             <w:pPr>
@@ -28966,19 +28901,19 @@
         </w:tc>
         <w:tc>
           <w:tcPr>
-            <w:tcW w:w="3389" w:type="dxa"/>
-          </w:tcPr>
-          <w:p>
-            <w:pPr>
-              <w:pStyle w:val="Compact"/>
-              <w:spacing w:before="20" w:after="20"/>
-            </w:pPr>
-            <w:r>
-              <w:rPr>
-                <w:rFonts w:hint="eastAsia"/>
-                <w:sz w:val="18"/>
-              </w:rPr>
-              <w:t xml:space="preserve">按月分区可冷热分离；上线后按月监控表空间与慢查询，提前扩容</w:t>
+            <w:tcW w:w="3980" w:type="dxa"/>
+          </w:tcPr>
+          <w:p>
+            <w:pPr>
+              <w:pStyle w:val="Compact"/>
+              <w:spacing w:before="20" w:after="20"/>
+            </w:pPr>
+            <w:r>
+              <w:rPr>
+                <w:rFonts w:hint="eastAsia"/>
+                <w:sz w:val="18"/>
+              </w:rPr>
+              <w:t xml:space="preserve">上线后按月监控表空间与慢查询，提前扩容</w:t>
             </w:r>
           </w:p>
         </w:tc>
@@ -28986,7 +28921,7 @@
       <w:tr>
         <w:tc>
           <w:tcPr>
-            <w:tcW w:w="597" w:type="dxa"/>
+            <w:tcW w:w="702" w:type="dxa"/>
           </w:tcPr>
           <w:p>
             <w:pPr>
@@ -29003,7 +28938,7 @@
         </w:tc>
         <w:tc>
           <w:tcPr>
-            <w:tcW w:w="2035" w:type="dxa"/>
+            <w:tcW w:w="2390" w:type="dxa"/>
           </w:tcPr>
           <w:p>
             <w:pPr>
@@ -29034,7 +28969,7 @@
         </w:tc>
         <w:tc>
           <w:tcPr>
-            <w:tcW w:w="3389" w:type="dxa"/>
+            <w:tcW w:w="2338" w:type="dxa"/>
           </w:tcPr>
           <w:p>
             <w:pPr>
@@ -29052,7 +28987,7 @@
         </w:tc>
         <w:tc>
           <w:tcPr>
-            <w:tcW w:w="3389" w:type="dxa"/>
+            <w:tcW w:w="3980" w:type="dxa"/>
           </w:tcPr>
           <w:p>
             <w:pPr>
@@ -29098,7 +29033,7 @@
       <w:tr>
         <w:tc>
           <w:tcPr>
-            <w:tcW w:w="597" w:type="dxa"/>
+            <w:tcW w:w="702" w:type="dxa"/>
           </w:tcPr>
           <w:p>
             <w:pPr>
@@ -29115,7 +29050,7 @@
         </w:tc>
         <w:tc>
           <w:tcPr>
-            <w:tcW w:w="2035" w:type="dxa"/>
+            <w:tcW w:w="2390" w:type="dxa"/>
           </w:tcPr>
           <w:p>
             <w:pPr>
@@ -29133,7 +29068,7 @@
         </w:tc>
         <w:tc>
           <w:tcPr>
-            <w:tcW w:w="3389" w:type="dxa"/>
+            <w:tcW w:w="2338" w:type="dxa"/>
           </w:tcPr>
           <w:p>
             <w:pPr>
@@ -29151,7 +29086,7 @@
         </w:tc>
         <w:tc>
           <w:tcPr>
-            <w:tcW w:w="3389" w:type="dxa"/>
+            <w:tcW w:w="3980" w:type="dxa"/>
           </w:tcPr>
           <w:p>
             <w:pPr>
@@ -30173,32 +30108,7 @@
                 <w:rStyle w:val="VerbatimChar"/>
                 <w:sz w:val="18"/>
               </w:rPr>
-              <w:t xml:space="preserve">SN_LOGIN_MAX_FAILURES</w:t>
-            </w:r>
-            <w:r>
-              <w:rPr>
-                <w:sz w:val="18"/>
-              </w:rPr>
-              <w:t xml:space="preserve"> </w:t>
-            </w:r>
-            <w:r>
-              <w:rPr>
-                <w:sz w:val="18"/>
-              </w:rPr>
-              <w:t xml:space="preserve">/</w:t>
-            </w:r>
-            <w:r>
-              <w:rPr>
-                <w:sz w:val="18"/>
-              </w:rPr>
-              <w:t xml:space="preserve"> </w:t>
-            </w:r>
-            <w:r>
-              <w:rPr>
-                <w:rStyle w:val="VerbatimChar"/>
-                <w:sz w:val="18"/>
-              </w:rPr>
-              <w:t xml:space="preserve">SN_LOGIN_LOCK_MINUTES</w:t>
+              <w:t xml:space="preserve">SN_INIT_ADMIN_EMP_NO</w:t>
             </w:r>
           </w:p>
         </w:tc>
@@ -30213,9 +30123,10 @@
             </w:pPr>
             <w:r>
               <w:rPr>
-                <w:sz w:val="18"/>
-              </w:rPr>
-              <w:t xml:space="preserve">5 / 15</w:t>
+                <w:rStyle w:val="VerbatimChar"/>
+                <w:sz w:val="18"/>
+              </w:rPr>
+              <w:t xml:space="preserve">admin</w:t>
             </w:r>
           </w:p>
         </w:tc>
@@ -30233,20 +30144,7 @@
                 <w:rFonts w:hint="eastAsia"/>
                 <w:sz w:val="18"/>
               </w:rPr>
-              <w:t xml:space="preserve">登录失败锁定阈值与时长；阈值为</w:t>
-            </w:r>
-            <w:r>
-              <w:rPr>
-                <w:sz w:val="18"/>
-              </w:rPr>
-              <w:t xml:space="preserve"> 0 </w:t>
-            </w:r>
-            <w:r>
-              <w:rPr>
-                <w:rFonts w:hint="eastAsia"/>
-                <w:sz w:val="18"/>
-              </w:rPr>
-              <w:t xml:space="preserve">表示不锁定</w:t>
+              <w:t xml:space="preserve">内置管理员工号</w:t>
             </w:r>
           </w:p>
         </w:tc>
@@ -30266,7 +30164,7 @@
                 <w:rStyle w:val="VerbatimChar"/>
                 <w:sz w:val="18"/>
               </w:rPr>
-              <w:t xml:space="preserve">SN_INIT_ADMIN_EMP_NO</w:t>
+              <w:t xml:space="preserve">SN_INIT_ADMIN_PASSWORD</w:t>
             </w:r>
           </w:p>
         </w:tc>
@@ -30284,7 +30182,7 @@
                 <w:rStyle w:val="VerbatimChar"/>
                 <w:sz w:val="18"/>
               </w:rPr>
-              <w:t xml:space="preserve">admin</w:t>
+              <w:t xml:space="preserve">Admin@123</w:t>
             </w:r>
           </w:p>
         </w:tc>
@@ -30302,7 +30200,7 @@
                 <w:rFonts w:hint="eastAsia"/>
                 <w:sz w:val="18"/>
               </w:rPr>
-              <w:t xml:space="preserve">内置管理员工号</w:t>
+              <w:t xml:space="preserve">内置管理员密码，直接可用；生产环境不允许默认值</w:t>
             </w:r>
           </w:p>
         </w:tc>
@@ -30322,7 +30220,7 @@
                 <w:rStyle w:val="VerbatimChar"/>
                 <w:sz w:val="18"/>
               </w:rPr>
-              <w:t xml:space="preserve">SN_INIT_ADMIN_PASSWORD</w:t>
+              <w:t xml:space="preserve">SN_RESET_ADMIN</w:t>
             </w:r>
           </w:p>
         </w:tc>
@@ -30340,7 +30238,7 @@
                 <w:rStyle w:val="VerbatimChar"/>
                 <w:sz w:val="18"/>
               </w:rPr>
-              <w:t xml:space="preserve">Admin@123</w:t>
+              <w:t xml:space="preserve">false</w:t>
             </w:r>
           </w:p>
         </w:tc>
@@ -30358,7 +30256,59 @@
                 <w:rFonts w:hint="eastAsia"/>
                 <w:sz w:val="18"/>
               </w:rPr>
-              <w:t xml:space="preserve">内置管理员密码，直接可用；生产环境不允许默认值</w:t>
+              <w:t xml:space="preserve">应急：设为</w:t>
+            </w:r>
+            <w:r>
+              <w:rPr>
+                <w:sz w:val="18"/>
+              </w:rPr>
+              <w:t xml:space="preserve"> </w:t>
+            </w:r>
+            <w:r>
+              <w:rPr>
+                <w:rStyle w:val="VerbatimChar"/>
+                <w:sz w:val="18"/>
+              </w:rPr>
+              <w:t xml:space="preserve">true</w:t>
+            </w:r>
+            <w:r>
+              <w:rPr>
+                <w:sz w:val="18"/>
+              </w:rPr>
+              <w:t xml:space="preserve"> </w:t>
+            </w:r>
+            <w:r>
+              <w:rPr>
+                <w:rFonts w:hint="eastAsia"/>
+                <w:sz w:val="18"/>
+              </w:rPr>
+              <w:t xml:space="preserve">启动一次，把内置管理员重置为</w:t>
+            </w:r>
+            <w:r>
+              <w:rPr>
+                <w:sz w:val="18"/>
+              </w:rPr>
+              <w:t xml:space="preserve"> </w:t>
+            </w:r>
+            <w:r>
+              <w:rPr>
+                <w:rStyle w:val="VerbatimChar"/>
+                <w:sz w:val="18"/>
+              </w:rPr>
+              <w:t xml:space="preserve">.env</w:t>
+            </w:r>
+            <w:r>
+              <w:rPr>
+                <w:sz w:val="18"/>
+              </w:rPr>
+              <w:t xml:space="preserve"> </w:t>
+            </w:r>
+            <w:r>
+              <w:rPr>
+                <w:rFonts w:hint="eastAsia"/>
+                <w:sz w:val="18"/>
+              </w:rPr>
+              <w:t xml:space="preserve">里的密码、启用并改回管理员（不存在则新建，留痕）；用完立即删除</w:t>
             </w:r>
           </w:p>
         </w:tc>
@@ -30378,7 +30328,32 @@
                 <w:rStyle w:val="VerbatimChar"/>
                 <w:sz w:val="18"/>
               </w:rPr>
-              <w:t xml:space="preserve">SN_RESET_ADMIN</w:t>
+              <w:t xml:space="preserve">CORS_ORIGINS</w:t>
+            </w:r>
+            <w:r>
+              <w:rPr>
+                <w:sz w:val="18"/>
+              </w:rPr>
+              <w:t xml:space="preserve"> </w:t>
+            </w:r>
+            <w:r>
+              <w:rPr>
+                <w:sz w:val="18"/>
+              </w:rPr>
+              <w:t xml:space="preserve">/</w:t>
+            </w:r>
+            <w:r>
+              <w:rPr>
+                <w:sz w:val="18"/>
+              </w:rPr>
+              <w:t xml:space="preserve"> </w:t>
+            </w:r>
+            <w:r>
+              <w:rPr>
+                <w:rStyle w:val="VerbatimChar"/>
+                <w:sz w:val="18"/>
+              </w:rPr>
+              <w:t xml:space="preserve">CORS_ALLOW_ANY_ORIGIN</w:t>
             </w:r>
           </w:p>
         </w:tc>
@@ -30393,6 +30368,25 @@
             </w:pPr>
             <w:r>
               <w:rPr>
+                <w:rFonts w:hint="eastAsia"/>
+                <w:sz w:val="18"/>
+              </w:rPr>
+              <w:t xml:space="preserve">本机开发地址</w:t>
+            </w:r>
+            <w:r>
+              <w:rPr>
+                <w:sz w:val="18"/>
+              </w:rPr>
+              <w:t xml:space="preserve"> /</w:t>
+            </w:r>
+            <w:r>
+              <w:rPr>
+                <w:sz w:val="18"/>
+              </w:rPr>
+              <w:t xml:space="preserve"> </w:t>
+            </w:r>
+            <w:r>
+              <w:rPr>
                 <w:rStyle w:val="VerbatimChar"/>
                 <w:sz w:val="18"/>
               </w:rPr>
@@ -30414,59 +30408,7 @@
                 <w:rFonts w:hint="eastAsia"/>
                 <w:sz w:val="18"/>
               </w:rPr>
-              <w:t xml:space="preserve">应急：设为</w:t>
-            </w:r>
-            <w:r>
-              <w:rPr>
-                <w:sz w:val="18"/>
-              </w:rPr>
-              <w:t xml:space="preserve"> </w:t>
-            </w:r>
-            <w:r>
-              <w:rPr>
-                <w:rStyle w:val="VerbatimChar"/>
-                <w:sz w:val="18"/>
-              </w:rPr>
-              <w:t xml:space="preserve">true</w:t>
-            </w:r>
-            <w:r>
-              <w:rPr>
-                <w:sz w:val="18"/>
-              </w:rPr>
-              <w:t xml:space="preserve"> </w:t>
-            </w:r>
-            <w:r>
-              <w:rPr>
-                <w:rFonts w:hint="eastAsia"/>
-                <w:sz w:val="18"/>
-              </w:rPr>
-              <w:t xml:space="preserve">启动一次，把内置管理员重置为</w:t>
-            </w:r>
-            <w:r>
-              <w:rPr>
-                <w:sz w:val="18"/>
-              </w:rPr>
-              <w:t xml:space="preserve"> </w:t>
-            </w:r>
-            <w:r>
-              <w:rPr>
-                <w:rStyle w:val="VerbatimChar"/>
-                <w:sz w:val="18"/>
-              </w:rPr>
-              <w:t xml:space="preserve">.env</w:t>
-            </w:r>
-            <w:r>
-              <w:rPr>
-                <w:sz w:val="18"/>
-              </w:rPr>
-              <w:t xml:space="preserve"> </w:t>
-            </w:r>
-            <w:r>
-              <w:rPr>
-                <w:rFonts w:hint="eastAsia"/>
-                <w:sz w:val="18"/>
-              </w:rPr>
-              <w:t xml:space="preserve">里的密码、启用并改回管理员（不存在则新建，留痕）；用完立即删除</w:t>
+              <w:t xml:space="preserve">跨域来源</w:t>
             </w:r>
           </w:p>
         </w:tc>
@@ -30486,7 +30428,56 @@
                 <w:rStyle w:val="VerbatimChar"/>
                 <w:sz w:val="18"/>
               </w:rPr>
-              <w:t xml:space="preserve">CORS_ORIGINS</w:t>
+              <w:t xml:space="preserve">DOCS_ENABLED</w:t>
+            </w:r>
+          </w:p>
+        </w:tc>
+        <w:tc>
+          <w:tcPr>
+            <w:tcW w:w="1650" w:type="dxa"/>
+          </w:tcPr>
+          <w:p>
+            <w:pPr>
+              <w:pStyle w:val="Compact"/>
+              <w:spacing w:before="20" w:after="20"/>
+            </w:pPr>
+            <w:r>
+              <w:rPr>
+                <w:rStyle w:val="VerbatimChar"/>
+                <w:sz w:val="18"/>
+              </w:rPr>
+              <w:t xml:space="preserve">true</w:t>
+            </w:r>
+          </w:p>
+        </w:tc>
+        <w:tc>
+          <w:tcPr>
+            <w:tcW w:w="4019" w:type="dxa"/>
+          </w:tcPr>
+          <w:p>
+            <w:pPr>
+              <w:pStyle w:val="Compact"/>
+              <w:spacing w:before="20" w:after="20"/>
+            </w:pPr>
+            <w:r>
+              <w:rPr>
+                <w:rFonts w:hint="eastAsia"/>
+                <w:sz w:val="18"/>
+              </w:rPr>
+              <w:t xml:space="preserve">是否开放</w:t>
+            </w:r>
+            <w:r>
+              <w:rPr>
+                <w:sz w:val="18"/>
+              </w:rPr>
+              <w:t xml:space="preserve"> OpenAPI </w:t>
+            </w:r>
+            <w:r>
+              <w:rPr>
+                <w:rFonts w:hint="eastAsia"/>
+                <w:sz w:val="18"/>
+              </w:rPr>
+              <w:t xml:space="preserve">文档；生产环境建议</w:t>
             </w:r>
             <w:r>
               <w:rPr>
@@ -30496,77 +30487,10 @@
             </w:r>
             <w:r>
               <w:rPr>
-                <w:sz w:val="18"/>
-              </w:rPr>
-              <w:t xml:space="preserve">/</w:t>
-            </w:r>
-            <w:r>
-              <w:rPr>
-                <w:sz w:val="18"/>
-              </w:rPr>
-              <w:t xml:space="preserve"> </w:t>
-            </w:r>
-            <w:r>
-              <w:rPr>
-                <w:rStyle w:val="VerbatimChar"/>
-                <w:sz w:val="18"/>
-              </w:rPr>
-              <w:t xml:space="preserve">CORS_ALLOW_ANY_ORIGIN</w:t>
-            </w:r>
-          </w:p>
-        </w:tc>
-        <w:tc>
-          <w:tcPr>
-            <w:tcW w:w="1650" w:type="dxa"/>
-          </w:tcPr>
-          <w:p>
-            <w:pPr>
-              <w:pStyle w:val="Compact"/>
-              <w:spacing w:before="20" w:after="20"/>
-            </w:pPr>
-            <w:r>
-              <w:rPr>
-                <w:rFonts w:hint="eastAsia"/>
-                <w:sz w:val="18"/>
-              </w:rPr>
-              <w:t xml:space="preserve">本机开发地址</w:t>
-            </w:r>
-            <w:r>
-              <w:rPr>
-                <w:sz w:val="18"/>
-              </w:rPr>
-              <w:t xml:space="preserve"> /</w:t>
-            </w:r>
-            <w:r>
-              <w:rPr>
-                <w:sz w:val="18"/>
-              </w:rPr>
-              <w:t xml:space="preserve"> </w:t>
-            </w:r>
-            <w:r>
-              <w:rPr>
                 <w:rStyle w:val="VerbatimChar"/>
                 <w:sz w:val="18"/>
               </w:rPr>
               <w:t xml:space="preserve">false</w:t>
-            </w:r>
-          </w:p>
-        </w:tc>
-        <w:tc>
-          <w:tcPr>
-            <w:tcW w:w="4019" w:type="dxa"/>
-          </w:tcPr>
-          <w:p>
-            <w:pPr>
-              <w:pStyle w:val="Compact"/>
-              <w:spacing w:before="20" w:after="20"/>
-            </w:pPr>
-            <w:r>
-              <w:rPr>
-                <w:rFonts w:hint="eastAsia"/>
-                <w:sz w:val="18"/>
-              </w:rPr>
-              <w:t xml:space="preserve">跨域来源</w:t>
             </w:r>
           </w:p>
         </w:tc>
@@ -30586,7 +30510,7 @@
                 <w:rStyle w:val="VerbatimChar"/>
                 <w:sz w:val="18"/>
               </w:rPr>
-              <w:t xml:space="preserve">DOCS_ENABLED</w:t>
+              <w:t xml:space="preserve">SN_GEN_SYNC_THRESHOLD</w:t>
             </w:r>
           </w:p>
         </w:tc>
@@ -30601,10 +30525,9 @@
             </w:pPr>
             <w:r>
               <w:rPr>
-                <w:rStyle w:val="VerbatimChar"/>
-                <w:sz w:val="18"/>
-              </w:rPr>
-              <w:t xml:space="preserve">true</w:t>
+                <w:sz w:val="18"/>
+              </w:rPr>
+              <w:t xml:space="preserve">5000</w:t>
             </w:r>
           </w:p>
         </w:tc>
@@ -30622,33 +30545,7 @@
                 <w:rFonts w:hint="eastAsia"/>
                 <w:sz w:val="18"/>
               </w:rPr>
-              <w:t xml:space="preserve">是否开放</w:t>
-            </w:r>
-            <w:r>
-              <w:rPr>
-                <w:sz w:val="18"/>
-              </w:rPr>
-              <w:t xml:space="preserve"> OpenAPI </w:t>
-            </w:r>
-            <w:r>
-              <w:rPr>
-                <w:rFonts w:hint="eastAsia"/>
-                <w:sz w:val="18"/>
-              </w:rPr>
-              <w:t xml:space="preserve">文档；生产环境建议</w:t>
-            </w:r>
-            <w:r>
-              <w:rPr>
-                <w:sz w:val="18"/>
-              </w:rPr>
-              <w:t xml:space="preserve"> </w:t>
-            </w:r>
-            <w:r>
-              <w:rPr>
-                <w:rStyle w:val="VerbatimChar"/>
-                <w:sz w:val="18"/>
-              </w:rPr>
-              <w:t xml:space="preserve">false</w:t>
+              <w:t xml:space="preserve">超过该数量的生成转为后台任务</w:t>
             </w:r>
           </w:p>
         </w:tc>
@@ -30668,7 +30565,7 @@
                 <w:rStyle w:val="VerbatimChar"/>
                 <w:sz w:val="18"/>
               </w:rPr>
-              <w:t xml:space="preserve">SN_GEN_SYNC_THRESHOLD</w:t>
+              <w:t xml:space="preserve">SN_GEN_DEFAULT_LIMIT</w:t>
             </w:r>
           </w:p>
         </w:tc>
@@ -30685,7 +30582,7 @@
               <w:rPr>
                 <w:sz w:val="18"/>
               </w:rPr>
-              <w:t xml:space="preserve">5000</w:t>
+              <w:t xml:space="preserve">10000</w:t>
             </w:r>
           </w:p>
         </w:tc>
@@ -30703,7 +30600,7 @@
                 <w:rFonts w:hint="eastAsia"/>
                 <w:sz w:val="18"/>
               </w:rPr>
-              <w:t xml:space="preserve">超过该数量的生成转为后台任务</w:t>
+              <w:t xml:space="preserve">生成窗口的默认单次上限：额度超过它时数量默认填它，可勾选「解除限制」</w:t>
             </w:r>
           </w:p>
         </w:tc>
@@ -30723,7 +30620,7 @@
                 <w:rStyle w:val="VerbatimChar"/>
                 <w:sz w:val="18"/>
               </w:rPr>
-              <w:t xml:space="preserve">SN_PREVIEW_TTL_MINUTES</w:t>
+              <w:t xml:space="preserve">SN_GEN_MAX_PER_RUN</w:t>
             </w:r>
           </w:p>
         </w:tc>
@@ -30740,7 +30637,7 @@
               <w:rPr>
                 <w:sz w:val="18"/>
               </w:rPr>
-              <w:t xml:space="preserve">30</w:t>
+              <w:t xml:space="preserve">500000</w:t>
             </w:r>
           </w:p>
         </w:tc>
@@ -30758,7 +30655,20 @@
                 <w:rFonts w:hint="eastAsia"/>
                 <w:sz w:val="18"/>
               </w:rPr>
-              <w:t xml:space="preserve">预演令牌有效期（分钟）</w:t>
+              <w:t xml:space="preserve">单次生成的硬上限，超过返回</w:t>
+            </w:r>
+            <w:r>
+              <w:rPr>
+                <w:sz w:val="18"/>
+              </w:rPr>
+              <w:t xml:space="preserve"> </w:t>
+            </w:r>
+            <w:r>
+              <w:rPr>
+                <w:rStyle w:val="VerbatimChar"/>
+                <w:sz w:val="18"/>
+              </w:rPr>
+              <w:t xml:space="preserve">GEN_QTY_OVER_MAX</w:t>
             </w:r>
           </w:p>
         </w:tc>
@@ -30778,7 +30688,7 @@
                 <w:rStyle w:val="VerbatimChar"/>
                 <w:sz w:val="18"/>
               </w:rPr>
-              <w:t xml:space="preserve">SN_ACQUIRE_REQUIRE_SNAPSHOT</w:t>
+              <w:t xml:space="preserve">SN_PREVIEW_TTL_MINUTES</w:t>
             </w:r>
           </w:p>
         </w:tc>
@@ -30793,10 +30703,9 @@
             </w:pPr>
             <w:r>
               <w:rPr>
-                <w:rStyle w:val="VerbatimChar"/>
-                <w:sz w:val="18"/>
-              </w:rPr>
-              <w:t xml:space="preserve">true</w:t>
+                <w:sz w:val="18"/>
+              </w:rPr>
+              <w:t xml:space="preserve">30</w:t>
             </w:r>
           </w:p>
         </w:tc>
@@ -30814,20 +30723,7 @@
                 <w:rFonts w:hint="eastAsia"/>
                 <w:sz w:val="18"/>
               </w:rPr>
-              <w:t xml:space="preserve">领取时要求</w:t>
-            </w:r>
-            <w:r>
-              <w:rPr>
-                <w:sz w:val="18"/>
-              </w:rPr>
-              <w:t xml:space="preserve"> PI </w:t>
-            </w:r>
-            <w:r>
-              <w:rPr>
-                <w:rFonts w:hint="eastAsia"/>
-                <w:sz w:val="18"/>
-              </w:rPr>
-              <w:t xml:space="preserve">仍在订单快照中</w:t>
+              <w:t xml:space="preserve">预演令牌有效期（分钟）</w:t>
             </w:r>
           </w:p>
         </w:tc>
@@ -30847,7 +30743,7 @@
                 <w:rStyle w:val="VerbatimChar"/>
                 <w:sz w:val="18"/>
               </w:rPr>
-              <w:t xml:space="preserve">SN_CALLBACK_MAX</w:t>
+              <w:t xml:space="preserve">SN_ACQUIRE_REQUIRE_SNAPSHOT</w:t>
             </w:r>
           </w:p>
         </w:tc>
@@ -30862,9 +30758,10 @@
             </w:pPr>
             <w:r>
               <w:rPr>
-                <w:sz w:val="18"/>
-              </w:rPr>
-              <w:t xml:space="preserve">200000</w:t>
+                <w:rStyle w:val="VerbatimChar"/>
+                <w:sz w:val="18"/>
+              </w:rPr>
+              <w:t xml:space="preserve">true</w:t>
             </w:r>
           </w:p>
         </w:tc>
@@ -30882,7 +30779,20 @@
                 <w:rFonts w:hint="eastAsia"/>
                 <w:sz w:val="18"/>
               </w:rPr>
-              <w:t xml:space="preserve">单次回调上限</w:t>
+              <w:t xml:space="preserve">领取时要求</w:t>
+            </w:r>
+            <w:r>
+              <w:rPr>
+                <w:sz w:val="18"/>
+              </w:rPr>
+              <w:t xml:space="preserve"> PI </w:t>
+            </w:r>
+            <w:r>
+              <w:rPr>
+                <w:rFonts w:hint="eastAsia"/>
+                <w:sz w:val="18"/>
+              </w:rPr>
+              <w:t xml:space="preserve">仍在订单快照中</w:t>
             </w:r>
           </w:p>
         </w:tc>
@@ -30902,32 +30812,7 @@
                 <w:rStyle w:val="VerbatimChar"/>
                 <w:sz w:val="18"/>
               </w:rPr>
-              <w:t xml:space="preserve">SN_EXPORT_LIMIT</w:t>
-            </w:r>
-            <w:r>
-              <w:rPr>
-                <w:sz w:val="18"/>
-              </w:rPr>
-              <w:t xml:space="preserve"> </w:t>
-            </w:r>
-            <w:r>
-              <w:rPr>
-                <w:sz w:val="18"/>
-              </w:rPr>
-              <w:t xml:space="preserve">/</w:t>
-            </w:r>
-            <w:r>
-              <w:rPr>
-                <w:sz w:val="18"/>
-              </w:rPr>
-              <w:t xml:space="preserve"> </w:t>
-            </w:r>
-            <w:r>
-              <w:rPr>
-                <w:rStyle w:val="VerbatimChar"/>
-                <w:sz w:val="18"/>
-              </w:rPr>
-              <w:t xml:space="preserve">AUDIT_EXPORT_LIMIT</w:t>
+              <w:t xml:space="preserve">SN_CALLBACK_MAX</w:t>
             </w:r>
           </w:p>
         </w:tc>
@@ -30944,7 +30829,7 @@
               <w:rPr>
                 <w:sz w:val="18"/>
               </w:rPr>
-              <w:t xml:space="preserve">1000000 / 200000</w:t>
+              <w:t xml:space="preserve">200000</w:t>
             </w:r>
           </w:p>
         </w:tc>
@@ -30959,29 +30844,10 @@
             </w:pPr>
             <w:r>
               <w:rPr>
-                <w:sz w:val="18"/>
-              </w:rPr>
-              <w:t xml:space="preserve">SN </w:t>
-            </w:r>
-            <w:r>
-              <w:rPr>
-                <w:rFonts w:hint="eastAsia"/>
-                <w:sz w:val="18"/>
-              </w:rPr>
-              <w:t xml:space="preserve">导出</w:t>
-            </w:r>
-            <w:r>
-              <w:rPr>
-                <w:sz w:val="18"/>
-              </w:rPr>
-              <w:t xml:space="preserve"> / </w:t>
-            </w:r>
-            <w:r>
-              <w:rPr>
-                <w:rFonts w:hint="eastAsia"/>
-                <w:sz w:val="18"/>
-              </w:rPr>
-              <w:t xml:space="preserve">操作痕迹导出上限</w:t>
+                <w:rFonts w:hint="eastAsia"/>
+                <w:sz w:val="18"/>
+              </w:rPr>
+              <w:t xml:space="preserve">单次回调上限</w:t>
             </w:r>
           </w:p>
         </w:tc>
@@ -31001,6 +30867,105 @@
                 <w:rStyle w:val="VerbatimChar"/>
                 <w:sz w:val="18"/>
               </w:rPr>
+              <w:t xml:space="preserve">SN_EXPORT_LIMIT</w:t>
+            </w:r>
+            <w:r>
+              <w:rPr>
+                <w:sz w:val="18"/>
+              </w:rPr>
+              <w:t xml:space="preserve"> </w:t>
+            </w:r>
+            <w:r>
+              <w:rPr>
+                <w:sz w:val="18"/>
+              </w:rPr>
+              <w:t xml:space="preserve">/</w:t>
+            </w:r>
+            <w:r>
+              <w:rPr>
+                <w:sz w:val="18"/>
+              </w:rPr>
+              <w:t xml:space="preserve"> </w:t>
+            </w:r>
+            <w:r>
+              <w:rPr>
+                <w:rStyle w:val="VerbatimChar"/>
+                <w:sz w:val="18"/>
+              </w:rPr>
+              <w:t xml:space="preserve">AUDIT_EXPORT_LIMIT</w:t>
+            </w:r>
+          </w:p>
+        </w:tc>
+        <w:tc>
+          <w:tcPr>
+            <w:tcW w:w="1650" w:type="dxa"/>
+          </w:tcPr>
+          <w:p>
+            <w:pPr>
+              <w:pStyle w:val="Compact"/>
+              <w:spacing w:before="20" w:after="20"/>
+            </w:pPr>
+            <w:r>
+              <w:rPr>
+                <w:sz w:val="18"/>
+              </w:rPr>
+              <w:t xml:space="preserve">1000000 / 200000</w:t>
+            </w:r>
+          </w:p>
+        </w:tc>
+        <w:tc>
+          <w:tcPr>
+            <w:tcW w:w="4019" w:type="dxa"/>
+          </w:tcPr>
+          <w:p>
+            <w:pPr>
+              <w:pStyle w:val="Compact"/>
+              <w:spacing w:before="20" w:after="20"/>
+            </w:pPr>
+            <w:r>
+              <w:rPr>
+                <w:sz w:val="18"/>
+              </w:rPr>
+              <w:t xml:space="preserve">SN </w:t>
+            </w:r>
+            <w:r>
+              <w:rPr>
+                <w:rFonts w:hint="eastAsia"/>
+                <w:sz w:val="18"/>
+              </w:rPr>
+              <w:t xml:space="preserve">导出</w:t>
+            </w:r>
+            <w:r>
+              <w:rPr>
+                <w:sz w:val="18"/>
+              </w:rPr>
+              <w:t xml:space="preserve"> / </w:t>
+            </w:r>
+            <w:r>
+              <w:rPr>
+                <w:rFonts w:hint="eastAsia"/>
+                <w:sz w:val="18"/>
+              </w:rPr>
+              <w:t xml:space="preserve">操作痕迹导出上限</w:t>
+            </w:r>
+          </w:p>
+        </w:tc>
+      </w:tr>
+      <w:tr>
+        <w:tc>
+          <w:tcPr>
+            <w:tcW w:w="3741" w:type="dxa"/>
+          </w:tcPr>
+          <w:p>
+            <w:pPr>
+              <w:pStyle w:val="Compact"/>
+              <w:spacing w:before="20" w:after="20"/>
+            </w:pPr>
+            <w:r>
+              <w:rPr>
+                <w:rStyle w:val="VerbatimChar"/>
+                <w:sz w:val="18"/>
+              </w:rPr>
               <w:t xml:space="preserve">SN_AUDIT_RETENTION_DAYS</w:t>
             </w:r>
           </w:p>
@@ -31050,6 +31015,74 @@
                 <w:sz w:val="18"/>
               </w:rPr>
               <w:t xml:space="preserve">表示永久</w:t>
+            </w:r>
+          </w:p>
+        </w:tc>
+      </w:tr>
+      <w:tr>
+        <w:tc>
+          <w:tcPr>
+            <w:tcW w:w="3741" w:type="dxa"/>
+          </w:tcPr>
+          <w:p>
+            <w:pPr>
+              <w:pStyle w:val="Compact"/>
+              <w:spacing w:before="20" w:after="20"/>
+            </w:pPr>
+            <w:r>
+              <w:rPr>
+                <w:rStyle w:val="VerbatimChar"/>
+                <w:sz w:val="18"/>
+              </w:rPr>
+              <w:t xml:space="preserve">SN_AUDIT_ARCHIVE_RETENTION_DAYS</w:t>
+            </w:r>
+          </w:p>
+        </w:tc>
+        <w:tc>
+          <w:tcPr>
+            <w:tcW w:w="1650" w:type="dxa"/>
+          </w:tcPr>
+          <w:p>
+            <w:pPr>
+              <w:pStyle w:val="Compact"/>
+              <w:spacing w:before="20" w:after="20"/>
+            </w:pPr>
+            <w:r>
+              <w:rPr>
+                <w:sz w:val="18"/>
+              </w:rPr>
+              <w:t xml:space="preserve">1825</w:t>
+            </w:r>
+          </w:p>
+        </w:tc>
+        <w:tc>
+          <w:tcPr>
+            <w:tcW w:w="4019" w:type="dxa"/>
+          </w:tcPr>
+          <w:p>
+            <w:pPr>
+              <w:pStyle w:val="Compact"/>
+              <w:spacing w:before="20" w:after="20"/>
+            </w:pPr>
+            <w:r>
+              <w:rPr>
+                <w:rFonts w:hint="eastAsia"/>
+                <w:sz w:val="18"/>
+              </w:rPr>
+              <w:t xml:space="preserve">痕迹总保存天数（含在线与归档，按发生时间）；超过的归档痕迹每天清理；0</w:t>
+            </w:r>
+            <w:r>
+              <w:rPr>
+                <w:sz w:val="18"/>
+              </w:rPr>
+              <w:t xml:space="preserve"> </w:t>
+            </w:r>
+            <w:r>
+              <w:rPr>
+                <w:rFonts w:hint="eastAsia"/>
+                <w:sz w:val="18"/>
+              </w:rPr>
+              <w:t xml:space="preserve">表示归档永久保留</w:t>
             </w:r>
           </w:p>
         </w:tc>
@@ -31939,7 +31972,7 @@
                 <w:rStyle w:val="VerbatimChar"/>
                 <w:sz w:val="18"/>
               </w:rPr>
-              <w:t xml:space="preserve">PASSWORD_CHANGE_REQUIRED</w:t>
+              <w:t xml:space="preserve">SESSION_REPLACED</w:t>
             </w:r>
           </w:p>
         </w:tc>
@@ -31956,7 +31989,7 @@
               <w:rPr>
                 <w:sz w:val="18"/>
               </w:rPr>
-              <w:t xml:space="preserve">403</w:t>
+              <w:t xml:space="preserve">401</w:t>
             </w:r>
           </w:p>
         </w:tc>
@@ -31974,7 +32007,7 @@
                 <w:rFonts w:hint="eastAsia"/>
                 <w:sz w:val="18"/>
               </w:rPr>
-              <w:t xml:space="preserve">密码已被管理员重置，须先修改密码</w:t>
+              <w:t xml:space="preserve">该账户已在其他页面登录，本页面令牌被覆盖（只发生在页面令牌上）</w:t>
             </w:r>
           </w:p>
         </w:tc>
@@ -31994,32 +32027,7 @@
                 <w:rStyle w:val="VerbatimChar"/>
                 <w:sz w:val="18"/>
               </w:rPr>
-              <w:t xml:space="preserve">FORBIDDEN</w:t>
-            </w:r>
-            <w:r>
-              <w:rPr>
-                <w:sz w:val="18"/>
-              </w:rPr>
-              <w:t xml:space="preserve"> </w:t>
-            </w:r>
-            <w:r>
-              <w:rPr>
-                <w:sz w:val="18"/>
-              </w:rPr>
-              <w:t xml:space="preserve">/</w:t>
-            </w:r>
-            <w:r>
-              <w:rPr>
-                <w:sz w:val="18"/>
-              </w:rPr>
-              <w:t xml:space="preserve"> </w:t>
-            </w:r>
-            <w:r>
-              <w:rPr>
-                <w:rStyle w:val="VerbatimChar"/>
-                <w:sz w:val="18"/>
-              </w:rPr>
-              <w:t xml:space="preserve">FACTORY_FORBIDDEN</w:t>
+              <w:t xml:space="preserve">PASSWORD_CHANGE_REQUIRED</w:t>
             </w:r>
           </w:p>
         </w:tc>
@@ -32054,20 +32062,7 @@
                 <w:rFonts w:hint="eastAsia"/>
                 <w:sz w:val="18"/>
               </w:rPr>
-              <w:t xml:space="preserve">角色无权限</w:t>
-            </w:r>
-            <w:r>
-              <w:rPr>
-                <w:sz w:val="18"/>
-              </w:rPr>
-              <w:t xml:space="preserve"> / </w:t>
-            </w:r>
-            <w:r>
-              <w:rPr>
-                <w:rFonts w:hint="eastAsia"/>
-                <w:sz w:val="18"/>
-              </w:rPr>
-              <w:t xml:space="preserve">超出工厂范围</w:t>
+              <w:t xml:space="preserve">密码已被管理员重置，须先修改密码</w:t>
             </w:r>
           </w:p>
         </w:tc>
@@ -32087,7 +32082,32 @@
                 <w:rStyle w:val="VerbatimChar"/>
                 <w:sz w:val="18"/>
               </w:rPr>
-              <w:t xml:space="preserve">LOGIN_LOCKED</w:t>
+              <w:t xml:space="preserve">FORBIDDEN</w:t>
+            </w:r>
+            <w:r>
+              <w:rPr>
+                <w:sz w:val="18"/>
+              </w:rPr>
+              <w:t xml:space="preserve"> </w:t>
+            </w:r>
+            <w:r>
+              <w:rPr>
+                <w:sz w:val="18"/>
+              </w:rPr>
+              <w:t xml:space="preserve">/</w:t>
+            </w:r>
+            <w:r>
+              <w:rPr>
+                <w:sz w:val="18"/>
+              </w:rPr>
+              <w:t xml:space="preserve"> </w:t>
+            </w:r>
+            <w:r>
+              <w:rPr>
+                <w:rStyle w:val="VerbatimChar"/>
+                <w:sz w:val="18"/>
+              </w:rPr>
+              <w:t xml:space="preserve">FACTORY_FORBIDDEN</w:t>
             </w:r>
           </w:p>
         </w:tc>
@@ -32104,7 +32124,7 @@
               <w:rPr>
                 <w:sz w:val="18"/>
               </w:rPr>
-              <w:t xml:space="preserve">429</w:t>
+              <w:t xml:space="preserve">403</w:t>
             </w:r>
           </w:p>
         </w:tc>
@@ -32122,7 +32142,20 @@
                 <w:rFonts w:hint="eastAsia"/>
                 <w:sz w:val="18"/>
               </w:rPr>
-              <w:t xml:space="preserve">登录失败次数过多，暂时锁定</w:t>
+              <w:t xml:space="preserve">角色无权限</w:t>
+            </w:r>
+            <w:r>
+              <w:rPr>
+                <w:sz w:val="18"/>
+              </w:rPr>
+              <w:t xml:space="preserve"> / </w:t>
+            </w:r>
+            <w:r>
+              <w:rPr>
+                <w:rFonts w:hint="eastAsia"/>
+                <w:sz w:val="18"/>
+              </w:rPr>
+              <w:t xml:space="preserve">超出工厂范围</w:t>
             </w:r>
           </w:p>
         </w:tc>

--- a/docs/系统技术方案.docx
+++ b/docs/系统技术方案.docx
@@ -1152,7 +1152,110 @@
                 <w:rFonts w:hint="eastAsia"/>
                 <w:sz w:val="18"/>
               </w:rPr>
-              <w:t xml:space="preserve">）；痕迹归档可在页面查询并设总保存期；取消登录失败锁定。更新图</w:t>
+              <w:t xml:space="preserve">）；痕迹归档可在页面查询并设总保存期；取消登录失败锁定；转厂不再做转入</w:t>
+            </w:r>
+            <w:r>
+              <w:rPr>
+                <w:sz w:val="18"/>
+              </w:rPr>
+              <w:t xml:space="preserve"> PI </w:t>
+            </w:r>
+            <w:r>
+              <w:rPr>
+                <w:rFonts w:hint="eastAsia"/>
+                <w:sz w:val="18"/>
+              </w:rPr>
+              <w:t xml:space="preserve">查重（删除</w:t>
+            </w:r>
+            <w:r>
+              <w:rPr>
+                <w:sz w:val="18"/>
+              </w:rPr>
+              <w:t xml:space="preserve"> </w:t>
+            </w:r>
+            <w:r>
+              <w:rPr>
+                <w:rStyle w:val="VerbatimChar"/>
+                <w:sz w:val="18"/>
+              </w:rPr>
+              <w:t xml:space="preserve">TR_DUPLICATE</w:t>
+            </w:r>
+            <w:r>
+              <w:rPr>
+                <w:rFonts w:hint="eastAsia"/>
+                <w:sz w:val="18"/>
+              </w:rPr>
+              <w:t xml:space="preserve">）；库名按环境定为</w:t>
+            </w:r>
+            <w:r>
+              <w:rPr>
+                <w:sz w:val="18"/>
+              </w:rPr>
+              <w:t xml:space="preserve"> </w:t>
+            </w:r>
+            <w:r>
+              <w:rPr>
+                <w:rStyle w:val="VerbatimChar"/>
+                <w:sz w:val="18"/>
+              </w:rPr>
+              <w:t xml:space="preserve">sn_dev</w:t>
+            </w:r>
+            <w:r>
+              <w:rPr>
+                <w:sz w:val="18"/>
+              </w:rPr>
+              <w:t xml:space="preserve"> </w:t>
+            </w:r>
+            <w:r>
+              <w:rPr>
+                <w:sz w:val="18"/>
+              </w:rPr>
+              <w:t xml:space="preserve">/</w:t>
+            </w:r>
+            <w:r>
+              <w:rPr>
+                <w:sz w:val="18"/>
+              </w:rPr>
+              <w:t xml:space="preserve"> </w:t>
+            </w:r>
+            <w:r>
+              <w:rPr>
+                <w:rStyle w:val="VerbatimChar"/>
+                <w:sz w:val="18"/>
+              </w:rPr>
+              <w:t xml:space="preserve">sn_test</w:t>
+            </w:r>
+            <w:r>
+              <w:rPr>
+                <w:sz w:val="18"/>
+              </w:rPr>
+              <w:t xml:space="preserve"> </w:t>
+            </w:r>
+            <w:r>
+              <w:rPr>
+                <w:sz w:val="18"/>
+              </w:rPr>
+              <w:t xml:space="preserve">/</w:t>
+            </w:r>
+            <w:r>
+              <w:rPr>
+                <w:sz w:val="18"/>
+              </w:rPr>
+              <w:t xml:space="preserve"> </w:t>
+            </w:r>
+            <w:r>
+              <w:rPr>
+                <w:rStyle w:val="VerbatimChar"/>
+                <w:sz w:val="18"/>
+              </w:rPr>
+              <w:t xml:space="preserve">sn_prod</w:t>
+            </w:r>
+            <w:r>
+              <w:rPr>
+                <w:rFonts w:hint="eastAsia"/>
+                <w:sz w:val="18"/>
+              </w:rPr>
+              <w:t xml:space="preserve">。更新图</w:t>
             </w:r>
             <w:r>
               <w:rPr>
@@ -7138,20 +7241,7 @@
                 <w:rFonts w:hint="eastAsia"/>
                 <w:sz w:val="18"/>
               </w:rPr>
-              <w:t xml:space="preserve">原因」填写，提交前实时校验可转数量、重复</w:t>
-            </w:r>
-            <w:r>
-              <w:rPr>
-                <w:sz w:val="18"/>
-              </w:rPr>
-              <w:t xml:space="preserve"> SN </w:t>
-            </w:r>
-            <w:r>
-              <w:rPr>
-                <w:rFonts w:hint="eastAsia"/>
-                <w:sz w:val="18"/>
-              </w:rPr>
-              <w:t xml:space="preserve">与下一号后移；工厂申请、撤回；总部确认、驳回或直接转移</w:t>
+              <w:t xml:space="preserve">原因」填写，提交前实时校验可转数量与下一号后移；工厂申请、撤回；总部确认、驳回或直接转移</w:t>
             </w:r>
           </w:p>
         </w:tc>
@@ -8023,9 +8113,9 @@
         <w:tblLook w:firstRow="1" w:lastRow="0" w:firstColumn="0" w:lastColumn="0" w:noHBand="0" w:noVBand="0" w:val="0020"/>
       </w:tblPr>
       <w:tblGrid>
-        <w:gridCol w:w="916"/>
-        <w:gridCol w:w="4147"/>
-        <w:gridCol w:w="4347"/>
+        <w:gridCol w:w="897"/>
+        <w:gridCol w:w="4257"/>
+        <w:gridCol w:w="4257"/>
       </w:tblGrid>
       <w:tr>
         <w:trPr>
@@ -8034,7 +8124,7 @@
         </w:trPr>
         <w:tc>
           <w:tcPr>
-            <w:tcW w:w="916" w:type="dxa"/>
+            <w:tcW w:w="897" w:type="dxa"/>
             <w:shd w:val="clear" w:color="auto" w:fill="D9E2F3"/>
           </w:tcPr>
           <w:p>
@@ -8054,7 +8144,7 @@
         </w:tc>
         <w:tc>
           <w:tcPr>
-            <w:tcW w:w="4147" w:type="dxa"/>
+            <w:tcW w:w="4257" w:type="dxa"/>
             <w:shd w:val="clear" w:color="auto" w:fill="D9E2F3"/>
           </w:tcPr>
           <w:p>
@@ -8074,7 +8164,7 @@
         </w:tc>
         <w:tc>
           <w:tcPr>
-            <w:tcW w:w="4347" w:type="dxa"/>
+            <w:tcW w:w="4257" w:type="dxa"/>
             <w:shd w:val="clear" w:color="auto" w:fill="D9E2F3"/>
           </w:tcPr>
           <w:p>
@@ -8096,7 +8186,7 @@
       <w:tr>
         <w:tc>
           <w:tcPr>
-            <w:tcW w:w="916" w:type="dxa"/>
+            <w:tcW w:w="897" w:type="dxa"/>
           </w:tcPr>
           <w:p>
             <w:pPr>
@@ -8114,7 +8204,7 @@
         </w:tc>
         <w:tc>
           <w:tcPr>
-            <w:tcW w:w="4147" w:type="dxa"/>
+            <w:tcW w:w="4257" w:type="dxa"/>
           </w:tcPr>
           <w:p>
             <w:pPr>
@@ -8131,7 +8221,7 @@
         </w:tc>
         <w:tc>
           <w:tcPr>
-            <w:tcW w:w="4347" w:type="dxa"/>
+            <w:tcW w:w="4257" w:type="dxa"/>
           </w:tcPr>
           <w:p>
             <w:pPr>
@@ -8164,7 +8254,7 @@
       <w:tr>
         <w:tc>
           <w:tcPr>
-            <w:tcW w:w="916" w:type="dxa"/>
+            <w:tcW w:w="897" w:type="dxa"/>
           </w:tcPr>
           <w:p>
             <w:pPr>
@@ -8182,7 +8272,7 @@
         </w:tc>
         <w:tc>
           <w:tcPr>
-            <w:tcW w:w="4147" w:type="dxa"/>
+            <w:tcW w:w="4257" w:type="dxa"/>
           </w:tcPr>
           <w:p>
             <w:pPr>
@@ -8199,7 +8289,7 @@
         </w:tc>
         <w:tc>
           <w:tcPr>
-            <w:tcW w:w="4347" w:type="dxa"/>
+            <w:tcW w:w="4257" w:type="dxa"/>
           </w:tcPr>
           <w:p>
             <w:pPr>
@@ -8284,7 +8374,7 @@
       <w:tr>
         <w:tc>
           <w:tcPr>
-            <w:tcW w:w="916" w:type="dxa"/>
+            <w:tcW w:w="897" w:type="dxa"/>
           </w:tcPr>
           <w:p>
             <w:pPr>
@@ -8302,7 +8392,7 @@
         </w:tc>
         <w:tc>
           <w:tcPr>
-            <w:tcW w:w="4147" w:type="dxa"/>
+            <w:tcW w:w="4257" w:type="dxa"/>
           </w:tcPr>
           <w:p>
             <w:pPr>
@@ -8319,7 +8409,7 @@
         </w:tc>
         <w:tc>
           <w:tcPr>
-            <w:tcW w:w="4347" w:type="dxa"/>
+            <w:tcW w:w="4257" w:type="dxa"/>
           </w:tcPr>
           <w:p>
             <w:pPr>
@@ -8398,7 +8488,7 @@
       <w:tr>
         <w:tc>
           <w:tcPr>
-            <w:tcW w:w="916" w:type="dxa"/>
+            <w:tcW w:w="897" w:type="dxa"/>
           </w:tcPr>
           <w:p>
             <w:pPr>
@@ -8416,7 +8506,7 @@
         </w:tc>
         <w:tc>
           <w:tcPr>
-            <w:tcW w:w="4147" w:type="dxa"/>
+            <w:tcW w:w="4257" w:type="dxa"/>
           </w:tcPr>
           <w:p>
             <w:pPr>
@@ -8433,7 +8523,7 @@
         </w:tc>
         <w:tc>
           <w:tcPr>
-            <w:tcW w:w="4347" w:type="dxa"/>
+            <w:tcW w:w="4257" w:type="dxa"/>
           </w:tcPr>
           <w:p>
             <w:pPr>
@@ -8492,7 +8582,7 @@
       <w:tr>
         <w:tc>
           <w:tcPr>
-            <w:tcW w:w="916" w:type="dxa"/>
+            <w:tcW w:w="897" w:type="dxa"/>
           </w:tcPr>
           <w:p>
             <w:pPr>
@@ -8510,7 +8600,7 @@
         </w:tc>
         <w:tc>
           <w:tcPr>
-            <w:tcW w:w="4147" w:type="dxa"/>
+            <w:tcW w:w="4257" w:type="dxa"/>
           </w:tcPr>
           <w:p>
             <w:pPr>
@@ -8528,7 +8618,7 @@
                 <w:rFonts w:hint="eastAsia"/>
                 <w:sz w:val="18"/>
               </w:rPr>
-              <w:t xml:space="preserve">InnoDB，单实例，库名</w:t>
+              <w:t xml:space="preserve">InnoDB，单实例；库名按环境：开发</w:t>
             </w:r>
             <w:r>
               <w:rPr>
@@ -8541,13 +8631,53 @@
                 <w:rStyle w:val="VerbatimChar"/>
                 <w:sz w:val="18"/>
               </w:rPr>
-              <w:t xml:space="preserve">sndb</w:t>
-            </w:r>
-          </w:p>
-        </w:tc>
-        <w:tc>
-          <w:tcPr>
-            <w:tcW w:w="4347" w:type="dxa"/>
+              <w:t xml:space="preserve">sn_dev</w:t>
+            </w:r>
+            <w:r>
+              <w:rPr>
+                <w:rFonts w:hint="eastAsia"/>
+                <w:sz w:val="18"/>
+              </w:rPr>
+              <w:t xml:space="preserve">、测试</w:t>
+            </w:r>
+            <w:r>
+              <w:rPr>
+                <w:sz w:val="18"/>
+              </w:rPr>
+              <w:t xml:space="preserve"> </w:t>
+            </w:r>
+            <w:r>
+              <w:rPr>
+                <w:rStyle w:val="VerbatimChar"/>
+                <w:sz w:val="18"/>
+              </w:rPr>
+              <w:t xml:space="preserve">sn_test</w:t>
+            </w:r>
+            <w:r>
+              <w:rPr>
+                <w:rFonts w:hint="eastAsia"/>
+                <w:sz w:val="18"/>
+              </w:rPr>
+              <w:t xml:space="preserve">、正式</w:t>
+            </w:r>
+            <w:r>
+              <w:rPr>
+                <w:sz w:val="18"/>
+              </w:rPr>
+              <w:t xml:space="preserve"> </w:t>
+            </w:r>
+            <w:r>
+              <w:rPr>
+                <w:rStyle w:val="VerbatimChar"/>
+                <w:sz w:val="18"/>
+              </w:rPr>
+              <w:t xml:space="preserve">sn_prod</w:t>
+            </w:r>
+          </w:p>
+        </w:tc>
+        <w:tc>
+          <w:tcPr>
+            <w:tcW w:w="4257" w:type="dxa"/>
           </w:tcPr>
           <w:p>
             <w:pPr>
@@ -8620,7 +8750,7 @@
       <w:tr>
         <w:tc>
           <w:tcPr>
-            <w:tcW w:w="916" w:type="dxa"/>
+            <w:tcW w:w="897" w:type="dxa"/>
           </w:tcPr>
           <w:p>
             <w:pPr>
@@ -8638,7 +8768,7 @@
         </w:tc>
         <w:tc>
           <w:tcPr>
-            <w:tcW w:w="4147" w:type="dxa"/>
+            <w:tcW w:w="4257" w:type="dxa"/>
           </w:tcPr>
           <w:p>
             <w:pPr>
@@ -8662,7 +8792,7 @@
         </w:tc>
         <w:tc>
           <w:tcPr>
-            <w:tcW w:w="4347" w:type="dxa"/>
+            <w:tcW w:w="4257" w:type="dxa"/>
           </w:tcPr>
           <w:p>
             <w:pPr>
@@ -8715,7 +8845,7 @@
       <w:tr>
         <w:tc>
           <w:tcPr>
-            <w:tcW w:w="916" w:type="dxa"/>
+            <w:tcW w:w="897" w:type="dxa"/>
           </w:tcPr>
           <w:p>
             <w:pPr>
@@ -8733,7 +8863,7 @@
         </w:tc>
         <w:tc>
           <w:tcPr>
-            <w:tcW w:w="4147" w:type="dxa"/>
+            <w:tcW w:w="4257" w:type="dxa"/>
           </w:tcPr>
           <w:p>
             <w:pPr>
@@ -8751,7 +8881,7 @@
         </w:tc>
         <w:tc>
           <w:tcPr>
-            <w:tcW w:w="4347" w:type="dxa"/>
+            <w:tcW w:w="4257" w:type="dxa"/>
           </w:tcPr>
           <w:p>
             <w:pPr>
@@ -23541,10 +23671,29 @@
             </w:r>
             <w:r>
               <w:rPr>
-                <w:rFonts w:hint="eastAsia"/>
-                <w:sz w:val="18"/>
-              </w:rPr>
-              <w:t xml:space="preserve">。转入</w:t>
+                <w:sz w:val="18"/>
+              </w:rPr>
+              <w:t xml:space="preserve">。SN </w:t>
+            </w:r>
+            <w:r>
+              <w:rPr>
+                <w:rFonts w:hint="eastAsia"/>
+                <w:sz w:val="18"/>
+              </w:rPr>
+              <w:t xml:space="preserve">全局唯一、转厂不改</w:t>
+            </w:r>
+            <w:r>
+              <w:rPr>
+                <w:sz w:val="18"/>
+              </w:rPr>
+              <w:t xml:space="preserve"> </w:t>
+            </w:r>
+            <w:r>
+              <w:rPr>
+                <w:rFonts w:hint="eastAsia"/>
+                <w:sz w:val="18"/>
+              </w:rPr>
+              <w:t xml:space="preserve">SN，不做转入</w:t>
             </w:r>
             <w:r>
               <w:rPr>
@@ -23557,34 +23706,7 @@
                 <w:rFonts w:hint="eastAsia"/>
                 <w:sz w:val="18"/>
               </w:rPr>
-              <w:t xml:space="preserve">下的同串检查（</w:t>
-            </w:r>
-            <w:r>
-              <w:rPr>
-                <w:rStyle w:val="VerbatimChar"/>
-                <w:sz w:val="18"/>
-              </w:rPr>
-              <w:t xml:space="preserve">TR_DUPLICATE</w:t>
-            </w:r>
-            <w:r>
-              <w:rPr>
-                <w:rFonts w:hint="eastAsia"/>
-                <w:sz w:val="18"/>
-              </w:rPr>
-              <w:t xml:space="preserve">）保留为防御：SN</w:t>
-            </w:r>
-            <w:r>
-              <w:rPr>
-                <w:sz w:val="18"/>
-              </w:rPr>
-              <w:t xml:space="preserve"> </w:t>
-            </w:r>
-            <w:r>
-              <w:rPr>
-                <w:rFonts w:hint="eastAsia"/>
-                <w:sz w:val="18"/>
-              </w:rPr>
-              <w:t xml:space="preserve">全局唯一，正常不会触发</w:t>
+              <w:t xml:space="preserve">查重</w:t>
             </w:r>
           </w:p>
         </w:tc>
@@ -23899,7 +24021,7 @@
                 <w:rFonts w:hint="eastAsia"/>
                 <w:sz w:val="18"/>
               </w:rPr>
-              <w:t xml:space="preserve">SN、查重、改挂在同一事务内完成</w:t>
+              <w:t xml:space="preserve">SN、校验转入工厂、改挂在同一事务内完成</w:t>
             </w:r>
           </w:p>
         </w:tc>
@@ -30168,9 +30290,9 @@
         <w:tblLook w:firstRow="1" w:lastRow="0" w:firstColumn="0" w:lastColumn="0" w:noHBand="0" w:noVBand="0" w:val="0020"/>
       </w:tblPr>
       <w:tblGrid>
-        <w:gridCol w:w="3741"/>
-        <w:gridCol w:w="1650"/>
-        <w:gridCol w:w="4019"/>
+        <w:gridCol w:w="3697"/>
+        <w:gridCol w:w="1742"/>
+        <w:gridCol w:w="3971"/>
       </w:tblGrid>
       <w:tr>
         <w:trPr>
@@ -30179,7 +30301,7 @@
         </w:trPr>
         <w:tc>
           <w:tcPr>
-            <w:tcW w:w="3741" w:type="dxa"/>
+            <w:tcW w:w="3697" w:type="dxa"/>
             <w:shd w:val="clear" w:color="auto" w:fill="D9E2F3"/>
           </w:tcPr>
           <w:p>
@@ -30199,7 +30321,7 @@
         </w:tc>
         <w:tc>
           <w:tcPr>
-            <w:tcW w:w="1650" w:type="dxa"/>
+            <w:tcW w:w="1742" w:type="dxa"/>
             <w:shd w:val="clear" w:color="auto" w:fill="D9E2F3"/>
           </w:tcPr>
           <w:p>
@@ -30219,7 +30341,7 @@
         </w:tc>
         <w:tc>
           <w:tcPr>
-            <w:tcW w:w="4019" w:type="dxa"/>
+            <w:tcW w:w="3971" w:type="dxa"/>
             <w:shd w:val="clear" w:color="auto" w:fill="D9E2F3"/>
           </w:tcPr>
           <w:p>
@@ -30241,7 +30363,7 @@
       <w:tr>
         <w:tc>
           <w:tcPr>
-            <w:tcW w:w="3741" w:type="dxa"/>
+            <w:tcW w:w="3697" w:type="dxa"/>
           </w:tcPr>
           <w:p>
             <w:pPr>
@@ -30259,7 +30381,7 @@
         </w:tc>
         <w:tc>
           <w:tcPr>
-            <w:tcW w:w="1650" w:type="dxa"/>
+            <w:tcW w:w="1742" w:type="dxa"/>
           </w:tcPr>
           <w:p>
             <w:pPr>
@@ -30293,7 +30415,7 @@
         </w:tc>
         <w:tc>
           <w:tcPr>
-            <w:tcW w:w="4019" w:type="dxa"/>
+            <w:tcW w:w="3971" w:type="dxa"/>
           </w:tcPr>
           <w:p>
             <w:pPr>
@@ -30326,7 +30448,7 @@
       <w:tr>
         <w:tc>
           <w:tcPr>
-            <w:tcW w:w="3741" w:type="dxa"/>
+            <w:tcW w:w="3697" w:type="dxa"/>
           </w:tcPr>
           <w:p>
             <w:pPr>
@@ -30344,7 +30466,7 @@
         </w:tc>
         <w:tc>
           <w:tcPr>
-            <w:tcW w:w="1650" w:type="dxa"/>
+            <w:tcW w:w="1742" w:type="dxa"/>
           </w:tcPr>
           <w:p>
             <w:pPr>
@@ -30362,7 +30484,7 @@
         </w:tc>
         <w:tc>
           <w:tcPr>
-            <w:tcW w:w="4019" w:type="dxa"/>
+            <w:tcW w:w="3971" w:type="dxa"/>
           </w:tcPr>
           <w:p>
             <w:pPr>
@@ -30414,7 +30536,7 @@
       <w:tr>
         <w:tc>
           <w:tcPr>
-            <w:tcW w:w="3741" w:type="dxa"/>
+            <w:tcW w:w="3697" w:type="dxa"/>
           </w:tcPr>
           <w:p>
             <w:pPr>
@@ -30482,7 +30604,7 @@
         </w:tc>
         <w:tc>
           <w:tcPr>
-            <w:tcW w:w="1650" w:type="dxa"/>
+            <w:tcW w:w="1742" w:type="dxa"/>
           </w:tcPr>
           <w:p>
             <w:pPr>
@@ -30519,25 +30641,78 @@
                 <w:rStyle w:val="VerbatimChar"/>
                 <w:sz w:val="18"/>
               </w:rPr>
-              <w:t xml:space="preserve">sndb</w:t>
-            </w:r>
-          </w:p>
-        </w:tc>
-        <w:tc>
-          <w:tcPr>
-            <w:tcW w:w="4019" w:type="dxa"/>
-          </w:tcPr>
-          <w:p>
-            <w:pPr>
-              <w:pStyle w:val="Compact"/>
-              <w:spacing w:before="20" w:after="20"/>
-            </w:pPr>
-            <w:r>
-              <w:rPr>
-                <w:rFonts w:hint="eastAsia"/>
-                <w:sz w:val="18"/>
-              </w:rPr>
-              <w:t xml:space="preserve">数据库地址与库名</w:t>
+              <w:t xml:space="preserve">sn_dev</w:t>
+            </w:r>
+          </w:p>
+        </w:tc>
+        <w:tc>
+          <w:tcPr>
+            <w:tcW w:w="3971" w:type="dxa"/>
+          </w:tcPr>
+          <w:p>
+            <w:pPr>
+              <w:pStyle w:val="Compact"/>
+              <w:spacing w:before="20" w:after="20"/>
+            </w:pPr>
+            <w:r>
+              <w:rPr>
+                <w:rFonts w:hint="eastAsia"/>
+                <w:sz w:val="18"/>
+              </w:rPr>
+              <w:t xml:space="preserve">数据库地址与库名；开发</w:t>
+            </w:r>
+            <w:r>
+              <w:rPr>
+                <w:sz w:val="18"/>
+              </w:rPr>
+              <w:t xml:space="preserve"> </w:t>
+            </w:r>
+            <w:r>
+              <w:rPr>
+                <w:rStyle w:val="VerbatimChar"/>
+                <w:sz w:val="18"/>
+              </w:rPr>
+              <w:t xml:space="preserve">sn_dev</w:t>
+            </w:r>
+            <w:r>
+              <w:rPr>
+                <w:rFonts w:hint="eastAsia"/>
+                <w:sz w:val="18"/>
+              </w:rPr>
+              <w:t xml:space="preserve">、测试</w:t>
+            </w:r>
+            <w:r>
+              <w:rPr>
+                <w:sz w:val="18"/>
+              </w:rPr>
+              <w:t xml:space="preserve"> </w:t>
+            </w:r>
+            <w:r>
+              <w:rPr>
+                <w:rStyle w:val="VerbatimChar"/>
+                <w:sz w:val="18"/>
+              </w:rPr>
+              <w:t xml:space="preserve">sn_test</w:t>
+            </w:r>
+            <w:r>
+              <w:rPr>
+                <w:rFonts w:hint="eastAsia"/>
+                <w:sz w:val="18"/>
+              </w:rPr>
+              <w:t xml:space="preserve">、正式</w:t>
+            </w:r>
+            <w:r>
+              <w:rPr>
+                <w:sz w:val="18"/>
+              </w:rPr>
+              <w:t xml:space="preserve"> </w:t>
+            </w:r>
+            <w:r>
+              <w:rPr>
+                <w:rStyle w:val="VerbatimChar"/>
+                <w:sz w:val="18"/>
+              </w:rPr>
+              <w:t xml:space="preserve">sn_prod</w:t>
             </w:r>
           </w:p>
         </w:tc>
@@ -30545,7 +30720,7 @@
       <w:tr>
         <w:tc>
           <w:tcPr>
-            <w:tcW w:w="3741" w:type="dxa"/>
+            <w:tcW w:w="3697" w:type="dxa"/>
           </w:tcPr>
           <w:p>
             <w:pPr>
@@ -30588,7 +30763,7 @@
         </w:tc>
         <w:tc>
           <w:tcPr>
-            <w:tcW w:w="1650" w:type="dxa"/>
+            <w:tcW w:w="1742" w:type="dxa"/>
           </w:tcPr>
           <w:p>
             <w:pPr>
@@ -30618,7 +30793,7 @@
         </w:tc>
         <w:tc>
           <w:tcPr>
-            <w:tcW w:w="4019" w:type="dxa"/>
+            <w:tcW w:w="3971" w:type="dxa"/>
           </w:tcPr>
           <w:p>
             <w:pPr>
@@ -30638,7 +30813,7 @@
       <w:tr>
         <w:tc>
           <w:tcPr>
-            <w:tcW w:w="3741" w:type="dxa"/>
+            <w:tcW w:w="3697" w:type="dxa"/>
           </w:tcPr>
           <w:p>
             <w:pPr>
@@ -30656,7 +30831,7 @@
         </w:tc>
         <w:tc>
           <w:tcPr>
-            <w:tcW w:w="1650" w:type="dxa"/>
+            <w:tcW w:w="1742" w:type="dxa"/>
           </w:tcPr>
           <w:p>
             <w:pPr>
@@ -30673,7 +30848,7 @@
         </w:tc>
         <w:tc>
           <w:tcPr>
-            <w:tcW w:w="4019" w:type="dxa"/>
+            <w:tcW w:w="3971" w:type="dxa"/>
           </w:tcPr>
           <w:p>
             <w:pPr>
@@ -30706,7 +30881,7 @@
       <w:tr>
         <w:tc>
           <w:tcPr>
-            <w:tcW w:w="3741" w:type="dxa"/>
+            <w:tcW w:w="3697" w:type="dxa"/>
           </w:tcPr>
           <w:p>
             <w:pPr>
@@ -30724,7 +30899,7 @@
         </w:tc>
         <w:tc>
           <w:tcPr>
-            <w:tcW w:w="1650" w:type="dxa"/>
+            <w:tcW w:w="1742" w:type="dxa"/>
           </w:tcPr>
           <w:p>
             <w:pPr>
@@ -30741,7 +30916,7 @@
         </w:tc>
         <w:tc>
           <w:tcPr>
-            <w:tcW w:w="4019" w:type="dxa"/>
+            <w:tcW w:w="3971" w:type="dxa"/>
           </w:tcPr>
           <w:p>
             <w:pPr>
@@ -30787,7 +30962,7 @@
       <w:tr>
         <w:tc>
           <w:tcPr>
-            <w:tcW w:w="3741" w:type="dxa"/>
+            <w:tcW w:w="3697" w:type="dxa"/>
           </w:tcPr>
           <w:p>
             <w:pPr>
@@ -30830,7 +31005,7 @@
         </w:tc>
         <w:tc>
           <w:tcPr>
-            <w:tcW w:w="1650" w:type="dxa"/>
+            <w:tcW w:w="1742" w:type="dxa"/>
           </w:tcPr>
           <w:p>
             <w:pPr>
@@ -30873,7 +31048,7 @@
         </w:tc>
         <w:tc>
           <w:tcPr>
-            <w:tcW w:w="4019" w:type="dxa"/>
+            <w:tcW w:w="3971" w:type="dxa"/>
           </w:tcPr>
           <w:p>
             <w:pPr>
@@ -30893,7 +31068,7 @@
       <w:tr>
         <w:tc>
           <w:tcPr>
-            <w:tcW w:w="3741" w:type="dxa"/>
+            <w:tcW w:w="3697" w:type="dxa"/>
           </w:tcPr>
           <w:p>
             <w:pPr>
@@ -30911,7 +31086,7 @@
         </w:tc>
         <w:tc>
           <w:tcPr>
-            <w:tcW w:w="1650" w:type="dxa"/>
+            <w:tcW w:w="1742" w:type="dxa"/>
           </w:tcPr>
           <w:p>
             <w:pPr>
@@ -30929,7 +31104,7 @@
         </w:tc>
         <w:tc>
           <w:tcPr>
-            <w:tcW w:w="4019" w:type="dxa"/>
+            <w:tcW w:w="3971" w:type="dxa"/>
           </w:tcPr>
           <w:p>
             <w:pPr>
@@ -30949,7 +31124,7 @@
       <w:tr>
         <w:tc>
           <w:tcPr>
-            <w:tcW w:w="3741" w:type="dxa"/>
+            <w:tcW w:w="3697" w:type="dxa"/>
           </w:tcPr>
           <w:p>
             <w:pPr>
@@ -30992,7 +31167,7 @@
         </w:tc>
         <w:tc>
           <w:tcPr>
-            <w:tcW w:w="1650" w:type="dxa"/>
+            <w:tcW w:w="1742" w:type="dxa"/>
           </w:tcPr>
           <w:p>
             <w:pPr>
@@ -31022,7 +31197,7 @@
         </w:tc>
         <w:tc>
           <w:tcPr>
-            <w:tcW w:w="4019" w:type="dxa"/>
+            <w:tcW w:w="3971" w:type="dxa"/>
           </w:tcPr>
           <w:p>
             <w:pPr>
@@ -31042,7 +31217,7 @@
       <w:tr>
         <w:tc>
           <w:tcPr>
-            <w:tcW w:w="3741" w:type="dxa"/>
+            <w:tcW w:w="3697" w:type="dxa"/>
           </w:tcPr>
           <w:p>
             <w:pPr>
@@ -31060,7 +31235,7 @@
         </w:tc>
         <w:tc>
           <w:tcPr>
-            <w:tcW w:w="1650" w:type="dxa"/>
+            <w:tcW w:w="1742" w:type="dxa"/>
           </w:tcPr>
           <w:p>
             <w:pPr>
@@ -31077,7 +31252,7 @@
         </w:tc>
         <w:tc>
           <w:tcPr>
-            <w:tcW w:w="4019" w:type="dxa"/>
+            <w:tcW w:w="3971" w:type="dxa"/>
           </w:tcPr>
           <w:p>
             <w:pPr>
@@ -31110,7 +31285,7 @@
       <w:tr>
         <w:tc>
           <w:tcPr>
-            <w:tcW w:w="3741" w:type="dxa"/>
+            <w:tcW w:w="3697" w:type="dxa"/>
           </w:tcPr>
           <w:p>
             <w:pPr>
@@ -31128,7 +31303,7 @@
         </w:tc>
         <w:tc>
           <w:tcPr>
-            <w:tcW w:w="1650" w:type="dxa"/>
+            <w:tcW w:w="1742" w:type="dxa"/>
           </w:tcPr>
           <w:p>
             <w:pPr>
@@ -31145,7 +31320,7 @@
         </w:tc>
         <w:tc>
           <w:tcPr>
-            <w:tcW w:w="4019" w:type="dxa"/>
+            <w:tcW w:w="3971" w:type="dxa"/>
           </w:tcPr>
           <w:p>
             <w:pPr>
@@ -31165,7 +31340,7 @@
       <w:tr>
         <w:tc>
           <w:tcPr>
-            <w:tcW w:w="3741" w:type="dxa"/>
+            <w:tcW w:w="3697" w:type="dxa"/>
           </w:tcPr>
           <w:p>
             <w:pPr>
@@ -31183,7 +31358,7 @@
         </w:tc>
         <w:tc>
           <w:tcPr>
-            <w:tcW w:w="1650" w:type="dxa"/>
+            <w:tcW w:w="1742" w:type="dxa"/>
           </w:tcPr>
           <w:p>
             <w:pPr>
@@ -31201,7 +31376,7 @@
         </w:tc>
         <w:tc>
           <w:tcPr>
-            <w:tcW w:w="4019" w:type="dxa"/>
+            <w:tcW w:w="3971" w:type="dxa"/>
           </w:tcPr>
           <w:p>
             <w:pPr>
@@ -31221,7 +31396,7 @@
       <w:tr>
         <w:tc>
           <w:tcPr>
-            <w:tcW w:w="3741" w:type="dxa"/>
+            <w:tcW w:w="3697" w:type="dxa"/>
           </w:tcPr>
           <w:p>
             <w:pPr>
@@ -31239,7 +31414,7 @@
         </w:tc>
         <w:tc>
           <w:tcPr>
-            <w:tcW w:w="1650" w:type="dxa"/>
+            <w:tcW w:w="1742" w:type="dxa"/>
           </w:tcPr>
           <w:p>
             <w:pPr>
@@ -31257,7 +31432,7 @@
         </w:tc>
         <w:tc>
           <w:tcPr>
-            <w:tcW w:w="4019" w:type="dxa"/>
+            <w:tcW w:w="3971" w:type="dxa"/>
           </w:tcPr>
           <w:p>
             <w:pPr>
@@ -31277,7 +31452,7 @@
       <w:tr>
         <w:tc>
           <w:tcPr>
-            <w:tcW w:w="3741" w:type="dxa"/>
+            <w:tcW w:w="3697" w:type="dxa"/>
           </w:tcPr>
           <w:p>
             <w:pPr>
@@ -31295,7 +31470,7 @@
         </w:tc>
         <w:tc>
           <w:tcPr>
-            <w:tcW w:w="1650" w:type="dxa"/>
+            <w:tcW w:w="1742" w:type="dxa"/>
           </w:tcPr>
           <w:p>
             <w:pPr>
@@ -31313,7 +31488,7 @@
         </w:tc>
         <w:tc>
           <w:tcPr>
-            <w:tcW w:w="4019" w:type="dxa"/>
+            <w:tcW w:w="3971" w:type="dxa"/>
           </w:tcPr>
           <w:p>
             <w:pPr>
@@ -31385,7 +31560,7 @@
       <w:tr>
         <w:tc>
           <w:tcPr>
-            <w:tcW w:w="3741" w:type="dxa"/>
+            <w:tcW w:w="3697" w:type="dxa"/>
           </w:tcPr>
           <w:p>
             <w:pPr>
@@ -31428,7 +31603,7 @@
         </w:tc>
         <w:tc>
           <w:tcPr>
-            <w:tcW w:w="1650" w:type="dxa"/>
+            <w:tcW w:w="1742" w:type="dxa"/>
           </w:tcPr>
           <w:p>
             <w:pPr>
@@ -31465,7 +31640,7 @@
         </w:tc>
         <w:tc>
           <w:tcPr>
-            <w:tcW w:w="4019" w:type="dxa"/>
+            <w:tcW w:w="3971" w:type="dxa"/>
           </w:tcPr>
           <w:p>
             <w:pPr>
@@ -31485,7 +31660,7 @@
       <w:tr>
         <w:tc>
           <w:tcPr>
-            <w:tcW w:w="3741" w:type="dxa"/>
+            <w:tcW w:w="3697" w:type="dxa"/>
           </w:tcPr>
           <w:p>
             <w:pPr>
@@ -31503,7 +31678,7 @@
         </w:tc>
         <w:tc>
           <w:tcPr>
-            <w:tcW w:w="1650" w:type="dxa"/>
+            <w:tcW w:w="1742" w:type="dxa"/>
           </w:tcPr>
           <w:p>
             <w:pPr>
@@ -31521,7 +31696,7 @@
         </w:tc>
         <w:tc>
           <w:tcPr>
-            <w:tcW w:w="4019" w:type="dxa"/>
+            <w:tcW w:w="3971" w:type="dxa"/>
           </w:tcPr>
           <w:p>
             <w:pPr>
@@ -31567,7 +31742,7 @@
       <w:tr>
         <w:tc>
           <w:tcPr>
-            <w:tcW w:w="3741" w:type="dxa"/>
+            <w:tcW w:w="3697" w:type="dxa"/>
           </w:tcPr>
           <w:p>
             <w:pPr>
@@ -31585,7 +31760,7 @@
         </w:tc>
         <w:tc>
           <w:tcPr>
-            <w:tcW w:w="1650" w:type="dxa"/>
+            <w:tcW w:w="1742" w:type="dxa"/>
           </w:tcPr>
           <w:p>
             <w:pPr>
@@ -31602,7 +31777,7 @@
         </w:tc>
         <w:tc>
           <w:tcPr>
-            <w:tcW w:w="4019" w:type="dxa"/>
+            <w:tcW w:w="3971" w:type="dxa"/>
           </w:tcPr>
           <w:p>
             <w:pPr>
@@ -31622,7 +31797,7 @@
       <w:tr>
         <w:tc>
           <w:tcPr>
-            <w:tcW w:w="3741" w:type="dxa"/>
+            <w:tcW w:w="3697" w:type="dxa"/>
           </w:tcPr>
           <w:p>
             <w:pPr>
@@ -31640,7 +31815,7 @@
         </w:tc>
         <w:tc>
           <w:tcPr>
-            <w:tcW w:w="1650" w:type="dxa"/>
+            <w:tcW w:w="1742" w:type="dxa"/>
           </w:tcPr>
           <w:p>
             <w:pPr>
@@ -31657,7 +31832,7 @@
         </w:tc>
         <w:tc>
           <w:tcPr>
-            <w:tcW w:w="4019" w:type="dxa"/>
+            <w:tcW w:w="3971" w:type="dxa"/>
           </w:tcPr>
           <w:p>
             <w:pPr>
@@ -31677,7 +31852,7 @@
       <w:tr>
         <w:tc>
           <w:tcPr>
-            <w:tcW w:w="3741" w:type="dxa"/>
+            <w:tcW w:w="3697" w:type="dxa"/>
           </w:tcPr>
           <w:p>
             <w:pPr>
@@ -31695,7 +31870,7 @@
         </w:tc>
         <w:tc>
           <w:tcPr>
-            <w:tcW w:w="1650" w:type="dxa"/>
+            <w:tcW w:w="1742" w:type="dxa"/>
           </w:tcPr>
           <w:p>
             <w:pPr>
@@ -31712,7 +31887,7 @@
         </w:tc>
         <w:tc>
           <w:tcPr>
-            <w:tcW w:w="4019" w:type="dxa"/>
+            <w:tcW w:w="3971" w:type="dxa"/>
           </w:tcPr>
           <w:p>
             <w:pPr>
@@ -31745,7 +31920,7 @@
       <w:tr>
         <w:tc>
           <w:tcPr>
-            <w:tcW w:w="3741" w:type="dxa"/>
+            <w:tcW w:w="3697" w:type="dxa"/>
           </w:tcPr>
           <w:p>
             <w:pPr>
@@ -31763,7 +31938,7 @@
         </w:tc>
         <w:tc>
           <w:tcPr>
-            <w:tcW w:w="1650" w:type="dxa"/>
+            <w:tcW w:w="1742" w:type="dxa"/>
           </w:tcPr>
           <w:p>
             <w:pPr>
@@ -31780,7 +31955,7 @@
         </w:tc>
         <w:tc>
           <w:tcPr>
-            <w:tcW w:w="4019" w:type="dxa"/>
+            <w:tcW w:w="3971" w:type="dxa"/>
           </w:tcPr>
           <w:p>
             <w:pPr>
@@ -31800,7 +31975,7 @@
       <w:tr>
         <w:tc>
           <w:tcPr>
-            <w:tcW w:w="3741" w:type="dxa"/>
+            <w:tcW w:w="3697" w:type="dxa"/>
           </w:tcPr>
           <w:p>
             <w:pPr>
@@ -31818,7 +31993,7 @@
         </w:tc>
         <w:tc>
           <w:tcPr>
-            <w:tcW w:w="1650" w:type="dxa"/>
+            <w:tcW w:w="1742" w:type="dxa"/>
           </w:tcPr>
           <w:p>
             <w:pPr>
@@ -31836,7 +32011,7 @@
         </w:tc>
         <w:tc>
           <w:tcPr>
-            <w:tcW w:w="4019" w:type="dxa"/>
+            <w:tcW w:w="3971" w:type="dxa"/>
           </w:tcPr>
           <w:p>
             <w:pPr>
@@ -31869,7 +32044,7 @@
       <w:tr>
         <w:tc>
           <w:tcPr>
-            <w:tcW w:w="3741" w:type="dxa"/>
+            <w:tcW w:w="3697" w:type="dxa"/>
           </w:tcPr>
           <w:p>
             <w:pPr>
@@ -31887,7 +32062,7 @@
         </w:tc>
         <w:tc>
           <w:tcPr>
-            <w:tcW w:w="1650" w:type="dxa"/>
+            <w:tcW w:w="1742" w:type="dxa"/>
           </w:tcPr>
           <w:p>
             <w:pPr>
@@ -31904,7 +32079,7 @@
         </w:tc>
         <w:tc>
           <w:tcPr>
-            <w:tcW w:w="4019" w:type="dxa"/>
+            <w:tcW w:w="3971" w:type="dxa"/>
           </w:tcPr>
           <w:p>
             <w:pPr>
@@ -31924,7 +32099,7 @@
       <w:tr>
         <w:tc>
           <w:tcPr>
-            <w:tcW w:w="3741" w:type="dxa"/>
+            <w:tcW w:w="3697" w:type="dxa"/>
           </w:tcPr>
           <w:p>
             <w:pPr>
@@ -31967,7 +32142,7 @@
         </w:tc>
         <w:tc>
           <w:tcPr>
-            <w:tcW w:w="1650" w:type="dxa"/>
+            <w:tcW w:w="1742" w:type="dxa"/>
           </w:tcPr>
           <w:p>
             <w:pPr>
@@ -31984,7 +32159,7 @@
         </w:tc>
         <w:tc>
           <w:tcPr>
-            <w:tcW w:w="4019" w:type="dxa"/>
+            <w:tcW w:w="3971" w:type="dxa"/>
           </w:tcPr>
           <w:p>
             <w:pPr>
@@ -32023,7 +32198,7 @@
       <w:tr>
         <w:tc>
           <w:tcPr>
-            <w:tcW w:w="3741" w:type="dxa"/>
+            <w:tcW w:w="3697" w:type="dxa"/>
           </w:tcPr>
           <w:p>
             <w:pPr>
@@ -32041,7 +32216,7 @@
         </w:tc>
         <w:tc>
           <w:tcPr>
-            <w:tcW w:w="1650" w:type="dxa"/>
+            <w:tcW w:w="1742" w:type="dxa"/>
           </w:tcPr>
           <w:p>
             <w:pPr>
@@ -32058,7 +32233,7 @@
         </w:tc>
         <w:tc>
           <w:tcPr>
-            <w:tcW w:w="4019" w:type="dxa"/>
+            <w:tcW w:w="3971" w:type="dxa"/>
           </w:tcPr>
           <w:p>
             <w:pPr>
@@ -32091,7 +32266,7 @@
       <w:tr>
         <w:tc>
           <w:tcPr>
-            <w:tcW w:w="3741" w:type="dxa"/>
+            <w:tcW w:w="3697" w:type="dxa"/>
           </w:tcPr>
           <w:p>
             <w:pPr>
@@ -32109,7 +32284,7 @@
         </w:tc>
         <w:tc>
           <w:tcPr>
-            <w:tcW w:w="1650" w:type="dxa"/>
+            <w:tcW w:w="1742" w:type="dxa"/>
           </w:tcPr>
           <w:p>
             <w:pPr>
@@ -32126,7 +32301,7 @@
         </w:tc>
         <w:tc>
           <w:tcPr>
-            <w:tcW w:w="4019" w:type="dxa"/>
+            <w:tcW w:w="3971" w:type="dxa"/>
           </w:tcPr>
           <w:p>
             <w:pPr>
@@ -32159,7 +32334,7 @@
       <w:tr>
         <w:tc>
           <w:tcPr>
-            <w:tcW w:w="3741" w:type="dxa"/>
+            <w:tcW w:w="3697" w:type="dxa"/>
           </w:tcPr>
           <w:p>
             <w:pPr>
@@ -32202,7 +32377,7 @@
         </w:tc>
         <w:tc>
           <w:tcPr>
-            <w:tcW w:w="1650" w:type="dxa"/>
+            <w:tcW w:w="1742" w:type="dxa"/>
           </w:tcPr>
           <w:p>
             <w:pPr>
@@ -32232,7 +32407,7 @@
         </w:tc>
         <w:tc>
           <w:tcPr>
-            <w:tcW w:w="4019" w:type="dxa"/>
+            <w:tcW w:w="3971" w:type="dxa"/>
           </w:tcPr>
           <w:p>
             <w:pPr>
@@ -32330,7 +32505,7 @@
       <w:tr>
         <w:tc>
           <w:tcPr>
-            <w:tcW w:w="3741" w:type="dxa"/>
+            <w:tcW w:w="3697" w:type="dxa"/>
           </w:tcPr>
           <w:p>
             <w:pPr>
@@ -32373,7 +32548,7 @@
         </w:tc>
         <w:tc>
           <w:tcPr>
-            <w:tcW w:w="1650" w:type="dxa"/>
+            <w:tcW w:w="1742" w:type="dxa"/>
           </w:tcPr>
           <w:p>
             <w:pPr>
@@ -32416,7 +32591,7 @@
         </w:tc>
         <w:tc>
           <w:tcPr>
-            <w:tcW w:w="4019" w:type="dxa"/>
+            <w:tcW w:w="3971" w:type="dxa"/>
           </w:tcPr>
           <w:p>
             <w:pPr>
@@ -32462,7 +32637,7 @@
       <w:tr>
         <w:tc>
           <w:tcPr>
-            <w:tcW w:w="3741" w:type="dxa"/>
+            <w:tcW w:w="3697" w:type="dxa"/>
           </w:tcPr>
           <w:p>
             <w:pPr>
@@ -32480,7 +32655,7 @@
         </w:tc>
         <w:tc>
           <w:tcPr>
-            <w:tcW w:w="1650" w:type="dxa"/>
+            <w:tcW w:w="1742" w:type="dxa"/>
           </w:tcPr>
           <w:p>
             <w:pPr>
@@ -32497,7 +32672,7 @@
         </w:tc>
         <w:tc>
           <w:tcPr>
-            <w:tcW w:w="4019" w:type="dxa"/>
+            <w:tcW w:w="3971" w:type="dxa"/>
           </w:tcPr>
           <w:p>
             <w:pPr>
@@ -32536,7 +32711,7 @@
       <w:tr>
         <w:tc>
           <w:tcPr>
-            <w:tcW w:w="3741" w:type="dxa"/>
+            <w:tcW w:w="3697" w:type="dxa"/>
           </w:tcPr>
           <w:p>
             <w:pPr>
@@ -32606,7 +32781,7 @@
         </w:tc>
         <w:tc>
           <w:tcPr>
-            <w:tcW w:w="1650" w:type="dxa"/>
+            <w:tcW w:w="1742" w:type="dxa"/>
           </w:tcPr>
           <w:p>
             <w:pPr>
@@ -32623,7 +32798,7 @@
         </w:tc>
         <w:tc>
           <w:tcPr>
-            <w:tcW w:w="4019" w:type="dxa"/>
+            <w:tcW w:w="3971" w:type="dxa"/>
           </w:tcPr>
           <w:p>
             <w:pPr>
@@ -32643,7 +32818,7 @@
       <w:tr>
         <w:tc>
           <w:tcPr>
-            <w:tcW w:w="3741" w:type="dxa"/>
+            <w:tcW w:w="3697" w:type="dxa"/>
           </w:tcPr>
           <w:p>
             <w:pPr>
@@ -32661,7 +32836,7 @@
         </w:tc>
         <w:tc>
           <w:tcPr>
-            <w:tcW w:w="1650" w:type="dxa"/>
+            <w:tcW w:w="1742" w:type="dxa"/>
           </w:tcPr>
           <w:p>
             <w:pPr>
@@ -32678,7 +32853,7 @@
         </w:tc>
         <w:tc>
           <w:tcPr>
-            <w:tcW w:w="4019" w:type="dxa"/>
+            <w:tcW w:w="3971" w:type="dxa"/>
           </w:tcPr>
           <w:p>
             <w:pPr>
@@ -32698,7 +32873,7 @@
       <w:tr>
         <w:tc>
           <w:tcPr>
-            <w:tcW w:w="3741" w:type="dxa"/>
+            <w:tcW w:w="3697" w:type="dxa"/>
           </w:tcPr>
           <w:p>
             <w:pPr>
@@ -32766,7 +32941,7 @@
         </w:tc>
         <w:tc>
           <w:tcPr>
-            <w:tcW w:w="1650" w:type="dxa"/>
+            <w:tcW w:w="1742" w:type="dxa"/>
           </w:tcPr>
           <w:p>
             <w:pPr>
@@ -32783,7 +32958,7 @@
         </w:tc>
         <w:tc>
           <w:tcPr>
-            <w:tcW w:w="4019" w:type="dxa"/>
+            <w:tcW w:w="3971" w:type="dxa"/>
           </w:tcPr>
           <w:p>
             <w:pPr>
@@ -32803,7 +32978,7 @@
       <w:tr>
         <w:tc>
           <w:tcPr>
-            <w:tcW w:w="3741" w:type="dxa"/>
+            <w:tcW w:w="3697" w:type="dxa"/>
           </w:tcPr>
           <w:p>
             <w:pPr>
@@ -32846,7 +33021,7 @@
         </w:tc>
         <w:tc>
           <w:tcPr>
-            <w:tcW w:w="1650" w:type="dxa"/>
+            <w:tcW w:w="1742" w:type="dxa"/>
           </w:tcPr>
           <w:p>
             <w:pPr>
@@ -32876,7 +33051,7 @@
         </w:tc>
         <w:tc>
           <w:tcPr>
-            <w:tcW w:w="4019" w:type="dxa"/>
+            <w:tcW w:w="3971" w:type="dxa"/>
           </w:tcPr>
           <w:p>
             <w:pPr>
@@ -32909,7 +33084,7 @@
       <w:tr>
         <w:tc>
           <w:tcPr>
-            <w:tcW w:w="3741" w:type="dxa"/>
+            <w:tcW w:w="3697" w:type="dxa"/>
           </w:tcPr>
           <w:p>
             <w:pPr>
@@ -32952,7 +33127,7 @@
         </w:tc>
         <w:tc>
           <w:tcPr>
-            <w:tcW w:w="1650" w:type="dxa"/>
+            <w:tcW w:w="1742" w:type="dxa"/>
           </w:tcPr>
           <w:p>
             <w:pPr>
@@ -32982,7 +33157,7 @@
         </w:tc>
         <w:tc>
           <w:tcPr>
-            <w:tcW w:w="4019" w:type="dxa"/>
+            <w:tcW w:w="3971" w:type="dxa"/>
           </w:tcPr>
           <w:p>
             <w:pPr>
@@ -33015,7 +33190,7 @@
       <w:tr>
         <w:tc>
           <w:tcPr>
-            <w:tcW w:w="3741" w:type="dxa"/>
+            <w:tcW w:w="3697" w:type="dxa"/>
           </w:tcPr>
           <w:p>
             <w:pPr>
@@ -33058,7 +33233,7 @@
         </w:tc>
         <w:tc>
           <w:tcPr>
-            <w:tcW w:w="1650" w:type="dxa"/>
+            <w:tcW w:w="1742" w:type="dxa"/>
           </w:tcPr>
           <w:p>
             <w:pPr>
@@ -33075,7 +33250,7 @@
         </w:tc>
         <w:tc>
           <w:tcPr>
-            <w:tcW w:w="4019" w:type="dxa"/>
+            <w:tcW w:w="3971" w:type="dxa"/>
           </w:tcPr>
           <w:p>
             <w:pPr>
@@ -33121,7 +33296,7 @@
       <w:tr>
         <w:tc>
           <w:tcPr>
-            <w:tcW w:w="3741" w:type="dxa"/>
+            <w:tcW w:w="3697" w:type="dxa"/>
           </w:tcPr>
           <w:p>
             <w:pPr>
@@ -33139,7 +33314,7 @@
         </w:tc>
         <w:tc>
           <w:tcPr>
-            <w:tcW w:w="1650" w:type="dxa"/>
+            <w:tcW w:w="1742" w:type="dxa"/>
           </w:tcPr>
           <w:p>
             <w:pPr>
@@ -33157,7 +33332,7 @@
         </w:tc>
         <w:tc>
           <w:tcPr>
-            <w:tcW w:w="4019" w:type="dxa"/>
+            <w:tcW w:w="3971" w:type="dxa"/>
           </w:tcPr>
           <w:p>
             <w:pPr>
@@ -35156,87 +35331,6 @@
                 <w:sz w:val="18"/>
               </w:rPr>
               <w:t xml:space="preserve">转入目标与来源完全相同</w:t>
-            </w:r>
-          </w:p>
-        </w:tc>
-      </w:tr>
-      <w:tr>
-        <w:tc>
-          <w:tcPr>
-            <w:tcW w:w="4070" w:type="dxa"/>
-          </w:tcPr>
-          <w:p>
-            <w:pPr>
-              <w:pStyle w:val="Compact"/>
-              <w:spacing w:before="20" w:after="20"/>
-            </w:pPr>
-            <w:r>
-              <w:rPr>
-                <w:rStyle w:val="VerbatimChar"/>
-                <w:sz w:val="18"/>
-              </w:rPr>
-              <w:t xml:space="preserve">TR_DUPLICATE</w:t>
-            </w:r>
-          </w:p>
-        </w:tc>
-        <w:tc>
-          <w:tcPr>
-            <w:tcW w:w="1553" w:type="dxa"/>
-          </w:tcPr>
-          <w:p>
-            <w:pPr>
-              <w:pStyle w:val="Compact"/>
-              <w:spacing w:before="20" w:after="20"/>
-            </w:pPr>
-            <w:r>
-              <w:rPr>
-                <w:sz w:val="18"/>
-              </w:rPr>
-              <w:t xml:space="preserve">409</w:t>
-            </w:r>
-          </w:p>
-        </w:tc>
-        <w:tc>
-          <w:tcPr>
-            <w:tcW w:w="3788" w:type="dxa"/>
-          </w:tcPr>
-          <w:p>
-            <w:pPr>
-              <w:pStyle w:val="Compact"/>
-              <w:spacing w:before="20" w:after="20"/>
-            </w:pPr>
-            <w:r>
-              <w:rPr>
-                <w:rFonts w:hint="eastAsia"/>
-                <w:sz w:val="18"/>
-              </w:rPr>
-              <w:t xml:space="preserve">转入</w:t>
-            </w:r>
-            <w:r>
-              <w:rPr>
-                <w:sz w:val="18"/>
-              </w:rPr>
-              <w:t xml:space="preserve"> PI </w:t>
-            </w:r>
-            <w:r>
-              <w:rPr>
-                <w:rFonts w:hint="eastAsia"/>
-                <w:sz w:val="18"/>
-              </w:rPr>
-              <w:t xml:space="preserve">下已存在相同</w:t>
-            </w:r>
-            <w:r>
-              <w:rPr>
-                <w:sz w:val="18"/>
-              </w:rPr>
-              <w:t xml:space="preserve"> </w:t>
-            </w:r>
-            <w:r>
-              <w:rPr>
-                <w:rFonts w:hint="eastAsia"/>
-                <w:sz w:val="18"/>
-              </w:rPr>
-              <w:t xml:space="preserve">SN，拒绝整次转移（防御性检查）</w:t>
             </w:r>
           </w:p>
         </w:tc>

--- a/docs/系统技术方案.docx
+++ b/docs/系统技术方案.docx
@@ -9782,10 +9782,10 @@
         <w:tblLook w:firstRow="1" w:lastRow="0" w:firstColumn="0" w:lastColumn="0" w:noHBand="0" w:noVBand="0" w:val="0020"/>
       </w:tblPr>
       <w:tblGrid>
-        <w:gridCol w:w="776"/>
+        <w:gridCol w:w="662"/>
         <w:gridCol w:w="1715"/>
-        <w:gridCol w:w="2925"/>
-        <w:gridCol w:w="3995"/>
+        <w:gridCol w:w="3626"/>
+        <w:gridCol w:w="3408"/>
       </w:tblGrid>
       <w:tr>
         <w:trPr>
@@ -9794,7 +9794,7 @@
         </w:trPr>
         <w:tc>
           <w:tcPr>
-            <w:tcW w:w="776" w:type="dxa"/>
+            <w:tcW w:w="662" w:type="dxa"/>
             <w:shd w:val="clear" w:color="auto" w:fill="D9E2F3"/>
           </w:tcPr>
           <w:p>
@@ -9834,7 +9834,7 @@
         </w:tc>
         <w:tc>
           <w:tcPr>
-            <w:tcW w:w="2925" w:type="dxa"/>
+            <w:tcW w:w="3626" w:type="dxa"/>
             <w:shd w:val="clear" w:color="auto" w:fill="D9E2F3"/>
           </w:tcPr>
           <w:p>
@@ -9854,7 +9854,7 @@
         </w:tc>
         <w:tc>
           <w:tcPr>
-            <w:tcW w:w="3995" w:type="dxa"/>
+            <w:tcW w:w="3408" w:type="dxa"/>
             <w:shd w:val="clear" w:color="auto" w:fill="D9E2F3"/>
           </w:tcPr>
           <w:p>
@@ -9876,7 +9876,7 @@
       <w:tr>
         <w:tc>
           <w:tcPr>
-            <w:tcW w:w="776" w:type="dxa"/>
+            <w:tcW w:w="662" w:type="dxa"/>
           </w:tcPr>
           <w:p>
             <w:pPr>
@@ -9912,7 +9912,7 @@
         </w:tc>
         <w:tc>
           <w:tcPr>
-            <w:tcW w:w="2925" w:type="dxa"/>
+            <w:tcW w:w="3626" w:type="dxa"/>
           </w:tcPr>
           <w:p>
             <w:pPr>
@@ -9930,7 +9930,7 @@
         </w:tc>
         <w:tc>
           <w:tcPr>
-            <w:tcW w:w="3995" w:type="dxa"/>
+            <w:tcW w:w="3408" w:type="dxa"/>
           </w:tcPr>
           <w:p>
             <w:pPr>
@@ -9976,7 +9976,7 @@
       <w:tr>
         <w:tc>
           <w:tcPr>
-            <w:tcW w:w="776" w:type="dxa"/>
+            <w:tcW w:w="662" w:type="dxa"/>
           </w:tcPr>
           <w:p>
             <w:pPr>
@@ -10012,7 +10012,7 @@
         </w:tc>
         <w:tc>
           <w:tcPr>
-            <w:tcW w:w="2925" w:type="dxa"/>
+            <w:tcW w:w="3626" w:type="dxa"/>
           </w:tcPr>
           <w:p>
             <w:pPr>
@@ -10030,7 +10030,7 @@
         </w:tc>
         <w:tc>
           <w:tcPr>
-            <w:tcW w:w="3995" w:type="dxa"/>
+            <w:tcW w:w="3408" w:type="dxa"/>
           </w:tcPr>
           <w:p>
             <w:pPr>
@@ -10050,7 +10050,7 @@
       <w:tr>
         <w:tc>
           <w:tcPr>
-            <w:tcW w:w="776" w:type="dxa"/>
+            <w:tcW w:w="662" w:type="dxa"/>
           </w:tcPr>
           <w:p>
             <w:pPr>
@@ -10086,7 +10086,7 @@
         </w:tc>
         <w:tc>
           <w:tcPr>
-            <w:tcW w:w="2925" w:type="dxa"/>
+            <w:tcW w:w="3626" w:type="dxa"/>
           </w:tcPr>
           <w:p>
             <w:pPr>
@@ -10117,7 +10117,7 @@
         </w:tc>
         <w:tc>
           <w:tcPr>
-            <w:tcW w:w="3995" w:type="dxa"/>
+            <w:tcW w:w="3408" w:type="dxa"/>
           </w:tcPr>
           <w:p>
             <w:pPr>
@@ -10137,7 +10137,7 @@
       <w:tr>
         <w:tc>
           <w:tcPr>
-            <w:tcW w:w="776" w:type="dxa"/>
+            <w:tcW w:w="662" w:type="dxa"/>
           </w:tcPr>
           <w:p>
             <w:pPr>
@@ -10173,7 +10173,7 @@
         </w:tc>
         <w:tc>
           <w:tcPr>
-            <w:tcW w:w="2925" w:type="dxa"/>
+            <w:tcW w:w="3626" w:type="dxa"/>
           </w:tcPr>
           <w:p>
             <w:pPr>
@@ -10191,7 +10191,7 @@
         </w:tc>
         <w:tc>
           <w:tcPr>
-            <w:tcW w:w="3995" w:type="dxa"/>
+            <w:tcW w:w="3408" w:type="dxa"/>
           </w:tcPr>
           <w:p>
             <w:pPr>
@@ -10211,7 +10211,7 @@
       <w:tr>
         <w:tc>
           <w:tcPr>
-            <w:tcW w:w="776" w:type="dxa"/>
+            <w:tcW w:w="662" w:type="dxa"/>
           </w:tcPr>
           <w:p>
             <w:pPr>
@@ -10247,19 +10247,19 @@
         </w:tc>
         <w:tc>
           <w:tcPr>
-            <w:tcW w:w="2925" w:type="dxa"/>
-          </w:tcPr>
-          <w:p>
-            <w:pPr>
-              <w:pStyle w:val="Compact"/>
-              <w:spacing w:before="20" w:after="20"/>
-            </w:pPr>
-            <w:r>
-              <w:rPr>
-                <w:rFonts w:hint="eastAsia"/>
-                <w:sz w:val="18"/>
-              </w:rPr>
-              <w:t xml:space="preserve">工厂提交转厂申请（原状态记入</w:t>
+            <w:tcW w:w="3626" w:type="dxa"/>
+          </w:tcPr>
+          <w:p>
+            <w:pPr>
+              <w:pStyle w:val="Compact"/>
+              <w:spacing w:before="20" w:after="20"/>
+            </w:pPr>
+            <w:r>
+              <w:rPr>
+                <w:rFonts w:hint="eastAsia"/>
+                <w:sz w:val="18"/>
+              </w:rPr>
+              <w:t xml:space="preserve">工厂提交转厂申请（原状态记入转厂明细</w:t>
             </w:r>
             <w:r>
               <w:rPr>
@@ -10272,7 +10272,7 @@
                 <w:rStyle w:val="VerbatimChar"/>
                 <w:sz w:val="18"/>
               </w:rPr>
-              <w:t xml:space="preserve">prev_status</w:t>
+              <w:t xml:space="preserve">sn_transfer_item.from_status</w:t>
             </w:r>
             <w:r>
               <w:rPr>
@@ -10285,7 +10285,7 @@
         </w:tc>
         <w:tc>
           <w:tcPr>
-            <w:tcW w:w="3995" w:type="dxa"/>
+            <w:tcW w:w="3408" w:type="dxa"/>
           </w:tcPr>
           <w:p>
             <w:pPr>
@@ -10500,7 +10500,7 @@
       <w:r>
         <w:drawing>
           <wp:inline>
-            <wp:extent cx="5334000" cy="3168379"/>
+            <wp:extent cx="5334000" cy="3144491"/>
             <wp:effectExtent b="0" l="0" r="0" t="0"/>
             <wp:docPr descr="" title="" id="38" name="Picture"/>
             <a:graphic>
@@ -10521,7 +10521,7 @@
                   <pic:spPr bwMode="auto">
                     <a:xfrm>
                       <a:off x="0" y="0"/>
-                      <a:ext cx="5334000" cy="3168379"/>
+                      <a:ext cx="5334000" cy="3144491"/>
                     </a:xfrm>
                     <a:prstGeom prst="rect">
                       <a:avLst/>
@@ -10614,11 +10614,11 @@
         <w:tblLook w:firstRow="1" w:lastRow="0" w:firstColumn="0" w:lastColumn="0" w:noHBand="0" w:noVBand="0" w:val="0020"/>
       </w:tblPr>
       <w:tblGrid>
+        <w:gridCol w:w="1945"/>
         <w:gridCol w:w="2060"/>
-        <w:gridCol w:w="1850"/>
-        <w:gridCol w:w="1778"/>
+        <w:gridCol w:w="1652"/>
         <w:gridCol w:w="1485"/>
-        <w:gridCol w:w="2238"/>
+        <w:gridCol w:w="2269"/>
       </w:tblGrid>
       <w:tr>
         <w:trPr>
@@ -10627,6 +10627,26 @@
         </w:trPr>
         <w:tc>
           <w:tcPr>
+            <w:tcW w:w="1945" w:type="dxa"/>
+            <w:shd w:val="clear" w:color="auto" w:fill="D9E2F3"/>
+          </w:tcPr>
+          <w:p>
+            <w:pPr>
+              <w:pStyle w:val="Compact"/>
+              <w:spacing w:before="20" w:after="20"/>
+            </w:pPr>
+            <w:r>
+              <w:rPr>
+                <w:rFonts w:hint="eastAsia"/>
+                <w:b/>
+                <w:sz w:val="18"/>
+              </w:rPr>
+              <w:t xml:space="preserve">一方</w:t>
+            </w:r>
+          </w:p>
+        </w:tc>
+        <w:tc>
+          <w:tcPr>
             <w:tcW w:w="2060" w:type="dxa"/>
             <w:shd w:val="clear" w:color="auto" w:fill="D9E2F3"/>
           </w:tcPr>
@@ -10641,33 +10661,13 @@
                 <w:b/>
                 <w:sz w:val="18"/>
               </w:rPr>
-              <w:t xml:space="preserve">一方</w:t>
-            </w:r>
-          </w:p>
-        </w:tc>
-        <w:tc>
-          <w:tcPr>
-            <w:tcW w:w="1850" w:type="dxa"/>
-            <w:shd w:val="clear" w:color="auto" w:fill="D9E2F3"/>
-          </w:tcPr>
-          <w:p>
-            <w:pPr>
-              <w:pStyle w:val="Compact"/>
-              <w:spacing w:before="20" w:after="20"/>
-            </w:pPr>
-            <w:r>
-              <w:rPr>
-                <w:rFonts w:hint="eastAsia"/>
-                <w:b/>
-                <w:sz w:val="18"/>
-              </w:rPr>
               <w:t xml:space="preserve">多方</w:t>
             </w:r>
           </w:p>
         </w:tc>
         <w:tc>
           <w:tcPr>
-            <w:tcW w:w="1778" w:type="dxa"/>
+            <w:tcW w:w="1652" w:type="dxa"/>
             <w:shd w:val="clear" w:color="auto" w:fill="D9E2F3"/>
           </w:tcPr>
           <w:p>
@@ -10707,7 +10707,7 @@
         </w:tc>
         <w:tc>
           <w:tcPr>
-            <w:tcW w:w="2238" w:type="dxa"/>
+            <w:tcW w:w="2269" w:type="dxa"/>
             <w:shd w:val="clear" w:color="auto" w:fill="D9E2F3"/>
           </w:tcPr>
           <w:p>
@@ -10729,6 +10729,24 @@
       <w:tr>
         <w:tc>
           <w:tcPr>
+            <w:tcW w:w="1945" w:type="dxa"/>
+          </w:tcPr>
+          <w:p>
+            <w:pPr>
+              <w:pStyle w:val="Compact"/>
+              <w:spacing w:before="20" w:after="20"/>
+            </w:pPr>
+            <w:r>
+              <w:rPr>
+                <w:rStyle w:val="VerbatimChar"/>
+                <w:sz w:val="18"/>
+              </w:rPr>
+              <w:t xml:space="preserve">sn_factory</w:t>
+            </w:r>
+          </w:p>
+        </w:tc>
+        <w:tc>
+          <w:tcPr>
             <w:tcW w:w="2060" w:type="dxa"/>
           </w:tcPr>
           <w:p>
@@ -10741,31 +10759,13 @@
                 <w:rStyle w:val="VerbatimChar"/>
                 <w:sz w:val="18"/>
               </w:rPr>
-              <w:t xml:space="preserve">sn_factory</w:t>
-            </w:r>
-          </w:p>
-        </w:tc>
-        <w:tc>
-          <w:tcPr>
-            <w:tcW w:w="1850" w:type="dxa"/>
-          </w:tcPr>
-          <w:p>
-            <w:pPr>
-              <w:pStyle w:val="Compact"/>
-              <w:spacing w:before="20" w:after="20"/>
-            </w:pPr>
-            <w:r>
-              <w:rPr>
-                <w:rStyle w:val="VerbatimChar"/>
-                <w:sz w:val="18"/>
-              </w:rPr>
               <w:t xml:space="preserve">sn_user</w:t>
             </w:r>
           </w:p>
         </w:tc>
         <w:tc>
           <w:tcPr>
-            <w:tcW w:w="1778" w:type="dxa"/>
+            <w:tcW w:w="1652" w:type="dxa"/>
           </w:tcPr>
           <w:p>
             <w:pPr>
@@ -10800,7 +10800,7 @@
         </w:tc>
         <w:tc>
           <w:tcPr>
-            <w:tcW w:w="2238" w:type="dxa"/>
+            <w:tcW w:w="2269" w:type="dxa"/>
           </w:tcPr>
           <w:p>
             <w:pPr>
@@ -10820,6 +10820,49 @@
       <w:tr>
         <w:tc>
           <w:tcPr>
+            <w:tcW w:w="1945" w:type="dxa"/>
+          </w:tcPr>
+          <w:p>
+            <w:pPr>
+              <w:pStyle w:val="Compact"/>
+              <w:spacing w:before="20" w:after="20"/>
+            </w:pPr>
+            <w:r>
+              <w:rPr>
+                <w:rStyle w:val="VerbatimChar"/>
+                <w:sz w:val="18"/>
+              </w:rPr>
+              <w:t xml:space="preserve">sn_user</w:t>
+            </w:r>
+            <w:r>
+              <w:rPr>
+                <w:sz w:val="18"/>
+              </w:rPr>
+              <w:t xml:space="preserve"> </w:t>
+            </w:r>
+            <w:r>
+              <w:rPr>
+                <w:sz w:val="18"/>
+              </w:rPr>
+              <w:t xml:space="preserve">/</w:t>
+            </w:r>
+            <w:r>
+              <w:rPr>
+                <w:sz w:val="18"/>
+              </w:rPr>
+              <w:t xml:space="preserve"> </w:t>
+            </w:r>
+            <w:r>
+              <w:rPr>
+                <w:rStyle w:val="VerbatimChar"/>
+                <w:sz w:val="18"/>
+              </w:rPr>
+              <w:t xml:space="preserve">sn_factory</w:t>
+            </w:r>
+          </w:p>
+        </w:tc>
+        <w:tc>
+          <w:tcPr>
             <w:tcW w:w="2060" w:type="dxa"/>
           </w:tcPr>
           <w:p>
@@ -10832,7 +10875,25 @@
                 <w:rStyle w:val="VerbatimChar"/>
                 <w:sz w:val="18"/>
               </w:rPr>
-              <w:t xml:space="preserve">sn_user</w:t>
+              <w:t xml:space="preserve">sn_user_factory</w:t>
+            </w:r>
+          </w:p>
+        </w:tc>
+        <w:tc>
+          <w:tcPr>
+            <w:tcW w:w="1652" w:type="dxa"/>
+          </w:tcPr>
+          <w:p>
+            <w:pPr>
+              <w:pStyle w:val="Compact"/>
+              <w:spacing w:before="20" w:after="20"/>
+            </w:pPr>
+            <w:r>
+              <w:rPr>
+                <w:rStyle w:val="VerbatimChar"/>
+                <w:sz w:val="18"/>
+              </w:rPr>
+              <w:t xml:space="preserve">user_id</w:t>
             </w:r>
             <w:r>
               <w:rPr>
@@ -10857,67 +10918,6 @@
                 <w:rStyle w:val="VerbatimChar"/>
                 <w:sz w:val="18"/>
               </w:rPr>
-              <w:t xml:space="preserve">sn_factory</w:t>
-            </w:r>
-          </w:p>
-        </w:tc>
-        <w:tc>
-          <w:tcPr>
-            <w:tcW w:w="1850" w:type="dxa"/>
-          </w:tcPr>
-          <w:p>
-            <w:pPr>
-              <w:pStyle w:val="Compact"/>
-              <w:spacing w:before="20" w:after="20"/>
-            </w:pPr>
-            <w:r>
-              <w:rPr>
-                <w:rStyle w:val="VerbatimChar"/>
-                <w:sz w:val="18"/>
-              </w:rPr>
-              <w:t xml:space="preserve">sn_user_factory</w:t>
-            </w:r>
-          </w:p>
-        </w:tc>
-        <w:tc>
-          <w:tcPr>
-            <w:tcW w:w="1778" w:type="dxa"/>
-          </w:tcPr>
-          <w:p>
-            <w:pPr>
-              <w:pStyle w:val="Compact"/>
-              <w:spacing w:before="20" w:after="20"/>
-            </w:pPr>
-            <w:r>
-              <w:rPr>
-                <w:rStyle w:val="VerbatimChar"/>
-                <w:sz w:val="18"/>
-              </w:rPr>
-              <w:t xml:space="preserve">user_id</w:t>
-            </w:r>
-            <w:r>
-              <w:rPr>
-                <w:sz w:val="18"/>
-              </w:rPr>
-              <w:t xml:space="preserve"> </w:t>
-            </w:r>
-            <w:r>
-              <w:rPr>
-                <w:sz w:val="18"/>
-              </w:rPr>
-              <w:t xml:space="preserve">/</w:t>
-            </w:r>
-            <w:r>
-              <w:rPr>
-                <w:sz w:val="18"/>
-              </w:rPr>
-              <w:t xml:space="preserve"> </w:t>
-            </w:r>
-            <w:r>
-              <w:rPr>
-                <w:rStyle w:val="VerbatimChar"/>
-                <w:sz w:val="18"/>
-              </w:rPr>
               <w:t xml:space="preserve">factory_code</w:t>
             </w:r>
           </w:p>
@@ -10941,7 +10941,7 @@
         </w:tc>
         <w:tc>
           <w:tcPr>
-            <w:tcW w:w="2238" w:type="dxa"/>
+            <w:tcW w:w="2269" w:type="dxa"/>
           </w:tcPr>
           <w:p>
             <w:pPr>
@@ -10974,6 +10974,24 @@
       <w:tr>
         <w:tc>
           <w:tcPr>
+            <w:tcW w:w="1945" w:type="dxa"/>
+          </w:tcPr>
+          <w:p>
+            <w:pPr>
+              <w:pStyle w:val="Compact"/>
+              <w:spacing w:before="20" w:after="20"/>
+            </w:pPr>
+            <w:r>
+              <w:rPr>
+                <w:rStyle w:val="VerbatimChar"/>
+                <w:sz w:val="18"/>
+              </w:rPr>
+              <w:t xml:space="preserve">sn_factory</w:t>
+            </w:r>
+          </w:p>
+        </w:tc>
+        <w:tc>
+          <w:tcPr>
             <w:tcW w:w="2060" w:type="dxa"/>
           </w:tcPr>
           <w:p>
@@ -10986,31 +11004,13 @@
                 <w:rStyle w:val="VerbatimChar"/>
                 <w:sz w:val="18"/>
               </w:rPr>
-              <w:t xml:space="preserve">sn_factory</w:t>
-            </w:r>
-          </w:p>
-        </w:tc>
-        <w:tc>
-          <w:tcPr>
-            <w:tcW w:w="1850" w:type="dxa"/>
-          </w:tcPr>
-          <w:p>
-            <w:pPr>
-              <w:pStyle w:val="Compact"/>
-              <w:spacing w:before="20" w:after="20"/>
-            </w:pPr>
-            <w:r>
-              <w:rPr>
-                <w:rStyle w:val="VerbatimChar"/>
-                <w:sz w:val="18"/>
-              </w:rPr>
               <w:t xml:space="preserve">sn_prd_mo</w:t>
             </w:r>
           </w:p>
         </w:tc>
         <w:tc>
           <w:tcPr>
-            <w:tcW w:w="1778" w:type="dxa"/>
+            <w:tcW w:w="1652" w:type="dxa"/>
           </w:tcPr>
           <w:p>
             <w:pPr>
@@ -11070,7 +11070,7 @@
         </w:tc>
         <w:tc>
           <w:tcPr>
-            <w:tcW w:w="2238" w:type="dxa"/>
+            <w:tcW w:w="2269" w:type="dxa"/>
           </w:tcPr>
           <w:p>
             <w:pPr>
@@ -11090,6 +11090,24 @@
       <w:tr>
         <w:tc>
           <w:tcPr>
+            <w:tcW w:w="1945" w:type="dxa"/>
+          </w:tcPr>
+          <w:p>
+            <w:pPr>
+              <w:pStyle w:val="Compact"/>
+              <w:spacing w:before="20" w:after="20"/>
+            </w:pPr>
+            <w:r>
+              <w:rPr>
+                <w:rStyle w:val="VerbatimChar"/>
+                <w:sz w:val="18"/>
+              </w:rPr>
+              <w:t xml:space="preserve">sn_factory</w:t>
+            </w:r>
+          </w:p>
+        </w:tc>
+        <w:tc>
+          <w:tcPr>
             <w:tcW w:w="2060" w:type="dxa"/>
           </w:tcPr>
           <w:p>
@@ -11102,44 +11120,13 @@
                 <w:rStyle w:val="VerbatimChar"/>
                 <w:sz w:val="18"/>
               </w:rPr>
-              <w:t xml:space="preserve">sn_factory</w:t>
-            </w:r>
-          </w:p>
-        </w:tc>
-        <w:tc>
-          <w:tcPr>
-            <w:tcW w:w="1850" w:type="dxa"/>
-          </w:tcPr>
-          <w:p>
-            <w:pPr>
-              <w:pStyle w:val="Compact"/>
-              <w:spacing w:before="20" w:after="20"/>
-            </w:pPr>
-            <w:r>
-              <w:rPr>
-                <w:rStyle w:val="VerbatimChar"/>
-                <w:sz w:val="18"/>
-              </w:rPr>
               <w:t xml:space="preserve">sn_bill_gen</w:t>
             </w:r>
-            <w:r>
-              <w:rPr>
-                <w:sz w:val="18"/>
-              </w:rPr>
-              <w:t xml:space="preserve">、</w:t>
-            </w:r>
-            <w:r>
-              <w:rPr>
-                <w:rStyle w:val="VerbatimChar"/>
-                <w:sz w:val="18"/>
-              </w:rPr>
-              <w:t xml:space="preserve">sn_allocation</w:t>
-            </w:r>
-          </w:p>
-        </w:tc>
-        <w:tc>
-          <w:tcPr>
-            <w:tcW w:w="1778" w:type="dxa"/>
+          </w:p>
+        </w:tc>
+        <w:tc>
+          <w:tcPr>
+            <w:tcW w:w="1652" w:type="dxa"/>
           </w:tcPr>
           <w:p>
             <w:pPr>
@@ -11174,7 +11161,7 @@
         </w:tc>
         <w:tc>
           <w:tcPr>
-            <w:tcW w:w="2238" w:type="dxa"/>
+            <w:tcW w:w="2269" w:type="dxa"/>
           </w:tcPr>
           <w:p>
             <w:pPr>
@@ -11194,6 +11181,24 @@
       <w:tr>
         <w:tc>
           <w:tcPr>
+            <w:tcW w:w="1945" w:type="dxa"/>
+          </w:tcPr>
+          <w:p>
+            <w:pPr>
+              <w:pStyle w:val="Compact"/>
+              <w:spacing w:before="20" w:after="20"/>
+            </w:pPr>
+            <w:r>
+              <w:rPr>
+                <w:rStyle w:val="VerbatimChar"/>
+                <w:sz w:val="18"/>
+              </w:rPr>
+              <w:t xml:space="preserve">sn_factory</w:t>
+            </w:r>
+          </w:p>
+        </w:tc>
+        <w:tc>
+          <w:tcPr>
             <w:tcW w:w="2060" w:type="dxa"/>
           </w:tcPr>
           <w:p>
@@ -11206,31 +11211,13 @@
                 <w:rStyle w:val="VerbatimChar"/>
                 <w:sz w:val="18"/>
               </w:rPr>
-              <w:t xml:space="preserve">sn_factory</w:t>
-            </w:r>
-          </w:p>
-        </w:tc>
-        <w:tc>
-          <w:tcPr>
-            <w:tcW w:w="1850" w:type="dxa"/>
-          </w:tcPr>
-          <w:p>
-            <w:pPr>
-              <w:pStyle w:val="Compact"/>
-              <w:spacing w:before="20" w:after="20"/>
-            </w:pPr>
-            <w:r>
-              <w:rPr>
-                <w:rStyle w:val="VerbatimChar"/>
-                <w:sz w:val="18"/>
-              </w:rPr>
               <w:t xml:space="preserve">sn_item</w:t>
             </w:r>
           </w:p>
         </w:tc>
         <w:tc>
           <w:tcPr>
-            <w:tcW w:w="1778" w:type="dxa"/>
+            <w:tcW w:w="1652" w:type="dxa"/>
           </w:tcPr>
           <w:p>
             <w:pPr>
@@ -11265,7 +11252,7 @@
         </w:tc>
         <w:tc>
           <w:tcPr>
-            <w:tcW w:w="2238" w:type="dxa"/>
+            <w:tcW w:w="2269" w:type="dxa"/>
           </w:tcPr>
           <w:p>
             <w:pPr>
@@ -11291,6 +11278,24 @@
       <w:tr>
         <w:tc>
           <w:tcPr>
+            <w:tcW w:w="1945" w:type="dxa"/>
+          </w:tcPr>
+          <w:p>
+            <w:pPr>
+              <w:pStyle w:val="Compact"/>
+              <w:spacing w:before="20" w:after="20"/>
+            </w:pPr>
+            <w:r>
+              <w:rPr>
+                <w:rStyle w:val="VerbatimChar"/>
+                <w:sz w:val="18"/>
+              </w:rPr>
+              <w:t xml:space="preserve">sn_factory</w:t>
+            </w:r>
+          </w:p>
+        </w:tc>
+        <w:tc>
+          <w:tcPr>
             <w:tcW w:w="2060" w:type="dxa"/>
           </w:tcPr>
           <w:p>
@@ -11303,44 +11308,13 @@
                 <w:rStyle w:val="VerbatimChar"/>
                 <w:sz w:val="18"/>
               </w:rPr>
-              <w:t xml:space="preserve">sn_factory</w:t>
-            </w:r>
-          </w:p>
-        </w:tc>
-        <w:tc>
-          <w:tcPr>
-            <w:tcW w:w="1850" w:type="dxa"/>
-          </w:tcPr>
-          <w:p>
-            <w:pPr>
-              <w:pStyle w:val="Compact"/>
-              <w:spacing w:before="20" w:after="20"/>
-            </w:pPr>
-            <w:r>
-              <w:rPr>
-                <w:rStyle w:val="VerbatimChar"/>
-                <w:sz w:val="18"/>
-              </w:rPr>
-              <w:t xml:space="preserve">sn_acquire_batch</w:t>
-            </w:r>
-            <w:r>
-              <w:rPr>
-                <w:sz w:val="18"/>
-              </w:rPr>
-              <w:t xml:space="preserve">、</w:t>
-            </w:r>
-            <w:r>
-              <w:rPr>
-                <w:rStyle w:val="VerbatimChar"/>
-                <w:sz w:val="18"/>
-              </w:rPr>
-              <w:t xml:space="preserve">sn_print</w:t>
-            </w:r>
-          </w:p>
-        </w:tc>
-        <w:tc>
-          <w:tcPr>
-            <w:tcW w:w="1778" w:type="dxa"/>
+              <w:t xml:space="preserve">sn_batch</w:t>
+            </w:r>
+          </w:p>
+        </w:tc>
+        <w:tc>
+          <w:tcPr>
+            <w:tcW w:w="1652" w:type="dxa"/>
           </w:tcPr>
           <w:p>
             <w:pPr>
@@ -11375,7 +11349,7 @@
         </w:tc>
         <w:tc>
           <w:tcPr>
-            <w:tcW w:w="2238" w:type="dxa"/>
+            <w:tcW w:w="2269" w:type="dxa"/>
           </w:tcPr>
           <w:p>
             <w:pPr>
@@ -11395,6 +11369,24 @@
       <w:tr>
         <w:tc>
           <w:tcPr>
+            <w:tcW w:w="1945" w:type="dxa"/>
+          </w:tcPr>
+          <w:p>
+            <w:pPr>
+              <w:pStyle w:val="Compact"/>
+              <w:spacing w:before="20" w:after="20"/>
+            </w:pPr>
+            <w:r>
+              <w:rPr>
+                <w:rStyle w:val="VerbatimChar"/>
+                <w:sz w:val="18"/>
+              </w:rPr>
+              <w:t xml:space="preserve">sn_factory</w:t>
+            </w:r>
+          </w:p>
+        </w:tc>
+        <w:tc>
+          <w:tcPr>
             <w:tcW w:w="2060" w:type="dxa"/>
           </w:tcPr>
           <w:p>
@@ -11407,31 +11399,13 @@
                 <w:rStyle w:val="VerbatimChar"/>
                 <w:sz w:val="18"/>
               </w:rPr>
-              <w:t xml:space="preserve">sn_factory</w:t>
-            </w:r>
-          </w:p>
-        </w:tc>
-        <w:tc>
-          <w:tcPr>
-            <w:tcW w:w="1850" w:type="dxa"/>
-          </w:tcPr>
-          <w:p>
-            <w:pPr>
-              <w:pStyle w:val="Compact"/>
-              <w:spacing w:before="20" w:after="20"/>
-            </w:pPr>
-            <w:r>
-              <w:rPr>
-                <w:rStyle w:val="VerbatimChar"/>
-                <w:sz w:val="18"/>
-              </w:rPr>
               <w:t xml:space="preserve">sn_transfer</w:t>
             </w:r>
           </w:p>
         </w:tc>
         <w:tc>
           <w:tcPr>
-            <w:tcW w:w="1778" w:type="dxa"/>
+            <w:tcW w:w="1652" w:type="dxa"/>
           </w:tcPr>
           <w:p>
             <w:pPr>
@@ -11479,7 +11453,7 @@
         </w:tc>
         <w:tc>
           <w:tcPr>
-            <w:tcW w:w="2238" w:type="dxa"/>
+            <w:tcW w:w="2269" w:type="dxa"/>
           </w:tcPr>
           <w:p>
             <w:pPr>
@@ -11499,6 +11473,24 @@
       <w:tr>
         <w:tc>
           <w:tcPr>
+            <w:tcW w:w="1945" w:type="dxa"/>
+          </w:tcPr>
+          <w:p>
+            <w:pPr>
+              <w:pStyle w:val="Compact"/>
+              <w:spacing w:before="20" w:after="20"/>
+            </w:pPr>
+            <w:r>
+              <w:rPr>
+                <w:rStyle w:val="VerbatimChar"/>
+                <w:sz w:val="18"/>
+              </w:rPr>
+              <w:t xml:space="preserve">sn_rule</w:t>
+            </w:r>
+          </w:p>
+        </w:tc>
+        <w:tc>
+          <w:tcPr>
             <w:tcW w:w="2060" w:type="dxa"/>
           </w:tcPr>
           <w:p>
@@ -11511,31 +11503,13 @@
                 <w:rStyle w:val="VerbatimChar"/>
                 <w:sz w:val="18"/>
               </w:rPr>
-              <w:t xml:space="preserve">sn_rule</w:t>
-            </w:r>
-          </w:p>
-        </w:tc>
-        <w:tc>
-          <w:tcPr>
-            <w:tcW w:w="1850" w:type="dxa"/>
-          </w:tcPr>
-          <w:p>
-            <w:pPr>
-              <w:pStyle w:val="Compact"/>
-              <w:spacing w:before="20" w:after="20"/>
-            </w:pPr>
-            <w:r>
-              <w:rPr>
-                <w:rStyle w:val="VerbatimChar"/>
-                <w:sz w:val="18"/>
-              </w:rPr>
               <w:t xml:space="preserve">sn_rule_version</w:t>
             </w:r>
           </w:p>
         </w:tc>
         <w:tc>
           <w:tcPr>
-            <w:tcW w:w="1778" w:type="dxa"/>
+            <w:tcW w:w="1652" w:type="dxa"/>
           </w:tcPr>
           <w:p>
             <w:pPr>
@@ -11570,7 +11544,7 @@
         </w:tc>
         <w:tc>
           <w:tcPr>
-            <w:tcW w:w="2238" w:type="dxa"/>
+            <w:tcW w:w="2269" w:type="dxa"/>
           </w:tcPr>
           <w:p>
             <w:pPr>
@@ -11590,6 +11564,24 @@
       <w:tr>
         <w:tc>
           <w:tcPr>
+            <w:tcW w:w="1945" w:type="dxa"/>
+          </w:tcPr>
+          <w:p>
+            <w:pPr>
+              <w:pStyle w:val="Compact"/>
+              <w:spacing w:before="20" w:after="20"/>
+            </w:pPr>
+            <w:r>
+              <w:rPr>
+                <w:rStyle w:val="VerbatimChar"/>
+                <w:sz w:val="18"/>
+              </w:rPr>
+              <w:t xml:space="preserve">sn_rule_version</w:t>
+            </w:r>
+          </w:p>
+        </w:tc>
+        <w:tc>
+          <w:tcPr>
             <w:tcW w:w="2060" w:type="dxa"/>
           </w:tcPr>
           <w:p>
@@ -11602,24 +11594,6 @@
                 <w:rStyle w:val="VerbatimChar"/>
                 <w:sz w:val="18"/>
               </w:rPr>
-              <w:t xml:space="preserve">sn_rule_version</w:t>
-            </w:r>
-          </w:p>
-        </w:tc>
-        <w:tc>
-          <w:tcPr>
-            <w:tcW w:w="1850" w:type="dxa"/>
-          </w:tcPr>
-          <w:p>
-            <w:pPr>
-              <w:pStyle w:val="Compact"/>
-              <w:spacing w:before="20" w:after="20"/>
-            </w:pPr>
-            <w:r>
-              <w:rPr>
-                <w:rStyle w:val="VerbatimChar"/>
-                <w:sz w:val="18"/>
-              </w:rPr>
               <w:t xml:space="preserve">sn_gen_job</w:t>
             </w:r>
             <w:r>
@@ -11639,7 +11613,7 @@
         </w:tc>
         <w:tc>
           <w:tcPr>
-            <w:tcW w:w="1778" w:type="dxa"/>
+            <w:tcW w:w="1652" w:type="dxa"/>
           </w:tcPr>
           <w:p>
             <w:pPr>
@@ -11674,7 +11648,7 @@
         </w:tc>
         <w:tc>
           <w:tcPr>
-            <w:tcW w:w="2238" w:type="dxa"/>
+            <w:tcW w:w="2269" w:type="dxa"/>
           </w:tcPr>
           <w:p>
             <w:pPr>
@@ -11694,6 +11668,24 @@
       <w:tr>
         <w:tc>
           <w:tcPr>
+            <w:tcW w:w="1945" w:type="dxa"/>
+          </w:tcPr>
+          <w:p>
+            <w:pPr>
+              <w:pStyle w:val="Compact"/>
+              <w:spacing w:before="20" w:after="20"/>
+            </w:pPr>
+            <w:r>
+              <w:rPr>
+                <w:rStyle w:val="VerbatimChar"/>
+                <w:sz w:val="18"/>
+              </w:rPr>
+              <w:t xml:space="preserve">sn_bill_gen</w:t>
+            </w:r>
+          </w:p>
+        </w:tc>
+        <w:tc>
+          <w:tcPr>
             <w:tcW w:w="2060" w:type="dxa"/>
           </w:tcPr>
           <w:p>
@@ -11706,31 +11698,13 @@
                 <w:rStyle w:val="VerbatimChar"/>
                 <w:sz w:val="18"/>
               </w:rPr>
-              <w:t xml:space="preserve">sn_bill_gen</w:t>
-            </w:r>
-          </w:p>
-        </w:tc>
-        <w:tc>
-          <w:tcPr>
-            <w:tcW w:w="1850" w:type="dxa"/>
-          </w:tcPr>
-          <w:p>
-            <w:pPr>
-              <w:pStyle w:val="Compact"/>
-              <w:spacing w:before="20" w:after="20"/>
-            </w:pPr>
-            <w:r>
-              <w:rPr>
-                <w:rStyle w:val="VerbatimChar"/>
-                <w:sz w:val="18"/>
-              </w:rPr>
               <w:t xml:space="preserve">sn_prd_mo</w:t>
             </w:r>
           </w:p>
         </w:tc>
         <w:tc>
           <w:tcPr>
-            <w:tcW w:w="1778" w:type="dxa"/>
+            <w:tcW w:w="1652" w:type="dxa"/>
           </w:tcPr>
           <w:p>
             <w:pPr>
@@ -11765,7 +11739,7 @@
         </w:tc>
         <w:tc>
           <w:tcPr>
-            <w:tcW w:w="2238" w:type="dxa"/>
+            <w:tcW w:w="2269" w:type="dxa"/>
           </w:tcPr>
           <w:p>
             <w:pPr>
@@ -11798,6 +11772,24 @@
       <w:tr>
         <w:tc>
           <w:tcPr>
+            <w:tcW w:w="1945" w:type="dxa"/>
+          </w:tcPr>
+          <w:p>
+            <w:pPr>
+              <w:pStyle w:val="Compact"/>
+              <w:spacing w:before="20" w:after="20"/>
+            </w:pPr>
+            <w:r>
+              <w:rPr>
+                <w:rStyle w:val="VerbatimChar"/>
+                <w:sz w:val="18"/>
+              </w:rPr>
+              <w:t xml:space="preserve">sn_bill_gen</w:t>
+            </w:r>
+          </w:p>
+        </w:tc>
+        <w:tc>
+          <w:tcPr>
             <w:tcW w:w="2060" w:type="dxa"/>
           </w:tcPr>
           <w:p>
@@ -11810,24 +11802,6 @@
                 <w:rStyle w:val="VerbatimChar"/>
                 <w:sz w:val="18"/>
               </w:rPr>
-              <w:t xml:space="preserve">sn_bill_gen</w:t>
-            </w:r>
-          </w:p>
-        </w:tc>
-        <w:tc>
-          <w:tcPr>
-            <w:tcW w:w="1850" w:type="dxa"/>
-          </w:tcPr>
-          <w:p>
-            <w:pPr>
-              <w:pStyle w:val="Compact"/>
-              <w:spacing w:before="20" w:after="20"/>
-            </w:pPr>
-            <w:r>
-              <w:rPr>
-                <w:rStyle w:val="VerbatimChar"/>
-                <w:sz w:val="18"/>
-              </w:rPr>
               <w:t xml:space="preserve">sn_gen_preview</w:t>
             </w:r>
             <w:r>
@@ -11843,24 +11817,11 @@
               </w:rPr>
               <w:t xml:space="preserve">sn_gen_job</w:t>
             </w:r>
-            <w:r>
-              <w:rPr>
-                <w:sz w:val="18"/>
-              </w:rPr>
-              <w:t xml:space="preserve">、</w:t>
-            </w:r>
-            <w:r>
-              <w:rPr>
-                <w:rStyle w:val="VerbatimChar"/>
-                <w:sz w:val="18"/>
-              </w:rPr>
-              <w:t xml:space="preserve">sn_allocation</w:t>
-            </w:r>
-          </w:p>
-        </w:tc>
-        <w:tc>
-          <w:tcPr>
-            <w:tcW w:w="1778" w:type="dxa"/>
+          </w:p>
+        </w:tc>
+        <w:tc>
+          <w:tcPr>
+            <w:tcW w:w="1652" w:type="dxa"/>
           </w:tcPr>
           <w:p>
             <w:pPr>
@@ -11895,19 +11856,19 @@
         </w:tc>
         <w:tc>
           <w:tcPr>
-            <w:tcW w:w="2238" w:type="dxa"/>
-          </w:tcPr>
-          <w:p>
-            <w:pPr>
-              <w:pStyle w:val="Compact"/>
-              <w:spacing w:before="20" w:after="20"/>
-            </w:pPr>
-            <w:r>
-              <w:rPr>
-                <w:rFonts w:hint="eastAsia"/>
-                <w:sz w:val="18"/>
-              </w:rPr>
-              <w:t xml:space="preserve">一张订单可多次预演、生成、分配</w:t>
+            <w:tcW w:w="2269" w:type="dxa"/>
+          </w:tcPr>
+          <w:p>
+            <w:pPr>
+              <w:pStyle w:val="Compact"/>
+              <w:spacing w:before="20" w:after="20"/>
+            </w:pPr>
+            <w:r>
+              <w:rPr>
+                <w:rFonts w:hint="eastAsia"/>
+                <w:sz w:val="18"/>
+              </w:rPr>
+              <w:t xml:space="preserve">一张订单可多次预演、生成</w:t>
             </w:r>
           </w:p>
         </w:tc>
@@ -11915,6 +11876,24 @@
       <w:tr>
         <w:tc>
           <w:tcPr>
+            <w:tcW w:w="1945" w:type="dxa"/>
+          </w:tcPr>
+          <w:p>
+            <w:pPr>
+              <w:pStyle w:val="Compact"/>
+              <w:spacing w:before="20" w:after="20"/>
+            </w:pPr>
+            <w:r>
+              <w:rPr>
+                <w:rStyle w:val="VerbatimChar"/>
+                <w:sz w:val="18"/>
+              </w:rPr>
+              <w:t xml:space="preserve">sn_bill_gen</w:t>
+            </w:r>
+          </w:p>
+        </w:tc>
+        <w:tc>
+          <w:tcPr>
             <w:tcW w:w="2060" w:type="dxa"/>
           </w:tcPr>
           <w:p>
@@ -11927,31 +11906,13 @@
                 <w:rStyle w:val="VerbatimChar"/>
                 <w:sz w:val="18"/>
               </w:rPr>
-              <w:t xml:space="preserve">sn_bill_gen</w:t>
-            </w:r>
-          </w:p>
-        </w:tc>
-        <w:tc>
-          <w:tcPr>
-            <w:tcW w:w="1850" w:type="dxa"/>
-          </w:tcPr>
-          <w:p>
-            <w:pPr>
-              <w:pStyle w:val="Compact"/>
-              <w:spacing w:before="20" w:after="20"/>
-            </w:pPr>
-            <w:r>
-              <w:rPr>
-                <w:rStyle w:val="VerbatimChar"/>
-                <w:sz w:val="18"/>
-              </w:rPr>
               <w:t xml:space="preserve">sn_item</w:t>
             </w:r>
           </w:p>
         </w:tc>
         <w:tc>
           <w:tcPr>
-            <w:tcW w:w="1778" w:type="dxa"/>
+            <w:tcW w:w="1652" w:type="dxa"/>
           </w:tcPr>
           <w:p>
             <w:pPr>
@@ -11986,7 +11947,7 @@
         </w:tc>
         <w:tc>
           <w:tcPr>
-            <w:tcW w:w="2238" w:type="dxa"/>
+            <w:tcW w:w="2269" w:type="dxa"/>
           </w:tcPr>
           <w:p>
             <w:pPr>
@@ -12012,6 +11973,24 @@
       <w:tr>
         <w:tc>
           <w:tcPr>
+            <w:tcW w:w="1945" w:type="dxa"/>
+          </w:tcPr>
+          <w:p>
+            <w:pPr>
+              <w:pStyle w:val="Compact"/>
+              <w:spacing w:before="20" w:after="20"/>
+            </w:pPr>
+            <w:r>
+              <w:rPr>
+                <w:rStyle w:val="VerbatimChar"/>
+                <w:sz w:val="18"/>
+              </w:rPr>
+              <w:t xml:space="preserve">sn_gen_preview</w:t>
+            </w:r>
+          </w:p>
+        </w:tc>
+        <w:tc>
+          <w:tcPr>
             <w:tcW w:w="2060" w:type="dxa"/>
           </w:tcPr>
           <w:p>
@@ -12024,31 +12003,13 @@
                 <w:rStyle w:val="VerbatimChar"/>
                 <w:sz w:val="18"/>
               </w:rPr>
-              <w:t xml:space="preserve">sn_gen_preview</w:t>
-            </w:r>
-          </w:p>
-        </w:tc>
-        <w:tc>
-          <w:tcPr>
-            <w:tcW w:w="1850" w:type="dxa"/>
-          </w:tcPr>
-          <w:p>
-            <w:pPr>
-              <w:pStyle w:val="Compact"/>
-              <w:spacing w:before="20" w:after="20"/>
-            </w:pPr>
-            <w:r>
-              <w:rPr>
-                <w:rStyle w:val="VerbatimChar"/>
-                <w:sz w:val="18"/>
-              </w:rPr>
               <w:t xml:space="preserve">sn_gen_job</w:t>
             </w:r>
           </w:p>
         </w:tc>
         <w:tc>
           <w:tcPr>
-            <w:tcW w:w="1778" w:type="dxa"/>
+            <w:tcW w:w="1652" w:type="dxa"/>
           </w:tcPr>
           <w:p>
             <w:pPr>
@@ -12083,7 +12044,7 @@
         </w:tc>
         <w:tc>
           <w:tcPr>
-            <w:tcW w:w="2238" w:type="dxa"/>
+            <w:tcW w:w="2269" w:type="dxa"/>
           </w:tcPr>
           <w:p>
             <w:pPr>
@@ -12103,6 +12064,24 @@
       <w:tr>
         <w:tc>
           <w:tcPr>
+            <w:tcW w:w="1945" w:type="dxa"/>
+          </w:tcPr>
+          <w:p>
+            <w:pPr>
+              <w:pStyle w:val="Compact"/>
+              <w:spacing w:before="20" w:after="20"/>
+            </w:pPr>
+            <w:r>
+              <w:rPr>
+                <w:rStyle w:val="VerbatimChar"/>
+                <w:sz w:val="18"/>
+              </w:rPr>
+              <w:t xml:space="preserve">sn_gen_job</w:t>
+            </w:r>
+          </w:p>
+        </w:tc>
+        <w:tc>
+          <w:tcPr>
             <w:tcW w:w="2060" w:type="dxa"/>
           </w:tcPr>
           <w:p>
@@ -12115,31 +12094,13 @@
                 <w:rStyle w:val="VerbatimChar"/>
                 <w:sz w:val="18"/>
               </w:rPr>
-              <w:t xml:space="preserve">sn_gen_job</w:t>
-            </w:r>
-          </w:p>
-        </w:tc>
-        <w:tc>
-          <w:tcPr>
-            <w:tcW w:w="1850" w:type="dxa"/>
-          </w:tcPr>
-          <w:p>
-            <w:pPr>
-              <w:pStyle w:val="Compact"/>
-              <w:spacing w:before="20" w:after="20"/>
-            </w:pPr>
-            <w:r>
-              <w:rPr>
-                <w:rStyle w:val="VerbatimChar"/>
-                <w:sz w:val="18"/>
-              </w:rPr>
               <w:t xml:space="preserve">sn_item</w:t>
             </w:r>
           </w:p>
         </w:tc>
         <w:tc>
           <w:tcPr>
-            <w:tcW w:w="1778" w:type="dxa"/>
+            <w:tcW w:w="1652" w:type="dxa"/>
           </w:tcPr>
           <w:p>
             <w:pPr>
@@ -12206,7 +12167,7 @@
         </w:tc>
         <w:tc>
           <w:tcPr>
-            <w:tcW w:w="2238" w:type="dxa"/>
+            <w:tcW w:w="2269" w:type="dxa"/>
           </w:tcPr>
           <w:p>
             <w:pPr>
@@ -12232,6 +12193,24 @@
       <w:tr>
         <w:tc>
           <w:tcPr>
+            <w:tcW w:w="1945" w:type="dxa"/>
+          </w:tcPr>
+          <w:p>
+            <w:pPr>
+              <w:pStyle w:val="Compact"/>
+              <w:spacing w:before="20" w:after="20"/>
+            </w:pPr>
+            <w:r>
+              <w:rPr>
+                <w:rStyle w:val="VerbatimChar"/>
+                <w:sz w:val="18"/>
+              </w:rPr>
+              <w:t xml:space="preserve">sn_pi_counter</w:t>
+            </w:r>
+          </w:p>
+        </w:tc>
+        <w:tc>
+          <w:tcPr>
             <w:tcW w:w="2060" w:type="dxa"/>
           </w:tcPr>
           <w:p>
@@ -12244,31 +12223,13 @@
                 <w:rStyle w:val="VerbatimChar"/>
                 <w:sz w:val="18"/>
               </w:rPr>
-              <w:t xml:space="preserve">sn_pi_counter</w:t>
-            </w:r>
-          </w:p>
-        </w:tc>
-        <w:tc>
-          <w:tcPr>
-            <w:tcW w:w="1850" w:type="dxa"/>
-          </w:tcPr>
-          <w:p>
-            <w:pPr>
-              <w:pStyle w:val="Compact"/>
-              <w:spacing w:before="20" w:after="20"/>
-            </w:pPr>
-            <w:r>
-              <w:rPr>
-                <w:rStyle w:val="VerbatimChar"/>
-                <w:sz w:val="18"/>
-              </w:rPr>
               <w:t xml:space="preserve">sn_bill_gen</w:t>
             </w:r>
           </w:p>
         </w:tc>
         <w:tc>
           <w:tcPr>
-            <w:tcW w:w="1778" w:type="dxa"/>
+            <w:tcW w:w="1652" w:type="dxa"/>
           </w:tcPr>
           <w:p>
             <w:pPr>
@@ -12303,7 +12264,7 @@
         </w:tc>
         <w:tc>
           <w:tcPr>
-            <w:tcW w:w="2238" w:type="dxa"/>
+            <w:tcW w:w="2269" w:type="dxa"/>
           </w:tcPr>
           <w:p>
             <w:pPr>
@@ -12336,6 +12297,24 @@
       <w:tr>
         <w:tc>
           <w:tcPr>
+            <w:tcW w:w="1945" w:type="dxa"/>
+          </w:tcPr>
+          <w:p>
+            <w:pPr>
+              <w:pStyle w:val="Compact"/>
+              <w:spacing w:before="20" w:after="20"/>
+            </w:pPr>
+            <w:r>
+              <w:rPr>
+                <w:rStyle w:val="VerbatimChar"/>
+                <w:sz w:val="18"/>
+              </w:rPr>
+              <w:t xml:space="preserve">sn_pi_counter</w:t>
+            </w:r>
+          </w:p>
+        </w:tc>
+        <w:tc>
+          <w:tcPr>
             <w:tcW w:w="2060" w:type="dxa"/>
           </w:tcPr>
           <w:p>
@@ -12348,31 +12327,13 @@
                 <w:rStyle w:val="VerbatimChar"/>
                 <w:sz w:val="18"/>
               </w:rPr>
-              <w:t xml:space="preserve">sn_pi_counter</w:t>
-            </w:r>
-          </w:p>
-        </w:tc>
-        <w:tc>
-          <w:tcPr>
-            <w:tcW w:w="1850" w:type="dxa"/>
-          </w:tcPr>
-          <w:p>
-            <w:pPr>
-              <w:pStyle w:val="Compact"/>
-              <w:spacing w:before="20" w:after="20"/>
-            </w:pPr>
-            <w:r>
-              <w:rPr>
-                <w:rStyle w:val="VerbatimChar"/>
-                <w:sz w:val="18"/>
-              </w:rPr>
               <w:t xml:space="preserve">sn_item</w:t>
             </w:r>
           </w:p>
         </w:tc>
         <w:tc>
           <w:tcPr>
-            <w:tcW w:w="1778" w:type="dxa"/>
+            <w:tcW w:w="1652" w:type="dxa"/>
           </w:tcPr>
           <w:p>
             <w:pPr>
@@ -12407,7 +12368,7 @@
         </w:tc>
         <w:tc>
           <w:tcPr>
-            <w:tcW w:w="2238" w:type="dxa"/>
+            <w:tcW w:w="2269" w:type="dxa"/>
           </w:tcPr>
           <w:p>
             <w:pPr>
@@ -12440,6 +12401,24 @@
       <w:tr>
         <w:tc>
           <w:tcPr>
+            <w:tcW w:w="1945" w:type="dxa"/>
+          </w:tcPr>
+          <w:p>
+            <w:pPr>
+              <w:pStyle w:val="Compact"/>
+              <w:spacing w:before="20" w:after="20"/>
+            </w:pPr>
+            <w:r>
+              <w:rPr>
+                <w:rStyle w:val="VerbatimChar"/>
+                <w:sz w:val="18"/>
+              </w:rPr>
+              <w:t xml:space="preserve">sn_batch</w:t>
+            </w:r>
+          </w:p>
+        </w:tc>
+        <w:tc>
+          <w:tcPr>
             <w:tcW w:w="2060" w:type="dxa"/>
           </w:tcPr>
           <w:p>
@@ -12452,31 +12431,13 @@
                 <w:rStyle w:val="VerbatimChar"/>
                 <w:sz w:val="18"/>
               </w:rPr>
-              <w:t xml:space="preserve">sn_acquire_batch</w:t>
-            </w:r>
-          </w:p>
-        </w:tc>
-        <w:tc>
-          <w:tcPr>
-            <w:tcW w:w="1850" w:type="dxa"/>
-          </w:tcPr>
-          <w:p>
-            <w:pPr>
-              <w:pStyle w:val="Compact"/>
-              <w:spacing w:before="20" w:after="20"/>
-            </w:pPr>
-            <w:r>
-              <w:rPr>
-                <w:rStyle w:val="VerbatimChar"/>
-                <w:sz w:val="18"/>
-              </w:rPr>
               <w:t xml:space="preserve">sn_item</w:t>
             </w:r>
           </w:p>
         </w:tc>
         <w:tc>
           <w:tcPr>
-            <w:tcW w:w="1778" w:type="dxa"/>
+            <w:tcW w:w="1652" w:type="dxa"/>
           </w:tcPr>
           <w:p>
             <w:pPr>
@@ -12490,6 +12451,31 @@
               </w:rPr>
               <w:t xml:space="preserve">batch_no</w:t>
             </w:r>
+            <w:r>
+              <w:rPr>
+                <w:sz w:val="18"/>
+              </w:rPr>
+              <w:t xml:space="preserve"> </w:t>
+            </w:r>
+            <w:r>
+              <w:rPr>
+                <w:sz w:val="18"/>
+              </w:rPr>
+              <w:t xml:space="preserve">/</w:t>
+            </w:r>
+            <w:r>
+              <w:rPr>
+                <w:sz w:val="18"/>
+              </w:rPr>
+              <w:t xml:space="preserve"> </w:t>
+            </w:r>
+            <w:r>
+              <w:rPr>
+                <w:rStyle w:val="VerbatimChar"/>
+                <w:sz w:val="18"/>
+              </w:rPr>
+              <w:t xml:space="preserve">print_no</w:t>
+            </w:r>
           </w:p>
         </w:tc>
         <w:tc>
@@ -12511,19 +12497,60 @@
         </w:tc>
         <w:tc>
           <w:tcPr>
-            <w:tcW w:w="2238" w:type="dxa"/>
-          </w:tcPr>
-          <w:p>
-            <w:pPr>
-              <w:pStyle w:val="Compact"/>
-              <w:spacing w:before="20" w:after="20"/>
-            </w:pPr>
-            <w:r>
-              <w:rPr>
-                <w:rFonts w:hint="eastAsia"/>
-                <w:sz w:val="18"/>
-              </w:rPr>
-              <w:t xml:space="preserve">批次明细</w:t>
+            <w:tcW w:w="2269" w:type="dxa"/>
+          </w:tcPr>
+          <w:p>
+            <w:pPr>
+              <w:pStyle w:val="Compact"/>
+              <w:spacing w:before="20" w:after="20"/>
+            </w:pPr>
+            <w:r>
+              <w:rPr>
+                <w:rFonts w:hint="eastAsia"/>
+                <w:sz w:val="18"/>
+              </w:rPr>
+              <w:t xml:space="preserve">领取批次明细（</w:t>
+            </w:r>
+            <w:r>
+              <w:rPr>
+                <w:rStyle w:val="VerbatimChar"/>
+                <w:sz w:val="18"/>
+              </w:rPr>
+              <w:t xml:space="preserve">kind = ACQUIRE</w:t>
+            </w:r>
+            <w:r>
+              <w:rPr>
+                <w:rFonts w:hint="eastAsia"/>
+                <w:sz w:val="18"/>
+              </w:rPr>
+              <w:t xml:space="preserve">）/</w:t>
+            </w:r>
+            <w:r>
+              <w:rPr>
+                <w:sz w:val="18"/>
+              </w:rPr>
+              <w:t xml:space="preserve"> </w:t>
+            </w:r>
+            <w:r>
+              <w:rPr>
+                <w:rFonts w:hint="eastAsia"/>
+                <w:sz w:val="18"/>
+              </w:rPr>
+              <w:t xml:space="preserve">打印单明细（</w:t>
+            </w:r>
+            <w:r>
+              <w:rPr>
+                <w:rStyle w:val="VerbatimChar"/>
+                <w:sz w:val="18"/>
+              </w:rPr>
+              <w:t xml:space="preserve">kind = PRINT</w:t>
+            </w:r>
+            <w:r>
+              <w:rPr>
+                <w:rFonts w:hint="eastAsia"/>
+                <w:sz w:val="18"/>
+              </w:rPr>
+              <w:t xml:space="preserve">）</w:t>
             </w:r>
           </w:p>
         </w:tc>
@@ -12531,6 +12558,24 @@
       <w:tr>
         <w:tc>
           <w:tcPr>
+            <w:tcW w:w="1945" w:type="dxa"/>
+          </w:tcPr>
+          <w:p>
+            <w:pPr>
+              <w:pStyle w:val="Compact"/>
+              <w:spacing w:before="20" w:after="20"/>
+            </w:pPr>
+            <w:r>
+              <w:rPr>
+                <w:rStyle w:val="VerbatimChar"/>
+                <w:sz w:val="18"/>
+              </w:rPr>
+              <w:t xml:space="preserve">sn_transfer</w:t>
+            </w:r>
+          </w:p>
+        </w:tc>
+        <w:tc>
+          <w:tcPr>
             <w:tcW w:w="2060" w:type="dxa"/>
           </w:tcPr>
           <w:p>
@@ -12543,43 +12588,25 @@
                 <w:rStyle w:val="VerbatimChar"/>
                 <w:sz w:val="18"/>
               </w:rPr>
-              <w:t xml:space="preserve">sn_print</w:t>
-            </w:r>
-          </w:p>
-        </w:tc>
-        <w:tc>
-          <w:tcPr>
-            <w:tcW w:w="1850" w:type="dxa"/>
-          </w:tcPr>
-          <w:p>
-            <w:pPr>
-              <w:pStyle w:val="Compact"/>
-              <w:spacing w:before="20" w:after="20"/>
-            </w:pPr>
-            <w:r>
-              <w:rPr>
-                <w:rStyle w:val="VerbatimChar"/>
-                <w:sz w:val="18"/>
-              </w:rPr>
-              <w:t xml:space="preserve">sn_item</w:t>
-            </w:r>
-          </w:p>
-        </w:tc>
-        <w:tc>
-          <w:tcPr>
-            <w:tcW w:w="1778" w:type="dxa"/>
-          </w:tcPr>
-          <w:p>
-            <w:pPr>
-              <w:pStyle w:val="Compact"/>
-              <w:spacing w:before="20" w:after="20"/>
-            </w:pPr>
-            <w:r>
-              <w:rPr>
-                <w:rStyle w:val="VerbatimChar"/>
-                <w:sz w:val="18"/>
-              </w:rPr>
-              <w:t xml:space="preserve">print_no</w:t>
+              <w:t xml:space="preserve">sn_transfer_item</w:t>
+            </w:r>
+          </w:p>
+        </w:tc>
+        <w:tc>
+          <w:tcPr>
+            <w:tcW w:w="1652" w:type="dxa"/>
+          </w:tcPr>
+          <w:p>
+            <w:pPr>
+              <w:pStyle w:val="Compact"/>
+              <w:spacing w:before="20" w:after="20"/>
+            </w:pPr>
+            <w:r>
+              <w:rPr>
+                <w:rStyle w:val="VerbatimChar"/>
+                <w:sz w:val="18"/>
+              </w:rPr>
+              <w:t xml:space="preserve">transfer_id</w:t>
             </w:r>
           </w:p>
         </w:tc>
@@ -12596,25 +12623,25 @@
               <w:rPr>
                 <w:sz w:val="18"/>
               </w:rPr>
-              <w:t xml:space="preserve">1 : 0..N</w:t>
-            </w:r>
-          </w:p>
-        </w:tc>
-        <w:tc>
-          <w:tcPr>
-            <w:tcW w:w="2238" w:type="dxa"/>
-          </w:tcPr>
-          <w:p>
-            <w:pPr>
-              <w:pStyle w:val="Compact"/>
-              <w:spacing w:before="20" w:after="20"/>
-            </w:pPr>
-            <w:r>
-              <w:rPr>
-                <w:rFonts w:hint="eastAsia"/>
-                <w:sz w:val="18"/>
-              </w:rPr>
-              <w:t xml:space="preserve">打印单明细</w:t>
+              <w:t xml:space="preserve">1 : 1..N</w:t>
+            </w:r>
+          </w:p>
+        </w:tc>
+        <w:tc>
+          <w:tcPr>
+            <w:tcW w:w="2269" w:type="dxa"/>
+          </w:tcPr>
+          <w:p>
+            <w:pPr>
+              <w:pStyle w:val="Compact"/>
+              <w:spacing w:before="20" w:after="20"/>
+            </w:pPr>
+            <w:r>
+              <w:rPr>
+                <w:rFonts w:hint="eastAsia"/>
+                <w:sz w:val="18"/>
+              </w:rPr>
+              <w:t xml:space="preserve">转厂单明细</w:t>
             </w:r>
           </w:p>
         </w:tc>
@@ -12622,6 +12649,24 @@
       <w:tr>
         <w:tc>
           <w:tcPr>
+            <w:tcW w:w="1945" w:type="dxa"/>
+          </w:tcPr>
+          <w:p>
+            <w:pPr>
+              <w:pStyle w:val="Compact"/>
+              <w:spacing w:before="20" w:after="20"/>
+            </w:pPr>
+            <w:r>
+              <w:rPr>
+                <w:rStyle w:val="VerbatimChar"/>
+                <w:sz w:val="18"/>
+              </w:rPr>
+              <w:t xml:space="preserve">sn_item</w:t>
+            </w:r>
+          </w:p>
+        </w:tc>
+        <w:tc>
+          <w:tcPr>
             <w:tcW w:w="2060" w:type="dxa"/>
           </w:tcPr>
           <w:p>
@@ -12634,43 +12679,25 @@
                 <w:rStyle w:val="VerbatimChar"/>
                 <w:sz w:val="18"/>
               </w:rPr>
-              <w:t xml:space="preserve">sn_transfer</w:t>
-            </w:r>
-          </w:p>
-        </w:tc>
-        <w:tc>
-          <w:tcPr>
-            <w:tcW w:w="1850" w:type="dxa"/>
-          </w:tcPr>
-          <w:p>
-            <w:pPr>
-              <w:pStyle w:val="Compact"/>
-              <w:spacing w:before="20" w:after="20"/>
-            </w:pPr>
-            <w:r>
-              <w:rPr>
-                <w:rStyle w:val="VerbatimChar"/>
-                <w:sz w:val="18"/>
-              </w:rPr>
               <w:t xml:space="preserve">sn_transfer_item</w:t>
             </w:r>
           </w:p>
         </w:tc>
         <w:tc>
           <w:tcPr>
-            <w:tcW w:w="1778" w:type="dxa"/>
-          </w:tcPr>
-          <w:p>
-            <w:pPr>
-              <w:pStyle w:val="Compact"/>
-              <w:spacing w:before="20" w:after="20"/>
-            </w:pPr>
-            <w:r>
-              <w:rPr>
-                <w:rStyle w:val="VerbatimChar"/>
-                <w:sz w:val="18"/>
-              </w:rPr>
-              <w:t xml:space="preserve">transfer_id</w:t>
+            <w:tcW w:w="1652" w:type="dxa"/>
+          </w:tcPr>
+          <w:p>
+            <w:pPr>
+              <w:pStyle w:val="Compact"/>
+              <w:spacing w:before="20" w:after="20"/>
+            </w:pPr>
+            <w:r>
+              <w:rPr>
+                <w:rStyle w:val="VerbatimChar"/>
+                <w:sz w:val="18"/>
+              </w:rPr>
+              <w:t xml:space="preserve">item_id</w:t>
             </w:r>
           </w:p>
         </w:tc>
@@ -12687,104 +12714,13 @@
               <w:rPr>
                 <w:sz w:val="18"/>
               </w:rPr>
-              <w:t xml:space="preserve">1 : 1..N</w:t>
-            </w:r>
-          </w:p>
-        </w:tc>
-        <w:tc>
-          <w:tcPr>
-            <w:tcW w:w="2238" w:type="dxa"/>
-          </w:tcPr>
-          <w:p>
-            <w:pPr>
-              <w:pStyle w:val="Compact"/>
-              <w:spacing w:before="20" w:after="20"/>
-            </w:pPr>
-            <w:r>
-              <w:rPr>
-                <w:rFonts w:hint="eastAsia"/>
-                <w:sz w:val="18"/>
-              </w:rPr>
-              <w:t xml:space="preserve">转厂单明细</w:t>
-            </w:r>
-          </w:p>
-        </w:tc>
-      </w:tr>
-      <w:tr>
-        <w:tc>
-          <w:tcPr>
-            <w:tcW w:w="2060" w:type="dxa"/>
-          </w:tcPr>
-          <w:p>
-            <w:pPr>
-              <w:pStyle w:val="Compact"/>
-              <w:spacing w:before="20" w:after="20"/>
-            </w:pPr>
-            <w:r>
-              <w:rPr>
-                <w:rStyle w:val="VerbatimChar"/>
-                <w:sz w:val="18"/>
-              </w:rPr>
-              <w:t xml:space="preserve">sn_item</w:t>
-            </w:r>
-          </w:p>
-        </w:tc>
-        <w:tc>
-          <w:tcPr>
-            <w:tcW w:w="1850" w:type="dxa"/>
-          </w:tcPr>
-          <w:p>
-            <w:pPr>
-              <w:pStyle w:val="Compact"/>
-              <w:spacing w:before="20" w:after="20"/>
-            </w:pPr>
-            <w:r>
-              <w:rPr>
-                <w:rStyle w:val="VerbatimChar"/>
-                <w:sz w:val="18"/>
-              </w:rPr>
-              <w:t xml:space="preserve">sn_transfer_item</w:t>
-            </w:r>
-          </w:p>
-        </w:tc>
-        <w:tc>
-          <w:tcPr>
-            <w:tcW w:w="1778" w:type="dxa"/>
-          </w:tcPr>
-          <w:p>
-            <w:pPr>
-              <w:pStyle w:val="Compact"/>
-              <w:spacing w:before="20" w:after="20"/>
-            </w:pPr>
-            <w:r>
-              <w:rPr>
-                <w:rStyle w:val="VerbatimChar"/>
-                <w:sz w:val="18"/>
-              </w:rPr>
-              <w:t xml:space="preserve">item_id</w:t>
-            </w:r>
-          </w:p>
-        </w:tc>
-        <w:tc>
-          <w:tcPr>
-            <w:tcW w:w="1485" w:type="dxa"/>
-          </w:tcPr>
-          <w:p>
-            <w:pPr>
-              <w:pStyle w:val="Compact"/>
-              <w:spacing w:before="20" w:after="20"/>
-            </w:pPr>
-            <w:r>
-              <w:rPr>
-                <w:sz w:val="18"/>
-              </w:rPr>
               <w:t xml:space="preserve">1 : 0..N</w:t>
             </w:r>
           </w:p>
         </w:tc>
         <w:tc>
           <w:tcPr>
-            <w:tcW w:w="2238" w:type="dxa"/>
+            <w:tcW w:w="2269" w:type="dxa"/>
           </w:tcPr>
           <w:p>
             <w:pPr>
@@ -12886,7 +12822,34 @@
         <w:rPr>
           <w:rFonts w:hint="eastAsia"/>
         </w:rPr>
-        <w:t xml:space="preserve">等字段冗余记录业务对象。</w:t>
+        <w:t xml:space="preserve">等字段冗余记录业务对象。分配记录不另建表，就是同一事务写入的</w:t>
+      </w:r>
+      <w:r>
+        <w:t xml:space="preserve"> </w:t>
+      </w:r>
+      <w:r>
+        <w:rPr>
+          <w:rStyle w:val="VerbatimChar"/>
+        </w:rPr>
+        <w:t xml:space="preserve">SN_ALLOCATE</w:t>
+      </w:r>
+      <w:r>
+        <w:t xml:space="preserve"> </w:t>
+      </w:r>
+      <w:r>
+        <w:rPr>
+          <w:rFonts w:hint="eastAsia"/>
+        </w:rPr>
+        <w:t xml:space="preserve">痕迹（订单、工厂、起止号、数量、操作人、时间），生成页按</w:t>
+      </w:r>
+      <w:r>
+        <w:t xml:space="preserve"> PI </w:t>
+      </w:r>
+      <w:r>
+        <w:rPr>
+          <w:rFonts w:hint="eastAsia"/>
+        </w:rPr>
+        <w:t xml:space="preserve">从痕迹读取。</w:t>
       </w:r>
     </w:p>
     <w:p>
@@ -14278,7 +14241,7 @@
                 <w:rStyle w:val="VerbatimChar"/>
                 <w:sz w:val="18"/>
               </w:rPr>
-              <w:t xml:space="preserve">sn_allocation</w:t>
+              <w:t xml:space="preserve">sn_batch</w:t>
             </w:r>
           </w:p>
         </w:tc>
@@ -14296,7 +14259,40 @@
                 <w:rFonts w:hint="eastAsia"/>
                 <w:sz w:val="18"/>
               </w:rPr>
-              <w:t xml:space="preserve">分配记录</w:t>
+              <w:t xml:space="preserve">领取批次</w:t>
+            </w:r>
+            <w:r>
+              <w:rPr>
+                <w:sz w:val="18"/>
+              </w:rPr>
+              <w:t xml:space="preserve"> / </w:t>
+            </w:r>
+            <w:r>
+              <w:rPr>
+                <w:rFonts w:hint="eastAsia"/>
+                <w:sz w:val="18"/>
+              </w:rPr>
+              <w:t xml:space="preserve">打印单（</w:t>
+            </w:r>
+            <w:r>
+              <w:rPr>
+                <w:rStyle w:val="VerbatimChar"/>
+                <w:sz w:val="18"/>
+              </w:rPr>
+              <w:t xml:space="preserve">kind</w:t>
+            </w:r>
+            <w:r>
+              <w:rPr>
+                <w:sz w:val="18"/>
+              </w:rPr>
+              <w:t xml:space="preserve"> </w:t>
+            </w:r>
+            <w:r>
+              <w:rPr>
+                <w:rFonts w:hint="eastAsia"/>
+                <w:sz w:val="18"/>
+              </w:rPr>
+              <w:t xml:space="preserve">区分）</w:t>
             </w:r>
           </w:p>
         </w:tc>
@@ -14314,7 +14310,7 @@
                 <w:rFonts w:hint="eastAsia"/>
                 <w:sz w:val="18"/>
               </w:rPr>
-              <w:t xml:space="preserve">每次分配一行</w:t>
+              <w:t xml:space="preserve">每次操作一行</w:t>
             </w:r>
           </w:p>
         </w:tc>
@@ -14346,138 +14342,10 @@
             </w:pPr>
             <w:r>
               <w:rPr>
-                <w:sz w:val="18"/>
-              </w:rPr>
-              <w:t xml:space="preserve">—</w:t>
-            </w:r>
-          </w:p>
-        </w:tc>
-      </w:tr>
-      <w:tr>
-        <w:tc>
-          <w:tcPr>
-            <w:tcW w:w="2750" w:type="dxa"/>
-          </w:tcPr>
-          <w:p>
-            <w:pPr>
-              <w:pStyle w:val="Compact"/>
-              <w:spacing w:before="20" w:after="20"/>
-            </w:pPr>
-            <w:r>
-              <w:rPr>
-                <w:rStyle w:val="VerbatimChar"/>
-                <w:sz w:val="18"/>
-              </w:rPr>
-              <w:t xml:space="preserve">sn_acquire_batch</w:t>
-            </w:r>
-            <w:r>
-              <w:rPr>
-                <w:sz w:val="18"/>
-              </w:rPr>
-              <w:t xml:space="preserve"> </w:t>
-            </w:r>
-            <w:r>
-              <w:rPr>
-                <w:sz w:val="18"/>
-              </w:rPr>
-              <w:t xml:space="preserve">/</w:t>
-            </w:r>
-            <w:r>
-              <w:rPr>
-                <w:sz w:val="18"/>
-              </w:rPr>
-              <w:t xml:space="preserve"> </w:t>
-            </w:r>
-            <w:r>
-              <w:rPr>
-                <w:rStyle w:val="VerbatimChar"/>
-                <w:sz w:val="18"/>
-              </w:rPr>
-              <w:t xml:space="preserve">sn_print</w:t>
-            </w:r>
-          </w:p>
-        </w:tc>
-        <w:tc>
-          <w:tcPr>
-            <w:tcW w:w="1776" w:type="dxa"/>
-          </w:tcPr>
-          <w:p>
-            <w:pPr>
-              <w:pStyle w:val="Compact"/>
-              <w:spacing w:before="20" w:after="20"/>
-            </w:pPr>
-            <w:r>
-              <w:rPr>
-                <w:rFonts w:hint="eastAsia"/>
-                <w:sz w:val="18"/>
-              </w:rPr>
-              <w:t xml:space="preserve">领取批次</w:t>
-            </w:r>
-            <w:r>
-              <w:rPr>
-                <w:sz w:val="18"/>
-              </w:rPr>
-              <w:t xml:space="preserve"> / </w:t>
-            </w:r>
-            <w:r>
-              <w:rPr>
-                <w:rFonts w:hint="eastAsia"/>
-                <w:sz w:val="18"/>
-              </w:rPr>
-              <w:t xml:space="preserve">打印单</w:t>
-            </w:r>
-          </w:p>
-        </w:tc>
-        <w:tc>
-          <w:tcPr>
-            <w:tcW w:w="1161" w:type="dxa"/>
-          </w:tcPr>
-          <w:p>
-            <w:pPr>
-              <w:pStyle w:val="Compact"/>
-              <w:spacing w:before="20" w:after="20"/>
-            </w:pPr>
-            <w:r>
-              <w:rPr>
-                <w:rFonts w:hint="eastAsia"/>
-                <w:sz w:val="18"/>
-              </w:rPr>
-              <w:t xml:space="preserve">每次操作一行</w:t>
-            </w:r>
-          </w:p>
-        </w:tc>
-        <w:tc>
-          <w:tcPr>
-            <w:tcW w:w="558" w:type="dxa"/>
-          </w:tcPr>
-          <w:p>
-            <w:pPr>
-              <w:pStyle w:val="Compact"/>
-              <w:spacing w:before="20" w:after="20"/>
-            </w:pPr>
-            <w:r>
-              <w:rPr>
-                <w:sz w:val="18"/>
-              </w:rPr>
-              <w:t xml:space="preserve">—</w:t>
-            </w:r>
-          </w:p>
-        </w:tc>
-        <w:tc>
-          <w:tcPr>
-            <w:tcW w:w="3165" w:type="dxa"/>
-          </w:tcPr>
-          <w:p>
-            <w:pPr>
-              <w:pStyle w:val="Compact"/>
-              <w:spacing w:before="20" w:after="20"/>
-            </w:pPr>
-            <w:r>
-              <w:rPr>
-                <w:rStyle w:val="VerbatimChar"/>
-                <w:sz w:val="18"/>
-              </w:rPr>
-              <w:t xml:space="preserve">(factory_code, request_no)</w:t>
+                <w:rStyle w:val="VerbatimChar"/>
+                <w:sz w:val="18"/>
+              </w:rPr>
+              <w:t xml:space="preserve">(factory_code, kind, request_no)</w:t>
             </w:r>
             <w:r>
               <w:rPr>
@@ -15002,9 +14870,9 @@
         <w:tblLook w:firstRow="1" w:lastRow="0" w:firstColumn="0" w:lastColumn="0" w:noHBand="0" w:noVBand="0" w:val="0020"/>
       </w:tblPr>
       <w:tblGrid>
-        <w:gridCol w:w="2203"/>
-        <w:gridCol w:w="4161"/>
-        <w:gridCol w:w="3047"/>
+        <w:gridCol w:w="1893"/>
+        <w:gridCol w:w="3576"/>
+        <w:gridCol w:w="3941"/>
       </w:tblGrid>
       <w:tr>
         <w:trPr>
@@ -15013,7 +14881,7 @@
         </w:trPr>
         <w:tc>
           <w:tcPr>
-            <w:tcW w:w="2203" w:type="dxa"/>
+            <w:tcW w:w="1893" w:type="dxa"/>
             <w:shd w:val="clear" w:color="auto" w:fill="D9E2F3"/>
           </w:tcPr>
           <w:p>
@@ -15033,7 +14901,7 @@
         </w:tc>
         <w:tc>
           <w:tcPr>
-            <w:tcW w:w="4161" w:type="dxa"/>
+            <w:tcW w:w="3576" w:type="dxa"/>
             <w:shd w:val="clear" w:color="auto" w:fill="D9E2F3"/>
           </w:tcPr>
           <w:p>
@@ -15053,7 +14921,7 @@
         </w:tc>
         <w:tc>
           <w:tcPr>
-            <w:tcW w:w="3047" w:type="dxa"/>
+            <w:tcW w:w="3941" w:type="dxa"/>
             <w:shd w:val="clear" w:color="auto" w:fill="D9E2F3"/>
           </w:tcPr>
           <w:p>
@@ -15075,7 +14943,7 @@
       <w:tr>
         <w:tc>
           <w:tcPr>
-            <w:tcW w:w="2203" w:type="dxa"/>
+            <w:tcW w:w="1893" w:type="dxa"/>
           </w:tcPr>
           <w:p>
             <w:pPr>
@@ -15093,7 +14961,7 @@
         </w:tc>
         <w:tc>
           <w:tcPr>
-            <w:tcW w:w="4161" w:type="dxa"/>
+            <w:tcW w:w="3576" w:type="dxa"/>
           </w:tcPr>
           <w:p>
             <w:pPr>
@@ -15111,7 +14979,7 @@
         </w:tc>
         <w:tc>
           <w:tcPr>
-            <w:tcW w:w="3047" w:type="dxa"/>
+            <w:tcW w:w="3941" w:type="dxa"/>
           </w:tcPr>
           <w:p>
             <w:pPr>
@@ -15157,7 +15025,7 @@
       <w:tr>
         <w:tc>
           <w:tcPr>
-            <w:tcW w:w="2203" w:type="dxa"/>
+            <w:tcW w:w="1893" w:type="dxa"/>
           </w:tcPr>
           <w:p>
             <w:pPr>
@@ -15175,7 +15043,7 @@
         </w:tc>
         <w:tc>
           <w:tcPr>
-            <w:tcW w:w="4161" w:type="dxa"/>
+            <w:tcW w:w="3576" w:type="dxa"/>
           </w:tcPr>
           <w:p>
             <w:pPr>
@@ -15199,7 +15067,7 @@
         </w:tc>
         <w:tc>
           <w:tcPr>
-            <w:tcW w:w="3047" w:type="dxa"/>
+            <w:tcW w:w="3941" w:type="dxa"/>
           </w:tcPr>
           <w:p>
             <w:pPr>
@@ -15219,54 +15087,54 @@
       <w:tr>
         <w:tc>
           <w:tcPr>
-            <w:tcW w:w="2203" w:type="dxa"/>
-          </w:tcPr>
-          <w:p>
-            <w:pPr>
-              <w:pStyle w:val="Compact"/>
-              <w:spacing w:before="20" w:after="20"/>
-            </w:pPr>
-            <w:r>
-              <w:rPr>
-                <w:rStyle w:val="VerbatimChar"/>
-                <w:sz w:val="18"/>
-              </w:rPr>
-              <w:t xml:space="preserve">ix_item_fac</w:t>
-            </w:r>
-          </w:p>
-        </w:tc>
-        <w:tc>
-          <w:tcPr>
-            <w:tcW w:w="4161" w:type="dxa"/>
-          </w:tcPr>
-          <w:p>
-            <w:pPr>
-              <w:pStyle w:val="Compact"/>
-              <w:spacing w:before="20" w:after="20"/>
-            </w:pPr>
-            <w:r>
-              <w:rPr>
-                <w:sz w:val="18"/>
-              </w:rPr>
-              <w:t xml:space="preserve">factory_code, status, pi_no, material_code, seq_pi_no, seq_dec</w:t>
-            </w:r>
-          </w:p>
-        </w:tc>
-        <w:tc>
-          <w:tcPr>
-            <w:tcW w:w="3047" w:type="dxa"/>
-          </w:tcPr>
-          <w:p>
-            <w:pPr>
-              <w:pStyle w:val="Compact"/>
-              <w:spacing w:before="20" w:after="20"/>
-            </w:pPr>
-            <w:r>
-              <w:rPr>
-                <w:rFonts w:hint="eastAsia"/>
-                <w:sz w:val="18"/>
-              </w:rPr>
-              <w:t xml:space="preserve">按「工厂</w:t>
+            <w:tcW w:w="1893" w:type="dxa"/>
+          </w:tcPr>
+          <w:p>
+            <w:pPr>
+              <w:pStyle w:val="Compact"/>
+              <w:spacing w:before="20" w:after="20"/>
+            </w:pPr>
+            <w:r>
+              <w:rPr>
+                <w:rStyle w:val="VerbatimChar"/>
+                <w:sz w:val="18"/>
+              </w:rPr>
+              <w:t xml:space="preserve">ix_item_status</w:t>
+            </w:r>
+          </w:p>
+        </w:tc>
+        <w:tc>
+          <w:tcPr>
+            <w:tcW w:w="3576" w:type="dxa"/>
+          </w:tcPr>
+          <w:p>
+            <w:pPr>
+              <w:pStyle w:val="Compact"/>
+              <w:spacing w:before="20" w:after="20"/>
+            </w:pPr>
+            <w:r>
+              <w:rPr>
+                <w:sz w:val="18"/>
+              </w:rPr>
+              <w:t xml:space="preserve">status, factory_code, pi_no, material_code, seq_pi_no, seq_dec</w:t>
+            </w:r>
+          </w:p>
+        </w:tc>
+        <w:tc>
+          <w:tcPr>
+            <w:tcW w:w="3941" w:type="dxa"/>
+          </w:tcPr>
+          <w:p>
+            <w:pPr>
+              <w:pStyle w:val="Compact"/>
+              <w:spacing w:before="20" w:after="20"/>
+            </w:pPr>
+            <w:r>
+              <w:rPr>
+                <w:rFonts w:hint="eastAsia"/>
+                <w:sz w:val="18"/>
+              </w:rPr>
+              <w:t xml:space="preserve">状态打头：首页在途数量统计；按「工厂</w:t>
             </w:r>
             <w:r>
               <w:rPr>
@@ -15279,7 +15147,7 @@
                 <w:rFonts w:hint="eastAsia"/>
                 <w:sz w:val="18"/>
               </w:rPr>
-              <w:t xml:space="preserve">PI」领取、打印；领取页号段统计</w:t>
+              <w:t xml:space="preserve">PI」领取、打印、转厂；领取页号段统计</w:t>
             </w:r>
           </w:p>
         </w:tc>
@@ -15287,7 +15155,7 @@
       <w:tr>
         <w:tc>
           <w:tcPr>
-            <w:tcW w:w="2203" w:type="dxa"/>
+            <w:tcW w:w="1893" w:type="dxa"/>
           </w:tcPr>
           <w:p>
             <w:pPr>
@@ -15305,7 +15173,7 @@
         </w:tc>
         <w:tc>
           <w:tcPr>
-            <w:tcW w:w="4161" w:type="dxa"/>
+            <w:tcW w:w="3576" w:type="dxa"/>
           </w:tcPr>
           <w:p>
             <w:pPr>
@@ -15322,7 +15190,7 @@
         </w:tc>
         <w:tc>
           <w:tcPr>
-            <w:tcW w:w="3047" w:type="dxa"/>
+            <w:tcW w:w="3941" w:type="dxa"/>
           </w:tcPr>
           <w:p>
             <w:pPr>
@@ -15355,7 +15223,7 @@
       <w:tr>
         <w:tc>
           <w:tcPr>
-            <w:tcW w:w="2203" w:type="dxa"/>
+            <w:tcW w:w="1893" w:type="dxa"/>
           </w:tcPr>
           <w:p>
             <w:pPr>
@@ -15373,7 +15241,7 @@
         </w:tc>
         <w:tc>
           <w:tcPr>
-            <w:tcW w:w="4161" w:type="dxa"/>
+            <w:tcW w:w="3576" w:type="dxa"/>
           </w:tcPr>
           <w:p>
             <w:pPr>
@@ -15390,7 +15258,7 @@
         </w:tc>
         <w:tc>
           <w:tcPr>
-            <w:tcW w:w="3047" w:type="dxa"/>
+            <w:tcW w:w="3941" w:type="dxa"/>
           </w:tcPr>
           <w:p>
             <w:pPr>
@@ -15423,62 +15291,7 @@
       <w:tr>
         <w:tc>
           <w:tcPr>
-            <w:tcW w:w="2203" w:type="dxa"/>
-          </w:tcPr>
-          <w:p>
-            <w:pPr>
-              <w:pStyle w:val="Compact"/>
-              <w:spacing w:before="20" w:after="20"/>
-            </w:pPr>
-            <w:r>
-              <w:rPr>
-                <w:rStyle w:val="VerbatimChar"/>
-                <w:sz w:val="18"/>
-              </w:rPr>
-              <w:t xml:space="preserve">ix_item_status</w:t>
-            </w:r>
-          </w:p>
-        </w:tc>
-        <w:tc>
-          <w:tcPr>
-            <w:tcW w:w="4161" w:type="dxa"/>
-          </w:tcPr>
-          <w:p>
-            <w:pPr>
-              <w:pStyle w:val="Compact"/>
-              <w:spacing w:before="20" w:after="20"/>
-            </w:pPr>
-            <w:r>
-              <w:rPr>
-                <w:sz w:val="18"/>
-              </w:rPr>
-              <w:t xml:space="preserve">status, factory_code</w:t>
-            </w:r>
-          </w:p>
-        </w:tc>
-        <w:tc>
-          <w:tcPr>
-            <w:tcW w:w="3047" w:type="dxa"/>
-          </w:tcPr>
-          <w:p>
-            <w:pPr>
-              <w:pStyle w:val="Compact"/>
-              <w:spacing w:before="20" w:after="20"/>
-            </w:pPr>
-            <w:r>
-              <w:rPr>
-                <w:rFonts w:hint="eastAsia"/>
-                <w:sz w:val="18"/>
-              </w:rPr>
-              <w:t xml:space="preserve">首页在途数量统计</w:t>
-            </w:r>
-          </w:p>
-        </w:tc>
-      </w:tr>
-      <w:tr>
-        <w:tc>
-          <w:tcPr>
-            <w:tcW w:w="2203" w:type="dxa"/>
+            <w:tcW w:w="1893" w:type="dxa"/>
           </w:tcPr>
           <w:p>
             <w:pPr>
@@ -15509,7 +15322,7 @@
         </w:tc>
         <w:tc>
           <w:tcPr>
-            <w:tcW w:w="4161" w:type="dxa"/>
+            <w:tcW w:w="3576" w:type="dxa"/>
           </w:tcPr>
           <w:p>
             <w:pPr>
@@ -15527,7 +15340,7 @@
         </w:tc>
         <w:tc>
           <w:tcPr>
-            <w:tcW w:w="3047" w:type="dxa"/>
+            <w:tcW w:w="3941" w:type="dxa"/>
           </w:tcPr>
           <w:p>
             <w:pPr>
@@ -23654,7 +23467,7 @@
                 <w:rFonts w:hint="eastAsia"/>
                 <w:sz w:val="18"/>
               </w:rPr>
-              <w:t xml:space="preserve">置为申请中，原状态记入</w:t>
+              <w:t xml:space="preserve">置为申请中，原状态记入转厂明细</w:t>
             </w:r>
             <w:r>
               <w:rPr>
@@ -23667,7 +23480,7 @@
                 <w:rStyle w:val="VerbatimChar"/>
                 <w:sz w:val="18"/>
               </w:rPr>
-              <w:t xml:space="preserve">prev_status</w:t>
+              <w:t xml:space="preserve">from_status</w:t>
             </w:r>
             <w:r>
               <w:rPr>

--- a/docs/系统技术方案.docx
+++ b/docs/系统技术方案.docx
@@ -179,7 +179,7 @@
               <w:rPr>
                 <w:sz w:val="18"/>
               </w:rPr>
-              <w:t xml:space="preserve">V1.7</w:t>
+              <w:t xml:space="preserve">V1.8</w:t>
             </w:r>
           </w:p>
         </w:tc>
@@ -1262,6 +1262,139 @@
                 <w:sz w:val="18"/>
               </w:rPr>
               <w:t xml:space="preserve"> 2-1、2-2、2-6、3-1</w:t>
+            </w:r>
+          </w:p>
+        </w:tc>
+      </w:tr>
+      <w:tr>
+        <w:tc>
+          <w:tcPr>
+            <w:tcW w:w="1196" w:type="dxa"/>
+          </w:tcPr>
+          <w:p>
+            <w:pPr>
+              <w:pStyle w:val="Compact"/>
+              <w:spacing w:before="20" w:after="20"/>
+            </w:pPr>
+            <w:r>
+              <w:rPr>
+                <w:sz w:val="18"/>
+              </w:rPr>
+              <w:t xml:space="preserve">V1.8</w:t>
+            </w:r>
+          </w:p>
+        </w:tc>
+        <w:tc>
+          <w:tcPr>
+            <w:tcW w:w="1430" w:type="dxa"/>
+          </w:tcPr>
+          <w:p>
+            <w:pPr>
+              <w:pStyle w:val="Compact"/>
+              <w:spacing w:before="20" w:after="20"/>
+            </w:pPr>
+            <w:r>
+              <w:rPr>
+                <w:sz w:val="18"/>
+              </w:rPr>
+              <w:t xml:space="preserve">2026-10-14</w:t>
+            </w:r>
+          </w:p>
+        </w:tc>
+        <w:tc>
+          <w:tcPr>
+            <w:tcW w:w="6784" w:type="dxa"/>
+          </w:tcPr>
+          <w:p>
+            <w:pPr>
+              <w:pStyle w:val="Compact"/>
+              <w:spacing w:before="20" w:after="20"/>
+            </w:pPr>
+            <w:r>
+              <w:rPr>
+                <w:rFonts w:hint="eastAsia"/>
+                <w:sz w:val="18"/>
+              </w:rPr>
+              <w:t xml:space="preserve">逐个功能对照代码校对：表结构精简（领取批次与打印单合并为</w:t>
+            </w:r>
+            <w:r>
+              <w:rPr>
+                <w:sz w:val="18"/>
+              </w:rPr>
+              <w:t xml:space="preserve"> </w:t>
+            </w:r>
+            <w:r>
+              <w:rPr>
+                <w:rStyle w:val="VerbatimChar"/>
+                <w:sz w:val="18"/>
+              </w:rPr>
+              <w:t xml:space="preserve">sn_batch</w:t>
+            </w:r>
+            <w:r>
+              <w:rPr>
+                <w:rFonts w:hint="eastAsia"/>
+                <w:sz w:val="18"/>
+              </w:rPr>
+              <w:t xml:space="preserve">，幂等键改为</w:t>
+            </w:r>
+            <w:r>
+              <w:rPr>
+                <w:sz w:val="18"/>
+              </w:rPr>
+              <w:t xml:space="preserve"> </w:t>
+            </w:r>
+            <w:r>
+              <w:rPr>
+                <w:rStyle w:val="VerbatimChar"/>
+                <w:sz w:val="18"/>
+              </w:rPr>
+              <w:t xml:space="preserve">(factory_code, kind, request_no)</w:t>
+            </w:r>
+            <w:r>
+              <w:rPr>
+                <w:rFonts w:hint="eastAsia"/>
+                <w:sz w:val="18"/>
+              </w:rPr>
+              <w:t xml:space="preserve">；分配记录改取</w:t>
+            </w:r>
+            <w:r>
+              <w:rPr>
+                <w:sz w:val="18"/>
+              </w:rPr>
+              <w:t xml:space="preserve"> </w:t>
+            </w:r>
+            <w:r>
+              <w:rPr>
+                <w:rStyle w:val="VerbatimChar"/>
+                <w:sz w:val="18"/>
+              </w:rPr>
+              <w:t xml:space="preserve">SN_ALLOCATE</w:t>
+            </w:r>
+            <w:r>
+              <w:rPr>
+                <w:sz w:val="18"/>
+              </w:rPr>
+              <w:t xml:space="preserve"> </w:t>
+            </w:r>
+            <w:r>
+              <w:rPr>
+                <w:rFonts w:hint="eastAsia"/>
+                <w:sz w:val="18"/>
+              </w:rPr>
+              <w:t xml:space="preserve">痕迹）；分配补充「工厂已停用不能分配」；SN</w:t>
+            </w:r>
+            <w:r>
+              <w:rPr>
+                <w:sz w:val="18"/>
+              </w:rPr>
+              <w:t xml:space="preserve"> </w:t>
+            </w:r>
+            <w:r>
+              <w:rPr>
+                <w:rFonts w:hint="eastAsia"/>
+                <w:sz w:val="18"/>
+              </w:rPr>
+              <w:t xml:space="preserve">查询补充批次导出；首页看板按实际展示内容描述</w:t>
             </w:r>
           </w:p>
         </w:tc>
@@ -4416,7 +4549,20 @@
                 <w:rFonts w:hint="eastAsia"/>
                 <w:sz w:val="18"/>
               </w:rPr>
-              <w:t xml:space="preserve">调用方为领取、打印生成的幂等键，同一工厂内唯一</w:t>
+              <w:t xml:space="preserve">调用方为领取、打印生成的幂等键，同一工厂、同一类（领取</w:t>
+            </w:r>
+            <w:r>
+              <w:rPr>
+                <w:sz w:val="18"/>
+              </w:rPr>
+              <w:t xml:space="preserve"> / </w:t>
+            </w:r>
+            <w:r>
+              <w:rPr>
+                <w:rFonts w:hint="eastAsia"/>
+                <w:sz w:val="18"/>
+              </w:rPr>
+              <w:t xml:space="preserve">打印）内唯一</w:t>
             </w:r>
           </w:p>
         </w:tc>
@@ -7379,7 +7525,7 @@
                 <w:rFonts w:hint="eastAsia"/>
                 <w:sz w:val="18"/>
               </w:rPr>
-              <w:t xml:space="preserve">接口）查找，查看批次明细、重新下载打印文件</w:t>
+              <w:t xml:space="preserve">接口）查找，查看批次明细、导出批次文件（只读）、重新下载打印文件</w:t>
             </w:r>
           </w:p>
         </w:tc>
@@ -22312,7 +22458,43 @@
         <w:t xml:space="preserve">ALLOC_FACTORY_MISMATCH</w:t>
       </w:r>
       <w:r>
-        <w:t xml:space="preserve">。</w:t>
+        <w:rPr>
+          <w:rFonts w:hint="eastAsia"/>
+        </w:rPr>
+        <w:t xml:space="preserve">；订单的工厂已停用时返回</w:t>
+      </w:r>
+      <w:r>
+        <w:t xml:space="preserve"> </w:t>
+      </w:r>
+      <w:r>
+        <w:rPr>
+          <w:rStyle w:val="VerbatimChar"/>
+        </w:rPr>
+        <w:t xml:space="preserve">FACTORY_DISABLED</w:t>
+      </w:r>
+      <w:r>
+        <w:rPr>
+          <w:rFonts w:hint="eastAsia"/>
+        </w:rPr>
+        <w:t xml:space="preserve">。分配记录不另建表，就是同一事务写入的</w:t>
+      </w:r>
+      <w:r>
+        <w:t xml:space="preserve"> </w:t>
+      </w:r>
+      <w:r>
+        <w:rPr>
+          <w:rStyle w:val="VerbatimChar"/>
+        </w:rPr>
+        <w:t xml:space="preserve">SN_ALLOCATE</w:t>
+      </w:r>
+      <w:r>
+        <w:t xml:space="preserve"> </w:t>
+      </w:r>
+      <w:r>
+        <w:rPr>
+          <w:rFonts w:hint="eastAsia"/>
+        </w:rPr>
+        <w:t xml:space="preserve">痕迹。</w:t>
       </w:r>
     </w:p>
     <w:p>
@@ -22647,14 +22829,42 @@
                 <w:rFonts w:hint="eastAsia"/>
                 <w:sz w:val="18"/>
               </w:rPr>
-              <w:t xml:space="preserve">置为待打印，并生成领取批次。</w:t>
-            </w:r>
-            <w:r>
-              <w:rPr>
-                <w:rStyle w:val="VerbatimChar"/>
-                <w:sz w:val="18"/>
-              </w:rPr>
-              <w:t xml:space="preserve">(factory_code, request_no)</w:t>
+              <w:t xml:space="preserve">置为待打印，并生成领取批次（</w:t>
+            </w:r>
+            <w:r>
+              <w:rPr>
+                <w:rStyle w:val="VerbatimChar"/>
+                <w:sz w:val="18"/>
+              </w:rPr>
+              <w:t xml:space="preserve">sn_batch</w:t>
+            </w:r>
+            <w:r>
+              <w:rPr>
+                <w:rFonts w:hint="eastAsia"/>
+                <w:sz w:val="18"/>
+              </w:rPr>
+              <w:t xml:space="preserve">，</w:t>
+            </w:r>
+            <w:r>
+              <w:rPr>
+                <w:rStyle w:val="VerbatimChar"/>
+                <w:sz w:val="18"/>
+              </w:rPr>
+              <w:t xml:space="preserve">kind = ACQUIRE</w:t>
+            </w:r>
+            <w:r>
+              <w:rPr>
+                <w:rFonts w:hint="eastAsia"/>
+                <w:sz w:val="18"/>
+              </w:rPr>
+              <w:t xml:space="preserve">）。</w:t>
+            </w:r>
+            <w:r>
+              <w:rPr>
+                <w:rStyle w:val="VerbatimChar"/>
+                <w:sz w:val="18"/>
+              </w:rPr>
+              <w:t xml:space="preserve">(factory_code, kind, request_no)</w:t>
             </w:r>
             <w:r>
               <w:rPr>
@@ -22667,7 +22877,7 @@
                 <w:rFonts w:hint="eastAsia"/>
                 <w:sz w:val="18"/>
               </w:rPr>
-              <w:t xml:space="preserve">唯一：相同请求号重复调用返回原批次，不再变更任何</w:t>
+              <w:t xml:space="preserve">唯一：同一工厂相同请求号重复调用返回原批次，不再变更任何</w:t>
             </w:r>
             <w:r>
               <w:rPr>
@@ -22844,7 +23054,41 @@
                 <w:rFonts w:hint="eastAsia"/>
                 <w:sz w:val="18"/>
               </w:rPr>
-              <w:t xml:space="preserve">PI」生成打印单，将全部待打印</w:t>
+              <w:t xml:space="preserve">PI」生成打印单（同表</w:t>
+            </w:r>
+            <w:r>
+              <w:rPr>
+                <w:sz w:val="18"/>
+              </w:rPr>
+              <w:t xml:space="preserve"> </w:t>
+            </w:r>
+            <w:r>
+              <w:rPr>
+                <w:rStyle w:val="VerbatimChar"/>
+                <w:sz w:val="18"/>
+              </w:rPr>
+              <w:t xml:space="preserve">sn_batch</w:t>
+            </w:r>
+            <w:r>
+              <w:rPr>
+                <w:rFonts w:hint="eastAsia"/>
+                <w:sz w:val="18"/>
+              </w:rPr>
+              <w:t xml:space="preserve">，</w:t>
+            </w:r>
+            <w:r>
+              <w:rPr>
+                <w:rStyle w:val="VerbatimChar"/>
+                <w:sz w:val="18"/>
+              </w:rPr>
+              <w:t xml:space="preserve">kind = PRINT</w:t>
+            </w:r>
+            <w:r>
+              <w:rPr>
+                <w:rFonts w:hint="eastAsia"/>
+                <w:sz w:val="18"/>
+              </w:rPr>
+              <w:t xml:space="preserve">），将全部待打印</w:t>
             </w:r>
             <w:r>
               <w:rPr>
@@ -22857,33 +23101,20 @@
                 <w:rFonts w:hint="eastAsia"/>
                 <w:sz w:val="18"/>
               </w:rPr>
-              <w:t xml:space="preserve">置为已打印；与领取一样按</w:t>
-            </w:r>
-            <w:r>
-              <w:rPr>
-                <w:sz w:val="18"/>
-              </w:rPr>
-              <w:t xml:space="preserve"> </w:t>
-            </w:r>
-            <w:r>
-              <w:rPr>
-                <w:rStyle w:val="VerbatimChar"/>
-                <w:sz w:val="18"/>
-              </w:rPr>
-              <w:t xml:space="preserve">(factory_code, request_no)</w:t>
-            </w:r>
-            <w:r>
-              <w:rPr>
-                <w:sz w:val="18"/>
-              </w:rPr>
-              <w:t xml:space="preserve"> </w:t>
-            </w:r>
-            <w:r>
-              <w:rPr>
-                <w:rFonts w:hint="eastAsia"/>
-                <w:sz w:val="18"/>
-              </w:rPr>
-              <w:t xml:space="preserve">幂等；打印文件（xlsx</w:t>
+              <w:t xml:space="preserve">置为已打印；与领取一样按工厂</w:t>
+            </w:r>
+            <w:r>
+              <w:rPr>
+                <w:sz w:val="18"/>
+              </w:rPr>
+              <w:t xml:space="preserve"> + </w:t>
+            </w:r>
+            <w:r>
+              <w:rPr>
+                <w:rFonts w:hint="eastAsia"/>
+                <w:sz w:val="18"/>
+              </w:rPr>
+              <w:t xml:space="preserve">请求号幂等，领取与打印的请求号互不影响；打印文件（xlsx</w:t>
             </w:r>
             <w:r>
               <w:rPr>
@@ -26755,7 +26986,33 @@
                 <w:rStyle w:val="VerbatimChar"/>
                 <w:sz w:val="18"/>
               </w:rPr>
-              <w:t xml:space="preserve">(factory_code, request_no)</w:t>
+              <w:t xml:space="preserve">sn_batch</w:t>
+            </w:r>
+            <w:r>
+              <w:rPr>
+                <w:sz w:val="18"/>
+              </w:rPr>
+              <w:t xml:space="preserve"> </w:t>
+            </w:r>
+            <w:r>
+              <w:rPr>
+                <w:rFonts w:hint="eastAsia"/>
+                <w:sz w:val="18"/>
+              </w:rPr>
+              <w:t xml:space="preserve">的</w:t>
+            </w:r>
+            <w:r>
+              <w:rPr>
+                <w:sz w:val="18"/>
+              </w:rPr>
+              <w:t xml:space="preserve"> </w:t>
+            </w:r>
+            <w:r>
+              <w:rPr>
+                <w:rStyle w:val="VerbatimChar"/>
+                <w:sz w:val="18"/>
+              </w:rPr>
+              <w:t xml:space="preserve">(factory_code, kind, request_no)</w:t>
             </w:r>
             <w:r>
               <w:rPr>

--- a/docs/系统技术方案.docx
+++ b/docs/系统技术方案.docx
@@ -1394,7 +1394,46 @@
                 <w:rFonts w:hint="eastAsia"/>
                 <w:sz w:val="18"/>
               </w:rPr>
-              <w:t xml:space="preserve">查询补充批次导出；首页看板按实际展示内容描述</w:t>
+              <w:t xml:space="preserve">查询补充批次导出；首页看板总部另显示生成中的任务数；失败痕迹的动作按请求路径准确归类（转厂申请、整张</w:t>
+            </w:r>
+            <w:r>
+              <w:rPr>
+                <w:sz w:val="18"/>
+              </w:rPr>
+              <w:t xml:space="preserve"> PI </w:t>
+            </w:r>
+            <w:r>
+              <w:rPr>
+                <w:rFonts w:hint="eastAsia"/>
+                <w:sz w:val="18"/>
+              </w:rPr>
+              <w:t xml:space="preserve">分配、PI</w:t>
+            </w:r>
+            <w:r>
+              <w:rPr>
+                <w:sz w:val="18"/>
+              </w:rPr>
+              <w:t xml:space="preserve"> </w:t>
+            </w:r>
+            <w:r>
+              <w:rPr>
+                <w:rFonts w:hint="eastAsia"/>
+                <w:sz w:val="18"/>
+              </w:rPr>
+              <w:t xml:space="preserve">指定</w:t>
+            </w:r>
+            <w:r>
+              <w:rPr>
+                <w:sz w:val="18"/>
+              </w:rPr>
+              <w:t xml:space="preserve"> / </w:t>
+            </w:r>
+            <w:r>
+              <w:rPr>
+                <w:rFonts w:hint="eastAsia"/>
+                <w:sz w:val="18"/>
+              </w:rPr>
+              <w:t xml:space="preserve">解绑规则、启用账户、重置密码）</w:t>
             </w:r>
           </w:p>
         </w:tc>
@@ -6783,7 +6822,7 @@
                 <w:rFonts w:hint="eastAsia"/>
                 <w:sz w:val="18"/>
               </w:rPr>
-              <w:t xml:space="preserve">数量（待分配、待领取、待打印、申请中）、待处理转厂申请、最近生成任务、当日各类操作数量</w:t>
+              <w:t xml:space="preserve">数量（待分配、待领取、待打印、申请中）、待处理转厂申请、生成中的任务数、最近生成任务、当日各类操作数量</w:t>
             </w:r>
           </w:p>
         </w:tc>
@@ -29482,7 +29521,7 @@
                 <w:rFonts w:hint="eastAsia"/>
                 <w:sz w:val="18"/>
               </w:rPr>
-              <w:t xml:space="preserve">首页展示在途数量、待处理转厂、当日操作量、最近生成任务；订单页展示定时同步的最近结果</w:t>
+              <w:t xml:space="preserve">首页展示在途数量、待处理转厂、当日操作量、生成中的任务数与最近生成任务；订单页展示定时同步的最近结果</w:t>
             </w:r>
           </w:p>
         </w:tc>

--- a/docs/系统技术方案.docx
+++ b/docs/系统技术方案.docx
@@ -878,7 +878,7 @@
         </w:tc>
       </w:tr>
     </w:tbl>
-    <w:bookmarkStart w:id="17" w:name="第一章-概述"/>
+    <w:bookmarkStart w:id="18" w:name="第一章-概述"/>
     <w:p>
       <w:r>
         <w:br w:type="page"/>
@@ -5456,7 +5456,7 @@
       </w:r>
     </w:p>
     <w:bookmarkEnd w:id="14"/>
-    <w:bookmarkStart w:id="15" w:name="约束与假设"/>
+    <w:bookmarkStart w:id="16" w:name="约束与假设"/>
     <w:p>
       <w:pPr>
         <w:pStyle w:val="Heading2"/>
@@ -5893,71 +5893,108 @@
                 <w:rFonts w:hint="eastAsia"/>
                 <w:sz w:val="18"/>
               </w:rPr>
-              <w:t xml:space="preserve">附件项次、PO、长度在金蝶中的字段位置由金蝶实施方核对（PRD</w:t>
-            </w:r>
-            <w:r>
-              <w:rPr>
-                <w:sz w:val="18"/>
-              </w:rPr>
-              <w:t xml:space="preserve"> </w:t>
-            </w:r>
-            <w:r>
-              <w:rPr>
-                <w:rFonts w:hint="eastAsia"/>
-                <w:sz w:val="18"/>
-              </w:rPr>
-              <w:t xml:space="preserve">Q7），字段名可通过</w:t>
-            </w:r>
-            <w:r>
-              <w:rPr>
-                <w:sz w:val="18"/>
-              </w:rPr>
-              <w:t xml:space="preserve"> </w:t>
-            </w:r>
-            <w:r>
-              <w:rPr>
-                <w:rStyle w:val="VerbatimChar"/>
-                <w:sz w:val="18"/>
-              </w:rPr>
-              <w:t xml:space="preserve">K3_FIELD_*</w:t>
-            </w:r>
-            <w:r>
-              <w:rPr>
-                <w:sz w:val="18"/>
-              </w:rPr>
-              <w:t xml:space="preserve"> </w:t>
-            </w:r>
-            <w:r>
-              <w:rPr>
-                <w:sz w:val="18"/>
-              </w:rPr>
-              <w:t xml:space="preserve">/</w:t>
-            </w:r>
-            <w:r>
-              <w:rPr>
-                <w:sz w:val="18"/>
-              </w:rPr>
-              <w:t xml:space="preserve"> </w:t>
-            </w:r>
-            <w:r>
-              <w:rPr>
-                <w:rStyle w:val="VerbatimChar"/>
-                <w:sz w:val="18"/>
-              </w:rPr>
-              <w:t xml:space="preserve">K3_VIEW_*</w:t>
-            </w:r>
-            <w:r>
-              <w:rPr>
-                <w:sz w:val="18"/>
-              </w:rPr>
-              <w:t xml:space="preserve"> </w:t>
-            </w:r>
-            <w:r>
-              <w:rPr>
-                <w:rFonts w:hint="eastAsia"/>
-                <w:sz w:val="18"/>
-              </w:rPr>
-              <w:t xml:space="preserve">配置</w:t>
+              <w:t xml:space="preserve">附件项次、PO、长度的字段位置按</w:t>
+            </w:r>
+            <w:hyperlink r:id="rId15">
+              <w:r>
+                <w:rPr>
+                  <w:rStyle w:val="Hyperlink"/>
+                  <w:rFonts w:hint="eastAsia"/>
+                </w:rPr>
+                <w:t xml:space="preserve">生产订单查询接口</w:t>
+              </w:r>
+            </w:hyperlink>
+            <w:r>
+              <w:rPr>
+                <w:rFonts w:hint="eastAsia"/>
+                <w:sz w:val="18"/>
+              </w:rPr>
+              <w:t xml:space="preserve">：附件项次</w:t>
+            </w:r>
+            <w:r>
+              <w:rPr>
+                <w:sz w:val="18"/>
+              </w:rPr>
+              <w:t xml:space="preserve"> </w:t>
+            </w:r>
+            <w:r>
+              <w:rPr>
+                <w:rStyle w:val="VerbatimChar"/>
+                <w:sz w:val="18"/>
+              </w:rPr>
+              <w:t xml:space="preserve">FTERM</w:t>
+            </w:r>
+            <w:r>
+              <w:rPr>
+                <w:sz w:val="18"/>
+              </w:rPr>
+              <w:t xml:space="preserve">、PO</w:t>
+            </w:r>
+            <w:r>
+              <w:rPr>
+                <w:sz w:val="18"/>
+              </w:rPr>
+              <w:t xml:space="preserve"> </w:t>
+            </w:r>
+            <w:r>
+              <w:rPr>
+                <w:rStyle w:val="VerbatimChar"/>
+                <w:sz w:val="18"/>
+              </w:rPr>
+              <w:t xml:space="preserve">F_HX_PO</w:t>
+            </w:r>
+            <w:r>
+              <w:rPr>
+                <w:rFonts w:hint="eastAsia"/>
+                <w:sz w:val="18"/>
+              </w:rPr>
+              <w:t xml:space="preserve">、长度</w:t>
+            </w:r>
+            <w:r>
+              <w:rPr>
+                <w:sz w:val="18"/>
+              </w:rPr>
+              <w:t xml:space="preserve"> </w:t>
+            </w:r>
+            <w:r>
+              <w:rPr>
+                <w:rStyle w:val="VerbatimChar"/>
+                <w:sz w:val="18"/>
+              </w:rPr>
+              <w:t xml:space="preserve">Flength</w:t>
+            </w:r>
+            <w:r>
+              <w:rPr>
+                <w:rFonts w:hint="eastAsia"/>
+                <w:sz w:val="18"/>
+              </w:rPr>
+              <w:t xml:space="preserve">，写在代码里（PRD</w:t>
+            </w:r>
+            <w:r>
+              <w:rPr>
+                <w:sz w:val="18"/>
+              </w:rPr>
+              <w:t xml:space="preserve"> </w:t>
+            </w:r>
+            <w:r>
+              <w:rPr>
+                <w:rFonts w:hint="eastAsia"/>
+                <w:sz w:val="18"/>
+              </w:rPr>
+              <w:t xml:space="preserve">附录</w:t>
+            </w:r>
+            <w:r>
+              <w:rPr>
+                <w:sz w:val="18"/>
+              </w:rPr>
+              <w:t xml:space="preserve"> </w:t>
+            </w:r>
+            <w:r>
+              <w:rPr>
+                <w:rFonts w:hint="eastAsia"/>
+                <w:sz w:val="18"/>
+              </w:rPr>
+              <w:t xml:space="preserve">D.1）</w:t>
             </w:r>
           </w:p>
         </w:tc>
@@ -6027,8 +6064,8 @@
         </w:tc>
       </w:tr>
     </w:tbl>
-    <w:bookmarkEnd w:id="15"/>
-    <w:bookmarkStart w:id="16" w:name="设计原则"/>
+    <w:bookmarkEnd w:id="16"/>
+    <w:bookmarkStart w:id="17" w:name="设计原则"/>
     <w:p>
       <w:pPr>
         <w:pStyle w:val="Heading2"/>
@@ -6609,9 +6646,9 @@
         </w:tc>
       </w:tr>
     </w:tbl>
-    <w:bookmarkEnd w:id="16"/>
     <w:bookmarkEnd w:id="17"/>
-    <w:bookmarkStart w:id="54" w:name="第二章-总体设计"/>
+    <w:bookmarkEnd w:id="18"/>
+    <w:bookmarkStart w:id="55" w:name="第二章-总体设计"/>
     <w:p>
       <w:pPr>
         <w:pStyle w:val="Heading1"/>
@@ -6634,7 +6671,7 @@
       </w:r>
       <w:bookmarkEnd w:id="9009"/>
     </w:p>
-    <w:bookmarkStart w:id="21" w:name="功能架构"/>
+    <w:bookmarkStart w:id="22" w:name="功能架构"/>
     <w:p>
       <w:pPr>
         <w:pStyle w:val="Heading2"/>
@@ -6724,18 +6761,18 @@
           <wp:inline>
             <wp:extent cx="5334000" cy="3276503"/>
             <wp:effectExtent b="0" l="0" r="0" t="0"/>
-            <wp:docPr descr="" title="" id="19" name="Picture"/>
+            <wp:docPr descr="" title="" id="20" name="Picture"/>
             <a:graphic>
               <a:graphicData uri="http://schemas.openxmlformats.org/drawingml/2006/picture">
                 <pic:pic>
                   <pic:nvPicPr>
-                    <pic:cNvPr descr="docs/images/系统技术方案/fig2-1-function.png" id="20" name="Picture"/>
+                    <pic:cNvPr descr="docs/images/系统技术方案/fig2-1-function.png" id="21" name="Picture"/>
                     <pic:cNvPicPr>
                       <a:picLocks noChangeArrowheads="1" noChangeAspect="1"/>
                     </pic:cNvPicPr>
                   </pic:nvPicPr>
                   <pic:blipFill>
-                    <a:blip r:embed="rId18"/>
+                    <a:blip r:embed="rId19"/>
                     <a:stretch>
                       <a:fillRect/>
                     </a:stretch>
@@ -8412,8 +8449,8 @@
         </w:tc>
       </w:tr>
     </w:tbl>
-    <w:bookmarkEnd w:id="21"/>
-    <w:bookmarkStart w:id="25" w:name="技术架构"/>
+    <w:bookmarkEnd w:id="22"/>
+    <w:bookmarkStart w:id="26" w:name="技术架构"/>
     <w:p>
       <w:pPr>
         <w:pStyle w:val="Heading2"/>
@@ -8441,18 +8478,18 @@
           <wp:inline>
             <wp:extent cx="5334000" cy="2163545"/>
             <wp:effectExtent b="0" l="0" r="0" t="0"/>
-            <wp:docPr descr="" title="" id="23" name="Picture"/>
+            <wp:docPr descr="" title="" id="24" name="Picture"/>
             <a:graphic>
               <a:graphicData uri="http://schemas.openxmlformats.org/drawingml/2006/picture">
                 <pic:pic>
                   <pic:nvPicPr>
-                    <pic:cNvPr descr="docs/images/系统技术方案/fig2-2-tech.png" id="24" name="Picture"/>
+                    <pic:cNvPr descr="docs/images/系统技术方案/fig2-2-tech.png" id="25" name="Picture"/>
                     <pic:cNvPicPr>
                       <a:picLocks noChangeArrowheads="1" noChangeAspect="1"/>
                     </pic:cNvPicPr>
                   </pic:nvPicPr>
                   <pic:blipFill>
-                    <a:blip r:embed="rId22"/>
+                    <a:blip r:embed="rId23"/>
                     <a:stretch>
                       <a:fillRect/>
                     </a:stretch>
@@ -9494,8 +9531,8 @@
         <w:t xml:space="preserve">）。</w:t>
       </w:r>
     </w:p>
-    <w:bookmarkEnd w:id="25"/>
-    <w:bookmarkStart w:id="44" w:name="数据架构"/>
+    <w:bookmarkEnd w:id="26"/>
+    <w:bookmarkStart w:id="45" w:name="数据架构"/>
     <w:p>
       <w:pPr>
         <w:pStyle w:val="Heading2"/>
@@ -9512,7 +9549,7 @@
       </w:r>
       <w:bookmarkEnd w:id="9012"/>
     </w:p>
-    <w:bookmarkStart w:id="29" w:name="数据分层"/>
+    <w:bookmarkStart w:id="30" w:name="数据分层"/>
     <w:p>
       <w:pPr>
         <w:pStyle w:val="Heading3"/>
@@ -9538,18 +9575,18 @@
           <wp:inline>
             <wp:extent cx="5334000" cy="1889125"/>
             <wp:effectExtent b="0" l="0" r="0" t="0"/>
-            <wp:docPr descr="" title="" id="27" name="Picture"/>
+            <wp:docPr descr="" title="" id="28" name="Picture"/>
             <a:graphic>
               <a:graphicData uri="http://schemas.openxmlformats.org/drawingml/2006/picture">
                 <pic:pic>
                   <pic:nvPicPr>
-                    <pic:cNvPr descr="docs/images/系统技术方案/fig2-3-data-layer.png" id="28" name="Picture"/>
+                    <pic:cNvPr descr="docs/images/系统技术方案/fig2-3-data-layer.png" id="29" name="Picture"/>
                     <pic:cNvPicPr>
                       <a:picLocks noChangeArrowheads="1" noChangeAspect="1"/>
                     </pic:cNvPicPr>
                   </pic:nvPicPr>
                   <pic:blipFill>
-                    <a:blip r:embed="rId26"/>
+                    <a:blip r:embed="rId27"/>
                     <a:stretch>
                       <a:fillRect/>
                     </a:stretch>
@@ -10205,8 +10242,8 @@
         <w:t xml:space="preserve">转出推送）。每一步留痕。</w:t>
       </w:r>
     </w:p>
-    <w:bookmarkEnd w:id="29"/>
-    <w:bookmarkStart w:id="33" w:name="sn-状态模型"/>
+    <w:bookmarkEnd w:id="30"/>
+    <w:bookmarkStart w:id="34" w:name="sn-状态模型"/>
     <w:p>
       <w:pPr>
         <w:pStyle w:val="Heading3"/>
@@ -10232,18 +10269,18 @@
           <wp:inline>
             <wp:extent cx="5334000" cy="2892617"/>
             <wp:effectExtent b="0" l="0" r="0" t="0"/>
-            <wp:docPr descr="" title="" id="31" name="Picture"/>
+            <wp:docPr descr="" title="" id="32" name="Picture"/>
             <a:graphic>
               <a:graphicData uri="http://schemas.openxmlformats.org/drawingml/2006/picture">
                 <pic:pic>
                   <pic:nvPicPr>
-                    <pic:cNvPr descr="docs/images/系统技术方案/fig2-4-sn-state.png" id="32" name="Picture"/>
+                    <pic:cNvPr descr="docs/images/系统技术方案/fig2-4-sn-state.png" id="33" name="Picture"/>
                     <pic:cNvPicPr>
                       <a:picLocks noChangeArrowheads="1" noChangeAspect="1"/>
                     </pic:cNvPicPr>
                   </pic:nvPicPr>
                   <pic:blipFill>
-                    <a:blip r:embed="rId30"/>
+                    <a:blip r:embed="rId31"/>
                     <a:stretch>
                       <a:fillRect/>
                     </a:stretch>
@@ -11073,8 +11110,8 @@
         <w:t xml:space="preserve">5.2.10）。</w:t>
       </w:r>
     </w:p>
-    <w:bookmarkEnd w:id="33"/>
-    <w:bookmarkStart w:id="40" w:name="er-图"/>
+    <w:bookmarkEnd w:id="34"/>
+    <w:bookmarkStart w:id="41" w:name="er-图"/>
     <w:p>
       <w:pPr>
         <w:pStyle w:val="Heading3"/>
@@ -11174,18 +11211,18 @@
           <wp:inline>
             <wp:extent cx="5334000" cy="2441382"/>
             <wp:effectExtent b="0" l="0" r="0" t="0"/>
-            <wp:docPr descr="" title="" id="35" name="Picture"/>
+            <wp:docPr descr="" title="" id="36" name="Picture"/>
             <a:graphic>
               <a:graphicData uri="http://schemas.openxmlformats.org/drawingml/2006/picture">
                 <pic:pic>
                   <pic:nvPicPr>
-                    <pic:cNvPr descr="docs/images/系统技术方案/fig2-5-er-base.png" id="36" name="Picture"/>
+                    <pic:cNvPr descr="docs/images/系统技术方案/fig2-5-er-base.png" id="37" name="Picture"/>
                     <pic:cNvPicPr>
                       <a:picLocks noChangeArrowheads="1" noChangeAspect="1"/>
                     </pic:cNvPicPr>
                   </pic:nvPicPr>
                   <pic:blipFill>
-                    <a:blip r:embed="rId34"/>
+                    <a:blip r:embed="rId35"/>
                     <a:stretch>
                       <a:fillRect/>
                     </a:stretch>
@@ -11253,18 +11290,18 @@
           <wp:inline>
             <wp:extent cx="5334000" cy="4155401"/>
             <wp:effectExtent b="0" l="0" r="0" t="0"/>
-            <wp:docPr descr="" title="" id="38" name="Picture"/>
+            <wp:docPr descr="" title="" id="39" name="Picture"/>
             <a:graphic>
               <a:graphicData uri="http://schemas.openxmlformats.org/drawingml/2006/picture">
                 <pic:pic>
                   <pic:nvPicPr>
-                    <pic:cNvPr descr="docs/images/系统技术方案/fig2-6-er-item.png" id="39" name="Picture"/>
+                    <pic:cNvPr descr="docs/images/系统技术方案/fig2-6-er-item.png" id="40" name="Picture"/>
                     <pic:cNvPicPr>
                       <a:picLocks noChangeArrowheads="1" noChangeAspect="1"/>
                     </pic:cNvPicPr>
                   </pic:nvPicPr>
                   <pic:blipFill>
-                    <a:blip r:embed="rId37"/>
+                    <a:blip r:embed="rId38"/>
                     <a:stretch>
                       <a:fillRect/>
                     </a:stretch>
@@ -12982,8 +13019,8 @@
         <w:t xml:space="preserve">与其他表无引用关系，图中未画出。表之间不建外键（号池写入量大，痕迹表分区不支持外键），关联由业务服务在事务内保证。</w:t>
       </w:r>
     </w:p>
-    <w:bookmarkEnd w:id="40"/>
-    <w:bookmarkStart w:id="41" w:name="存储设计"/>
+    <w:bookmarkEnd w:id="41"/>
+    <w:bookmarkStart w:id="42" w:name="存储设计"/>
     <w:p>
       <w:pPr>
         <w:pStyle w:val="Heading3"/>
@@ -15854,8 +15891,8 @@
         <w:t xml:space="preserve">以内。实际占用以上线后的监控为准。</w:t>
       </w:r>
     </w:p>
-    <w:bookmarkEnd w:id="41"/>
-    <w:bookmarkStart w:id="42" w:name="分区与归档"/>
+    <w:bookmarkEnd w:id="42"/>
+    <w:bookmarkStart w:id="43" w:name="分区与归档"/>
     <w:p>
       <w:pPr>
         <w:pStyle w:val="Heading3"/>
@@ -16518,8 +16555,8 @@
         <w:t xml:space="preserve">权限。</w:t>
       </w:r>
     </w:p>
-    <w:bookmarkEnd w:id="42"/>
-    <w:bookmarkStart w:id="43" w:name="数据迁移"/>
+    <w:bookmarkEnd w:id="43"/>
+    <w:bookmarkStart w:id="44" w:name="数据迁移"/>
     <w:p>
       <w:pPr>
         <w:pStyle w:val="Heading3"/>
@@ -16938,9 +16975,9 @@
         <w:t xml:space="preserve">3.2）。</w:t>
       </w:r>
     </w:p>
-    <w:bookmarkEnd w:id="43"/>
     <w:bookmarkEnd w:id="44"/>
-    <w:bookmarkStart w:id="48" w:name="系统间关系"/>
+    <w:bookmarkEnd w:id="45"/>
+    <w:bookmarkStart w:id="49" w:name="系统间关系"/>
     <w:p>
       <w:pPr>
         <w:pStyle w:val="Heading2"/>
@@ -16968,18 +17005,18 @@
           <wp:inline>
             <wp:extent cx="5334000" cy="1415845"/>
             <wp:effectExtent b="0" l="0" r="0" t="0"/>
-            <wp:docPr descr="" title="" id="46" name="Picture"/>
+            <wp:docPr descr="" title="" id="47" name="Picture"/>
             <a:graphic>
               <a:graphicData uri="http://schemas.openxmlformats.org/drawingml/2006/picture">
                 <pic:pic>
                   <pic:nvPicPr>
-                    <pic:cNvPr descr="docs/images/系统技术方案/fig2-7-context.png" id="47" name="Picture"/>
+                    <pic:cNvPr descr="docs/images/系统技术方案/fig2-7-context.png" id="48" name="Picture"/>
                     <pic:cNvPicPr>
                       <a:picLocks noChangeArrowheads="1" noChangeAspect="1"/>
                     </pic:cNvPicPr>
                   </pic:nvPicPr>
                   <pic:blipFill>
-                    <a:blip r:embed="rId45"/>
+                    <a:blip r:embed="rId46"/>
                     <a:stretch>
                       <a:fillRect/>
                     </a:stretch>
@@ -17858,8 +17895,8 @@
         <w:t xml:space="preserve">方书面确认。</w:t>
       </w:r>
     </w:p>
-    <w:bookmarkEnd w:id="48"/>
-    <w:bookmarkStart w:id="52" w:name="部署与网络架构"/>
+    <w:bookmarkEnd w:id="49"/>
+    <w:bookmarkStart w:id="53" w:name="部署与网络架构"/>
     <w:p>
       <w:pPr>
         <w:pStyle w:val="Heading2"/>
@@ -17887,18 +17924,18 @@
           <wp:inline>
             <wp:extent cx="5334000" cy="1417685"/>
             <wp:effectExtent b="0" l="0" r="0" t="0"/>
-            <wp:docPr descr="" title="" id="50" name="Picture"/>
+            <wp:docPr descr="" title="" id="51" name="Picture"/>
             <a:graphic>
               <a:graphicData uri="http://schemas.openxmlformats.org/drawingml/2006/picture">
                 <pic:pic>
                   <pic:nvPicPr>
-                    <pic:cNvPr descr="docs/images/系统技术方案/fig2-8-deploy.png" id="51" name="Picture"/>
+                    <pic:cNvPr descr="docs/images/系统技术方案/fig2-8-deploy.png" id="52" name="Picture"/>
                     <pic:cNvPicPr>
                       <a:picLocks noChangeArrowheads="1" noChangeAspect="1"/>
                     </pic:cNvPicPr>
                   </pic:nvPicPr>
                   <pic:blipFill>
-                    <a:blip r:embed="rId49"/>
+                    <a:blip r:embed="rId50"/>
                     <a:stretch>
                       <a:fillRect/>
                     </a:stretch>
@@ -18578,8 +18615,8 @@
         </w:tc>
       </w:tr>
     </w:tbl>
-    <w:bookmarkEnd w:id="52"/>
-    <w:bookmarkStart w:id="53" w:name="软硬件配置"/>
+    <w:bookmarkEnd w:id="53"/>
+    <w:bookmarkStart w:id="54" w:name="软硬件配置"/>
     <w:p>
       <w:pPr>
         <w:pStyle w:val="Heading2"/>
@@ -19635,9 +19672,9 @@
         </w:tc>
       </w:tr>
     </w:tbl>
-    <w:bookmarkEnd w:id="53"/>
     <w:bookmarkEnd w:id="54"/>
-    <w:bookmarkStart w:id="78" w:name="第三章-功能设计"/>
+    <w:bookmarkEnd w:id="55"/>
+    <w:bookmarkStart w:id="79" w:name="第三章-功能设计"/>
     <w:p>
       <w:pPr>
         <w:pStyle w:val="Heading1"/>
@@ -19660,7 +19697,7 @@
       </w:r>
       <w:bookmarkEnd w:id="9016"/>
     </w:p>
-    <w:bookmarkStart w:id="55" w:name="角色与权限"/>
+    <w:bookmarkStart w:id="56" w:name="角色与权限"/>
     <w:p>
       <w:pPr>
         <w:pStyle w:val="Heading2"/>
@@ -20729,8 +20766,8 @@
         <w:t xml:space="preserve">错误结构返回。越权一律拒绝并留失败痕迹。</w:t>
       </w:r>
     </w:p>
-    <w:bookmarkEnd w:id="55"/>
-    <w:bookmarkStart w:id="56" w:name="生产组织与-mes-对接配置"/>
+    <w:bookmarkEnd w:id="56"/>
+    <w:bookmarkStart w:id="57" w:name="生产组织与-mes-对接配置"/>
     <w:p>
       <w:pPr>
         <w:pStyle w:val="Heading2"/>
@@ -21393,8 +21430,8 @@
         <w:t xml:space="preserve">返回受影响枚数和阻塞项供确认；修改配置、切换、测试都留痕。</w:t>
       </w:r>
     </w:p>
-    <w:bookmarkEnd w:id="56"/>
-    <w:bookmarkStart w:id="57" w:name="订单同步与订单变更"/>
+    <w:bookmarkEnd w:id="57"/>
+    <w:bookmarkStart w:id="58" w:name="订单同步与订单变更"/>
     <w:p>
       <w:pPr>
         <w:pStyle w:val="Heading2"/>
@@ -21436,37 +21473,70 @@
         <w:rPr>
           <w:rFonts w:hint="eastAsia"/>
         </w:rPr>
-        <w:t xml:space="preserve">为空的单据不进生成页。附件项次、PO、长度的金蝶字段名可配置（</w:t>
+        <w:t xml:space="preserve">为空的单据不进生成页。附件项次取明细</w:t>
+      </w:r>
+      <w:r>
+        <w:t xml:space="preserve"> </w:t>
       </w:r>
       <w:r>
         <w:rPr>
           <w:rStyle w:val="VerbatimChar"/>
         </w:rPr>
-        <w:t xml:space="preserve">K3_FIELD_*</w:t>
+        <w:t xml:space="preserve">FTERM</w:t>
+      </w:r>
+      <w:r>
+        <w:t xml:space="preserve">、PO </w:t>
+      </w:r>
+      <w:r>
+        <w:rPr>
+          <w:rFonts w:hint="eastAsia"/>
+        </w:rPr>
+        <w:t xml:space="preserve">取表头</w:t>
       </w:r>
       <w:r>
         <w:t xml:space="preserve"> </w:t>
       </w:r>
       <w:r>
         <w:rPr>
-          <w:rFonts w:hint="eastAsia"/>
-        </w:rPr>
-        <w:t xml:space="preserve">批量查询列，</w:t>
-      </w:r>
-      <w:r>
-        <w:rPr>
           <w:rStyle w:val="VerbatimChar"/>
         </w:rPr>
-        <w:t xml:space="preserve">K3_VIEW_*</w:t>
+        <w:t xml:space="preserve">F_HX_PO</w:t>
+      </w:r>
+      <w:r>
+        <w:rPr>
+          <w:rFonts w:hint="eastAsia"/>
+        </w:rPr>
+        <w:t xml:space="preserve">、长度取明细</w:t>
       </w:r>
       <w:r>
         <w:t xml:space="preserve"> </w:t>
       </w:r>
       <w:r>
         <w:rPr>
-          <w:rFonts w:hint="eastAsia"/>
-        </w:rPr>
-        <w:t xml:space="preserve">单据查看键）。</w:t>
+          <w:rStyle w:val="VerbatimChar"/>
+        </w:rPr>
+        <w:t xml:space="preserve">Flength</w:t>
+      </w:r>
+      <w:r>
+        <w:rPr>
+          <w:rFonts w:hint="eastAsia"/>
+        </w:rPr>
+        <w:t xml:space="preserve">（见</w:t>
+      </w:r>
+      <w:hyperlink r:id="rId15">
+        <w:r>
+          <w:rPr>
+            <w:rStyle w:val="Hyperlink"/>
+            <w:rFonts w:hint="eastAsia"/>
+          </w:rPr>
+          <w:t xml:space="preserve">生产订单查询接口</w:t>
+        </w:r>
+      </w:hyperlink>
+      <w:r>
+        <w:rPr>
+          <w:rFonts w:hint="eastAsia"/>
+        </w:rPr>
+        <w:t xml:space="preserve">），字段名写在代码里，不做成配置项。</w:t>
       </w:r>
     </w:p>
     <w:tbl>
@@ -22505,8 +22575,8 @@
         <w:t xml:space="preserve">）。</w:t>
       </w:r>
     </w:p>
-    <w:bookmarkEnd w:id="57"/>
-    <w:bookmarkStart w:id="58" w:name="sn-规则与编码"/>
+    <w:bookmarkEnd w:id="58"/>
+    <w:bookmarkStart w:id="59" w:name="sn-规则与编码"/>
     <w:p>
       <w:pPr>
         <w:pStyle w:val="Heading2"/>
@@ -23017,8 +23087,8 @@
         <w:t xml:space="preserve">的规则。</w:t>
       </w:r>
     </w:p>
-    <w:bookmarkEnd w:id="58"/>
-    <w:bookmarkStart w:id="62" w:name="sn-生成"/>
+    <w:bookmarkEnd w:id="59"/>
+    <w:bookmarkStart w:id="63" w:name="sn-生成"/>
     <w:p>
       <w:pPr>
         <w:pStyle w:val="Heading2"/>
@@ -23046,18 +23116,18 @@
           <wp:inline>
             <wp:extent cx="5334000" cy="3677227"/>
             <wp:effectExtent b="0" l="0" r="0" t="0"/>
-            <wp:docPr descr="" title="" id="60" name="Picture"/>
+            <wp:docPr descr="" title="" id="61" name="Picture"/>
             <a:graphic>
               <a:graphicData uri="http://schemas.openxmlformats.org/drawingml/2006/picture">
                 <pic:pic>
                   <pic:nvPicPr>
-                    <pic:cNvPr descr="docs/images/系统技术方案/fig3-1-generate-seq.png" id="61" name="Picture"/>
+                    <pic:cNvPr descr="docs/images/系统技术方案/fig3-1-generate-seq.png" id="62" name="Picture"/>
                     <pic:cNvPicPr>
                       <a:picLocks noChangeArrowheads="1" noChangeAspect="1"/>
                     </pic:cNvPicPr>
                   </pic:nvPicPr>
                   <pic:blipFill>
-                    <a:blip r:embed="rId59"/>
+                    <a:blip r:embed="rId60"/>
                     <a:stretch>
                       <a:fillRect/>
                     </a:stretch>
@@ -24218,8 +24288,8 @@
         </w:tc>
       </w:tr>
     </w:tbl>
-    <w:bookmarkEnd w:id="62"/>
-    <w:bookmarkStart w:id="73" w:name="分配与交付"/>
+    <w:bookmarkEnd w:id="63"/>
+    <w:bookmarkStart w:id="74" w:name="分配与交付"/>
     <w:p>
       <w:pPr>
         <w:pStyle w:val="Heading2"/>
@@ -24247,18 +24317,18 @@
           <wp:inline>
             <wp:extent cx="5334000" cy="3092793"/>
             <wp:effectExtent b="0" l="0" r="0" t="0"/>
-            <wp:docPr descr="" title="" id="64" name="Picture"/>
+            <wp:docPr descr="" title="" id="65" name="Picture"/>
             <a:graphic>
               <a:graphicData uri="http://schemas.openxmlformats.org/drawingml/2006/picture">
                 <pic:pic>
                   <pic:nvPicPr>
-                    <pic:cNvPr descr="docs/images/系统技术方案/fig3-2-delivery-seq.png" id="65" name="Picture"/>
+                    <pic:cNvPr descr="docs/images/系统技术方案/fig3-2-delivery-seq.png" id="66" name="Picture"/>
                     <pic:cNvPicPr>
                       <a:picLocks noChangeArrowheads="1" noChangeAspect="1"/>
                     </pic:cNvPicPr>
                   </pic:nvPicPr>
                   <pic:blipFill>
-                    <a:blip r:embed="rId63"/>
+                    <a:blip r:embed="rId64"/>
                     <a:stretch>
                       <a:fillRect/>
                     </a:stretch>
@@ -24315,7 +24385,7 @@
         <w:t xml:space="preserve">推送、拉取与回执时序图</w:t>
       </w:r>
     </w:p>
-    <w:bookmarkStart w:id="66" w:name="分配"/>
+    <w:bookmarkStart w:id="67" w:name="分配"/>
     <w:p>
       <w:pPr>
         <w:pStyle w:val="Heading3"/>
@@ -24422,8 +24492,8 @@
         <w:t xml:space="preserve">。</w:t>
       </w:r>
     </w:p>
-    <w:bookmarkEnd w:id="66"/>
-    <w:bookmarkStart w:id="67" w:name="认领与建批prd-5.2.5-第-26-条"/>
+    <w:bookmarkEnd w:id="67"/>
+    <w:bookmarkStart w:id="68" w:name="认领与建批prd-5.2.5-第-26-条"/>
     <w:p>
       <w:pPr>
         <w:pStyle w:val="Heading3"/>
@@ -24732,8 +24802,8 @@
         <w:t xml:space="preserve">。</w:t>
       </w:r>
     </w:p>
-    <w:bookmarkEnd w:id="67"/>
-    <w:bookmarkStart w:id="68" w:name="推送"/>
+    <w:bookmarkEnd w:id="68"/>
+    <w:bookmarkStart w:id="69" w:name="推送"/>
     <w:p>
       <w:pPr>
         <w:pStyle w:val="Heading3"/>
@@ -25683,8 +25753,8 @@
         </w:tc>
       </w:tr>
     </w:tbl>
-    <w:bookmarkEnd w:id="68"/>
-    <w:bookmarkStart w:id="69" w:name="mes-拉取f-12apimesv1"/>
+    <w:bookmarkEnd w:id="69"/>
+    <w:bookmarkStart w:id="70" w:name="mes-拉取f-12apimesv1"/>
     <w:p>
       <w:pPr>
         <w:pStyle w:val="Heading3"/>
@@ -26457,8 +26527,8 @@
         <w:t xml:space="preserve">）。</w:t>
       </w:r>
     </w:p>
-    <w:bookmarkEnd w:id="69"/>
-    <w:bookmarkStart w:id="70" w:name="回执核对与确认"/>
+    <w:bookmarkEnd w:id="70"/>
+    <w:bookmarkStart w:id="71" w:name="回执核对与确认"/>
     <w:p>
       <w:pPr>
         <w:pStyle w:val="Heading3"/>
@@ -26674,8 +26744,8 @@
         <w:t xml:space="preserve">持有组织仍等于来源组织时清除（条件更新）。</w:t>
       </w:r>
     </w:p>
-    <w:bookmarkEnd w:id="70"/>
-    <w:bookmarkStart w:id="71" w:name="批次人工处理与交付告警prd-5.2.5-第-78-条"/>
+    <w:bookmarkEnd w:id="71"/>
+    <w:bookmarkStart w:id="72" w:name="批次人工处理与交付告警prd-5.2.5-第-78-条"/>
     <w:p>
       <w:pPr>
         <w:pStyle w:val="Heading3"/>
@@ -27168,8 +27238,8 @@
         </w:tc>
       </w:tr>
     </w:tbl>
-    <w:bookmarkEnd w:id="71"/>
-    <w:bookmarkStart w:id="72" w:name="每日交付自检prd-5.2.5-第-5-条"/>
+    <w:bookmarkEnd w:id="72"/>
+    <w:bookmarkStart w:id="73" w:name="每日交付自检prd-5.2.5-第-5-条"/>
     <w:p>
       <w:pPr>
         <w:pStyle w:val="Heading3"/>
@@ -27303,9 +27373,9 @@
         <w:t xml:space="preserve">。</w:t>
       </w:r>
     </w:p>
-    <w:bookmarkEnd w:id="72"/>
     <w:bookmarkEnd w:id="73"/>
-    <w:bookmarkStart w:id="74" w:name="页面领取"/>
+    <w:bookmarkEnd w:id="74"/>
+    <w:bookmarkStart w:id="75" w:name="页面领取"/>
     <w:p>
       <w:pPr>
         <w:pStyle w:val="Heading2"/>
@@ -27745,8 +27815,8 @@
         <w:t xml:space="preserve"> MES。</w:t>
       </w:r>
     </w:p>
-    <w:bookmarkEnd w:id="74"/>
-    <w:bookmarkStart w:id="75" w:name="转单与转组织"/>
+    <w:bookmarkEnd w:id="75"/>
+    <w:bookmarkStart w:id="76" w:name="转单与转组织"/>
     <w:p>
       <w:pPr>
         <w:pStyle w:val="Heading2"/>
@@ -28465,8 +28535,8 @@
         <w:t xml:space="preserve">与转出批次号）。</w:t>
       </w:r>
     </w:p>
-    <w:bookmarkEnd w:id="75"/>
-    <w:bookmarkStart w:id="76" w:name="账户与认证"/>
+    <w:bookmarkEnd w:id="76"/>
+    <w:bookmarkStart w:id="77" w:name="账户与认证"/>
     <w:p>
       <w:pPr>
         <w:pStyle w:val="Heading2"/>
@@ -28956,8 +29026,8 @@
         <w:t xml:space="preserve">启动一次恢复并留痕。</w:t>
       </w:r>
     </w:p>
-    <w:bookmarkEnd w:id="76"/>
-    <w:bookmarkStart w:id="77" w:name="查询看板导出与操作痕迹"/>
+    <w:bookmarkEnd w:id="77"/>
+    <w:bookmarkStart w:id="78" w:name="查询看板导出与操作痕迹"/>
     <w:p>
       <w:pPr>
         <w:pStyle w:val="Heading2"/>
@@ -29411,9 +29481,9 @@
         <w:t xml:space="preserve">天（按账户时区的自然日）。</w:t>
       </w:r>
     </w:p>
-    <w:bookmarkEnd w:id="77"/>
     <w:bookmarkEnd w:id="78"/>
-    <w:bookmarkStart w:id="87" w:name="第四章-非功能设计"/>
+    <w:bookmarkEnd w:id="79"/>
+    <w:bookmarkStart w:id="88" w:name="第四章-非功能设计"/>
     <w:p>
       <w:pPr>
         <w:pStyle w:val="Heading1"/>
@@ -29436,7 +29506,7 @@
       </w:r>
       <w:bookmarkEnd w:id="9027"/>
     </w:p>
-    <w:bookmarkStart w:id="79" w:name="安全设计"/>
+    <w:bookmarkStart w:id="80" w:name="安全设计"/>
     <w:p>
       <w:pPr>
         <w:pStyle w:val="Heading2"/>
@@ -30186,8 +30256,8 @@
         </w:tc>
       </w:tr>
     </w:tbl>
-    <w:bookmarkEnd w:id="79"/>
-    <w:bookmarkStart w:id="80" w:name="性能与容量"/>
+    <w:bookmarkEnd w:id="80"/>
+    <w:bookmarkStart w:id="81" w:name="性能与容量"/>
     <w:p>
       <w:pPr>
         <w:pStyle w:val="Heading2"/>
@@ -30956,8 +31026,8 @@
         <w:t xml:space="preserve">Q52）。</w:t>
       </w:r>
     </w:p>
-    <w:bookmarkEnd w:id="80"/>
-    <w:bookmarkStart w:id="81" w:name="并发与事务"/>
+    <w:bookmarkEnd w:id="81"/>
+    <w:bookmarkStart w:id="82" w:name="并发与事务"/>
     <w:p>
       <w:pPr>
         <w:pStyle w:val="Heading2"/>
@@ -31799,8 +31869,8 @@
         <w:t xml:space="preserve">，调用方按原请求号或批次号重试即可；锁冲突回滚后连接仍可复用。</w:t>
       </w:r>
     </w:p>
-    <w:bookmarkEnd w:id="81"/>
-    <w:bookmarkStart w:id="82" w:name="可靠性与异常处理"/>
+    <w:bookmarkEnd w:id="82"/>
+    <w:bookmarkStart w:id="83" w:name="可靠性与异常处理"/>
     <w:p>
       <w:pPr>
         <w:pStyle w:val="Heading2"/>
@@ -32532,8 +32602,8 @@
         </w:tc>
       </w:tr>
     </w:tbl>
-    <w:bookmarkEnd w:id="82"/>
-    <w:bookmarkStart w:id="83" w:name="可用性与备份恢复"/>
+    <w:bookmarkEnd w:id="83"/>
+    <w:bookmarkStart w:id="84" w:name="可用性与备份恢复"/>
     <w:p>
       <w:pPr>
         <w:pStyle w:val="Heading2"/>
@@ -32880,8 +32950,8 @@
         </w:tc>
       </w:tr>
     </w:tbl>
-    <w:bookmarkEnd w:id="83"/>
-    <w:bookmarkStart w:id="84" w:name="外部集成"/>
+    <w:bookmarkEnd w:id="84"/>
+    <w:bookmarkStart w:id="85" w:name="外部集成"/>
     <w:p>
       <w:pPr>
         <w:pStyle w:val="Heading2"/>
@@ -33448,8 +33518,8 @@
         <w:t xml:space="preserve">异常场景联调（重复送达、乱序、冲突、拒收、回执不符、宕机后再取等）。</w:t>
       </w:r>
     </w:p>
-    <w:bookmarkEnd w:id="84"/>
-    <w:bookmarkStart w:id="85" w:name="可维护性"/>
+    <w:bookmarkEnd w:id="85"/>
+    <w:bookmarkStart w:id="86" w:name="可维护性"/>
     <w:p>
       <w:pPr>
         <w:pStyle w:val="Heading2"/>
@@ -33851,8 +33921,8 @@
         <w:t xml:space="preserve">。</w:t>
       </w:r>
     </w:p>
-    <w:bookmarkEnd w:id="85"/>
-    <w:bookmarkStart w:id="86" w:name="监控与日志"/>
+    <w:bookmarkEnd w:id="86"/>
+    <w:bookmarkStart w:id="87" w:name="监控与日志"/>
     <w:p>
       <w:pPr>
         <w:pStyle w:val="Heading2"/>
@@ -34153,9 +34223,9 @@
         </w:tc>
       </w:tr>
     </w:tbl>
-    <w:bookmarkEnd w:id="86"/>
     <w:bookmarkEnd w:id="87"/>
-    <w:bookmarkStart w:id="88" w:name="第五章-风险与应对"/>
+    <w:bookmarkEnd w:id="88"/>
+    <w:bookmarkStart w:id="89" w:name="第五章-风险与应对"/>
     <w:p>
       <w:pPr>
         <w:pStyle w:val="Heading1"/>
@@ -35163,8 +35233,8 @@
         </w:tc>
       </w:tr>
     </w:tbl>
-    <w:bookmarkEnd w:id="88"/>
-    <w:bookmarkStart w:id="89" w:name="附录-a-配置项"/>
+    <w:bookmarkEnd w:id="89"/>
+    <w:bookmarkStart w:id="90" w:name="附录-a-配置项"/>
     <w:p>
       <w:pPr>
         <w:pStyle w:val="Heading1"/>
@@ -38483,7 +38553,7 @@
                 <w:rStyle w:val="VerbatimChar"/>
                 <w:sz w:val="18"/>
               </w:rPr>
-              <w:t xml:space="preserve">K3_FIELD_PO</w:t>
+              <w:t xml:space="preserve">PIP_INDEX_URL</w:t>
             </w:r>
             <w:r>
               <w:rPr>
@@ -38508,32 +38578,7 @@
                 <w:rStyle w:val="VerbatimChar"/>
                 <w:sz w:val="18"/>
               </w:rPr>
-              <w:t xml:space="preserve">K3_FIELD_ATTACH_NO</w:t>
-            </w:r>
-            <w:r>
-              <w:rPr>
-                <w:sz w:val="18"/>
-              </w:rPr>
-              <w:t xml:space="preserve"> </w:t>
-            </w:r>
-            <w:r>
-              <w:rPr>
-                <w:sz w:val="18"/>
-              </w:rPr>
-              <w:t xml:space="preserve">/</w:t>
-            </w:r>
-            <w:r>
-              <w:rPr>
-                <w:sz w:val="18"/>
-              </w:rPr>
-              <w:t xml:space="preserve"> </w:t>
-            </w:r>
-            <w:r>
-              <w:rPr>
-                <w:rStyle w:val="VerbatimChar"/>
-                <w:sz w:val="18"/>
-              </w:rPr>
-              <w:t xml:space="preserve">K3_FIELD_LENGTH</w:t>
+              <w:t xml:space="preserve">NPM_REGISTRY</w:t>
             </w:r>
           </w:p>
         </w:tc>
@@ -38548,48 +38593,9 @@
             </w:pPr>
             <w:r>
               <w:rPr>
-                <w:rStyle w:val="VerbatimChar"/>
-                <w:sz w:val="18"/>
-              </w:rPr>
-              <w:t xml:space="preserve">F_HX_PO</w:t>
-            </w:r>
-            <w:r>
-              <w:rPr>
-                <w:sz w:val="18"/>
-              </w:rPr>
-              <w:t xml:space="preserve"> </w:t>
-            </w:r>
-            <w:r>
-              <w:rPr>
-                <w:sz w:val="18"/>
-              </w:rPr>
-              <w:t xml:space="preserve">/ </w:t>
-            </w:r>
-            <w:r>
-              <w:rPr>
-                <w:rFonts w:hint="eastAsia"/>
-                <w:sz w:val="18"/>
-              </w:rPr>
-              <w:t xml:space="preserve">空</w:t>
-            </w:r>
-            <w:r>
-              <w:rPr>
-                <w:sz w:val="18"/>
-              </w:rPr>
-              <w:t xml:space="preserve"> /</w:t>
-            </w:r>
-            <w:r>
-              <w:rPr>
-                <w:sz w:val="18"/>
-              </w:rPr>
-              <w:t xml:space="preserve"> </w:t>
-            </w:r>
-            <w:r>
-              <w:rPr>
-                <w:rStyle w:val="VerbatimChar"/>
-                <w:sz w:val="18"/>
-              </w:rPr>
-              <w:t xml:space="preserve">Flength</w:t>
+                <w:sz w:val="18"/>
+              </w:rPr>
+              <w:t xml:space="preserve">—</w:t>
             </w:r>
           </w:p>
         </w:tc>
@@ -38607,47 +38613,20 @@
                 <w:rFonts w:hint="eastAsia"/>
                 <w:sz w:val="18"/>
               </w:rPr>
-              <w:t xml:space="preserve">批量查询（</w:t>
-            </w:r>
-            <w:r>
-              <w:rPr>
-                <w:rStyle w:val="VerbatimChar"/>
-                <w:sz w:val="18"/>
-              </w:rPr>
-              <w:t xml:space="preserve">ExecuteBillQuery</w:t>
-            </w:r>
-            <w:r>
-              <w:rPr>
-                <w:rFonts w:hint="eastAsia"/>
-                <w:sz w:val="18"/>
-              </w:rPr>
-              <w:t xml:space="preserve">）的</w:t>
-            </w:r>
-            <w:r>
-              <w:rPr>
-                <w:sz w:val="18"/>
-              </w:rPr>
-              <w:t xml:space="preserve"> </w:t>
-            </w:r>
-            <w:r>
-              <w:rPr>
-                <w:rFonts w:hint="eastAsia"/>
-                <w:sz w:val="18"/>
-              </w:rPr>
-              <w:t xml:space="preserve">PO、附件项次、长度列名；空</w:t>
-            </w:r>
-            <w:r>
-              <w:rPr>
-                <w:sz w:val="18"/>
-              </w:rPr>
-              <w:t xml:space="preserve"> = </w:t>
-            </w:r>
-            <w:r>
-              <w:rPr>
-                <w:rFonts w:hint="eastAsia"/>
-                <w:sz w:val="18"/>
-              </w:rPr>
-              <w:t xml:space="preserve">金蝶不提供</w:t>
+              <w:t xml:space="preserve">可选，Docker</w:t>
+            </w:r>
+            <w:r>
+              <w:rPr>
+                <w:sz w:val="18"/>
+              </w:rPr>
+              <w:t xml:space="preserve"> </w:t>
+            </w:r>
+            <w:r>
+              <w:rPr>
+                <w:rFonts w:hint="eastAsia"/>
+                <w:sz w:val="18"/>
+              </w:rPr>
+              <w:t xml:space="preserve">构建镜像源</w:t>
             </w:r>
           </w:p>
         </w:tc>
@@ -38667,257 +38646,6 @@
                 <w:rStyle w:val="VerbatimChar"/>
                 <w:sz w:val="18"/>
               </w:rPr>
-              <w:t xml:space="preserve">K3_VIEW_PO</w:t>
-            </w:r>
-            <w:r>
-              <w:rPr>
-                <w:sz w:val="18"/>
-              </w:rPr>
-              <w:t xml:space="preserve"> </w:t>
-            </w:r>
-            <w:r>
-              <w:rPr>
-                <w:sz w:val="18"/>
-              </w:rPr>
-              <w:t xml:space="preserve">/</w:t>
-            </w:r>
-            <w:r>
-              <w:rPr>
-                <w:sz w:val="18"/>
-              </w:rPr>
-              <w:t xml:space="preserve"> </w:t>
-            </w:r>
-            <w:r>
-              <w:rPr>
-                <w:rStyle w:val="VerbatimChar"/>
-                <w:sz w:val="18"/>
-              </w:rPr>
-              <w:t xml:space="preserve">K3_VIEW_ATTACH_NO</w:t>
-            </w:r>
-            <w:r>
-              <w:rPr>
-                <w:sz w:val="18"/>
-              </w:rPr>
-              <w:t xml:space="preserve"> </w:t>
-            </w:r>
-            <w:r>
-              <w:rPr>
-                <w:sz w:val="18"/>
-              </w:rPr>
-              <w:t xml:space="preserve">/</w:t>
-            </w:r>
-            <w:r>
-              <w:rPr>
-                <w:sz w:val="18"/>
-              </w:rPr>
-              <w:t xml:space="preserve"> </w:t>
-            </w:r>
-            <w:r>
-              <w:rPr>
-                <w:rStyle w:val="VerbatimChar"/>
-                <w:sz w:val="18"/>
-              </w:rPr>
-              <w:t xml:space="preserve">K3_VIEW_LENGTH</w:t>
-            </w:r>
-          </w:p>
-        </w:tc>
-        <w:tc>
-          <w:tcPr>
-            <w:tcW w:w="2000" w:type="dxa"/>
-          </w:tcPr>
-          <w:p>
-            <w:pPr>
-              <w:pStyle w:val="Compact"/>
-              <w:spacing w:before="20" w:after="20"/>
-            </w:pPr>
-            <w:r>
-              <w:rPr>
-                <w:rStyle w:val="VerbatimChar"/>
-                <w:sz w:val="18"/>
-              </w:rPr>
-              <w:t xml:space="preserve">F_HX_PO</w:t>
-            </w:r>
-            <w:r>
-              <w:rPr>
-                <w:sz w:val="18"/>
-              </w:rPr>
-              <w:t xml:space="preserve"> </w:t>
-            </w:r>
-            <w:r>
-              <w:rPr>
-                <w:sz w:val="18"/>
-              </w:rPr>
-              <w:t xml:space="preserve">/ </w:t>
-            </w:r>
-            <w:r>
-              <w:rPr>
-                <w:rFonts w:hint="eastAsia"/>
-                <w:sz w:val="18"/>
-              </w:rPr>
-              <w:t xml:space="preserve">空</w:t>
-            </w:r>
-            <w:r>
-              <w:rPr>
-                <w:sz w:val="18"/>
-              </w:rPr>
-              <w:t xml:space="preserve"> /</w:t>
-            </w:r>
-            <w:r>
-              <w:rPr>
-                <w:sz w:val="18"/>
-              </w:rPr>
-              <w:t xml:space="preserve"> </w:t>
-            </w:r>
-            <w:r>
-              <w:rPr>
-                <w:rStyle w:val="VerbatimChar"/>
-                <w:sz w:val="18"/>
-              </w:rPr>
-              <w:t xml:space="preserve">Flength</w:t>
-            </w:r>
-          </w:p>
-        </w:tc>
-        <w:tc>
-          <w:tcPr>
-            <w:tcW w:w="3838" w:type="dxa"/>
-          </w:tcPr>
-          <w:p>
-            <w:pPr>
-              <w:pStyle w:val="Compact"/>
-              <w:spacing w:before="20" w:after="20"/>
-            </w:pPr>
-            <w:r>
-              <w:rPr>
-                <w:rFonts w:hint="eastAsia"/>
-                <w:sz w:val="18"/>
-              </w:rPr>
-              <w:t xml:space="preserve">单据查看（</w:t>
-            </w:r>
-            <w:r>
-              <w:rPr>
-                <w:rStyle w:val="VerbatimChar"/>
-                <w:sz w:val="18"/>
-              </w:rPr>
-              <w:t xml:space="preserve">View</w:t>
-            </w:r>
-            <w:r>
-              <w:rPr>
-                <w:rFonts w:hint="eastAsia"/>
-                <w:sz w:val="18"/>
-              </w:rPr>
-              <w:t xml:space="preserve">）中对应的键</w:t>
-            </w:r>
-          </w:p>
-        </w:tc>
-      </w:tr>
-      <w:tr>
-        <w:tc>
-          <w:tcPr>
-            <w:tcW w:w="3572" w:type="dxa"/>
-          </w:tcPr>
-          <w:p>
-            <w:pPr>
-              <w:pStyle w:val="Compact"/>
-              <w:spacing w:before="20" w:after="20"/>
-            </w:pPr>
-            <w:r>
-              <w:rPr>
-                <w:rStyle w:val="VerbatimChar"/>
-                <w:sz w:val="18"/>
-              </w:rPr>
-              <w:t xml:space="preserve">PIP_INDEX_URL</w:t>
-            </w:r>
-            <w:r>
-              <w:rPr>
-                <w:sz w:val="18"/>
-              </w:rPr>
-              <w:t xml:space="preserve"> </w:t>
-            </w:r>
-            <w:r>
-              <w:rPr>
-                <w:sz w:val="18"/>
-              </w:rPr>
-              <w:t xml:space="preserve">/</w:t>
-            </w:r>
-            <w:r>
-              <w:rPr>
-                <w:sz w:val="18"/>
-              </w:rPr>
-              <w:t xml:space="preserve"> </w:t>
-            </w:r>
-            <w:r>
-              <w:rPr>
-                <w:rStyle w:val="VerbatimChar"/>
-                <w:sz w:val="18"/>
-              </w:rPr>
-              <w:t xml:space="preserve">NPM_REGISTRY</w:t>
-            </w:r>
-          </w:p>
-        </w:tc>
-        <w:tc>
-          <w:tcPr>
-            <w:tcW w:w="2000" w:type="dxa"/>
-          </w:tcPr>
-          <w:p>
-            <w:pPr>
-              <w:pStyle w:val="Compact"/>
-              <w:spacing w:before="20" w:after="20"/>
-            </w:pPr>
-            <w:r>
-              <w:rPr>
-                <w:sz w:val="18"/>
-              </w:rPr>
-              <w:t xml:space="preserve">—</w:t>
-            </w:r>
-          </w:p>
-        </w:tc>
-        <w:tc>
-          <w:tcPr>
-            <w:tcW w:w="3838" w:type="dxa"/>
-          </w:tcPr>
-          <w:p>
-            <w:pPr>
-              <w:pStyle w:val="Compact"/>
-              <w:spacing w:before="20" w:after="20"/>
-            </w:pPr>
-            <w:r>
-              <w:rPr>
-                <w:rFonts w:hint="eastAsia"/>
-                <w:sz w:val="18"/>
-              </w:rPr>
-              <w:t xml:space="preserve">可选，Docker</w:t>
-            </w:r>
-            <w:r>
-              <w:rPr>
-                <w:sz w:val="18"/>
-              </w:rPr>
-              <w:t xml:space="preserve"> </w:t>
-            </w:r>
-            <w:r>
-              <w:rPr>
-                <w:rFonts w:hint="eastAsia"/>
-                <w:sz w:val="18"/>
-              </w:rPr>
-              <w:t xml:space="preserve">构建镜像源</w:t>
-            </w:r>
-          </w:p>
-        </w:tc>
-      </w:tr>
-      <w:tr>
-        <w:tc>
-          <w:tcPr>
-            <w:tcW w:w="3572" w:type="dxa"/>
-          </w:tcPr>
-          <w:p>
-            <w:pPr>
-              <w:pStyle w:val="Compact"/>
-              <w:spacing w:before="20" w:after="20"/>
-            </w:pPr>
-            <w:r>
-              <w:rPr>
-                <w:rStyle w:val="VerbatimChar"/>
-                <w:sz w:val="18"/>
-              </w:rPr>
               <w:t xml:space="preserve">SN_ROOT</w:t>
             </w:r>
           </w:p>
@@ -39012,8 +38740,8 @@
         </w:tc>
       </w:tr>
     </w:tbl>
-    <w:bookmarkEnd w:id="89"/>
-    <w:bookmarkStart w:id="90" w:name="附录-b-主要错误码"/>
+    <w:bookmarkEnd w:id="90"/>
+    <w:bookmarkStart w:id="91" w:name="附录-b-主要错误码"/>
     <w:p>
       <w:pPr>
         <w:pStyle w:val="Heading1"/>
@@ -43073,7 +42801,7 @@
         <w:t xml:space="preserve">429、503、5xx、超时（可重试）。</w:t>
       </w:r>
     </w:p>
-    <w:bookmarkEnd w:id="90"/>
+    <w:bookmarkEnd w:id="91"/>
     <w:sectPr>
       <w:footerReference w:type="default" r:id="rId9"/>
       <w:footnotePr>
